--- a/FD04-EPIS-Informe Arquitectura de Software.docx
+++ b/FD04-EPIS-Informe Arquitectura de Software.docx
@@ -1,6 +1,6 @@
 
 <file path=word/document.xml><?xml version="1.0" encoding="utf-8"?>
-<w:document xmlns:wpc="http://schemas.microsoft.com/office/word/2010/wordprocessingCanvas" xmlns:mc="http://schemas.openxmlformats.org/markup-compatibility/2006" xmlns:o="urn:schemas-microsoft-com:office:office" xmlns:r="http://schemas.openxmlformats.org/officeDocument/2006/relationships" xmlns:m="http://schemas.openxmlformats.org/officeDocument/2006/math" xmlns:v="urn:schemas-microsoft-com:vml" xmlns:wp14="http://schemas.microsoft.com/office/word/2010/wordprocessingDrawing" xmlns:wp="http://schemas.openxmlformats.org/drawingml/2006/wordprocessingDrawing" xmlns:w10="urn:schemas-microsoft-com:office:word" xmlns:w="http://schemas.openxmlformats.org/wordprocessingml/2006/main" xmlns:w14="http://schemas.microsoft.com/office/word/2010/wordml" xmlns:w15="http://schemas.microsoft.com/office/word/2012/wordml" xmlns:wpg="http://schemas.microsoft.com/office/word/2010/wordprocessingGroup" xmlns:wpi="http://schemas.microsoft.com/office/word/2010/wordprocessingInk" xmlns:wne="http://schemas.microsoft.com/office/word/2006/wordml" xmlns:wps="http://schemas.microsoft.com/office/word/2010/wordprocessingShape" mc:Ignorable="w14 w15 wp14">
+<w:document xmlns:wpc="http://schemas.microsoft.com/office/word/2010/wordprocessingCanvas" xmlns:cx="http://schemas.microsoft.com/office/drawing/2014/chartex" xmlns:cx1="http://schemas.microsoft.com/office/drawing/2015/9/8/chartex" xmlns:cx2="http://schemas.microsoft.com/office/drawing/2015/10/21/chartex" xmlns:cx3="http://schemas.microsoft.com/office/drawing/2016/5/9/chartex" xmlns:cx4="http://schemas.microsoft.com/office/drawing/2016/5/10/chartex" xmlns:cx5="http://schemas.microsoft.com/office/drawing/2016/5/11/chartex" xmlns:cx6="http://schemas.microsoft.com/office/drawing/2016/5/12/chartex" xmlns:cx7="http://schemas.microsoft.com/office/drawing/2016/5/13/chartex" xmlns:cx8="http://schemas.microsoft.com/office/drawing/2016/5/14/chartex" xmlns:mc="http://schemas.openxmlformats.org/markup-compatibility/2006" xmlns:aink="http://schemas.microsoft.com/office/drawing/2016/ink" xmlns:am3d="http://schemas.microsoft.com/office/drawing/2017/model3d" xmlns:o="urn:schemas-microsoft-com:office:office" xmlns:oel="http://schemas.microsoft.com/office/2019/extlst" xmlns:r="http://schemas.openxmlformats.org/officeDocument/2006/relationships" xmlns:m="http://schemas.openxmlformats.org/officeDocument/2006/math" xmlns:v="urn:schemas-microsoft-com:vml" xmlns:wp14="http://schemas.microsoft.com/office/word/2010/wordprocessingDrawing" xmlns:wp="http://schemas.openxmlformats.org/drawingml/2006/wordprocessingDrawing" xmlns:w10="urn:schemas-microsoft-com:office:word" xmlns:w="http://schemas.openxmlformats.org/wordprocessingml/2006/main" xmlns:w14="http://schemas.microsoft.com/office/word/2010/wordml" xmlns:w15="http://schemas.microsoft.com/office/word/2012/wordml" xmlns:w16cex="http://schemas.microsoft.com/office/word/2018/wordml/cex" xmlns:w16cid="http://schemas.microsoft.com/office/word/2016/wordml/cid" xmlns:w16="http://schemas.microsoft.com/office/word/2018/wordml" xmlns:w16du="http://schemas.microsoft.com/office/word/2023/wordml/word16du" xmlns:w16sdtdh="http://schemas.microsoft.com/office/word/2020/wordml/sdtdatahash" xmlns:w16sdtfl="http://schemas.microsoft.com/office/word/2024/wordml/sdtformatlock" xmlns:w16se="http://schemas.microsoft.com/office/word/2015/wordml/symex" xmlns:wpg="http://schemas.microsoft.com/office/word/2010/wordprocessingGroup" xmlns:wpi="http://schemas.microsoft.com/office/word/2010/wordprocessingInk" xmlns:wne="http://schemas.microsoft.com/office/word/2006/wordml" xmlns:wps="http://schemas.microsoft.com/office/word/2010/wordprocessingShape" mc:Ignorable="w14 w15 w16se w16cid w16 w16cex w16sdtdh w16sdtfl w16du wp14">
   <w:body>
     <w:p>
       <w:pPr>
@@ -17,8 +17,6 @@
           <w:szCs w:val="36"/>
         </w:rPr>
       </w:pPr>
-      <w:bookmarkStart w:id="0" w:name="_GoBack"/>
-      <w:bookmarkEnd w:id="0"/>
       <w:r>
         <w:rPr>
           <w:rFonts w:ascii="Arial" w:hAnsi="Arial" w:cs="Arial"/>
@@ -271,6 +269,7 @@
         </w:rPr>
         <w:t xml:space="preserve">Proyecto </w:t>
       </w:r>
+      <w:proofErr w:type="spellStart"/>
       <w:r>
         <w:rPr>
           <w:rFonts w:ascii="Arial" w:hAnsi="Arial" w:cs="Arial"/>
@@ -280,8 +279,9 @@
           <w:sz w:val="36"/>
           <w:szCs w:val="36"/>
         </w:rPr>
-        <w:t>{Nombre de Proyecto}</w:t>
-      </w:r>
+        <w:t>Loppify</w:t>
+      </w:r>
+      <w:proofErr w:type="spellEnd"/>
     </w:p>
     <w:p>
       <w:pPr>
@@ -336,7 +336,7 @@
           <w:szCs w:val="32"/>
           <w:lang w:eastAsia="es-PE"/>
         </w:rPr>
-        <w:t>{Nombre de Asignatura}</w:t>
+        <w:t xml:space="preserve">Programación Web 2 </w:t>
       </w:r>
     </w:p>
     <w:p>
@@ -412,13 +412,11 @@
       </w:r>
       <w:r>
         <w:rPr>
-          <w:rFonts w:ascii="Arial" w:eastAsia="Times New Roman" w:hAnsi="Arial" w:cs="Arial"/>
-          <w:i/>
+          <w:rFonts w:ascii="Arial" w:eastAsia="Arial" w:hAnsi="Arial" w:cs="Arial"/>
           <w:sz w:val="32"/>
           <w:szCs w:val="32"/>
-          <w:lang w:eastAsia="es-PE"/>
-        </w:rPr>
-        <w:t>{Nombre de Docente}</w:t>
+        </w:rPr>
+        <w:t>Patrick Cuadros Quiroga</w:t>
       </w:r>
     </w:p>
     <w:p>
@@ -490,58 +488,36 @@
       <w:pPr>
         <w:spacing w:after="0"/>
         <w:rPr>
-          <w:rFonts w:ascii="Arial" w:eastAsia="Times New Roman" w:hAnsi="Arial" w:cs="Arial"/>
-          <w:b/>
-          <w:i/>
-          <w:sz w:val="28"/>
-          <w:szCs w:val="28"/>
-          <w:lang w:eastAsia="es-PE"/>
-        </w:rPr>
-      </w:pPr>
-      <w:r>
-        <w:rPr>
-          <w:rFonts w:ascii="Arial" w:eastAsia="Times New Roman" w:hAnsi="Arial" w:cs="Arial"/>
-          <w:b/>
-          <w:i/>
-          <w:sz w:val="28"/>
-          <w:szCs w:val="28"/>
-          <w:lang w:eastAsia="es-PE"/>
-        </w:rPr>
-        <w:t>{</w:t>
-      </w:r>
-      <w:r>
-        <w:rPr>
-          <w:rFonts w:ascii="Arial" w:eastAsia="Times New Roman" w:hAnsi="Arial" w:cs="Arial"/>
-          <w:b/>
-          <w:i/>
-          <w:sz w:val="28"/>
-          <w:szCs w:val="28"/>
-          <w:lang w:eastAsia="es-PE"/>
-        </w:rPr>
-        <w:t>Apellidos y Nombres del e</w:t>
-      </w:r>
-      <w:r>
-        <w:rPr>
-          <w:rFonts w:ascii="Arial" w:eastAsia="Times New Roman" w:hAnsi="Arial" w:cs="Arial"/>
-          <w:b/>
-          <w:i/>
-          <w:sz w:val="28"/>
-          <w:szCs w:val="28"/>
-          <w:lang w:eastAsia="es-PE"/>
-        </w:rPr>
-        <w:t>studiante</w:t>
-      </w:r>
-      <w:r>
-        <w:rPr>
-          <w:rFonts w:ascii="Arial" w:eastAsia="Times New Roman" w:hAnsi="Arial" w:cs="Arial"/>
-          <w:b/>
-          <w:i/>
-          <w:sz w:val="28"/>
-          <w:szCs w:val="28"/>
-          <w:lang w:eastAsia="es-PE"/>
-        </w:rPr>
-        <w:tab/>
-        <w:t>(código universitario)}</w:t>
+          <w:rFonts w:ascii="Arial" w:eastAsia="Arial" w:hAnsi="Arial" w:cs="Arial"/>
+          <w:sz w:val="32"/>
+          <w:szCs w:val="32"/>
+        </w:rPr>
+      </w:pPr>
+      <w:r>
+        <w:rPr>
+          <w:rFonts w:ascii="Arial" w:eastAsia="Arial" w:hAnsi="Arial" w:cs="Arial"/>
+          <w:sz w:val="32"/>
+          <w:szCs w:val="32"/>
+        </w:rPr>
+        <w:t>Condori Vargas Tomas Yoel – (2018000487)</w:t>
+      </w:r>
+    </w:p>
+    <w:p>
+      <w:pPr>
+        <w:spacing w:after="0"/>
+        <w:rPr>
+          <w:rFonts w:ascii="Arial" w:eastAsia="Arial" w:hAnsi="Arial" w:cs="Arial"/>
+          <w:sz w:val="32"/>
+          <w:szCs w:val="32"/>
+        </w:rPr>
+      </w:pPr>
+      <w:r>
+        <w:rPr>
+          <w:rFonts w:ascii="Arial" w:eastAsia="Arial" w:hAnsi="Arial" w:cs="Arial"/>
+          <w:sz w:val="32"/>
+          <w:szCs w:val="32"/>
+        </w:rPr>
+        <w:t>Salinas Condori Erick Javier – (2020069046)</w:t>
       </w:r>
     </w:p>
     <w:p>
@@ -715,29 +691,7 @@
           <w:szCs w:val="32"/>
           <w:lang w:eastAsia="es-PE"/>
         </w:rPr>
-        <w:t>{</w:t>
-      </w:r>
-      <w:r>
-        <w:rPr>
-          <w:rFonts w:ascii="Arial" w:eastAsia="Times New Roman" w:hAnsi="Arial" w:cs="Arial"/>
-          <w:b/>
-          <w:i/>
-          <w:sz w:val="32"/>
-          <w:szCs w:val="32"/>
-          <w:lang w:eastAsia="es-PE"/>
-        </w:rPr>
-        <w:t>Añ</w:t>
-      </w:r>
-      <w:r>
-        <w:rPr>
-          <w:rFonts w:ascii="Arial" w:eastAsia="Times New Roman" w:hAnsi="Arial" w:cs="Arial"/>
-          <w:b/>
-          <w:i/>
-          <w:sz w:val="32"/>
-          <w:szCs w:val="32"/>
-          <w:lang w:eastAsia="es-PE"/>
-        </w:rPr>
-        <w:t>o}</w:t>
+        <w:t>2025</w:t>
       </w:r>
     </w:p>
     <w:p>
@@ -768,6 +722,7 @@
           <w:color w:val="000000"/>
           <w:sz w:val="24"/>
         </w:rPr>
+        <w:lastRenderedPageBreak/>
         <w:br w:type="page"/>
       </w:r>
     </w:p>
@@ -1024,7 +979,6 @@
           </w:tcPr>
           <w:p>
             <w:pPr>
-              <w:jc w:val="center"/>
               <w:rPr>
                 <w:rFonts w:cs="Times-Roman"/>
                 <w:sz w:val="14"/>
@@ -1037,15 +991,24 @@
                 <w:sz w:val="14"/>
                 <w:szCs w:val="24"/>
               </w:rPr>
-              <w:t>MP</w:t>
-            </w:r>
-            <w:r>
+              <w:t xml:space="preserve">Erick Javier Salinas Condori </w:t>
+            </w:r>
+          </w:p>
+          <w:p>
+            <w:pPr>
               <w:rPr>
                 <w:rFonts w:cs="Times-Roman"/>
                 <w:sz w:val="14"/>
                 <w:szCs w:val="24"/>
               </w:rPr>
-              <w:t>V</w:t>
+            </w:pPr>
+            <w:r>
+              <w:rPr>
+                <w:rFonts w:cs="Times-Roman"/>
+                <w:sz w:val="14"/>
+                <w:szCs w:val="24"/>
+              </w:rPr>
+              <w:t xml:space="preserve">Tomas Yoel Condori Vargas </w:t>
             </w:r>
           </w:p>
         </w:tc>
@@ -1055,7 +1018,6 @@
           </w:tcPr>
           <w:p>
             <w:pPr>
-              <w:jc w:val="center"/>
               <w:rPr>
                 <w:rFonts w:cs="Times-Roman"/>
                 <w:sz w:val="14"/>
@@ -1068,7 +1030,41 @@
                 <w:sz w:val="14"/>
                 <w:szCs w:val="24"/>
               </w:rPr>
-              <w:t>ELV</w:t>
+              <w:t xml:space="preserve">Erick Javier Salinas Condori </w:t>
+            </w:r>
+          </w:p>
+          <w:p>
+            <w:pPr>
+              <w:jc w:val="center"/>
+              <w:rPr>
+                <w:rFonts w:cs="Times-Roman"/>
+                <w:sz w:val="14"/>
+                <w:szCs w:val="24"/>
+              </w:rPr>
+            </w:pPr>
+            <w:r>
+              <w:rPr>
+                <w:rFonts w:cs="Times-Roman"/>
+                <w:sz w:val="14"/>
+                <w:szCs w:val="24"/>
+              </w:rPr>
+              <w:t>Tomas Yoel Condori</w:t>
+            </w:r>
+            <w:r>
+              <w:rPr>
+                <w:rFonts w:cs="Times-Roman"/>
+                <w:sz w:val="14"/>
+                <w:szCs w:val="24"/>
+              </w:rPr>
+              <w:t xml:space="preserve"> </w:t>
+            </w:r>
+            <w:r>
+              <w:rPr>
+                <w:rFonts w:cs="Times-Roman"/>
+                <w:sz w:val="14"/>
+                <w:szCs w:val="24"/>
+              </w:rPr>
+              <w:t>Vargas</w:t>
             </w:r>
           </w:p>
         </w:tc>
@@ -1115,7 +1111,39 @@
                 <w:sz w:val="14"/>
                 <w:szCs w:val="24"/>
               </w:rPr>
-              <w:t>10/10/2020</w:t>
+              <w:t>2</w:t>
+            </w:r>
+            <w:r>
+              <w:rPr>
+                <w:rFonts w:cs="Times-Roman"/>
+                <w:sz w:val="14"/>
+                <w:szCs w:val="24"/>
+              </w:rPr>
+              <w:t>/1</w:t>
+            </w:r>
+            <w:r>
+              <w:rPr>
+                <w:rFonts w:cs="Times-Roman"/>
+                <w:sz w:val="14"/>
+                <w:szCs w:val="24"/>
+              </w:rPr>
+              <w:t>1</w:t>
+            </w:r>
+            <w:r>
+              <w:rPr>
+                <w:rFonts w:cs="Times-Roman"/>
+                <w:sz w:val="14"/>
+                <w:szCs w:val="24"/>
+              </w:rPr>
+              <w:t>/202</w:t>
+            </w:r>
+            <w:r>
+              <w:rPr>
+                <w:rFonts w:cs="Times-Roman"/>
+                <w:sz w:val="14"/>
+                <w:szCs w:val="24"/>
+              </w:rPr>
+              <w:t>5</w:t>
             </w:r>
           </w:p>
         </w:tc>
@@ -1157,7 +1185,7 @@
     </w:p>
     <w:p>
       <w:pPr>
-        <w:pStyle w:val="Puesto"/>
+        <w:pStyle w:val="Ttulo"/>
         <w:jc w:val="right"/>
         <w:rPr>
           <w:rFonts w:ascii="Times New Roman" w:hAnsi="Times New Roman"/>
@@ -1168,7 +1196,7 @@
     </w:p>
     <w:p>
       <w:pPr>
-        <w:pStyle w:val="Puesto"/>
+        <w:pStyle w:val="Ttulo"/>
         <w:jc w:val="right"/>
         <w:rPr>
           <w:rFonts w:ascii="Times New Roman" w:hAnsi="Times New Roman"/>
@@ -1179,7 +1207,7 @@
     </w:p>
     <w:p>
       <w:pPr>
-        <w:pStyle w:val="Puesto"/>
+        <w:pStyle w:val="Ttulo"/>
         <w:jc w:val="right"/>
         <w:rPr>
           <w:rFonts w:ascii="Times New Roman" w:hAnsi="Times New Roman"/>
@@ -1190,7 +1218,7 @@
     </w:p>
     <w:p>
       <w:pPr>
-        <w:pStyle w:val="Puesto"/>
+        <w:pStyle w:val="Ttulo"/>
         <w:jc w:val="right"/>
         <w:rPr>
           <w:rFonts w:ascii="Times New Roman" w:hAnsi="Times New Roman"/>
@@ -1201,7 +1229,7 @@
     </w:p>
     <w:p>
       <w:pPr>
-        <w:pStyle w:val="Puesto"/>
+        <w:pStyle w:val="Ttulo"/>
         <w:jc w:val="right"/>
         <w:rPr>
           <w:rFonts w:ascii="Times New Roman" w:hAnsi="Times New Roman"/>
@@ -1212,7 +1240,7 @@
     </w:p>
     <w:p>
       <w:pPr>
-        <w:pStyle w:val="Puesto"/>
+        <w:pStyle w:val="Ttulo"/>
         <w:jc w:val="right"/>
         <w:rPr>
           <w:rFonts w:ascii="Times New Roman" w:hAnsi="Times New Roman"/>
@@ -1223,7 +1251,7 @@
     </w:p>
     <w:p>
       <w:pPr>
-        <w:pStyle w:val="Puesto"/>
+        <w:pStyle w:val="Ttulo"/>
         <w:jc w:val="right"/>
         <w:rPr>
           <w:rFonts w:ascii="Times New Roman" w:hAnsi="Times New Roman"/>
@@ -1234,7 +1262,7 @@
     </w:p>
     <w:p>
       <w:pPr>
-        <w:pStyle w:val="Puesto"/>
+        <w:pStyle w:val="Ttulo"/>
         <w:jc w:val="right"/>
         <w:rPr>
           <w:rFonts w:ascii="Times New Roman" w:hAnsi="Times New Roman"/>
@@ -1245,7 +1273,7 @@
     </w:p>
     <w:p>
       <w:pPr>
-        <w:pStyle w:val="Puesto"/>
+        <w:pStyle w:val="Ttulo"/>
         <w:jc w:val="right"/>
         <w:rPr>
           <w:rFonts w:ascii="Times New Roman" w:hAnsi="Times New Roman"/>
@@ -1253,7 +1281,7 @@
           <w:lang w:val="es-PE"/>
         </w:rPr>
       </w:pPr>
-      <w:bookmarkStart w:id="1" w:name="_Hlk52661524"/>
+      <w:bookmarkStart w:id="0" w:name="_Hlk52661524"/>
       <w:r>
         <w:rPr>
           <w:rFonts w:ascii="Times New Roman" w:hAnsi="Times New Roman"/>
@@ -1262,6 +1290,7 @@
         </w:rPr>
         <w:t xml:space="preserve">Sistema </w:t>
       </w:r>
+      <w:proofErr w:type="spellStart"/>
       <w:r>
         <w:rPr>
           <w:rFonts w:ascii="Times New Roman" w:hAnsi="Times New Roman"/>
@@ -1269,57 +1298,13 @@
           <w:color w:val="000000" w:themeColor="text1"/>
           <w:lang w:val="es-PE"/>
         </w:rPr>
-        <w:t>{</w:t>
-      </w:r>
-      <w:r>
-        <w:rPr>
-          <w:rFonts w:ascii="Times New Roman" w:hAnsi="Times New Roman"/>
-          <w:i/>
-          <w:color w:val="000000" w:themeColor="text1"/>
-          <w:lang w:val="es-PE"/>
-        </w:rPr>
-        <w:t>Nombre del Sistema</w:t>
-      </w:r>
-      <w:r>
-        <w:rPr>
-          <w:rFonts w:ascii="Times New Roman" w:hAnsi="Times New Roman"/>
-          <w:i/>
-          <w:color w:val="000000" w:themeColor="text1"/>
-          <w:lang w:val="es-PE"/>
-        </w:rPr>
-        <w:fldChar w:fldCharType="begin"/>
-      </w:r>
-      <w:r>
-        <w:rPr>
-          <w:rFonts w:ascii="Times New Roman" w:hAnsi="Times New Roman"/>
-          <w:i/>
-          <w:color w:val="000000" w:themeColor="text1"/>
-          <w:lang w:val="es-PE"/>
-        </w:rPr>
-        <w:instrText xml:space="preserve"> SUBJECT  \* MERGEFORMAT </w:instrText>
-      </w:r>
-      <w:r>
-        <w:rPr>
-          <w:rFonts w:ascii="Times New Roman" w:hAnsi="Times New Roman"/>
-          <w:i/>
-          <w:color w:val="000000" w:themeColor="text1"/>
-          <w:lang w:val="es-PE"/>
-        </w:rPr>
-        <w:fldChar w:fldCharType="end"/>
-      </w:r>
-      <w:r>
-        <w:rPr>
-          <w:rFonts w:ascii="Times New Roman" w:hAnsi="Times New Roman"/>
-          <w:i/>
-          <w:color w:val="000000" w:themeColor="text1"/>
-          <w:lang w:val="es-PE"/>
-        </w:rPr>
-        <w:t>}</w:t>
-      </w:r>
-    </w:p>
-    <w:p>
-      <w:pPr>
-        <w:pStyle w:val="Puesto"/>
+        <w:t>Loppify</w:t>
+      </w:r>
+      <w:proofErr w:type="spellEnd"/>
+    </w:p>
+    <w:p>
+      <w:pPr>
+        <w:pStyle w:val="Ttulo"/>
         <w:jc w:val="right"/>
         <w:rPr>
           <w:rFonts w:ascii="Times New Roman" w:hAnsi="Times New Roman"/>
@@ -1338,7 +1323,7 @@
     </w:p>
     <w:p>
       <w:pPr>
-        <w:pStyle w:val="Puesto"/>
+        <w:pStyle w:val="Ttulo"/>
         <w:jc w:val="right"/>
         <w:rPr>
           <w:rFonts w:ascii="Times New Roman" w:hAnsi="Times New Roman"/>
@@ -1349,7 +1334,7 @@
     </w:p>
     <w:p>
       <w:pPr>
-        <w:pStyle w:val="Puesto"/>
+        <w:pStyle w:val="Ttulo"/>
         <w:jc w:val="right"/>
         <w:rPr>
           <w:rFonts w:ascii="Times New Roman" w:hAnsi="Times New Roman"/>
@@ -1378,7 +1363,7 @@
         <w:t>{1.0}</w:t>
       </w:r>
     </w:p>
-    <w:bookmarkEnd w:id="1"/>
+    <w:bookmarkEnd w:id="0"/>
     <w:p>
       <w:pPr>
         <w:rPr>
@@ -1831,14 +1816,16 @@
       <w:sdtContent>
         <w:p>
           <w:pPr>
-            <w:pStyle w:val="TtulodeTDC"/>
+            <w:pStyle w:val="TtuloTDC"/>
           </w:pPr>
+          <w:proofErr w:type="spellStart"/>
           <w:r>
             <w:rPr>
               <w:lang w:val="es-ES"/>
             </w:rPr>
-            <w:t>Contenido</w:t>
+            <w:t>Indice</w:t>
           </w:r>
+          <w:proofErr w:type="spellEnd"/>
         </w:p>
         <w:p>
           <w:pPr>
@@ -5053,8 +5040,8 @@
           <w:szCs w:val="24"/>
         </w:rPr>
       </w:pPr>
-      <w:bookmarkStart w:id="2" w:name="_Toc68679729"/>
-      <w:bookmarkStart w:id="3" w:name="_Toc69808834"/>
+      <w:bookmarkStart w:id="1" w:name="_Toc68679729"/>
+      <w:bookmarkStart w:id="2" w:name="_Toc69808834"/>
       <w:r>
         <w:rPr>
           <w:sz w:val="24"/>
@@ -5062,8 +5049,8 @@
         </w:rPr>
         <w:t>INTRODUCCIÓN</w:t>
       </w:r>
+      <w:bookmarkEnd w:id="1"/>
       <w:bookmarkEnd w:id="2"/>
-      <w:bookmarkEnd w:id="3"/>
     </w:p>
     <w:p>
       <w:pPr>
@@ -5086,8 +5073,8 @@
           <w:color w:val="auto"/>
         </w:rPr>
       </w:pPr>
-      <w:bookmarkStart w:id="4" w:name="_Toc68679730"/>
-      <w:bookmarkStart w:id="5" w:name="_Toc69808835"/>
+      <w:bookmarkStart w:id="3" w:name="_Toc68679730"/>
+      <w:bookmarkStart w:id="4" w:name="_Toc69808835"/>
       <w:r>
         <w:rPr>
           <w:rStyle w:val="Ttulo2Car"/>
@@ -5097,7 +5084,7 @@
         </w:rPr>
         <w:t>Propósito</w:t>
       </w:r>
-      <w:bookmarkEnd w:id="4"/>
+      <w:bookmarkEnd w:id="3"/>
       <w:r>
         <w:rPr>
           <w:rStyle w:val="Ttulo2Car"/>
@@ -5116,7 +5103,743 @@
         </w:rPr>
         <w:t>(Diagrama 4+1)</w:t>
       </w:r>
+      <w:bookmarkEnd w:id="4"/>
+    </w:p>
+    <w:p>
+      <w:pPr>
+        <w:autoSpaceDE w:val="0"/>
+        <w:autoSpaceDN w:val="0"/>
+        <w:adjustRightInd w:val="0"/>
+        <w:spacing w:after="0" w:line="240" w:lineRule="auto"/>
+        <w:rPr>
+          <w:rFonts w:ascii="TimesNewRoman,Italic" w:hAnsi="TimesNewRoman,Italic" w:cs="TimesNewRoman,Italic"/>
+          <w:i/>
+          <w:iCs/>
+          <w:color w:val="0000FF"/>
+          <w:sz w:val="20"/>
+          <w:szCs w:val="20"/>
+        </w:rPr>
+      </w:pPr>
+    </w:p>
+    <w:p>
+      <w:pPr>
+        <w:autoSpaceDE w:val="0"/>
+        <w:autoSpaceDN w:val="0"/>
+        <w:adjustRightInd w:val="0"/>
+        <w:spacing w:after="0" w:line="240" w:lineRule="auto"/>
+        <w:rPr>
+          <w:rFonts w:ascii="Calibri" w:eastAsia="Calibri" w:hAnsi="Calibri" w:cs="Times New Roman"/>
+          <w:noProof/>
+          <w:color w:val="000000" w:themeColor="text1"/>
+        </w:rPr>
+      </w:pPr>
+      <w:r>
+        <w:rPr>
+          <w:rFonts w:ascii="Calibri" w:eastAsia="Calibri" w:hAnsi="Calibri" w:cs="Times New Roman"/>
+          <w:noProof/>
+          <w:color w:val="000000" w:themeColor="text1"/>
+        </w:rPr>
+        <w:t>Este documento presenta una visión global y resumida de la arquitectura de Loppify, un sistema web basado en ASP.NET Core y Angular, que permite la venta de comidas con excedentes. La arquitectura sigue el modelo 4+1, abarcando vistas esenciales como la lógica del negocio, la implementación, la distribución y el desarrollo.</w:t>
+      </w:r>
+    </w:p>
+    <w:p>
+      <w:pPr>
+        <w:autoSpaceDE w:val="0"/>
+        <w:autoSpaceDN w:val="0"/>
+        <w:adjustRightInd w:val="0"/>
+        <w:spacing w:after="0" w:line="240" w:lineRule="auto"/>
+        <w:rPr>
+          <w:rFonts w:ascii="Calibri" w:eastAsia="Calibri" w:hAnsi="Calibri" w:cs="Times New Roman"/>
+          <w:noProof/>
+          <w:color w:val="000000" w:themeColor="text1"/>
+        </w:rPr>
+      </w:pPr>
+    </w:p>
+    <w:p>
+      <w:pPr>
+        <w:autoSpaceDE w:val="0"/>
+        <w:autoSpaceDN w:val="0"/>
+        <w:adjustRightInd w:val="0"/>
+        <w:spacing w:after="0" w:line="240" w:lineRule="auto"/>
+        <w:rPr>
+          <w:rFonts w:ascii="Calibri" w:eastAsia="Calibri" w:hAnsi="Calibri" w:cs="Times New Roman"/>
+          <w:noProof/>
+          <w:color w:val="000000" w:themeColor="text1"/>
+        </w:rPr>
+      </w:pPr>
+      <w:r>
+        <w:rPr>
+          <w:rFonts w:ascii="Calibri" w:eastAsia="Calibri" w:hAnsi="Calibri" w:cs="Times New Roman"/>
+          <w:noProof/>
+          <w:color w:val="000000" w:themeColor="text1"/>
+        </w:rPr>
+        <w:t>El diseño de Loppify prioriza la eficiencia en el manejo de transacciones y la optimización de la base de datos, sobre la portabilidad, dado que está diseñado específicamente para entornos basados en Azure. Se han tomado decisiones estratégicas en cuanto a seguridad, autenticación, escalabilidad y mantenibilidad.</w:t>
+      </w:r>
+    </w:p>
+    <w:p>
+      <w:pPr>
+        <w:autoSpaceDE w:val="0"/>
+        <w:autoSpaceDN w:val="0"/>
+        <w:adjustRightInd w:val="0"/>
+        <w:spacing w:after="0" w:line="240" w:lineRule="auto"/>
+        <w:rPr>
+          <w:rFonts w:ascii="Calibri" w:eastAsia="Calibri" w:hAnsi="Calibri" w:cs="Times New Roman"/>
+          <w:noProof/>
+          <w:color w:val="000000" w:themeColor="text1"/>
+        </w:rPr>
+      </w:pPr>
+    </w:p>
+    <w:p>
+      <w:pPr>
+        <w:autoSpaceDE w:val="0"/>
+        <w:autoSpaceDN w:val="0"/>
+        <w:adjustRightInd w:val="0"/>
+        <w:spacing w:after="0" w:line="240" w:lineRule="auto"/>
+        <w:rPr>
+          <w:rFonts w:ascii="Calibri" w:eastAsia="Calibri" w:hAnsi="Calibri" w:cs="Times New Roman"/>
+          <w:noProof/>
+          <w:color w:val="000000" w:themeColor="text1"/>
+        </w:rPr>
+      </w:pPr>
+      <w:r>
+        <w:rPr>
+          <w:rFonts w:ascii="Calibri" w:eastAsia="Calibri" w:hAnsi="Calibri" w:cs="Times New Roman"/>
+          <w:noProof/>
+          <w:color w:val="000000" w:themeColor="text1"/>
+        </w:rPr>
+        <w:t>El sistema está alineado con los requisitos funcionales (gestión de usuarios, productos y ventas) y no funcionales (rendimiento, seguridad y disponibilidad).</w:t>
+      </w:r>
+    </w:p>
+    <w:p>
+      <w:pPr>
+        <w:autoSpaceDE w:val="0"/>
+        <w:autoSpaceDN w:val="0"/>
+        <w:adjustRightInd w:val="0"/>
+        <w:spacing w:after="0" w:line="240" w:lineRule="auto"/>
+        <w:rPr>
+          <w:rFonts w:ascii="Calibri" w:eastAsia="Calibri" w:hAnsi="Calibri" w:cs="Times New Roman"/>
+          <w:noProof/>
+          <w:color w:val="000000" w:themeColor="text1"/>
+        </w:rPr>
+      </w:pPr>
+    </w:p>
+    <w:p>
+      <w:pPr>
+        <w:pStyle w:val="TDC2"/>
+        <w:numPr>
+          <w:ilvl w:val="1"/>
+          <w:numId w:val="9"/>
+        </w:numPr>
+        <w:rPr>
+          <w:rStyle w:val="Ttulo2Car"/>
+          <w:b w:val="0"/>
+          <w:bCs w:val="0"/>
+          <w:color w:val="auto"/>
+        </w:rPr>
+      </w:pPr>
+      <w:bookmarkStart w:id="5" w:name="_Toc68679731"/>
+      <w:bookmarkStart w:id="6" w:name="_Toc69808836"/>
+      <w:r>
+        <w:rPr>
+          <w:rStyle w:val="Ttulo2Car"/>
+          <w:b w:val="0"/>
+          <w:bCs w:val="0"/>
+          <w:color w:val="auto"/>
+        </w:rPr>
+        <w:t>Alcance</w:t>
+      </w:r>
       <w:bookmarkEnd w:id="5"/>
+      <w:bookmarkEnd w:id="6"/>
+    </w:p>
+    <w:p>
+      <w:pPr>
+        <w:autoSpaceDE w:val="0"/>
+        <w:autoSpaceDN w:val="0"/>
+        <w:adjustRightInd w:val="0"/>
+        <w:spacing w:after="0" w:line="240" w:lineRule="auto"/>
+        <w:jc w:val="both"/>
+        <w:rPr>
+          <w:rFonts w:ascii="TimesNewRoman,Italic" w:hAnsi="TimesNewRoman,Italic" w:cs="TimesNewRoman,Italic"/>
+          <w:i/>
+          <w:iCs/>
+          <w:color w:val="0000FF"/>
+          <w:sz w:val="20"/>
+          <w:szCs w:val="20"/>
+        </w:rPr>
+      </w:pPr>
+    </w:p>
+    <w:p>
+      <w:pPr>
+        <w:autoSpaceDE w:val="0"/>
+        <w:autoSpaceDN w:val="0"/>
+        <w:adjustRightInd w:val="0"/>
+        <w:spacing w:after="0" w:line="240" w:lineRule="auto"/>
+        <w:jc w:val="both"/>
+        <w:rPr>
+          <w:rFonts w:ascii="TimesNewRoman,Italic" w:hAnsi="TimesNewRoman,Italic" w:cs="TimesNewRoman,Italic"/>
+        </w:rPr>
+      </w:pPr>
+      <w:r>
+        <w:rPr>
+          <w:rFonts w:ascii="TimesNewRoman,Italic" w:hAnsi="TimesNewRoman,Italic" w:cs="TimesNewRoman,Italic"/>
+        </w:rPr>
+        <w:t>El presente documento se enfoca en la vista lógica del sistema, detallando su estructura y relación entre componentes. Se describen las interacciones entre las capas del sistema (</w:t>
+      </w:r>
+      <w:proofErr w:type="spellStart"/>
+      <w:r>
+        <w:rPr>
+          <w:rFonts w:ascii="TimesNewRoman,Italic" w:hAnsi="TimesNewRoman,Italic" w:cs="TimesNewRoman,Italic"/>
+        </w:rPr>
+        <w:t>frontend</w:t>
+      </w:r>
+      <w:proofErr w:type="spellEnd"/>
+      <w:r>
+        <w:rPr>
+          <w:rFonts w:ascii="TimesNewRoman,Italic" w:hAnsi="TimesNewRoman,Italic" w:cs="TimesNewRoman,Italic"/>
+        </w:rPr>
+        <w:t xml:space="preserve">, </w:t>
+      </w:r>
+      <w:proofErr w:type="spellStart"/>
+      <w:r>
+        <w:rPr>
+          <w:rFonts w:ascii="TimesNewRoman,Italic" w:hAnsi="TimesNewRoman,Italic" w:cs="TimesNewRoman,Italic"/>
+        </w:rPr>
+        <w:t>backend</w:t>
+      </w:r>
+      <w:proofErr w:type="spellEnd"/>
+      <w:r>
+        <w:rPr>
+          <w:rFonts w:ascii="TimesNewRoman,Italic" w:hAnsi="TimesNewRoman,Italic" w:cs="TimesNewRoman,Italic"/>
+        </w:rPr>
+        <w:t xml:space="preserve"> y base de datos) y los principales módulos funcionales.</w:t>
+      </w:r>
+    </w:p>
+    <w:p>
+      <w:pPr>
+        <w:autoSpaceDE w:val="0"/>
+        <w:autoSpaceDN w:val="0"/>
+        <w:adjustRightInd w:val="0"/>
+        <w:spacing w:after="0" w:line="240" w:lineRule="auto"/>
+        <w:jc w:val="both"/>
+        <w:rPr>
+          <w:rFonts w:ascii="TimesNewRoman,Italic" w:hAnsi="TimesNewRoman,Italic" w:cs="TimesNewRoman,Italic"/>
+        </w:rPr>
+      </w:pPr>
+    </w:p>
+    <w:p>
+      <w:pPr>
+        <w:autoSpaceDE w:val="0"/>
+        <w:autoSpaceDN w:val="0"/>
+        <w:adjustRightInd w:val="0"/>
+        <w:spacing w:after="0" w:line="240" w:lineRule="auto"/>
+        <w:jc w:val="both"/>
+        <w:rPr>
+          <w:rFonts w:ascii="TimesNewRoman,Italic" w:hAnsi="TimesNewRoman,Italic" w:cs="TimesNewRoman,Italic"/>
+        </w:rPr>
+      </w:pPr>
+      <w:r>
+        <w:rPr>
+          <w:rFonts w:ascii="TimesNewRoman,Italic" w:hAnsi="TimesNewRoman,Italic" w:cs="TimesNewRoman,Italic"/>
+        </w:rPr>
+        <w:t xml:space="preserve">Además, se incluyen aspectos relevantes de otras vistas, como la vista de implementación (estructura de archivos y despliegue en Azure) y la vista de desarrollo (tecnologías y herramientas utilizadas). No se detallará la vista de procesos, dado que </w:t>
+      </w:r>
+      <w:proofErr w:type="spellStart"/>
+      <w:r>
+        <w:rPr>
+          <w:rFonts w:ascii="TimesNewRoman,Italic" w:hAnsi="TimesNewRoman,Italic" w:cs="TimesNewRoman,Italic"/>
+        </w:rPr>
+        <w:t>Loppify</w:t>
+      </w:r>
+      <w:proofErr w:type="spellEnd"/>
+      <w:r>
+        <w:rPr>
+          <w:rFonts w:ascii="TimesNewRoman,Italic" w:hAnsi="TimesNewRoman,Italic" w:cs="TimesNewRoman,Italic"/>
+        </w:rPr>
+        <w:t xml:space="preserve"> no maneja flujos de procesamiento en tiempo real críticos.</w:t>
+      </w:r>
+    </w:p>
+    <w:p>
+      <w:pPr>
+        <w:autoSpaceDE w:val="0"/>
+        <w:autoSpaceDN w:val="0"/>
+        <w:adjustRightInd w:val="0"/>
+        <w:spacing w:after="0" w:line="240" w:lineRule="auto"/>
+        <w:jc w:val="both"/>
+        <w:rPr>
+          <w:rFonts w:ascii="TimesNewRoman,Italic" w:hAnsi="TimesNewRoman,Italic" w:cs="TimesNewRoman,Italic"/>
+        </w:rPr>
+      </w:pPr>
+    </w:p>
+    <w:p>
+      <w:pPr>
+        <w:pStyle w:val="TDC2"/>
+        <w:numPr>
+          <w:ilvl w:val="1"/>
+          <w:numId w:val="9"/>
+        </w:numPr>
+        <w:rPr>
+          <w:rStyle w:val="Ttulo2Car"/>
+          <w:b w:val="0"/>
+          <w:bCs w:val="0"/>
+          <w:color w:val="auto"/>
+        </w:rPr>
+      </w:pPr>
+      <w:bookmarkStart w:id="7" w:name="_Toc68679732"/>
+      <w:bookmarkStart w:id="8" w:name="_Toc69808837"/>
+      <w:r>
+        <w:rPr>
+          <w:rStyle w:val="Ttulo2Car"/>
+          <w:b w:val="0"/>
+          <w:bCs w:val="0"/>
+          <w:color w:val="auto"/>
+        </w:rPr>
+        <w:t>Definición, siglas y abreviaturas</w:t>
+      </w:r>
+      <w:bookmarkEnd w:id="7"/>
+      <w:bookmarkEnd w:id="8"/>
+    </w:p>
+    <w:p>
+      <w:pPr>
+        <w:pStyle w:val="TDC2"/>
+        <w:ind w:left="0"/>
+        <w:rPr>
+          <w:rStyle w:val="Ttulo2Car"/>
+          <w:color w:val="auto"/>
+        </w:rPr>
+      </w:pPr>
+    </w:p>
+    <w:p>
+      <w:pPr>
+        <w:pBdr>
+          <w:top w:val="single" w:sz="4" w:space="1" w:color="auto"/>
+          <w:left w:val="single" w:sz="4" w:space="4" w:color="auto"/>
+          <w:bottom w:val="single" w:sz="4" w:space="1" w:color="auto"/>
+          <w:right w:val="single" w:sz="4" w:space="4" w:color="auto"/>
+          <w:between w:val="single" w:sz="4" w:space="1" w:color="auto"/>
+          <w:bar w:val="single" w:sz="4" w:color="auto"/>
+        </w:pBdr>
+      </w:pPr>
+      <w:r>
+        <w:t>Término</w:t>
+      </w:r>
+      <w:r>
+        <w:tab/>
+        <w:t>Definición</w:t>
+      </w:r>
+    </w:p>
+    <w:p>
+      <w:pPr>
+        <w:pBdr>
+          <w:top w:val="single" w:sz="4" w:space="1" w:color="auto"/>
+          <w:left w:val="single" w:sz="4" w:space="4" w:color="auto"/>
+          <w:bottom w:val="single" w:sz="4" w:space="1" w:color="auto"/>
+          <w:right w:val="single" w:sz="4" w:space="4" w:color="auto"/>
+          <w:between w:val="single" w:sz="4" w:space="1" w:color="auto"/>
+          <w:bar w:val="single" w:sz="4" w:color="auto"/>
+        </w:pBdr>
+      </w:pPr>
+      <w:proofErr w:type="spellStart"/>
+      <w:r>
+        <w:t>Loppify</w:t>
+      </w:r>
+      <w:proofErr w:type="spellEnd"/>
+      <w:r>
+        <w:tab/>
+        <w:t>Plataforma web para la venta de comidas con excedentes.</w:t>
+      </w:r>
+    </w:p>
+    <w:p>
+      <w:pPr>
+        <w:pBdr>
+          <w:top w:val="single" w:sz="4" w:space="1" w:color="auto"/>
+          <w:left w:val="single" w:sz="4" w:space="4" w:color="auto"/>
+          <w:bottom w:val="single" w:sz="4" w:space="1" w:color="auto"/>
+          <w:right w:val="single" w:sz="4" w:space="4" w:color="auto"/>
+          <w:between w:val="single" w:sz="4" w:space="1" w:color="auto"/>
+          <w:bar w:val="single" w:sz="4" w:color="auto"/>
+        </w:pBdr>
+      </w:pPr>
+      <w:r>
+        <w:t>ASP.NET Core</w:t>
+      </w:r>
+      <w:r>
+        <w:tab/>
+        <w:t xml:space="preserve">Framework para la construcción del </w:t>
+      </w:r>
+      <w:proofErr w:type="spellStart"/>
+      <w:r>
+        <w:t>backend</w:t>
+      </w:r>
+      <w:proofErr w:type="spellEnd"/>
+      <w:r>
+        <w:t xml:space="preserve"> del sistema.</w:t>
+      </w:r>
+    </w:p>
+    <w:p>
+      <w:pPr>
+        <w:pBdr>
+          <w:top w:val="single" w:sz="4" w:space="1" w:color="auto"/>
+          <w:left w:val="single" w:sz="4" w:space="4" w:color="auto"/>
+          <w:bottom w:val="single" w:sz="4" w:space="1" w:color="auto"/>
+          <w:right w:val="single" w:sz="4" w:space="4" w:color="auto"/>
+          <w:between w:val="single" w:sz="4" w:space="1" w:color="auto"/>
+          <w:bar w:val="single" w:sz="4" w:color="auto"/>
+        </w:pBdr>
+      </w:pPr>
+      <w:r>
+        <w:t>Angular</w:t>
+      </w:r>
+      <w:r>
+        <w:tab/>
+        <w:t xml:space="preserve">Framework utilizado para el desarrollo del </w:t>
+      </w:r>
+      <w:proofErr w:type="spellStart"/>
+      <w:r>
+        <w:t>frontend</w:t>
+      </w:r>
+      <w:proofErr w:type="spellEnd"/>
+      <w:r>
+        <w:t>.</w:t>
+      </w:r>
+    </w:p>
+    <w:p>
+      <w:pPr>
+        <w:pBdr>
+          <w:top w:val="single" w:sz="4" w:space="1" w:color="auto"/>
+          <w:left w:val="single" w:sz="4" w:space="4" w:color="auto"/>
+          <w:bottom w:val="single" w:sz="4" w:space="1" w:color="auto"/>
+          <w:right w:val="single" w:sz="4" w:space="4" w:color="auto"/>
+          <w:between w:val="single" w:sz="4" w:space="1" w:color="auto"/>
+          <w:bar w:val="single" w:sz="4" w:color="auto"/>
+        </w:pBdr>
+      </w:pPr>
+      <w:r>
+        <w:t>PostgreSQL</w:t>
+      </w:r>
+      <w:r>
+        <w:tab/>
+        <w:t>Base de datos utilizada para el almacenamiento de datos.</w:t>
+      </w:r>
+    </w:p>
+    <w:p>
+      <w:pPr>
+        <w:pBdr>
+          <w:top w:val="single" w:sz="4" w:space="1" w:color="auto"/>
+          <w:left w:val="single" w:sz="4" w:space="4" w:color="auto"/>
+          <w:bottom w:val="single" w:sz="4" w:space="1" w:color="auto"/>
+          <w:right w:val="single" w:sz="4" w:space="4" w:color="auto"/>
+          <w:between w:val="single" w:sz="4" w:space="1" w:color="auto"/>
+          <w:bar w:val="single" w:sz="4" w:color="auto"/>
+        </w:pBdr>
+      </w:pPr>
+      <w:proofErr w:type="spellStart"/>
+      <w:r>
+        <w:t>Entity</w:t>
+      </w:r>
+      <w:proofErr w:type="spellEnd"/>
+      <w:r>
+        <w:t xml:space="preserve"> Framework Core (EF Core)</w:t>
+      </w:r>
+      <w:r>
+        <w:tab/>
+        <w:t>ORM utilizado para interactuar con la base de datos.</w:t>
+      </w:r>
+    </w:p>
+    <w:p>
+      <w:pPr>
+        <w:pBdr>
+          <w:top w:val="single" w:sz="4" w:space="1" w:color="auto"/>
+          <w:left w:val="single" w:sz="4" w:space="4" w:color="auto"/>
+          <w:bottom w:val="single" w:sz="4" w:space="1" w:color="auto"/>
+          <w:right w:val="single" w:sz="4" w:space="4" w:color="auto"/>
+          <w:between w:val="single" w:sz="4" w:space="1" w:color="auto"/>
+          <w:bar w:val="single" w:sz="4" w:color="auto"/>
+        </w:pBdr>
+      </w:pPr>
+      <w:r>
+        <w:t>Azure</w:t>
+      </w:r>
+      <w:r>
+        <w:tab/>
+        <w:t>Plataforma en la nube donde se despliega la aplicación.</w:t>
+      </w:r>
+    </w:p>
+    <w:p>
+      <w:pPr>
+        <w:pBdr>
+          <w:top w:val="single" w:sz="4" w:space="1" w:color="auto"/>
+          <w:left w:val="single" w:sz="4" w:space="4" w:color="auto"/>
+          <w:bottom w:val="single" w:sz="4" w:space="1" w:color="auto"/>
+          <w:right w:val="single" w:sz="4" w:space="4" w:color="auto"/>
+          <w:between w:val="single" w:sz="4" w:space="1" w:color="auto"/>
+          <w:bar w:val="single" w:sz="4" w:color="auto"/>
+        </w:pBdr>
+      </w:pPr>
+      <w:r>
+        <w:t>CI/CD</w:t>
+      </w:r>
+      <w:r>
+        <w:tab/>
+        <w:t xml:space="preserve">Integración y despliegue continuo mediante GitHub </w:t>
+      </w:r>
+      <w:proofErr w:type="spellStart"/>
+      <w:r>
+        <w:t>Actions</w:t>
+      </w:r>
+      <w:proofErr w:type="spellEnd"/>
+      <w:r>
+        <w:t>.</w:t>
+      </w:r>
+    </w:p>
+    <w:p>
+      <w:pPr>
+        <w:pBdr>
+          <w:top w:val="single" w:sz="4" w:space="1" w:color="auto"/>
+          <w:left w:val="single" w:sz="4" w:space="4" w:color="auto"/>
+          <w:bottom w:val="single" w:sz="4" w:space="1" w:color="auto"/>
+          <w:right w:val="single" w:sz="4" w:space="4" w:color="auto"/>
+          <w:between w:val="single" w:sz="4" w:space="1" w:color="auto"/>
+          <w:bar w:val="single" w:sz="4" w:color="auto"/>
+        </w:pBdr>
+      </w:pPr>
+      <w:r>
+        <w:t>ORM</w:t>
+      </w:r>
+      <w:r>
+        <w:tab/>
+        <w:t>Mapeo objeto-relacional utilizado para manejar datos en la base de datos.</w:t>
+      </w:r>
+    </w:p>
+    <w:p>
+      <w:pPr>
+        <w:pBdr>
+          <w:top w:val="single" w:sz="4" w:space="1" w:color="auto"/>
+          <w:left w:val="single" w:sz="4" w:space="4" w:color="auto"/>
+          <w:bottom w:val="single" w:sz="4" w:space="1" w:color="auto"/>
+          <w:right w:val="single" w:sz="4" w:space="4" w:color="auto"/>
+          <w:between w:val="single" w:sz="4" w:space="1" w:color="auto"/>
+          <w:bar w:val="single" w:sz="4" w:color="auto"/>
+        </w:pBdr>
+      </w:pPr>
+      <w:r>
+        <w:lastRenderedPageBreak/>
+        <w:t>JWT (JSON Web Token)</w:t>
+      </w:r>
+      <w:r>
+        <w:tab/>
+        <w:t xml:space="preserve">Mecanismo de autenticación usado en </w:t>
+      </w:r>
+      <w:proofErr w:type="spellStart"/>
+      <w:r>
+        <w:t>Loppify</w:t>
+      </w:r>
+      <w:proofErr w:type="spellEnd"/>
+      <w:r>
+        <w:t>.</w:t>
+      </w:r>
+    </w:p>
+    <w:p>
+      <w:pPr>
+        <w:pBdr>
+          <w:top w:val="single" w:sz="4" w:space="1" w:color="auto"/>
+          <w:left w:val="single" w:sz="4" w:space="4" w:color="auto"/>
+          <w:bottom w:val="single" w:sz="4" w:space="1" w:color="auto"/>
+          <w:right w:val="single" w:sz="4" w:space="4" w:color="auto"/>
+          <w:between w:val="single" w:sz="4" w:space="1" w:color="auto"/>
+          <w:bar w:val="single" w:sz="4" w:color="auto"/>
+        </w:pBdr>
+      </w:pPr>
+      <w:r>
+        <w:t>MVC</w:t>
+      </w:r>
+      <w:r>
+        <w:tab/>
+        <w:t>Patrón de diseño utilizado en la arquitectura del sistema.</w:t>
+      </w:r>
+    </w:p>
+    <w:p/>
+    <w:p>
+      <w:pPr>
+        <w:pStyle w:val="TDC2"/>
+        <w:numPr>
+          <w:ilvl w:val="1"/>
+          <w:numId w:val="9"/>
+        </w:numPr>
+        <w:rPr>
+          <w:rStyle w:val="Ttulo2Car"/>
+          <w:b w:val="0"/>
+          <w:bCs w:val="0"/>
+          <w:color w:val="auto"/>
+        </w:rPr>
+      </w:pPr>
+      <w:bookmarkStart w:id="9" w:name="_Toc69808838"/>
+      <w:r>
+        <w:rPr>
+          <w:rStyle w:val="Ttulo2Car"/>
+          <w:b w:val="0"/>
+          <w:bCs w:val="0"/>
+          <w:color w:val="auto"/>
+        </w:rPr>
+        <w:t>Organización del documento</w:t>
+      </w:r>
+      <w:bookmarkEnd w:id="9"/>
+    </w:p>
+    <w:p/>
+    <w:p>
+      <w:r>
+        <w:t xml:space="preserve">El proyecto </w:t>
+      </w:r>
+      <w:proofErr w:type="spellStart"/>
+      <w:r>
+        <w:t>Loppify</w:t>
+      </w:r>
+      <w:proofErr w:type="spellEnd"/>
+      <w:r>
+        <w:t xml:space="preserve"> está organizado en una arquitectura modular basada en MVC (Modelo-Vista-Controlador), separando claramente las responsabilidades entre sus componentes:</w:t>
+      </w:r>
+    </w:p>
+    <w:p>
+      <w:proofErr w:type="spellStart"/>
+      <w:r>
+        <w:t>Backend</w:t>
+      </w:r>
+      <w:proofErr w:type="spellEnd"/>
+      <w:r>
+        <w:t xml:space="preserve"> (ASP.NET Core)</w:t>
+      </w:r>
+    </w:p>
+    <w:p>
+      <w:r>
+        <w:t xml:space="preserve">Capa de Modelo: Define las entidades del dominio utilizando </w:t>
+      </w:r>
+      <w:proofErr w:type="spellStart"/>
+      <w:r>
+        <w:t>Entity</w:t>
+      </w:r>
+      <w:proofErr w:type="spellEnd"/>
+      <w:r>
+        <w:t xml:space="preserve"> Framework Core.</w:t>
+      </w:r>
+    </w:p>
+    <w:p>
+      <w:r>
+        <w:t>Capa de Controladores: Gestiona las solicitudes HTTP y la lógica de negocio.</w:t>
+      </w:r>
+    </w:p>
+    <w:p>
+      <w:r>
+        <w:t>Capa de Servicios: Implementa la lógica de aplicación y se comunica con la base de datos.</w:t>
+      </w:r>
+    </w:p>
+    <w:p>
+      <w:r>
+        <w:t>Capa de Repositorios: Maneja las consultas a la base de datos mediante el ORM EF Core.</w:t>
+      </w:r>
+    </w:p>
+    <w:p>
+      <w:proofErr w:type="spellStart"/>
+      <w:r>
+        <w:t>Frontend</w:t>
+      </w:r>
+      <w:proofErr w:type="spellEnd"/>
+      <w:r>
+        <w:t xml:space="preserve"> (Angular)</w:t>
+      </w:r>
+    </w:p>
+    <w:p>
+      <w:r>
+        <w:t>Módulos: Separación en componentes reutilizables para gestionar vistas y funcionalidades.</w:t>
+      </w:r>
+    </w:p>
+    <w:p>
+      <w:r>
+        <w:t xml:space="preserve">Servicios: Comunicación con el </w:t>
+      </w:r>
+      <w:proofErr w:type="spellStart"/>
+      <w:r>
+        <w:t>backend</w:t>
+      </w:r>
+      <w:proofErr w:type="spellEnd"/>
+      <w:r>
+        <w:t xml:space="preserve"> a través de </w:t>
+      </w:r>
+      <w:proofErr w:type="spellStart"/>
+      <w:r>
+        <w:t>HTTPClient</w:t>
+      </w:r>
+      <w:proofErr w:type="spellEnd"/>
+      <w:r>
+        <w:t>.</w:t>
+      </w:r>
+    </w:p>
+    <w:p>
+      <w:r>
+        <w:t>Rutas: Implementación de la navegación y redirección según el rol del usuario.</w:t>
+      </w:r>
+    </w:p>
+    <w:p>
+      <w:r>
+        <w:t>Base de Datos (PostgreSQL)</w:t>
+      </w:r>
+    </w:p>
+    <w:p>
+      <w:r>
+        <w:t>Esquema Relacional: Modelado de entidades como Usuarios, Productos, Pedidos y Negocios.</w:t>
+      </w:r>
+    </w:p>
+    <w:p>
+      <w:r>
+        <w:t xml:space="preserve">Migraciones: Uso de EF Core </w:t>
+      </w:r>
+      <w:proofErr w:type="spellStart"/>
+      <w:r>
+        <w:t>Migrations</w:t>
+      </w:r>
+      <w:proofErr w:type="spellEnd"/>
+      <w:r>
+        <w:t xml:space="preserve"> para actualizar la estructura de la base de datos.</w:t>
+      </w:r>
+    </w:p>
+    <w:p>
+      <w:r>
+        <w:t>Infraestructura y DevOps</w:t>
+      </w:r>
+    </w:p>
+    <w:p>
+      <w:r>
+        <w:t xml:space="preserve">Despliegue en Azure: Uso de </w:t>
+      </w:r>
+      <w:proofErr w:type="spellStart"/>
+      <w:r>
+        <w:t>Terraform</w:t>
+      </w:r>
+      <w:proofErr w:type="spellEnd"/>
+      <w:r>
+        <w:t xml:space="preserve"> para definir la infraestructura y despliegue automatizado con GitHub </w:t>
+      </w:r>
+      <w:proofErr w:type="spellStart"/>
+      <w:r>
+        <w:t>Actions</w:t>
+      </w:r>
+      <w:proofErr w:type="spellEnd"/>
+      <w:r>
+        <w:t>.</w:t>
+      </w:r>
+    </w:p>
+    <w:p>
+      <w:proofErr w:type="spellStart"/>
+      <w:r>
+        <w:t>Contenerización</w:t>
+      </w:r>
+      <w:proofErr w:type="spellEnd"/>
+      <w:r>
+        <w:t xml:space="preserve"> con Docker: Uso de imágenes de .NET y Angular para facilitar el despliegue.</w:t>
+      </w:r>
+    </w:p>
+    <w:p>
+      <w:r>
+        <w:t>Manejo de Seguridad: Implementación de JWT para autenticación y protección de rutas.</w:t>
+      </w:r>
     </w:p>
     <w:p>
       <w:pPr>
@@ -5126,6 +5849,104 @@
         <w:spacing w:after="0" w:line="240" w:lineRule="auto"/>
         <w:ind w:left="708"/>
         <w:jc w:val="both"/>
+      </w:pPr>
+    </w:p>
+    <w:p>
+      <w:pPr>
+        <w:pStyle w:val="Ttulo1"/>
+        <w:numPr>
+          <w:ilvl w:val="0"/>
+          <w:numId w:val="9"/>
+        </w:numPr>
+        <w:rPr>
+          <w:b/>
+          <w:color w:val="auto"/>
+          <w:lang w:eastAsia="es-PE"/>
+        </w:rPr>
+      </w:pPr>
+      <w:bookmarkStart w:id="10" w:name="_Toc69808839"/>
+      <w:r>
+        <w:rPr>
+          <w:b/>
+          <w:color w:val="auto"/>
+          <w:lang w:eastAsia="es-PE"/>
+        </w:rPr>
+        <w:t>OBJETIVOS Y RESTRICCIONES ARQUITECTONICAS</w:t>
+      </w:r>
+      <w:bookmarkEnd w:id="10"/>
+    </w:p>
+    <w:p>
+      <w:pPr>
+        <w:rPr>
+          <w:lang w:eastAsia="es-PE"/>
+        </w:rPr>
+      </w:pPr>
+      <w:r>
+        <w:rPr>
+          <w:lang w:eastAsia="es-PE"/>
+        </w:rPr>
+        <w:t>A continuación, se presentan los requerimientos funcionales y no funcionales priorizados, determinando así el orden de implementación.</w:t>
+      </w:r>
+    </w:p>
+    <w:p>
+      <w:pPr>
+        <w:pStyle w:val="Prrafodelista"/>
+        <w:numPr>
+          <w:ilvl w:val="1"/>
+          <w:numId w:val="9"/>
+        </w:numPr>
+        <w:rPr>
+          <w:lang w:eastAsia="es-PE"/>
+        </w:rPr>
+      </w:pPr>
+      <w:r>
+        <w:rPr>
+          <w:lang w:eastAsia="es-PE"/>
+        </w:rPr>
+        <w:t>Priorización de requerimientos</w:t>
+      </w:r>
+    </w:p>
+    <w:p>
+      <w:pPr>
+        <w:pStyle w:val="Prrafodelista"/>
+        <w:ind w:left="792"/>
+        <w:rPr>
+          <w:lang w:eastAsia="es-PE"/>
+        </w:rPr>
+      </w:pPr>
+    </w:p>
+    <w:p>
+      <w:pPr>
+        <w:pStyle w:val="Ttulo3"/>
+        <w:numPr>
+          <w:ilvl w:val="2"/>
+          <w:numId w:val="6"/>
+        </w:numPr>
+        <w:rPr>
+          <w:color w:val="auto"/>
+          <w:lang w:eastAsia="es-PE"/>
+        </w:rPr>
+      </w:pPr>
+      <w:bookmarkStart w:id="11" w:name="_Toc68679736"/>
+      <w:bookmarkStart w:id="12" w:name="_Toc69808840"/>
+      <w:r>
+        <w:rPr>
+          <w:color w:val="auto"/>
+          <w:lang w:eastAsia="es-PE"/>
+        </w:rPr>
+        <w:t>Requerimientos Funcionales</w:t>
+      </w:r>
+      <w:bookmarkEnd w:id="11"/>
+      <w:bookmarkEnd w:id="12"/>
+    </w:p>
+    <w:p>
+      <w:pPr>
+        <w:autoSpaceDE w:val="0"/>
+        <w:autoSpaceDN w:val="0"/>
+        <w:adjustRightInd w:val="0"/>
+        <w:spacing w:after="0" w:line="240" w:lineRule="auto"/>
+        <w:ind w:left="1140"/>
+        <w:jc w:val="both"/>
         <w:rPr>
           <w:rFonts w:ascii="TimesNewRoman,Italic" w:hAnsi="TimesNewRoman,Italic" w:cs="TimesNewRoman,Italic"/>
           <w:i/>
@@ -5144,58 +5965,9 @@
           <w:sz w:val="20"/>
           <w:szCs w:val="20"/>
         </w:rPr>
-        <w:t>[Se presenta una visión global y resumida de la arquitectura del sistema y de los objetivos generales del diseño. Se describen las influencias con los requisitos funcionales y no funcionales del sistema y las decisiones y prioridades establecidas – eficiencia vs. Portabilidad, por ejemplo.]</w:t>
-      </w:r>
-    </w:p>
-    <w:p>
-      <w:pPr>
-        <w:autoSpaceDE w:val="0"/>
-        <w:autoSpaceDN w:val="0"/>
-        <w:adjustRightInd w:val="0"/>
-        <w:spacing w:after="0" w:line="240" w:lineRule="auto"/>
-        <w:rPr>
-          <w:rFonts w:ascii="Calibri" w:eastAsia="Calibri" w:hAnsi="Calibri" w:cs="Times New Roman"/>
-          <w:noProof/>
-          <w:color w:val="000000" w:themeColor="text1"/>
-        </w:rPr>
-      </w:pPr>
-    </w:p>
-    <w:p>
-      <w:pPr>
-        <w:pStyle w:val="TDC2"/>
-        <w:numPr>
-          <w:ilvl w:val="1"/>
-          <w:numId w:val="9"/>
-        </w:numPr>
-        <w:rPr>
-          <w:rStyle w:val="Ttulo2Car"/>
-          <w:b w:val="0"/>
-          <w:bCs w:val="0"/>
-          <w:color w:val="auto"/>
-        </w:rPr>
-      </w:pPr>
-      <w:bookmarkStart w:id="6" w:name="_Toc68679731"/>
-      <w:bookmarkStart w:id="7" w:name="_Toc69808836"/>
-      <w:r>
-        <w:rPr>
-          <w:rStyle w:val="Ttulo2Car"/>
-          <w:b w:val="0"/>
-          <w:bCs w:val="0"/>
-          <w:color w:val="auto"/>
-        </w:rPr>
-        <w:t>Alcance</w:t>
-      </w:r>
-      <w:bookmarkEnd w:id="6"/>
-      <w:bookmarkEnd w:id="7"/>
-    </w:p>
-    <w:p>
-      <w:pPr>
-        <w:autoSpaceDE w:val="0"/>
-        <w:autoSpaceDN w:val="0"/>
-        <w:adjustRightInd w:val="0"/>
-        <w:spacing w:after="0" w:line="240" w:lineRule="auto"/>
-        <w:ind w:left="708"/>
-        <w:jc w:val="both"/>
+        <w:t>[</w:t>
+      </w:r>
+      <w:r>
         <w:rPr>
           <w:rFonts w:ascii="TimesNewRoman,Italic" w:hAnsi="TimesNewRoman,Italic" w:cs="TimesNewRoman,Italic"/>
           <w:i/>
@@ -5204,7 +5976,8 @@
           <w:sz w:val="20"/>
           <w:szCs w:val="20"/>
         </w:rPr>
-      </w:pPr>
+        <w:t>Definir la prioridad de los requerimientos funcionales</w:t>
+      </w:r>
       <w:r>
         <w:rPr>
           <w:rFonts w:ascii="TimesNewRoman,Italic" w:hAnsi="TimesNewRoman,Italic" w:cs="TimesNewRoman,Italic"/>
@@ -5214,9 +5987,584 @@
           <w:sz w:val="20"/>
           <w:szCs w:val="20"/>
         </w:rPr>
-        <w:t>[</w:t>
-      </w:r>
-      <w:r>
+        <w:t>.]</w:t>
+      </w:r>
+    </w:p>
+    <w:bookmarkStart w:id="13" w:name="_Toc68679737"/>
+    <w:p>
+      <w:r>
+        <w:fldChar w:fldCharType="begin"/>
+      </w:r>
+      <w:r>
+        <w:instrText xml:space="preserve"> LINK Excel.Sheet.12 "Libro1" "Hoja1!F1C1:F10C3" \a \f 5 \h  \* MERGEFORMAT </w:instrText>
+      </w:r>
+      <w:r>
+        <w:fldChar w:fldCharType="separate"/>
+      </w:r>
+    </w:p>
+    <w:tbl>
+      <w:tblPr>
+        <w:tblStyle w:val="Tablaconcuadrcula"/>
+        <w:tblW w:w="11080" w:type="dxa"/>
+        <w:tblInd w:w="-1296" w:type="dxa"/>
+        <w:tblLook w:val="04A0" w:firstRow="1" w:lastRow="0" w:firstColumn="1" w:lastColumn="0" w:noHBand="0" w:noVBand="1"/>
+      </w:tblPr>
+      <w:tblGrid>
+        <w:gridCol w:w="1200"/>
+        <w:gridCol w:w="8000"/>
+        <w:gridCol w:w="1880"/>
+      </w:tblGrid>
+      <w:tr>
+        <w:trPr>
+          <w:trHeight w:val="300"/>
+        </w:trPr>
+        <w:tc>
+          <w:tcPr>
+            <w:tcW w:w="1200" w:type="dxa"/>
+            <w:noWrap/>
+            <w:hideMark/>
+          </w:tcPr>
+          <w:p>
+            <w:pPr>
+              <w:jc w:val="center"/>
+            </w:pPr>
+            <w:r>
+              <w:lastRenderedPageBreak/>
+              <w:t>ID</w:t>
+            </w:r>
+          </w:p>
+        </w:tc>
+        <w:tc>
+          <w:tcPr>
+            <w:tcW w:w="8000" w:type="dxa"/>
+            <w:noWrap/>
+            <w:hideMark/>
+          </w:tcPr>
+          <w:p>
+            <w:pPr>
+              <w:jc w:val="center"/>
+            </w:pPr>
+            <w:r>
+              <w:t>Descripción</w:t>
+            </w:r>
+          </w:p>
+        </w:tc>
+        <w:tc>
+          <w:tcPr>
+            <w:tcW w:w="1880" w:type="dxa"/>
+            <w:noWrap/>
+            <w:hideMark/>
+          </w:tcPr>
+          <w:p>
+            <w:pPr>
+              <w:jc w:val="center"/>
+            </w:pPr>
+            <w:r>
+              <w:t>Prioridad</w:t>
+            </w:r>
+          </w:p>
+        </w:tc>
+      </w:tr>
+      <w:tr>
+        <w:trPr>
+          <w:trHeight w:val="300"/>
+        </w:trPr>
+        <w:tc>
+          <w:tcPr>
+            <w:tcW w:w="1200" w:type="dxa"/>
+            <w:noWrap/>
+            <w:hideMark/>
+          </w:tcPr>
+          <w:p>
+            <w:pPr>
+              <w:jc w:val="center"/>
+            </w:pPr>
+            <w:r>
+              <w:t>RF01</w:t>
+            </w:r>
+          </w:p>
+        </w:tc>
+        <w:tc>
+          <w:tcPr>
+            <w:tcW w:w="8000" w:type="dxa"/>
+            <w:noWrap/>
+            <w:hideMark/>
+          </w:tcPr>
+          <w:p>
+            <w:pPr>
+              <w:jc w:val="center"/>
+            </w:pPr>
+            <w:r>
+              <w:t>Un usuario debe poder registrarse en la plataforma con su correo electrónico.</w:t>
+            </w:r>
+          </w:p>
+        </w:tc>
+        <w:tc>
+          <w:tcPr>
+            <w:tcW w:w="1880" w:type="dxa"/>
+            <w:noWrap/>
+            <w:hideMark/>
+          </w:tcPr>
+          <w:p>
+            <w:pPr>
+              <w:jc w:val="center"/>
+            </w:pPr>
+            <w:r>
+              <w:t>Alta</w:t>
+            </w:r>
+          </w:p>
+        </w:tc>
+      </w:tr>
+      <w:tr>
+        <w:trPr>
+          <w:trHeight w:val="300"/>
+        </w:trPr>
+        <w:tc>
+          <w:tcPr>
+            <w:tcW w:w="1200" w:type="dxa"/>
+            <w:noWrap/>
+            <w:hideMark/>
+          </w:tcPr>
+          <w:p>
+            <w:pPr>
+              <w:jc w:val="center"/>
+            </w:pPr>
+            <w:r>
+              <w:t>RF02</w:t>
+            </w:r>
+          </w:p>
+        </w:tc>
+        <w:tc>
+          <w:tcPr>
+            <w:tcW w:w="8000" w:type="dxa"/>
+            <w:noWrap/>
+            <w:hideMark/>
+          </w:tcPr>
+          <w:p>
+            <w:pPr>
+              <w:jc w:val="center"/>
+            </w:pPr>
+            <w:r>
+              <w:t>Un usuario debe poder iniciar sesión con su correo y contraseña.</w:t>
+            </w:r>
+          </w:p>
+        </w:tc>
+        <w:tc>
+          <w:tcPr>
+            <w:tcW w:w="1880" w:type="dxa"/>
+            <w:noWrap/>
+            <w:hideMark/>
+          </w:tcPr>
+          <w:p>
+            <w:pPr>
+              <w:jc w:val="center"/>
+            </w:pPr>
+            <w:r>
+              <w:t>Alta</w:t>
+            </w:r>
+          </w:p>
+        </w:tc>
+      </w:tr>
+      <w:tr>
+        <w:trPr>
+          <w:trHeight w:val="300"/>
+        </w:trPr>
+        <w:tc>
+          <w:tcPr>
+            <w:tcW w:w="1200" w:type="dxa"/>
+            <w:noWrap/>
+            <w:hideMark/>
+          </w:tcPr>
+          <w:p>
+            <w:pPr>
+              <w:jc w:val="center"/>
+            </w:pPr>
+            <w:r>
+              <w:t>RF03</w:t>
+            </w:r>
+          </w:p>
+        </w:tc>
+        <w:tc>
+          <w:tcPr>
+            <w:tcW w:w="8000" w:type="dxa"/>
+            <w:noWrap/>
+            <w:hideMark/>
+          </w:tcPr>
+          <w:p>
+            <w:pPr>
+              <w:jc w:val="center"/>
+            </w:pPr>
+            <w:r>
+              <w:t>Un administrador debe poder gestionar los negocios registrados en la plataforma.</w:t>
+            </w:r>
+          </w:p>
+        </w:tc>
+        <w:tc>
+          <w:tcPr>
+            <w:tcW w:w="1880" w:type="dxa"/>
+            <w:noWrap/>
+            <w:hideMark/>
+          </w:tcPr>
+          <w:p>
+            <w:pPr>
+              <w:jc w:val="center"/>
+            </w:pPr>
+            <w:r>
+              <w:t>Alta</w:t>
+            </w:r>
+          </w:p>
+        </w:tc>
+      </w:tr>
+      <w:tr>
+        <w:trPr>
+          <w:trHeight w:val="300"/>
+        </w:trPr>
+        <w:tc>
+          <w:tcPr>
+            <w:tcW w:w="1200" w:type="dxa"/>
+            <w:noWrap/>
+            <w:hideMark/>
+          </w:tcPr>
+          <w:p>
+            <w:pPr>
+              <w:jc w:val="center"/>
+            </w:pPr>
+            <w:r>
+              <w:t>RF04</w:t>
+            </w:r>
+          </w:p>
+        </w:tc>
+        <w:tc>
+          <w:tcPr>
+            <w:tcW w:w="8000" w:type="dxa"/>
+            <w:noWrap/>
+            <w:hideMark/>
+          </w:tcPr>
+          <w:p>
+            <w:pPr>
+              <w:jc w:val="center"/>
+            </w:pPr>
+            <w:r>
+              <w:t>Un vendedor debe poder registrar productos y administrar su inventario.</w:t>
+            </w:r>
+          </w:p>
+        </w:tc>
+        <w:tc>
+          <w:tcPr>
+            <w:tcW w:w="1880" w:type="dxa"/>
+            <w:noWrap/>
+            <w:hideMark/>
+          </w:tcPr>
+          <w:p>
+            <w:pPr>
+              <w:jc w:val="center"/>
+            </w:pPr>
+            <w:r>
+              <w:t>Media</w:t>
+            </w:r>
+          </w:p>
+        </w:tc>
+      </w:tr>
+      <w:tr>
+        <w:trPr>
+          <w:trHeight w:val="300"/>
+        </w:trPr>
+        <w:tc>
+          <w:tcPr>
+            <w:tcW w:w="1200" w:type="dxa"/>
+            <w:noWrap/>
+            <w:hideMark/>
+          </w:tcPr>
+          <w:p>
+            <w:pPr>
+              <w:jc w:val="center"/>
+            </w:pPr>
+            <w:r>
+              <w:t>RF05</w:t>
+            </w:r>
+          </w:p>
+        </w:tc>
+        <w:tc>
+          <w:tcPr>
+            <w:tcW w:w="8000" w:type="dxa"/>
+            <w:noWrap/>
+            <w:hideMark/>
+          </w:tcPr>
+          <w:p>
+            <w:pPr>
+              <w:jc w:val="center"/>
+            </w:pPr>
+            <w:r>
+              <w:t>Un cliente debe poder visualizar los productos disponibles y realizar compras.</w:t>
+            </w:r>
+          </w:p>
+        </w:tc>
+        <w:tc>
+          <w:tcPr>
+            <w:tcW w:w="1880" w:type="dxa"/>
+            <w:noWrap/>
+            <w:hideMark/>
+          </w:tcPr>
+          <w:p>
+            <w:pPr>
+              <w:jc w:val="center"/>
+            </w:pPr>
+            <w:r>
+              <w:t>Alta</w:t>
+            </w:r>
+          </w:p>
+        </w:tc>
+      </w:tr>
+      <w:tr>
+        <w:trPr>
+          <w:trHeight w:val="300"/>
+        </w:trPr>
+        <w:tc>
+          <w:tcPr>
+            <w:tcW w:w="1200" w:type="dxa"/>
+            <w:noWrap/>
+            <w:hideMark/>
+          </w:tcPr>
+          <w:p>
+            <w:pPr>
+              <w:jc w:val="center"/>
+            </w:pPr>
+            <w:r>
+              <w:t>RF06</w:t>
+            </w:r>
+          </w:p>
+        </w:tc>
+        <w:tc>
+          <w:tcPr>
+            <w:tcW w:w="8000" w:type="dxa"/>
+            <w:noWrap/>
+            <w:hideMark/>
+          </w:tcPr>
+          <w:p>
+            <w:pPr>
+              <w:jc w:val="center"/>
+            </w:pPr>
+            <w:r>
+              <w:t>El sistema debe permitir diferentes roles: Administrador, Vendedor y Cliente.</w:t>
+            </w:r>
+          </w:p>
+        </w:tc>
+        <w:tc>
+          <w:tcPr>
+            <w:tcW w:w="1880" w:type="dxa"/>
+            <w:noWrap/>
+            <w:hideMark/>
+          </w:tcPr>
+          <w:p>
+            <w:pPr>
+              <w:jc w:val="center"/>
+            </w:pPr>
+            <w:r>
+              <w:t>Alta</w:t>
+            </w:r>
+          </w:p>
+        </w:tc>
+      </w:tr>
+      <w:tr>
+        <w:trPr>
+          <w:trHeight w:val="300"/>
+        </w:trPr>
+        <w:tc>
+          <w:tcPr>
+            <w:tcW w:w="1200" w:type="dxa"/>
+            <w:noWrap/>
+            <w:hideMark/>
+          </w:tcPr>
+          <w:p>
+            <w:pPr>
+              <w:jc w:val="center"/>
+            </w:pPr>
+            <w:r>
+              <w:t>RF07</w:t>
+            </w:r>
+          </w:p>
+        </w:tc>
+        <w:tc>
+          <w:tcPr>
+            <w:tcW w:w="8000" w:type="dxa"/>
+            <w:noWrap/>
+            <w:hideMark/>
+          </w:tcPr>
+          <w:p>
+            <w:pPr>
+              <w:jc w:val="center"/>
+            </w:pPr>
+            <w:r>
+              <w:t>El sistema debe enviar notificaciones de pedidos a los vendedores y clientes.</w:t>
+            </w:r>
+          </w:p>
+        </w:tc>
+        <w:tc>
+          <w:tcPr>
+            <w:tcW w:w="1880" w:type="dxa"/>
+            <w:noWrap/>
+            <w:hideMark/>
+          </w:tcPr>
+          <w:p>
+            <w:pPr>
+              <w:jc w:val="center"/>
+            </w:pPr>
+            <w:r>
+              <w:t>Media</w:t>
+            </w:r>
+          </w:p>
+        </w:tc>
+      </w:tr>
+      <w:tr>
+        <w:trPr>
+          <w:trHeight w:val="300"/>
+        </w:trPr>
+        <w:tc>
+          <w:tcPr>
+            <w:tcW w:w="1200" w:type="dxa"/>
+            <w:noWrap/>
+            <w:hideMark/>
+          </w:tcPr>
+          <w:p>
+            <w:pPr>
+              <w:jc w:val="center"/>
+            </w:pPr>
+            <w:r>
+              <w:t>RF08</w:t>
+            </w:r>
+          </w:p>
+        </w:tc>
+        <w:tc>
+          <w:tcPr>
+            <w:tcW w:w="8000" w:type="dxa"/>
+            <w:noWrap/>
+            <w:hideMark/>
+          </w:tcPr>
+          <w:p>
+            <w:pPr>
+              <w:jc w:val="center"/>
+            </w:pPr>
+            <w:r>
+              <w:t>Los clientes deben poder realizar pagos en línea mediante una pasarela de pagos.</w:t>
+            </w:r>
+          </w:p>
+        </w:tc>
+        <w:tc>
+          <w:tcPr>
+            <w:tcW w:w="1880" w:type="dxa"/>
+            <w:noWrap/>
+            <w:hideMark/>
+          </w:tcPr>
+          <w:p>
+            <w:pPr>
+              <w:jc w:val="center"/>
+            </w:pPr>
+            <w:r>
+              <w:t>Baja</w:t>
+            </w:r>
+          </w:p>
+        </w:tc>
+      </w:tr>
+      <w:tr>
+        <w:trPr>
+          <w:trHeight w:val="300"/>
+        </w:trPr>
+        <w:tc>
+          <w:tcPr>
+            <w:tcW w:w="1200" w:type="dxa"/>
+            <w:noWrap/>
+            <w:hideMark/>
+          </w:tcPr>
+          <w:p>
+            <w:pPr>
+              <w:jc w:val="center"/>
+            </w:pPr>
+            <w:r>
+              <w:t>RF09</w:t>
+            </w:r>
+          </w:p>
+        </w:tc>
+        <w:tc>
+          <w:tcPr>
+            <w:tcW w:w="8000" w:type="dxa"/>
+            <w:noWrap/>
+            <w:hideMark/>
+          </w:tcPr>
+          <w:p>
+            <w:pPr>
+              <w:jc w:val="center"/>
+            </w:pPr>
+            <w:r>
+              <w:t>El sistema debe mostrar recomendaciones personalizadas de productos a los clientes.</w:t>
+            </w:r>
+          </w:p>
+        </w:tc>
+        <w:tc>
+          <w:tcPr>
+            <w:tcW w:w="1880" w:type="dxa"/>
+            <w:noWrap/>
+            <w:hideMark/>
+          </w:tcPr>
+          <w:p>
+            <w:pPr>
+              <w:jc w:val="center"/>
+            </w:pPr>
+            <w:r>
+              <w:t>Baja</w:t>
+            </w:r>
+          </w:p>
+        </w:tc>
+      </w:tr>
+    </w:tbl>
+    <w:p>
+      <w:pPr>
+        <w:jc w:val="center"/>
+        <w:rPr>
+          <w:lang w:eastAsia="es-PE"/>
+        </w:rPr>
+      </w:pPr>
+      <w:r>
+        <w:fldChar w:fldCharType="end"/>
+      </w:r>
+    </w:p>
+    <w:p>
+      <w:pPr>
+        <w:pStyle w:val="Ttulo3"/>
+        <w:numPr>
+          <w:ilvl w:val="2"/>
+          <w:numId w:val="6"/>
+        </w:numPr>
+        <w:rPr>
+          <w:color w:val="auto"/>
+          <w:lang w:eastAsia="es-PE"/>
+        </w:rPr>
+      </w:pPr>
+      <w:bookmarkStart w:id="14" w:name="_Toc69808841"/>
+      <w:r>
+        <w:rPr>
+          <w:color w:val="auto"/>
+          <w:lang w:eastAsia="es-PE"/>
+        </w:rPr>
+        <w:t>Requerimientos No Funcionales</w:t>
+      </w:r>
+      <w:bookmarkEnd w:id="13"/>
+      <w:r>
+        <w:rPr>
+          <w:color w:val="auto"/>
+          <w:lang w:eastAsia="es-PE"/>
+        </w:rPr>
+        <w:t xml:space="preserve"> – Atributos de Calidad</w:t>
+      </w:r>
+      <w:bookmarkEnd w:id="14"/>
+    </w:p>
+    <w:p>
+      <w:pPr>
+        <w:autoSpaceDE w:val="0"/>
+        <w:autoSpaceDN w:val="0"/>
+        <w:adjustRightInd w:val="0"/>
+        <w:spacing w:after="0" w:line="240" w:lineRule="auto"/>
+        <w:ind w:left="1140"/>
+        <w:jc w:val="both"/>
         <w:rPr>
           <w:rFonts w:ascii="TimesNewRoman,Italic" w:hAnsi="TimesNewRoman,Italic" w:cs="TimesNewRoman,Italic"/>
           <w:i/>
@@ -5225,8 +6573,7 @@
           <w:sz w:val="20"/>
           <w:szCs w:val="20"/>
         </w:rPr>
-        <w:t>El documento se centra</w:t>
-      </w:r>
+      </w:pPr>
       <w:r>
         <w:rPr>
           <w:rFonts w:ascii="TimesNewRoman,Italic" w:hAnsi="TimesNewRoman,Italic" w:cs="TimesNewRoman,Italic"/>
@@ -5236,7 +6583,7 @@
           <w:sz w:val="20"/>
           <w:szCs w:val="20"/>
         </w:rPr>
-        <w:t>rá</w:t>
+        <w:t xml:space="preserve"> [</w:t>
       </w:r>
       <w:r>
         <w:rPr>
@@ -5247,9 +6594,8 @@
           <w:sz w:val="20"/>
           <w:szCs w:val="20"/>
         </w:rPr>
-        <w:t xml:space="preserve"> en el desarrollo de la vista lógica del </w:t>
-      </w:r>
-      <w:proofErr w:type="spellStart"/>
+        <w:t>Definir la prioridad de los requerimientos NO funcionales</w:t>
+      </w:r>
       <w:r>
         <w:rPr>
           <w:rFonts w:ascii="TimesNewRoman,Italic" w:hAnsi="TimesNewRoman,Italic" w:cs="TimesNewRoman,Italic"/>
@@ -5259,74 +6605,1048 @@
           <w:sz w:val="20"/>
           <w:szCs w:val="20"/>
         </w:rPr>
-        <w:t>framework</w:t>
-      </w:r>
-      <w:proofErr w:type="spellEnd"/>
-      <w:r>
-        <w:rPr>
-          <w:rFonts w:ascii="TimesNewRoman,Italic" w:hAnsi="TimesNewRoman,Italic" w:cs="TimesNewRoman,Italic"/>
-          <w:i/>
-          <w:iCs/>
-          <w:color w:val="0000FF"/>
-          <w:sz w:val="20"/>
-          <w:szCs w:val="20"/>
-        </w:rPr>
-        <w:t>. Se incluyen los</w:t>
-      </w:r>
-      <w:r>
-        <w:rPr>
-          <w:rFonts w:ascii="TimesNewRoman,Italic" w:hAnsi="TimesNewRoman,Italic" w:cs="TimesNewRoman,Italic"/>
-          <w:i/>
-          <w:iCs/>
-          <w:color w:val="0000FF"/>
-          <w:sz w:val="20"/>
-          <w:szCs w:val="20"/>
-        </w:rPr>
-        <w:t xml:space="preserve"> </w:t>
-      </w:r>
-      <w:r>
-        <w:rPr>
-          <w:rFonts w:ascii="TimesNewRoman,Italic" w:hAnsi="TimesNewRoman,Italic" w:cs="TimesNewRoman,Italic"/>
-          <w:i/>
-          <w:iCs/>
-          <w:color w:val="0000FF"/>
-          <w:sz w:val="20"/>
-          <w:szCs w:val="20"/>
-        </w:rPr>
-        <w:t>aspectos fundamentales del resto de las vistas y se omiten aquellas que no se consideren</w:t>
-      </w:r>
-      <w:r>
-        <w:rPr>
-          <w:rFonts w:ascii="TimesNewRoman,Italic" w:hAnsi="TimesNewRoman,Italic" w:cs="TimesNewRoman,Italic"/>
-          <w:i/>
-          <w:iCs/>
-          <w:color w:val="0000FF"/>
-          <w:sz w:val="20"/>
-          <w:szCs w:val="20"/>
-        </w:rPr>
-        <w:t xml:space="preserve"> </w:t>
-      </w:r>
-      <w:r>
-        <w:rPr>
-          <w:rFonts w:ascii="TimesNewRoman,Italic" w:hAnsi="TimesNewRoman,Italic" w:cs="TimesNewRoman,Italic"/>
-          <w:i/>
-          <w:iCs/>
-          <w:color w:val="0000FF"/>
-          <w:sz w:val="20"/>
-          <w:szCs w:val="20"/>
-        </w:rPr>
-        <w:t>pertinentes como ser el caso de la vista de procesos.</w:t>
-      </w:r>
-      <w:r>
-        <w:rPr>
-          <w:rFonts w:ascii="TimesNewRoman,Italic" w:hAnsi="TimesNewRoman,Italic" w:cs="TimesNewRoman,Italic"/>
-          <w:i/>
-          <w:iCs/>
-          <w:color w:val="0000FF"/>
-          <w:sz w:val="20"/>
-          <w:szCs w:val="20"/>
-        </w:rPr>
-        <w:t>]</w:t>
+        <w:t>.]</w:t>
+      </w:r>
+    </w:p>
+    <w:p>
+      <w:r>
+        <w:rPr>
+          <w:lang w:eastAsia="es-PE"/>
+        </w:rPr>
+        <w:fldChar w:fldCharType="begin"/>
+      </w:r>
+      <w:r>
+        <w:rPr>
+          <w:lang w:eastAsia="es-PE"/>
+        </w:rPr>
+        <w:instrText xml:space="preserve"> LINK Excel.Sheet.12 "Libro1" "Hoja1!F13C1:F21C3" \a \f 4 \h </w:instrText>
+      </w:r>
+      <w:r>
+        <w:rPr>
+          <w:lang w:eastAsia="es-PE"/>
+        </w:rPr>
+        <w:fldChar w:fldCharType="separate"/>
+      </w:r>
+    </w:p>
+    <w:tbl>
+      <w:tblPr>
+        <w:tblW w:w="11080" w:type="dxa"/>
+        <w:tblInd w:w="-1296" w:type="dxa"/>
+        <w:tblCellMar>
+          <w:left w:w="70" w:type="dxa"/>
+          <w:right w:w="70" w:type="dxa"/>
+        </w:tblCellMar>
+        <w:tblLook w:val="04A0" w:firstRow="1" w:lastRow="0" w:firstColumn="1" w:lastColumn="0" w:noHBand="0" w:noVBand="1"/>
+      </w:tblPr>
+      <w:tblGrid>
+        <w:gridCol w:w="1200"/>
+        <w:gridCol w:w="8000"/>
+        <w:gridCol w:w="1880"/>
+      </w:tblGrid>
+      <w:tr>
+        <w:trPr>
+          <w:trHeight w:val="300"/>
+        </w:trPr>
+        <w:tc>
+          <w:tcPr>
+            <w:tcW w:w="1200" w:type="dxa"/>
+            <w:tcBorders>
+              <w:top w:val="single" w:sz="4" w:space="0" w:color="auto"/>
+              <w:left w:val="single" w:sz="4" w:space="0" w:color="auto"/>
+              <w:bottom w:val="single" w:sz="4" w:space="0" w:color="auto"/>
+              <w:right w:val="single" w:sz="4" w:space="0" w:color="auto"/>
+            </w:tcBorders>
+            <w:shd w:val="clear" w:color="auto" w:fill="auto"/>
+            <w:noWrap/>
+            <w:vAlign w:val="bottom"/>
+            <w:hideMark/>
+          </w:tcPr>
+          <w:p>
+            <w:pPr>
+              <w:spacing w:after="0" w:line="240" w:lineRule="auto"/>
+              <w:jc w:val="center"/>
+              <w:rPr>
+                <w:rFonts w:ascii="Aptos Narrow" w:eastAsia="Times New Roman" w:hAnsi="Aptos Narrow" w:cs="Times New Roman"/>
+                <w:color w:val="000000"/>
+                <w:lang w:val="es-US" w:eastAsia="es-US"/>
+              </w:rPr>
+            </w:pPr>
+            <w:r>
+              <w:rPr>
+                <w:rFonts w:ascii="Aptos Narrow" w:eastAsia="Times New Roman" w:hAnsi="Aptos Narrow" w:cs="Times New Roman"/>
+                <w:color w:val="000000"/>
+                <w:lang w:val="es-US" w:eastAsia="es-US"/>
+              </w:rPr>
+              <w:t>ID</w:t>
+            </w:r>
+          </w:p>
+        </w:tc>
+        <w:tc>
+          <w:tcPr>
+            <w:tcW w:w="8000" w:type="dxa"/>
+            <w:tcBorders>
+              <w:top w:val="single" w:sz="4" w:space="0" w:color="auto"/>
+              <w:left w:val="nil"/>
+              <w:bottom w:val="single" w:sz="4" w:space="0" w:color="auto"/>
+              <w:right w:val="single" w:sz="4" w:space="0" w:color="auto"/>
+            </w:tcBorders>
+            <w:shd w:val="clear" w:color="auto" w:fill="auto"/>
+            <w:noWrap/>
+            <w:vAlign w:val="bottom"/>
+            <w:hideMark/>
+          </w:tcPr>
+          <w:p>
+            <w:pPr>
+              <w:spacing w:after="0" w:line="240" w:lineRule="auto"/>
+              <w:jc w:val="center"/>
+              <w:rPr>
+                <w:rFonts w:ascii="Aptos Narrow" w:eastAsia="Times New Roman" w:hAnsi="Aptos Narrow" w:cs="Times New Roman"/>
+                <w:color w:val="000000"/>
+                <w:lang w:val="es-US" w:eastAsia="es-US"/>
+              </w:rPr>
+            </w:pPr>
+            <w:r>
+              <w:rPr>
+                <w:rFonts w:ascii="Aptos Narrow" w:eastAsia="Times New Roman" w:hAnsi="Aptos Narrow" w:cs="Times New Roman"/>
+                <w:color w:val="000000"/>
+                <w:lang w:val="es-US" w:eastAsia="es-US"/>
+              </w:rPr>
+              <w:t>Descripción</w:t>
+            </w:r>
+          </w:p>
+        </w:tc>
+        <w:tc>
+          <w:tcPr>
+            <w:tcW w:w="1880" w:type="dxa"/>
+            <w:tcBorders>
+              <w:top w:val="single" w:sz="4" w:space="0" w:color="auto"/>
+              <w:left w:val="nil"/>
+              <w:bottom w:val="single" w:sz="4" w:space="0" w:color="auto"/>
+              <w:right w:val="single" w:sz="4" w:space="0" w:color="auto"/>
+            </w:tcBorders>
+            <w:shd w:val="clear" w:color="auto" w:fill="auto"/>
+            <w:noWrap/>
+            <w:vAlign w:val="bottom"/>
+            <w:hideMark/>
+          </w:tcPr>
+          <w:p>
+            <w:pPr>
+              <w:spacing w:after="0" w:line="240" w:lineRule="auto"/>
+              <w:jc w:val="center"/>
+              <w:rPr>
+                <w:rFonts w:ascii="Aptos Narrow" w:eastAsia="Times New Roman" w:hAnsi="Aptos Narrow" w:cs="Times New Roman"/>
+                <w:color w:val="000000"/>
+                <w:lang w:val="es-US" w:eastAsia="es-US"/>
+              </w:rPr>
+            </w:pPr>
+            <w:r>
+              <w:rPr>
+                <w:rFonts w:ascii="Aptos Narrow" w:eastAsia="Times New Roman" w:hAnsi="Aptos Narrow" w:cs="Times New Roman"/>
+                <w:color w:val="000000"/>
+                <w:lang w:val="es-US" w:eastAsia="es-US"/>
+              </w:rPr>
+              <w:t>Prioridad</w:t>
+            </w:r>
+          </w:p>
+        </w:tc>
+      </w:tr>
+      <w:tr>
+        <w:trPr>
+          <w:trHeight w:val="300"/>
+        </w:trPr>
+        <w:tc>
+          <w:tcPr>
+            <w:tcW w:w="1200" w:type="dxa"/>
+            <w:tcBorders>
+              <w:top w:val="nil"/>
+              <w:left w:val="single" w:sz="4" w:space="0" w:color="auto"/>
+              <w:bottom w:val="single" w:sz="4" w:space="0" w:color="auto"/>
+              <w:right w:val="single" w:sz="4" w:space="0" w:color="auto"/>
+            </w:tcBorders>
+            <w:shd w:val="clear" w:color="auto" w:fill="auto"/>
+            <w:noWrap/>
+            <w:vAlign w:val="bottom"/>
+            <w:hideMark/>
+          </w:tcPr>
+          <w:p>
+            <w:pPr>
+              <w:spacing w:after="0" w:line="240" w:lineRule="auto"/>
+              <w:jc w:val="center"/>
+              <w:rPr>
+                <w:rFonts w:ascii="Aptos Narrow" w:eastAsia="Times New Roman" w:hAnsi="Aptos Narrow" w:cs="Times New Roman"/>
+                <w:color w:val="000000"/>
+                <w:lang w:val="es-US" w:eastAsia="es-US"/>
+              </w:rPr>
+            </w:pPr>
+            <w:r>
+              <w:rPr>
+                <w:rFonts w:ascii="Aptos Narrow" w:eastAsia="Times New Roman" w:hAnsi="Aptos Narrow" w:cs="Times New Roman"/>
+                <w:color w:val="000000"/>
+                <w:lang w:val="es-US" w:eastAsia="es-US"/>
+              </w:rPr>
+              <w:t>RNF01</w:t>
+            </w:r>
+          </w:p>
+        </w:tc>
+        <w:tc>
+          <w:tcPr>
+            <w:tcW w:w="8000" w:type="dxa"/>
+            <w:tcBorders>
+              <w:top w:val="nil"/>
+              <w:left w:val="nil"/>
+              <w:bottom w:val="single" w:sz="4" w:space="0" w:color="auto"/>
+              <w:right w:val="single" w:sz="4" w:space="0" w:color="auto"/>
+            </w:tcBorders>
+            <w:shd w:val="clear" w:color="auto" w:fill="auto"/>
+            <w:noWrap/>
+            <w:vAlign w:val="bottom"/>
+            <w:hideMark/>
+          </w:tcPr>
+          <w:p>
+            <w:pPr>
+              <w:spacing w:after="0" w:line="240" w:lineRule="auto"/>
+              <w:jc w:val="center"/>
+              <w:rPr>
+                <w:rFonts w:ascii="Aptos Narrow" w:eastAsia="Times New Roman" w:hAnsi="Aptos Narrow" w:cs="Times New Roman"/>
+                <w:color w:val="000000"/>
+                <w:lang w:val="es-US" w:eastAsia="es-US"/>
+              </w:rPr>
+            </w:pPr>
+            <w:r>
+              <w:rPr>
+                <w:rFonts w:ascii="Aptos Narrow" w:eastAsia="Times New Roman" w:hAnsi="Aptos Narrow" w:cs="Times New Roman"/>
+                <w:color w:val="000000"/>
+                <w:lang w:val="es-US" w:eastAsia="es-US"/>
+              </w:rPr>
+              <w:t>El sistema debe estar disponible el 99.9% del tiempo.</w:t>
+            </w:r>
+          </w:p>
+        </w:tc>
+        <w:tc>
+          <w:tcPr>
+            <w:tcW w:w="1880" w:type="dxa"/>
+            <w:tcBorders>
+              <w:top w:val="nil"/>
+              <w:left w:val="nil"/>
+              <w:bottom w:val="single" w:sz="4" w:space="0" w:color="auto"/>
+              <w:right w:val="single" w:sz="4" w:space="0" w:color="auto"/>
+            </w:tcBorders>
+            <w:shd w:val="clear" w:color="auto" w:fill="auto"/>
+            <w:noWrap/>
+            <w:vAlign w:val="bottom"/>
+            <w:hideMark/>
+          </w:tcPr>
+          <w:p>
+            <w:pPr>
+              <w:spacing w:after="0" w:line="240" w:lineRule="auto"/>
+              <w:jc w:val="center"/>
+              <w:rPr>
+                <w:rFonts w:ascii="Aptos Narrow" w:eastAsia="Times New Roman" w:hAnsi="Aptos Narrow" w:cs="Times New Roman"/>
+                <w:color w:val="000000"/>
+                <w:lang w:val="es-US" w:eastAsia="es-US"/>
+              </w:rPr>
+            </w:pPr>
+            <w:r>
+              <w:rPr>
+                <w:rFonts w:ascii="Aptos Narrow" w:eastAsia="Times New Roman" w:hAnsi="Aptos Narrow" w:cs="Times New Roman"/>
+                <w:color w:val="000000"/>
+                <w:lang w:val="es-US" w:eastAsia="es-US"/>
+              </w:rPr>
+              <w:t>Alta</w:t>
+            </w:r>
+          </w:p>
+        </w:tc>
+      </w:tr>
+      <w:tr>
+        <w:trPr>
+          <w:trHeight w:val="300"/>
+        </w:trPr>
+        <w:tc>
+          <w:tcPr>
+            <w:tcW w:w="1200" w:type="dxa"/>
+            <w:tcBorders>
+              <w:top w:val="nil"/>
+              <w:left w:val="single" w:sz="4" w:space="0" w:color="auto"/>
+              <w:bottom w:val="single" w:sz="4" w:space="0" w:color="auto"/>
+              <w:right w:val="single" w:sz="4" w:space="0" w:color="auto"/>
+            </w:tcBorders>
+            <w:shd w:val="clear" w:color="auto" w:fill="auto"/>
+            <w:noWrap/>
+            <w:vAlign w:val="bottom"/>
+            <w:hideMark/>
+          </w:tcPr>
+          <w:p>
+            <w:pPr>
+              <w:spacing w:after="0" w:line="240" w:lineRule="auto"/>
+              <w:jc w:val="center"/>
+              <w:rPr>
+                <w:rFonts w:ascii="Aptos Narrow" w:eastAsia="Times New Roman" w:hAnsi="Aptos Narrow" w:cs="Times New Roman"/>
+                <w:color w:val="000000"/>
+                <w:lang w:val="es-US" w:eastAsia="es-US"/>
+              </w:rPr>
+            </w:pPr>
+            <w:r>
+              <w:rPr>
+                <w:rFonts w:ascii="Aptos Narrow" w:eastAsia="Times New Roman" w:hAnsi="Aptos Narrow" w:cs="Times New Roman"/>
+                <w:color w:val="000000"/>
+                <w:lang w:val="es-US" w:eastAsia="es-US"/>
+              </w:rPr>
+              <w:t>RNF02</w:t>
+            </w:r>
+          </w:p>
+        </w:tc>
+        <w:tc>
+          <w:tcPr>
+            <w:tcW w:w="8000" w:type="dxa"/>
+            <w:tcBorders>
+              <w:top w:val="nil"/>
+              <w:left w:val="nil"/>
+              <w:bottom w:val="single" w:sz="4" w:space="0" w:color="auto"/>
+              <w:right w:val="single" w:sz="4" w:space="0" w:color="auto"/>
+            </w:tcBorders>
+            <w:shd w:val="clear" w:color="auto" w:fill="auto"/>
+            <w:noWrap/>
+            <w:vAlign w:val="bottom"/>
+            <w:hideMark/>
+          </w:tcPr>
+          <w:p>
+            <w:pPr>
+              <w:spacing w:after="0" w:line="240" w:lineRule="auto"/>
+              <w:jc w:val="center"/>
+              <w:rPr>
+                <w:rFonts w:ascii="Aptos Narrow" w:eastAsia="Times New Roman" w:hAnsi="Aptos Narrow" w:cs="Times New Roman"/>
+                <w:color w:val="000000"/>
+                <w:lang w:val="es-US" w:eastAsia="es-US"/>
+              </w:rPr>
+            </w:pPr>
+            <w:r>
+              <w:rPr>
+                <w:rFonts w:ascii="Aptos Narrow" w:eastAsia="Times New Roman" w:hAnsi="Aptos Narrow" w:cs="Times New Roman"/>
+                <w:color w:val="000000"/>
+                <w:lang w:val="es-US" w:eastAsia="es-US"/>
+              </w:rPr>
+              <w:t>El tiempo de respuesta de cualquier consulta debe ser menor a 2 segundos.</w:t>
+            </w:r>
+          </w:p>
+        </w:tc>
+        <w:tc>
+          <w:tcPr>
+            <w:tcW w:w="1880" w:type="dxa"/>
+            <w:tcBorders>
+              <w:top w:val="nil"/>
+              <w:left w:val="nil"/>
+              <w:bottom w:val="single" w:sz="4" w:space="0" w:color="auto"/>
+              <w:right w:val="single" w:sz="4" w:space="0" w:color="auto"/>
+            </w:tcBorders>
+            <w:shd w:val="clear" w:color="auto" w:fill="auto"/>
+            <w:noWrap/>
+            <w:vAlign w:val="bottom"/>
+            <w:hideMark/>
+          </w:tcPr>
+          <w:p>
+            <w:pPr>
+              <w:spacing w:after="0" w:line="240" w:lineRule="auto"/>
+              <w:jc w:val="center"/>
+              <w:rPr>
+                <w:rFonts w:ascii="Aptos Narrow" w:eastAsia="Times New Roman" w:hAnsi="Aptos Narrow" w:cs="Times New Roman"/>
+                <w:color w:val="000000"/>
+                <w:lang w:val="es-US" w:eastAsia="es-US"/>
+              </w:rPr>
+            </w:pPr>
+            <w:r>
+              <w:rPr>
+                <w:rFonts w:ascii="Aptos Narrow" w:eastAsia="Times New Roman" w:hAnsi="Aptos Narrow" w:cs="Times New Roman"/>
+                <w:color w:val="000000"/>
+                <w:lang w:val="es-US" w:eastAsia="es-US"/>
+              </w:rPr>
+              <w:t>Media</w:t>
+            </w:r>
+          </w:p>
+        </w:tc>
+      </w:tr>
+      <w:tr>
+        <w:trPr>
+          <w:trHeight w:val="300"/>
+        </w:trPr>
+        <w:tc>
+          <w:tcPr>
+            <w:tcW w:w="1200" w:type="dxa"/>
+            <w:tcBorders>
+              <w:top w:val="nil"/>
+              <w:left w:val="single" w:sz="4" w:space="0" w:color="auto"/>
+              <w:bottom w:val="single" w:sz="4" w:space="0" w:color="auto"/>
+              <w:right w:val="single" w:sz="4" w:space="0" w:color="auto"/>
+            </w:tcBorders>
+            <w:shd w:val="clear" w:color="auto" w:fill="auto"/>
+            <w:noWrap/>
+            <w:vAlign w:val="bottom"/>
+            <w:hideMark/>
+          </w:tcPr>
+          <w:p>
+            <w:pPr>
+              <w:spacing w:after="0" w:line="240" w:lineRule="auto"/>
+              <w:jc w:val="center"/>
+              <w:rPr>
+                <w:rFonts w:ascii="Aptos Narrow" w:eastAsia="Times New Roman" w:hAnsi="Aptos Narrow" w:cs="Times New Roman"/>
+                <w:color w:val="000000"/>
+                <w:lang w:val="es-US" w:eastAsia="es-US"/>
+              </w:rPr>
+            </w:pPr>
+            <w:r>
+              <w:rPr>
+                <w:rFonts w:ascii="Aptos Narrow" w:eastAsia="Times New Roman" w:hAnsi="Aptos Narrow" w:cs="Times New Roman"/>
+                <w:color w:val="000000"/>
+                <w:lang w:val="es-US" w:eastAsia="es-US"/>
+              </w:rPr>
+              <w:t>RNF03</w:t>
+            </w:r>
+          </w:p>
+        </w:tc>
+        <w:tc>
+          <w:tcPr>
+            <w:tcW w:w="8000" w:type="dxa"/>
+            <w:tcBorders>
+              <w:top w:val="nil"/>
+              <w:left w:val="nil"/>
+              <w:bottom w:val="single" w:sz="4" w:space="0" w:color="auto"/>
+              <w:right w:val="single" w:sz="4" w:space="0" w:color="auto"/>
+            </w:tcBorders>
+            <w:shd w:val="clear" w:color="auto" w:fill="auto"/>
+            <w:noWrap/>
+            <w:vAlign w:val="bottom"/>
+            <w:hideMark/>
+          </w:tcPr>
+          <w:p>
+            <w:pPr>
+              <w:spacing w:after="0" w:line="240" w:lineRule="auto"/>
+              <w:jc w:val="center"/>
+              <w:rPr>
+                <w:rFonts w:ascii="Aptos Narrow" w:eastAsia="Times New Roman" w:hAnsi="Aptos Narrow" w:cs="Times New Roman"/>
+                <w:color w:val="000000"/>
+                <w:lang w:val="es-US" w:eastAsia="es-US"/>
+              </w:rPr>
+            </w:pPr>
+            <w:r>
+              <w:rPr>
+                <w:rFonts w:ascii="Aptos Narrow" w:eastAsia="Times New Roman" w:hAnsi="Aptos Narrow" w:cs="Times New Roman"/>
+                <w:color w:val="000000"/>
+                <w:lang w:val="es-US" w:eastAsia="es-US"/>
+              </w:rPr>
+              <w:t>La información de los usuarios y transacciones debe estar cifrada y protegida.</w:t>
+            </w:r>
+          </w:p>
+        </w:tc>
+        <w:tc>
+          <w:tcPr>
+            <w:tcW w:w="1880" w:type="dxa"/>
+            <w:tcBorders>
+              <w:top w:val="nil"/>
+              <w:left w:val="nil"/>
+              <w:bottom w:val="single" w:sz="4" w:space="0" w:color="auto"/>
+              <w:right w:val="single" w:sz="4" w:space="0" w:color="auto"/>
+            </w:tcBorders>
+            <w:shd w:val="clear" w:color="auto" w:fill="auto"/>
+            <w:noWrap/>
+            <w:vAlign w:val="bottom"/>
+            <w:hideMark/>
+          </w:tcPr>
+          <w:p>
+            <w:pPr>
+              <w:spacing w:after="0" w:line="240" w:lineRule="auto"/>
+              <w:jc w:val="center"/>
+              <w:rPr>
+                <w:rFonts w:ascii="Aptos Narrow" w:eastAsia="Times New Roman" w:hAnsi="Aptos Narrow" w:cs="Times New Roman"/>
+                <w:color w:val="000000"/>
+                <w:lang w:val="es-US" w:eastAsia="es-US"/>
+              </w:rPr>
+            </w:pPr>
+            <w:r>
+              <w:rPr>
+                <w:rFonts w:ascii="Aptos Narrow" w:eastAsia="Times New Roman" w:hAnsi="Aptos Narrow" w:cs="Times New Roman"/>
+                <w:color w:val="000000"/>
+                <w:lang w:val="es-US" w:eastAsia="es-US"/>
+              </w:rPr>
+              <w:t>Alta</w:t>
+            </w:r>
+          </w:p>
+        </w:tc>
+      </w:tr>
+      <w:tr>
+        <w:trPr>
+          <w:trHeight w:val="300"/>
+        </w:trPr>
+        <w:tc>
+          <w:tcPr>
+            <w:tcW w:w="1200" w:type="dxa"/>
+            <w:tcBorders>
+              <w:top w:val="nil"/>
+              <w:left w:val="single" w:sz="4" w:space="0" w:color="auto"/>
+              <w:bottom w:val="single" w:sz="4" w:space="0" w:color="auto"/>
+              <w:right w:val="single" w:sz="4" w:space="0" w:color="auto"/>
+            </w:tcBorders>
+            <w:shd w:val="clear" w:color="auto" w:fill="auto"/>
+            <w:noWrap/>
+            <w:vAlign w:val="bottom"/>
+            <w:hideMark/>
+          </w:tcPr>
+          <w:p>
+            <w:pPr>
+              <w:spacing w:after="0" w:line="240" w:lineRule="auto"/>
+              <w:jc w:val="center"/>
+              <w:rPr>
+                <w:rFonts w:ascii="Aptos Narrow" w:eastAsia="Times New Roman" w:hAnsi="Aptos Narrow" w:cs="Times New Roman"/>
+                <w:color w:val="000000"/>
+                <w:lang w:val="es-US" w:eastAsia="es-US"/>
+              </w:rPr>
+            </w:pPr>
+            <w:r>
+              <w:rPr>
+                <w:rFonts w:ascii="Aptos Narrow" w:eastAsia="Times New Roman" w:hAnsi="Aptos Narrow" w:cs="Times New Roman"/>
+                <w:color w:val="000000"/>
+                <w:lang w:val="es-US" w:eastAsia="es-US"/>
+              </w:rPr>
+              <w:t>RNF04</w:t>
+            </w:r>
+          </w:p>
+        </w:tc>
+        <w:tc>
+          <w:tcPr>
+            <w:tcW w:w="8000" w:type="dxa"/>
+            <w:tcBorders>
+              <w:top w:val="nil"/>
+              <w:left w:val="nil"/>
+              <w:bottom w:val="single" w:sz="4" w:space="0" w:color="auto"/>
+              <w:right w:val="single" w:sz="4" w:space="0" w:color="auto"/>
+            </w:tcBorders>
+            <w:shd w:val="clear" w:color="auto" w:fill="auto"/>
+            <w:noWrap/>
+            <w:vAlign w:val="bottom"/>
+            <w:hideMark/>
+          </w:tcPr>
+          <w:p>
+            <w:pPr>
+              <w:spacing w:after="0" w:line="240" w:lineRule="auto"/>
+              <w:jc w:val="center"/>
+              <w:rPr>
+                <w:rFonts w:ascii="Aptos Narrow" w:eastAsia="Times New Roman" w:hAnsi="Aptos Narrow" w:cs="Times New Roman"/>
+                <w:color w:val="000000"/>
+                <w:lang w:val="es-US" w:eastAsia="es-US"/>
+              </w:rPr>
+            </w:pPr>
+            <w:r>
+              <w:rPr>
+                <w:rFonts w:ascii="Aptos Narrow" w:eastAsia="Times New Roman" w:hAnsi="Aptos Narrow" w:cs="Times New Roman"/>
+                <w:color w:val="000000"/>
+                <w:lang w:val="es-US" w:eastAsia="es-US"/>
+              </w:rPr>
+              <w:t>La arquitectura del sistema debe permitir escalabilidad horizontal en Azure.</w:t>
+            </w:r>
+          </w:p>
+        </w:tc>
+        <w:tc>
+          <w:tcPr>
+            <w:tcW w:w="1880" w:type="dxa"/>
+            <w:tcBorders>
+              <w:top w:val="nil"/>
+              <w:left w:val="nil"/>
+              <w:bottom w:val="single" w:sz="4" w:space="0" w:color="auto"/>
+              <w:right w:val="single" w:sz="4" w:space="0" w:color="auto"/>
+            </w:tcBorders>
+            <w:shd w:val="clear" w:color="auto" w:fill="auto"/>
+            <w:noWrap/>
+            <w:vAlign w:val="bottom"/>
+            <w:hideMark/>
+          </w:tcPr>
+          <w:p>
+            <w:pPr>
+              <w:spacing w:after="0" w:line="240" w:lineRule="auto"/>
+              <w:jc w:val="center"/>
+              <w:rPr>
+                <w:rFonts w:ascii="Aptos Narrow" w:eastAsia="Times New Roman" w:hAnsi="Aptos Narrow" w:cs="Times New Roman"/>
+                <w:color w:val="000000"/>
+                <w:lang w:val="es-US" w:eastAsia="es-US"/>
+              </w:rPr>
+            </w:pPr>
+            <w:r>
+              <w:rPr>
+                <w:rFonts w:ascii="Aptos Narrow" w:eastAsia="Times New Roman" w:hAnsi="Aptos Narrow" w:cs="Times New Roman"/>
+                <w:color w:val="000000"/>
+                <w:lang w:val="es-US" w:eastAsia="es-US"/>
+              </w:rPr>
+              <w:t>Alta</w:t>
+            </w:r>
+          </w:p>
+        </w:tc>
+      </w:tr>
+      <w:tr>
+        <w:trPr>
+          <w:trHeight w:val="300"/>
+        </w:trPr>
+        <w:tc>
+          <w:tcPr>
+            <w:tcW w:w="1200" w:type="dxa"/>
+            <w:tcBorders>
+              <w:top w:val="nil"/>
+              <w:left w:val="single" w:sz="4" w:space="0" w:color="auto"/>
+              <w:bottom w:val="single" w:sz="4" w:space="0" w:color="auto"/>
+              <w:right w:val="single" w:sz="4" w:space="0" w:color="auto"/>
+            </w:tcBorders>
+            <w:shd w:val="clear" w:color="auto" w:fill="auto"/>
+            <w:noWrap/>
+            <w:vAlign w:val="bottom"/>
+            <w:hideMark/>
+          </w:tcPr>
+          <w:p>
+            <w:pPr>
+              <w:spacing w:after="0" w:line="240" w:lineRule="auto"/>
+              <w:jc w:val="center"/>
+              <w:rPr>
+                <w:rFonts w:ascii="Aptos Narrow" w:eastAsia="Times New Roman" w:hAnsi="Aptos Narrow" w:cs="Times New Roman"/>
+                <w:color w:val="000000"/>
+                <w:lang w:val="es-US" w:eastAsia="es-US"/>
+              </w:rPr>
+            </w:pPr>
+            <w:r>
+              <w:rPr>
+                <w:rFonts w:ascii="Aptos Narrow" w:eastAsia="Times New Roman" w:hAnsi="Aptos Narrow" w:cs="Times New Roman"/>
+                <w:color w:val="000000"/>
+                <w:lang w:val="es-US" w:eastAsia="es-US"/>
+              </w:rPr>
+              <w:t>RNF05</w:t>
+            </w:r>
+          </w:p>
+        </w:tc>
+        <w:tc>
+          <w:tcPr>
+            <w:tcW w:w="8000" w:type="dxa"/>
+            <w:tcBorders>
+              <w:top w:val="nil"/>
+              <w:left w:val="nil"/>
+              <w:bottom w:val="single" w:sz="4" w:space="0" w:color="auto"/>
+              <w:right w:val="single" w:sz="4" w:space="0" w:color="auto"/>
+            </w:tcBorders>
+            <w:shd w:val="clear" w:color="auto" w:fill="auto"/>
+            <w:noWrap/>
+            <w:vAlign w:val="bottom"/>
+            <w:hideMark/>
+          </w:tcPr>
+          <w:p>
+            <w:pPr>
+              <w:spacing w:after="0" w:line="240" w:lineRule="auto"/>
+              <w:jc w:val="center"/>
+              <w:rPr>
+                <w:rFonts w:ascii="Aptos Narrow" w:eastAsia="Times New Roman" w:hAnsi="Aptos Narrow" w:cs="Times New Roman"/>
+                <w:color w:val="000000"/>
+                <w:lang w:val="es-US" w:eastAsia="es-US"/>
+              </w:rPr>
+            </w:pPr>
+            <w:r>
+              <w:rPr>
+                <w:rFonts w:ascii="Aptos Narrow" w:eastAsia="Times New Roman" w:hAnsi="Aptos Narrow" w:cs="Times New Roman"/>
+                <w:color w:val="000000"/>
+                <w:lang w:val="es-US" w:eastAsia="es-US"/>
+              </w:rPr>
+              <w:t>La plataforma debe ser accesible desde dispositivos móviles y de escritorio.</w:t>
+            </w:r>
+          </w:p>
+        </w:tc>
+        <w:tc>
+          <w:tcPr>
+            <w:tcW w:w="1880" w:type="dxa"/>
+            <w:tcBorders>
+              <w:top w:val="nil"/>
+              <w:left w:val="nil"/>
+              <w:bottom w:val="single" w:sz="4" w:space="0" w:color="auto"/>
+              <w:right w:val="single" w:sz="4" w:space="0" w:color="auto"/>
+            </w:tcBorders>
+            <w:shd w:val="clear" w:color="auto" w:fill="auto"/>
+            <w:noWrap/>
+            <w:vAlign w:val="bottom"/>
+            <w:hideMark/>
+          </w:tcPr>
+          <w:p>
+            <w:pPr>
+              <w:spacing w:after="0" w:line="240" w:lineRule="auto"/>
+              <w:jc w:val="center"/>
+              <w:rPr>
+                <w:rFonts w:ascii="Aptos Narrow" w:eastAsia="Times New Roman" w:hAnsi="Aptos Narrow" w:cs="Times New Roman"/>
+                <w:color w:val="000000"/>
+                <w:lang w:val="es-US" w:eastAsia="es-US"/>
+              </w:rPr>
+            </w:pPr>
+            <w:r>
+              <w:rPr>
+                <w:rFonts w:ascii="Aptos Narrow" w:eastAsia="Times New Roman" w:hAnsi="Aptos Narrow" w:cs="Times New Roman"/>
+                <w:color w:val="000000"/>
+                <w:lang w:val="es-US" w:eastAsia="es-US"/>
+              </w:rPr>
+              <w:t>Media</w:t>
+            </w:r>
+          </w:p>
+        </w:tc>
+      </w:tr>
+      <w:tr>
+        <w:trPr>
+          <w:trHeight w:val="300"/>
+        </w:trPr>
+        <w:tc>
+          <w:tcPr>
+            <w:tcW w:w="1200" w:type="dxa"/>
+            <w:tcBorders>
+              <w:top w:val="nil"/>
+              <w:left w:val="single" w:sz="4" w:space="0" w:color="auto"/>
+              <w:bottom w:val="single" w:sz="4" w:space="0" w:color="auto"/>
+              <w:right w:val="single" w:sz="4" w:space="0" w:color="auto"/>
+            </w:tcBorders>
+            <w:shd w:val="clear" w:color="auto" w:fill="auto"/>
+            <w:noWrap/>
+            <w:vAlign w:val="bottom"/>
+            <w:hideMark/>
+          </w:tcPr>
+          <w:p>
+            <w:pPr>
+              <w:spacing w:after="0" w:line="240" w:lineRule="auto"/>
+              <w:jc w:val="center"/>
+              <w:rPr>
+                <w:rFonts w:ascii="Aptos Narrow" w:eastAsia="Times New Roman" w:hAnsi="Aptos Narrow" w:cs="Times New Roman"/>
+                <w:color w:val="000000"/>
+                <w:lang w:val="es-US" w:eastAsia="es-US"/>
+              </w:rPr>
+            </w:pPr>
+            <w:r>
+              <w:rPr>
+                <w:rFonts w:ascii="Aptos Narrow" w:eastAsia="Times New Roman" w:hAnsi="Aptos Narrow" w:cs="Times New Roman"/>
+                <w:color w:val="000000"/>
+                <w:lang w:val="es-US" w:eastAsia="es-US"/>
+              </w:rPr>
+              <w:t>RNF06</w:t>
+            </w:r>
+          </w:p>
+        </w:tc>
+        <w:tc>
+          <w:tcPr>
+            <w:tcW w:w="8000" w:type="dxa"/>
+            <w:tcBorders>
+              <w:top w:val="nil"/>
+              <w:left w:val="nil"/>
+              <w:bottom w:val="single" w:sz="4" w:space="0" w:color="auto"/>
+              <w:right w:val="single" w:sz="4" w:space="0" w:color="auto"/>
+            </w:tcBorders>
+            <w:shd w:val="clear" w:color="auto" w:fill="auto"/>
+            <w:noWrap/>
+            <w:vAlign w:val="bottom"/>
+            <w:hideMark/>
+          </w:tcPr>
+          <w:p>
+            <w:pPr>
+              <w:spacing w:after="0" w:line="240" w:lineRule="auto"/>
+              <w:jc w:val="center"/>
+              <w:rPr>
+                <w:rFonts w:ascii="Aptos Narrow" w:eastAsia="Times New Roman" w:hAnsi="Aptos Narrow" w:cs="Times New Roman"/>
+                <w:color w:val="000000"/>
+                <w:lang w:val="es-US" w:eastAsia="es-US"/>
+              </w:rPr>
+            </w:pPr>
+            <w:r>
+              <w:rPr>
+                <w:rFonts w:ascii="Aptos Narrow" w:eastAsia="Times New Roman" w:hAnsi="Aptos Narrow" w:cs="Times New Roman"/>
+                <w:color w:val="000000"/>
+                <w:lang w:val="es-US" w:eastAsia="es-US"/>
+              </w:rPr>
+              <w:t>El sistema debe soportar al menos 1,000 usuarios concurrentes.</w:t>
+            </w:r>
+          </w:p>
+        </w:tc>
+        <w:tc>
+          <w:tcPr>
+            <w:tcW w:w="1880" w:type="dxa"/>
+            <w:tcBorders>
+              <w:top w:val="nil"/>
+              <w:left w:val="nil"/>
+              <w:bottom w:val="single" w:sz="4" w:space="0" w:color="auto"/>
+              <w:right w:val="single" w:sz="4" w:space="0" w:color="auto"/>
+            </w:tcBorders>
+            <w:shd w:val="clear" w:color="auto" w:fill="auto"/>
+            <w:noWrap/>
+            <w:vAlign w:val="bottom"/>
+            <w:hideMark/>
+          </w:tcPr>
+          <w:p>
+            <w:pPr>
+              <w:spacing w:after="0" w:line="240" w:lineRule="auto"/>
+              <w:jc w:val="center"/>
+              <w:rPr>
+                <w:rFonts w:ascii="Aptos Narrow" w:eastAsia="Times New Roman" w:hAnsi="Aptos Narrow" w:cs="Times New Roman"/>
+                <w:color w:val="000000"/>
+                <w:lang w:val="es-US" w:eastAsia="es-US"/>
+              </w:rPr>
+            </w:pPr>
+            <w:r>
+              <w:rPr>
+                <w:rFonts w:ascii="Aptos Narrow" w:eastAsia="Times New Roman" w:hAnsi="Aptos Narrow" w:cs="Times New Roman"/>
+                <w:color w:val="000000"/>
+                <w:lang w:val="es-US" w:eastAsia="es-US"/>
+              </w:rPr>
+              <w:t>Media</w:t>
+            </w:r>
+          </w:p>
+        </w:tc>
+      </w:tr>
+      <w:tr>
+        <w:trPr>
+          <w:trHeight w:val="300"/>
+        </w:trPr>
+        <w:tc>
+          <w:tcPr>
+            <w:tcW w:w="1200" w:type="dxa"/>
+            <w:tcBorders>
+              <w:top w:val="nil"/>
+              <w:left w:val="single" w:sz="4" w:space="0" w:color="auto"/>
+              <w:bottom w:val="single" w:sz="4" w:space="0" w:color="auto"/>
+              <w:right w:val="single" w:sz="4" w:space="0" w:color="auto"/>
+            </w:tcBorders>
+            <w:shd w:val="clear" w:color="auto" w:fill="auto"/>
+            <w:noWrap/>
+            <w:vAlign w:val="bottom"/>
+            <w:hideMark/>
+          </w:tcPr>
+          <w:p>
+            <w:pPr>
+              <w:spacing w:after="0" w:line="240" w:lineRule="auto"/>
+              <w:jc w:val="center"/>
+              <w:rPr>
+                <w:rFonts w:ascii="Aptos Narrow" w:eastAsia="Times New Roman" w:hAnsi="Aptos Narrow" w:cs="Times New Roman"/>
+                <w:color w:val="000000"/>
+                <w:lang w:val="es-US" w:eastAsia="es-US"/>
+              </w:rPr>
+            </w:pPr>
+            <w:r>
+              <w:rPr>
+                <w:rFonts w:ascii="Aptos Narrow" w:eastAsia="Times New Roman" w:hAnsi="Aptos Narrow" w:cs="Times New Roman"/>
+                <w:color w:val="000000"/>
+                <w:lang w:val="es-US" w:eastAsia="es-US"/>
+              </w:rPr>
+              <w:t>RNF07</w:t>
+            </w:r>
+          </w:p>
+        </w:tc>
+        <w:tc>
+          <w:tcPr>
+            <w:tcW w:w="8000" w:type="dxa"/>
+            <w:tcBorders>
+              <w:top w:val="nil"/>
+              <w:left w:val="nil"/>
+              <w:bottom w:val="single" w:sz="4" w:space="0" w:color="auto"/>
+              <w:right w:val="single" w:sz="4" w:space="0" w:color="auto"/>
+            </w:tcBorders>
+            <w:shd w:val="clear" w:color="auto" w:fill="auto"/>
+            <w:noWrap/>
+            <w:vAlign w:val="bottom"/>
+            <w:hideMark/>
+          </w:tcPr>
+          <w:p>
+            <w:pPr>
+              <w:spacing w:after="0" w:line="240" w:lineRule="auto"/>
+              <w:jc w:val="center"/>
+              <w:rPr>
+                <w:rFonts w:ascii="Aptos Narrow" w:eastAsia="Times New Roman" w:hAnsi="Aptos Narrow" w:cs="Times New Roman"/>
+                <w:color w:val="000000"/>
+                <w:lang w:val="es-US" w:eastAsia="es-US"/>
+              </w:rPr>
+            </w:pPr>
+            <w:r>
+              <w:rPr>
+                <w:rFonts w:ascii="Aptos Narrow" w:eastAsia="Times New Roman" w:hAnsi="Aptos Narrow" w:cs="Times New Roman"/>
+                <w:color w:val="000000"/>
+                <w:lang w:val="es-US" w:eastAsia="es-US"/>
+              </w:rPr>
+              <w:t>La autenticación debe implementarse mediante JWT para seguridad.</w:t>
+            </w:r>
+          </w:p>
+        </w:tc>
+        <w:tc>
+          <w:tcPr>
+            <w:tcW w:w="1880" w:type="dxa"/>
+            <w:tcBorders>
+              <w:top w:val="nil"/>
+              <w:left w:val="nil"/>
+              <w:bottom w:val="single" w:sz="4" w:space="0" w:color="auto"/>
+              <w:right w:val="single" w:sz="4" w:space="0" w:color="auto"/>
+            </w:tcBorders>
+            <w:shd w:val="clear" w:color="auto" w:fill="auto"/>
+            <w:noWrap/>
+            <w:vAlign w:val="bottom"/>
+            <w:hideMark/>
+          </w:tcPr>
+          <w:p>
+            <w:pPr>
+              <w:spacing w:after="0" w:line="240" w:lineRule="auto"/>
+              <w:jc w:val="center"/>
+              <w:rPr>
+                <w:rFonts w:ascii="Aptos Narrow" w:eastAsia="Times New Roman" w:hAnsi="Aptos Narrow" w:cs="Times New Roman"/>
+                <w:color w:val="000000"/>
+                <w:lang w:val="es-US" w:eastAsia="es-US"/>
+              </w:rPr>
+            </w:pPr>
+            <w:r>
+              <w:rPr>
+                <w:rFonts w:ascii="Aptos Narrow" w:eastAsia="Times New Roman" w:hAnsi="Aptos Narrow" w:cs="Times New Roman"/>
+                <w:color w:val="000000"/>
+                <w:lang w:val="es-US" w:eastAsia="es-US"/>
+              </w:rPr>
+              <w:t>Alta</w:t>
+            </w:r>
+          </w:p>
+        </w:tc>
+      </w:tr>
+      <w:tr>
+        <w:trPr>
+          <w:trHeight w:val="300"/>
+        </w:trPr>
+        <w:tc>
+          <w:tcPr>
+            <w:tcW w:w="1200" w:type="dxa"/>
+            <w:tcBorders>
+              <w:top w:val="nil"/>
+              <w:left w:val="single" w:sz="4" w:space="0" w:color="auto"/>
+              <w:bottom w:val="single" w:sz="4" w:space="0" w:color="auto"/>
+              <w:right w:val="single" w:sz="4" w:space="0" w:color="auto"/>
+            </w:tcBorders>
+            <w:shd w:val="clear" w:color="auto" w:fill="auto"/>
+            <w:noWrap/>
+            <w:vAlign w:val="bottom"/>
+            <w:hideMark/>
+          </w:tcPr>
+          <w:p>
+            <w:pPr>
+              <w:spacing w:after="0" w:line="240" w:lineRule="auto"/>
+              <w:jc w:val="center"/>
+              <w:rPr>
+                <w:rFonts w:ascii="Aptos Narrow" w:eastAsia="Times New Roman" w:hAnsi="Aptos Narrow" w:cs="Times New Roman"/>
+                <w:color w:val="000000"/>
+                <w:lang w:val="es-US" w:eastAsia="es-US"/>
+              </w:rPr>
+            </w:pPr>
+            <w:r>
+              <w:rPr>
+                <w:rFonts w:ascii="Aptos Narrow" w:eastAsia="Times New Roman" w:hAnsi="Aptos Narrow" w:cs="Times New Roman"/>
+                <w:color w:val="000000"/>
+                <w:lang w:val="es-US" w:eastAsia="es-US"/>
+              </w:rPr>
+              <w:t>RNF08</w:t>
+            </w:r>
+          </w:p>
+        </w:tc>
+        <w:tc>
+          <w:tcPr>
+            <w:tcW w:w="8000" w:type="dxa"/>
+            <w:tcBorders>
+              <w:top w:val="nil"/>
+              <w:left w:val="nil"/>
+              <w:bottom w:val="single" w:sz="4" w:space="0" w:color="auto"/>
+              <w:right w:val="single" w:sz="4" w:space="0" w:color="auto"/>
+            </w:tcBorders>
+            <w:shd w:val="clear" w:color="auto" w:fill="auto"/>
+            <w:noWrap/>
+            <w:vAlign w:val="bottom"/>
+            <w:hideMark/>
+          </w:tcPr>
+          <w:p>
+            <w:pPr>
+              <w:spacing w:after="0" w:line="240" w:lineRule="auto"/>
+              <w:jc w:val="center"/>
+              <w:rPr>
+                <w:rFonts w:ascii="Aptos Narrow" w:eastAsia="Times New Roman" w:hAnsi="Aptos Narrow" w:cs="Times New Roman"/>
+                <w:color w:val="000000"/>
+                <w:lang w:val="es-US" w:eastAsia="es-US"/>
+              </w:rPr>
+            </w:pPr>
+            <w:r>
+              <w:rPr>
+                <w:rFonts w:ascii="Aptos Narrow" w:eastAsia="Times New Roman" w:hAnsi="Aptos Narrow" w:cs="Times New Roman"/>
+                <w:color w:val="000000"/>
+                <w:lang w:val="es-US" w:eastAsia="es-US"/>
+              </w:rPr>
+              <w:t>Los datos deben ser respaldados automáticamente en la nube cada 24 horas.</w:t>
+            </w:r>
+          </w:p>
+        </w:tc>
+        <w:tc>
+          <w:tcPr>
+            <w:tcW w:w="1880" w:type="dxa"/>
+            <w:tcBorders>
+              <w:top w:val="nil"/>
+              <w:left w:val="nil"/>
+              <w:bottom w:val="single" w:sz="4" w:space="0" w:color="auto"/>
+              <w:right w:val="single" w:sz="4" w:space="0" w:color="auto"/>
+            </w:tcBorders>
+            <w:shd w:val="clear" w:color="auto" w:fill="auto"/>
+            <w:noWrap/>
+            <w:vAlign w:val="bottom"/>
+            <w:hideMark/>
+          </w:tcPr>
+          <w:p>
+            <w:pPr>
+              <w:spacing w:after="0" w:line="240" w:lineRule="auto"/>
+              <w:jc w:val="center"/>
+              <w:rPr>
+                <w:rFonts w:ascii="Aptos Narrow" w:eastAsia="Times New Roman" w:hAnsi="Aptos Narrow" w:cs="Times New Roman"/>
+                <w:color w:val="000000"/>
+                <w:lang w:val="es-US" w:eastAsia="es-US"/>
+              </w:rPr>
+            </w:pPr>
+            <w:r>
+              <w:rPr>
+                <w:rFonts w:ascii="Aptos Narrow" w:eastAsia="Times New Roman" w:hAnsi="Aptos Narrow" w:cs="Times New Roman"/>
+                <w:color w:val="000000"/>
+                <w:lang w:val="es-US" w:eastAsia="es-US"/>
+              </w:rPr>
+              <w:t>Media</w:t>
+            </w:r>
+          </w:p>
+        </w:tc>
+      </w:tr>
+    </w:tbl>
+    <w:p>
+      <w:pPr>
+        <w:pStyle w:val="Prrafodelista"/>
+        <w:ind w:left="792"/>
+        <w:rPr>
+          <w:lang w:eastAsia="es-PE"/>
+        </w:rPr>
+      </w:pPr>
+      <w:r>
+        <w:rPr>
+          <w:lang w:eastAsia="es-PE"/>
+        </w:rPr>
+        <w:fldChar w:fldCharType="end"/>
+      </w:r>
+    </w:p>
+    <w:p>
+      <w:pPr>
+        <w:pStyle w:val="Prrafodelista"/>
+        <w:ind w:left="792"/>
+        <w:rPr>
+          <w:lang w:eastAsia="es-PE"/>
+        </w:rPr>
+      </w:pPr>
+    </w:p>
+    <w:p>
+      <w:pPr>
+        <w:pStyle w:val="Prrafodelista"/>
+        <w:numPr>
+          <w:ilvl w:val="1"/>
+          <w:numId w:val="9"/>
+        </w:numPr>
+        <w:rPr>
+          <w:lang w:eastAsia="es-PE"/>
+        </w:rPr>
+      </w:pPr>
+      <w:r>
+        <w:rPr>
+          <w:lang w:eastAsia="es-PE"/>
+        </w:rPr>
+        <w:t>Restricciones</w:t>
       </w:r>
     </w:p>
     <w:p>
@@ -5335,28 +7655,249 @@
         <w:autoSpaceDN w:val="0"/>
         <w:adjustRightInd w:val="0"/>
         <w:spacing w:after="0" w:line="240" w:lineRule="auto"/>
-        <w:ind w:left="708"/>
         <w:jc w:val="both"/>
-        <w:rPr>
-          <w:rFonts w:ascii="TimesNewRoman,Italic" w:hAnsi="TimesNewRoman,Italic" w:cs="TimesNewRoman,Italic"/>
-          <w:i/>
-          <w:iCs/>
-          <w:color w:val="0000FF"/>
-          <w:sz w:val="20"/>
-          <w:szCs w:val="20"/>
-        </w:rPr>
-      </w:pPr>
-      <w:r>
-        <w:rPr>
-          <w:rFonts w:ascii="TimesNewRoman,Italic" w:hAnsi="TimesNewRoman,Italic" w:cs="TimesNewRoman,Italic"/>
-          <w:i/>
-          <w:iCs/>
-          <w:color w:val="0000FF"/>
-          <w:sz w:val="20"/>
-          <w:szCs w:val="20"/>
-        </w:rPr>
-        <w:t xml:space="preserve"> </w:t>
-      </w:r>
+      </w:pPr>
+      <w:r>
+        <w:t xml:space="preserve">Las siguientes restricciones han sido identificadas para el desarrollo y despliegue de </w:t>
+      </w:r>
+      <w:proofErr w:type="spellStart"/>
+      <w:r>
+        <w:t>Loppify</w:t>
+      </w:r>
+      <w:proofErr w:type="spellEnd"/>
+      <w:r>
+        <w:t>:</w:t>
+      </w:r>
+    </w:p>
+    <w:p>
+      <w:pPr>
+        <w:autoSpaceDE w:val="0"/>
+        <w:autoSpaceDN w:val="0"/>
+        <w:adjustRightInd w:val="0"/>
+        <w:spacing w:after="0" w:line="240" w:lineRule="auto"/>
+        <w:jc w:val="both"/>
+      </w:pPr>
+    </w:p>
+    <w:p>
+      <w:pPr>
+        <w:pStyle w:val="Prrafodelista"/>
+        <w:numPr>
+          <w:ilvl w:val="0"/>
+          <w:numId w:val="48"/>
+        </w:numPr>
+        <w:autoSpaceDE w:val="0"/>
+        <w:autoSpaceDN w:val="0"/>
+        <w:adjustRightInd w:val="0"/>
+        <w:spacing w:after="0" w:line="240" w:lineRule="auto"/>
+        <w:jc w:val="both"/>
+      </w:pPr>
+      <w:r>
+        <w:t xml:space="preserve">Presupuesto: El sistema debe ser desarrollado y alojado en servicios </w:t>
+      </w:r>
+      <w:proofErr w:type="spellStart"/>
+      <w:r>
+        <w:t>cloud</w:t>
+      </w:r>
+      <w:proofErr w:type="spellEnd"/>
+      <w:r>
+        <w:t xml:space="preserve"> de bajo costo.</w:t>
+      </w:r>
+    </w:p>
+    <w:p>
+      <w:pPr>
+        <w:pStyle w:val="Prrafodelista"/>
+        <w:numPr>
+          <w:ilvl w:val="0"/>
+          <w:numId w:val="48"/>
+        </w:numPr>
+        <w:autoSpaceDE w:val="0"/>
+        <w:autoSpaceDN w:val="0"/>
+        <w:adjustRightInd w:val="0"/>
+        <w:spacing w:after="0" w:line="240" w:lineRule="auto"/>
+        <w:jc w:val="both"/>
+      </w:pPr>
+      <w:r>
+        <w:t>Plazo de entrega: El desarrollo del sistema debe completarse en un período máximo de 6 meses.</w:t>
+      </w:r>
+    </w:p>
+    <w:p>
+      <w:pPr>
+        <w:pStyle w:val="Prrafodelista"/>
+        <w:numPr>
+          <w:ilvl w:val="0"/>
+          <w:numId w:val="48"/>
+        </w:numPr>
+        <w:autoSpaceDE w:val="0"/>
+        <w:autoSpaceDN w:val="0"/>
+        <w:adjustRightInd w:val="0"/>
+        <w:spacing w:after="0" w:line="240" w:lineRule="auto"/>
+        <w:jc w:val="both"/>
+      </w:pPr>
+      <w:r>
+        <w:t xml:space="preserve">Infraestructura: El sistema debe ser desplegado en Azure utilizando </w:t>
+      </w:r>
+      <w:proofErr w:type="spellStart"/>
+      <w:r>
+        <w:t>Terraform</w:t>
+      </w:r>
+      <w:proofErr w:type="spellEnd"/>
+      <w:r>
+        <w:t xml:space="preserve"> para su gestión.</w:t>
+      </w:r>
+    </w:p>
+    <w:p>
+      <w:pPr>
+        <w:pStyle w:val="Prrafodelista"/>
+        <w:numPr>
+          <w:ilvl w:val="0"/>
+          <w:numId w:val="48"/>
+        </w:numPr>
+        <w:autoSpaceDE w:val="0"/>
+        <w:autoSpaceDN w:val="0"/>
+        <w:adjustRightInd w:val="0"/>
+        <w:spacing w:after="0" w:line="240" w:lineRule="auto"/>
+        <w:jc w:val="both"/>
+      </w:pPr>
+      <w:r>
+        <w:t xml:space="preserve">Tecnologías: Se deben utilizar ASP.NET Core para el </w:t>
+      </w:r>
+      <w:proofErr w:type="spellStart"/>
+      <w:r>
+        <w:t>backend</w:t>
+      </w:r>
+      <w:proofErr w:type="spellEnd"/>
+      <w:r>
+        <w:t xml:space="preserve">, Angular para el </w:t>
+      </w:r>
+      <w:proofErr w:type="spellStart"/>
+      <w:r>
+        <w:t>frontend</w:t>
+      </w:r>
+      <w:proofErr w:type="spellEnd"/>
+      <w:r>
+        <w:t xml:space="preserve"> y PostgreSQL como base de datos.</w:t>
+      </w:r>
+    </w:p>
+    <w:p>
+      <w:pPr>
+        <w:pStyle w:val="Prrafodelista"/>
+        <w:numPr>
+          <w:ilvl w:val="0"/>
+          <w:numId w:val="48"/>
+        </w:numPr>
+        <w:autoSpaceDE w:val="0"/>
+        <w:autoSpaceDN w:val="0"/>
+        <w:adjustRightInd w:val="0"/>
+        <w:spacing w:after="0" w:line="240" w:lineRule="auto"/>
+        <w:jc w:val="both"/>
+      </w:pPr>
+      <w:r>
+        <w:t>Regulaciones: La aplicación debe cumplir con normativas de protección de datos como GDPR o similares.</w:t>
+      </w:r>
+    </w:p>
+    <w:p>
+      <w:pPr>
+        <w:pStyle w:val="Prrafodelista"/>
+        <w:numPr>
+          <w:ilvl w:val="0"/>
+          <w:numId w:val="48"/>
+        </w:numPr>
+        <w:autoSpaceDE w:val="0"/>
+        <w:autoSpaceDN w:val="0"/>
+        <w:adjustRightInd w:val="0"/>
+        <w:spacing w:after="0" w:line="240" w:lineRule="auto"/>
+        <w:jc w:val="both"/>
+      </w:pPr>
+      <w:r>
+        <w:t>Compatibilidad: La plataforma debe ser compatible con los navegadores más utilizados (Chrome, Firefox, Edge).</w:t>
+      </w:r>
+    </w:p>
+    <w:p>
+      <w:pPr>
+        <w:pStyle w:val="Prrafodelista"/>
+        <w:numPr>
+          <w:ilvl w:val="0"/>
+          <w:numId w:val="48"/>
+        </w:numPr>
+        <w:autoSpaceDE w:val="0"/>
+        <w:autoSpaceDN w:val="0"/>
+        <w:adjustRightInd w:val="0"/>
+        <w:spacing w:after="0" w:line="240" w:lineRule="auto"/>
+        <w:jc w:val="both"/>
+      </w:pPr>
+      <w:r>
+        <w:t>Mantenimiento: El código debe seguir buenas prácticas de desarrollo para facilitar futuras mejoras</w:t>
+      </w:r>
+    </w:p>
+    <w:p>
+      <w:pPr>
+        <w:pStyle w:val="TDC2"/>
+        <w:rPr>
+          <w:noProof/>
+          <w:lang w:eastAsia="es-PE"/>
+        </w:rPr>
+      </w:pPr>
+    </w:p>
+    <w:p>
+      <w:pPr>
+        <w:pStyle w:val="Ttulo1"/>
+        <w:numPr>
+          <w:ilvl w:val="0"/>
+          <w:numId w:val="9"/>
+        </w:numPr>
+        <w:rPr>
+          <w:b/>
+          <w:color w:val="auto"/>
+          <w:lang w:eastAsia="es-PE"/>
+        </w:rPr>
+      </w:pPr>
+      <w:bookmarkStart w:id="15" w:name="_Toc69808842"/>
+      <w:r>
+        <w:rPr>
+          <w:b/>
+          <w:color w:val="auto"/>
+          <w:lang w:eastAsia="es-PE"/>
+        </w:rPr>
+        <w:lastRenderedPageBreak/>
+        <w:t>REPRESENTACIÓN DE</w:t>
+      </w:r>
+      <w:r>
+        <w:rPr>
+          <w:b/>
+          <w:color w:val="auto"/>
+          <w:lang w:eastAsia="es-PE"/>
+        </w:rPr>
+        <w:t xml:space="preserve"> LA </w:t>
+      </w:r>
+      <w:r>
+        <w:rPr>
+          <w:b/>
+          <w:color w:val="auto"/>
+          <w:lang w:eastAsia="es-PE"/>
+        </w:rPr>
+        <w:t>ARQUITECTURA</w:t>
+      </w:r>
+      <w:r>
+        <w:rPr>
+          <w:b/>
+          <w:color w:val="auto"/>
+          <w:lang w:eastAsia="es-PE"/>
+        </w:rPr>
+        <w:t xml:space="preserve"> DEL SISTEMA</w:t>
+      </w:r>
+      <w:bookmarkEnd w:id="15"/>
+    </w:p>
+    <w:p>
+      <w:pPr>
+        <w:pStyle w:val="TDC2"/>
+        <w:rPr>
+          <w:rStyle w:val="Ttulo2Car"/>
+          <w:b w:val="0"/>
+          <w:bCs w:val="0"/>
+          <w:color w:val="auto"/>
+        </w:rPr>
+      </w:pPr>
+      <w:bookmarkStart w:id="16" w:name="_Toc68679738"/>
     </w:p>
     <w:p>
       <w:pPr>
@@ -5365,1594 +7906,18 @@
           <w:ilvl w:val="1"/>
           <w:numId w:val="9"/>
         </w:numPr>
+      </w:pPr>
+      <w:bookmarkStart w:id="17" w:name="_Toc69808843"/>
+      <w:r>
         <w:rPr>
           <w:rStyle w:val="Ttulo2Car"/>
           <w:b w:val="0"/>
           <w:bCs w:val="0"/>
           <w:color w:val="auto"/>
         </w:rPr>
-      </w:pPr>
-      <w:bookmarkStart w:id="8" w:name="_Toc68679732"/>
-      <w:bookmarkStart w:id="9" w:name="_Toc69808837"/>
-      <w:r>
-        <w:rPr>
-          <w:rStyle w:val="Ttulo2Car"/>
-          <w:b w:val="0"/>
-          <w:bCs w:val="0"/>
-          <w:color w:val="auto"/>
-        </w:rPr>
-        <w:t>Definición, siglas y abreviaturas</w:t>
-      </w:r>
-      <w:bookmarkEnd w:id="8"/>
-      <w:bookmarkEnd w:id="9"/>
-    </w:p>
-    <w:p>
-      <w:pPr>
-        <w:autoSpaceDE w:val="0"/>
-        <w:autoSpaceDN w:val="0"/>
-        <w:adjustRightInd w:val="0"/>
-        <w:spacing w:after="0" w:line="240" w:lineRule="auto"/>
-        <w:ind w:left="708"/>
-        <w:jc w:val="both"/>
-        <w:rPr>
-          <w:rFonts w:ascii="TimesNewRoman,Italic" w:hAnsi="TimesNewRoman,Italic" w:cs="TimesNewRoman,Italic"/>
-          <w:i/>
-          <w:iCs/>
-          <w:color w:val="0000FF"/>
-          <w:sz w:val="20"/>
-          <w:szCs w:val="20"/>
-        </w:rPr>
-      </w:pPr>
-      <w:r>
-        <w:rPr>
-          <w:rFonts w:ascii="TimesNewRoman,Italic" w:hAnsi="TimesNewRoman,Italic" w:cs="TimesNewRoman,Italic"/>
-          <w:i/>
-          <w:iCs/>
-          <w:color w:val="0000FF"/>
-          <w:sz w:val="20"/>
-          <w:szCs w:val="20"/>
-        </w:rPr>
-        <w:t xml:space="preserve"> </w:t>
-      </w:r>
-      <w:r>
-        <w:rPr>
-          <w:rFonts w:ascii="TimesNewRoman,Italic" w:hAnsi="TimesNewRoman,Italic" w:cs="TimesNewRoman,Italic"/>
-          <w:i/>
-          <w:iCs/>
-          <w:color w:val="0000FF"/>
-          <w:sz w:val="20"/>
-          <w:szCs w:val="20"/>
-        </w:rPr>
-        <w:t>[Este apartado proporciona las definiciones de todos los términos, acrónimos y abreviaturas utilizadas a lo largo del documento y que permiten una interpretación correcta del mismo. Se han de incluir los términos técnicos, caso de uso por ejemplo, y los específicos del entorno del sistema, lector de bandas por ejemplo. Es conveniente ordenarlos alfabéticamente]</w:t>
-      </w:r>
-    </w:p>
-    <w:p>
-      <w:pPr>
-        <w:pStyle w:val="TDC2"/>
-        <w:rPr>
-          <w:rStyle w:val="Ttulo2Car"/>
-          <w:color w:val="auto"/>
-        </w:rPr>
-      </w:pPr>
-    </w:p>
-    <w:p>
-      <w:pPr>
-        <w:pStyle w:val="TDC2"/>
-        <w:numPr>
-          <w:ilvl w:val="1"/>
-          <w:numId w:val="9"/>
-        </w:numPr>
-        <w:rPr>
-          <w:rStyle w:val="Ttulo2Car"/>
-          <w:b w:val="0"/>
-          <w:bCs w:val="0"/>
-          <w:color w:val="auto"/>
-        </w:rPr>
-      </w:pPr>
-      <w:bookmarkStart w:id="10" w:name="_Toc69808838"/>
-      <w:r>
-        <w:rPr>
-          <w:rStyle w:val="Ttulo2Car"/>
-          <w:b w:val="0"/>
-          <w:bCs w:val="0"/>
-          <w:color w:val="auto"/>
-        </w:rPr>
-        <w:t>Organización del documento</w:t>
-      </w:r>
-      <w:bookmarkEnd w:id="10"/>
-    </w:p>
-    <w:p>
-      <w:pPr>
-        <w:autoSpaceDE w:val="0"/>
-        <w:autoSpaceDN w:val="0"/>
-        <w:adjustRightInd w:val="0"/>
-        <w:spacing w:after="0" w:line="240" w:lineRule="auto"/>
-        <w:ind w:left="708"/>
-        <w:jc w:val="both"/>
-      </w:pPr>
-    </w:p>
-    <w:p>
-      <w:pPr>
-        <w:autoSpaceDE w:val="0"/>
-        <w:autoSpaceDN w:val="0"/>
-        <w:adjustRightInd w:val="0"/>
-        <w:spacing w:after="0" w:line="240" w:lineRule="auto"/>
-        <w:ind w:left="360" w:firstLine="348"/>
-        <w:jc w:val="both"/>
-        <w:rPr>
-          <w:rFonts w:ascii="TimesNewRoman,Italic" w:hAnsi="TimesNewRoman,Italic" w:cs="TimesNewRoman,Italic"/>
-          <w:i/>
-          <w:iCs/>
-          <w:color w:val="0000FF"/>
-          <w:sz w:val="20"/>
-          <w:szCs w:val="20"/>
-        </w:rPr>
-      </w:pPr>
-      <w:r>
-        <w:rPr>
-          <w:rFonts w:ascii="TimesNewRoman,Italic" w:hAnsi="TimesNewRoman,Italic" w:cs="TimesNewRoman,Italic"/>
-          <w:i/>
-          <w:iCs/>
-          <w:color w:val="0000FF"/>
-          <w:sz w:val="20"/>
-          <w:szCs w:val="20"/>
-        </w:rPr>
-        <w:t>[</w:t>
-      </w:r>
-      <w:r>
-        <w:rPr>
-          <w:rFonts w:ascii="TimesNewRoman,Italic" w:hAnsi="TimesNewRoman,Italic" w:cs="TimesNewRoman,Italic"/>
-          <w:i/>
-          <w:iCs/>
-          <w:color w:val="0000FF"/>
-          <w:sz w:val="20"/>
-          <w:szCs w:val="20"/>
-        </w:rPr>
-        <w:t>Aquí va la organización del proyecto</w:t>
-      </w:r>
-      <w:r>
-        <w:rPr>
-          <w:rFonts w:ascii="TimesNewRoman,Italic" w:hAnsi="TimesNewRoman,Italic" w:cs="TimesNewRoman,Italic"/>
-          <w:i/>
-          <w:iCs/>
-          <w:color w:val="0000FF"/>
-          <w:sz w:val="20"/>
-          <w:szCs w:val="20"/>
-        </w:rPr>
-        <w:t>]</w:t>
-      </w:r>
-    </w:p>
-    <w:p>
-      <w:pPr>
-        <w:autoSpaceDE w:val="0"/>
-        <w:autoSpaceDN w:val="0"/>
-        <w:adjustRightInd w:val="0"/>
-        <w:spacing w:after="0" w:line="240" w:lineRule="auto"/>
-        <w:ind w:left="708"/>
-        <w:jc w:val="both"/>
-      </w:pPr>
-    </w:p>
-    <w:p>
-      <w:pPr>
-        <w:pStyle w:val="Ttulo1"/>
-        <w:numPr>
-          <w:ilvl w:val="0"/>
-          <w:numId w:val="9"/>
-        </w:numPr>
-        <w:rPr>
-          <w:b/>
-          <w:color w:val="auto"/>
-          <w:lang w:eastAsia="es-PE"/>
-        </w:rPr>
-      </w:pPr>
-      <w:bookmarkStart w:id="11" w:name="_Toc69808839"/>
-      <w:r>
-        <w:rPr>
-          <w:b/>
-          <w:color w:val="auto"/>
-          <w:lang w:eastAsia="es-PE"/>
-        </w:rPr>
-        <w:t>OBJETIVOS Y RESTRICCIONES ARQUITECTONICAS</w:t>
-      </w:r>
-      <w:bookmarkEnd w:id="11"/>
-    </w:p>
-    <w:p>
-      <w:pPr>
-        <w:ind w:left="360"/>
-        <w:rPr>
-          <w:lang w:eastAsia="es-PE"/>
-        </w:rPr>
-      </w:pPr>
-      <w:r>
-        <w:rPr>
-          <w:lang w:eastAsia="es-PE"/>
-        </w:rPr>
-        <w:t>[</w:t>
-      </w:r>
-      <w:r>
-        <w:rPr>
-          <w:lang w:eastAsia="es-PE"/>
-        </w:rPr>
-        <w:t>E</w:t>
-      </w:r>
-      <w:r>
-        <w:rPr>
-          <w:lang w:eastAsia="es-PE"/>
-        </w:rPr>
-        <w:t>stablezca las prioridades de los requerimientos y las restricciones del proyecto)</w:t>
-      </w:r>
-    </w:p>
-    <w:p>
-      <w:pPr>
-        <w:pStyle w:val="Prrafodelista"/>
-        <w:numPr>
-          <w:ilvl w:val="1"/>
-          <w:numId w:val="9"/>
-        </w:numPr>
-        <w:rPr>
-          <w:lang w:eastAsia="es-PE"/>
-        </w:rPr>
-      </w:pPr>
-      <w:r>
-        <w:rPr>
-          <w:lang w:eastAsia="es-PE"/>
-        </w:rPr>
-        <w:t>Priorización de requerimientos</w:t>
-      </w:r>
-    </w:p>
-    <w:p>
-      <w:pPr>
-        <w:pStyle w:val="Prrafodelista"/>
-        <w:ind w:left="792"/>
-        <w:rPr>
-          <w:lang w:eastAsia="es-PE"/>
-        </w:rPr>
-      </w:pPr>
-    </w:p>
-    <w:p>
-      <w:pPr>
-        <w:autoSpaceDE w:val="0"/>
-        <w:autoSpaceDN w:val="0"/>
-        <w:adjustRightInd w:val="0"/>
-        <w:spacing w:after="0" w:line="240" w:lineRule="auto"/>
-        <w:ind w:left="360"/>
-        <w:jc w:val="both"/>
-        <w:rPr>
-          <w:rFonts w:ascii="TimesNewRoman,Italic" w:hAnsi="TimesNewRoman,Italic" w:cs="TimesNewRoman,Italic"/>
-          <w:i/>
-          <w:iCs/>
-          <w:color w:val="0000FF"/>
-          <w:sz w:val="20"/>
-          <w:szCs w:val="20"/>
-        </w:rPr>
-      </w:pPr>
-      <w:r>
-        <w:rPr>
-          <w:rFonts w:ascii="TimesNewRoman,Italic" w:hAnsi="TimesNewRoman,Italic" w:cs="TimesNewRoman,Italic"/>
-          <w:i/>
-          <w:iCs/>
-          <w:color w:val="0000FF"/>
-          <w:sz w:val="20"/>
-          <w:szCs w:val="20"/>
-        </w:rPr>
-        <w:t>[</w:t>
-      </w:r>
-      <w:r>
-        <w:rPr>
-          <w:rFonts w:ascii="TimesNewRoman,Italic" w:hAnsi="TimesNewRoman,Italic" w:cs="TimesNewRoman,Italic"/>
-          <w:i/>
-          <w:iCs/>
-          <w:color w:val="0000FF"/>
-          <w:sz w:val="20"/>
-          <w:szCs w:val="20"/>
-        </w:rPr>
-        <w:t>Se procede a desplegar los requerimientos funcionales y no funcionales desde una perspectiva de priorización, mediante una tabla resumen donde pueda desplegar los requerimientos del sistema de la siguiente forma:</w:t>
-      </w:r>
-    </w:p>
-    <w:p>
-      <w:pPr>
-        <w:autoSpaceDE w:val="0"/>
-        <w:autoSpaceDN w:val="0"/>
-        <w:adjustRightInd w:val="0"/>
-        <w:spacing w:after="0" w:line="240" w:lineRule="auto"/>
-        <w:ind w:left="360"/>
-        <w:jc w:val="both"/>
-        <w:rPr>
-          <w:rFonts w:ascii="TimesNewRoman,Italic" w:hAnsi="TimesNewRoman,Italic" w:cs="TimesNewRoman,Italic"/>
-          <w:i/>
-          <w:iCs/>
-          <w:color w:val="0000FF"/>
-          <w:sz w:val="20"/>
-          <w:szCs w:val="20"/>
-        </w:rPr>
-      </w:pPr>
-    </w:p>
-    <w:tbl>
-      <w:tblPr>
-        <w:tblStyle w:val="Tablaconcuadrcula"/>
-        <w:tblW w:w="7786" w:type="dxa"/>
-        <w:tblInd w:w="1140" w:type="dxa"/>
-        <w:tblLook w:val="04A0" w:firstRow="1" w:lastRow="0" w:firstColumn="1" w:lastColumn="0" w:noHBand="0" w:noVBand="1"/>
-      </w:tblPr>
-      <w:tblGrid>
-        <w:gridCol w:w="1177"/>
-        <w:gridCol w:w="3999"/>
-        <w:gridCol w:w="2610"/>
-      </w:tblGrid>
-      <w:tr>
-        <w:tc>
-          <w:tcPr>
-            <w:tcW w:w="1177" w:type="dxa"/>
-          </w:tcPr>
-          <w:p>
-            <w:pPr>
-              <w:autoSpaceDE w:val="0"/>
-              <w:autoSpaceDN w:val="0"/>
-              <w:adjustRightInd w:val="0"/>
-              <w:jc w:val="both"/>
-              <w:rPr>
-                <w:rFonts w:ascii="TimesNewRoman,Italic" w:hAnsi="TimesNewRoman,Italic" w:cs="TimesNewRoman,Italic"/>
-                <w:i/>
-                <w:iCs/>
-                <w:color w:val="0000FF"/>
-                <w:sz w:val="20"/>
-                <w:szCs w:val="20"/>
-              </w:rPr>
-            </w:pPr>
-            <w:r>
-              <w:rPr>
-                <w:rFonts w:ascii="TimesNewRoman,Italic" w:hAnsi="TimesNewRoman,Italic" w:cs="TimesNewRoman,Italic"/>
-                <w:i/>
-                <w:iCs/>
-                <w:color w:val="0000FF"/>
-                <w:sz w:val="20"/>
-                <w:szCs w:val="20"/>
-              </w:rPr>
-              <w:t>ID</w:t>
-            </w:r>
-          </w:p>
-        </w:tc>
-        <w:tc>
-          <w:tcPr>
-            <w:tcW w:w="3999" w:type="dxa"/>
-          </w:tcPr>
-          <w:p>
-            <w:pPr>
-              <w:autoSpaceDE w:val="0"/>
-              <w:autoSpaceDN w:val="0"/>
-              <w:adjustRightInd w:val="0"/>
-              <w:jc w:val="both"/>
-              <w:rPr>
-                <w:rFonts w:ascii="TimesNewRoman,Italic" w:hAnsi="TimesNewRoman,Italic" w:cs="TimesNewRoman,Italic"/>
-                <w:i/>
-                <w:iCs/>
-                <w:color w:val="0000FF"/>
-                <w:sz w:val="20"/>
-                <w:szCs w:val="20"/>
-              </w:rPr>
-            </w:pPr>
-            <w:proofErr w:type="spellStart"/>
-            <w:r>
-              <w:rPr>
-                <w:rFonts w:ascii="TimesNewRoman,Italic" w:hAnsi="TimesNewRoman,Italic" w:cs="TimesNewRoman,Italic"/>
-                <w:i/>
-                <w:iCs/>
-                <w:color w:val="0000FF"/>
-                <w:sz w:val="20"/>
-                <w:szCs w:val="20"/>
-              </w:rPr>
-              <w:t>Descripcion</w:t>
-            </w:r>
-            <w:proofErr w:type="spellEnd"/>
-            <w:r>
-              <w:rPr>
-                <w:rFonts w:ascii="TimesNewRoman,Italic" w:hAnsi="TimesNewRoman,Italic" w:cs="TimesNewRoman,Italic"/>
-                <w:i/>
-                <w:iCs/>
-                <w:color w:val="0000FF"/>
-                <w:sz w:val="20"/>
-                <w:szCs w:val="20"/>
-              </w:rPr>
-              <w:t xml:space="preserve"> </w:t>
-            </w:r>
-          </w:p>
-        </w:tc>
-        <w:tc>
-          <w:tcPr>
-            <w:tcW w:w="2610" w:type="dxa"/>
-          </w:tcPr>
-          <w:p>
-            <w:pPr>
-              <w:autoSpaceDE w:val="0"/>
-              <w:autoSpaceDN w:val="0"/>
-              <w:adjustRightInd w:val="0"/>
-              <w:jc w:val="both"/>
-              <w:rPr>
-                <w:rFonts w:ascii="TimesNewRoman,Italic" w:hAnsi="TimesNewRoman,Italic" w:cs="TimesNewRoman,Italic"/>
-                <w:i/>
-                <w:iCs/>
-                <w:color w:val="0000FF"/>
-                <w:sz w:val="20"/>
-                <w:szCs w:val="20"/>
-              </w:rPr>
-            </w:pPr>
-            <w:r>
-              <w:rPr>
-                <w:rFonts w:ascii="TimesNewRoman,Italic" w:hAnsi="TimesNewRoman,Italic" w:cs="TimesNewRoman,Italic"/>
-                <w:i/>
-                <w:iCs/>
-                <w:color w:val="0000FF"/>
-                <w:sz w:val="20"/>
-                <w:szCs w:val="20"/>
-              </w:rPr>
-              <w:t>Prioridad</w:t>
-            </w:r>
-          </w:p>
-        </w:tc>
-      </w:tr>
-      <w:tr>
-        <w:tc>
-          <w:tcPr>
-            <w:tcW w:w="1177" w:type="dxa"/>
-          </w:tcPr>
-          <w:p>
-            <w:pPr>
-              <w:autoSpaceDE w:val="0"/>
-              <w:autoSpaceDN w:val="0"/>
-              <w:adjustRightInd w:val="0"/>
-              <w:jc w:val="both"/>
-              <w:rPr>
-                <w:rFonts w:ascii="TimesNewRoman,Italic" w:hAnsi="TimesNewRoman,Italic" w:cs="TimesNewRoman,Italic"/>
-                <w:i/>
-                <w:iCs/>
-                <w:color w:val="0000FF"/>
-                <w:sz w:val="20"/>
-                <w:szCs w:val="20"/>
-              </w:rPr>
-            </w:pPr>
-          </w:p>
-        </w:tc>
-        <w:tc>
-          <w:tcPr>
-            <w:tcW w:w="3999" w:type="dxa"/>
-          </w:tcPr>
-          <w:p>
-            <w:pPr>
-              <w:autoSpaceDE w:val="0"/>
-              <w:autoSpaceDN w:val="0"/>
-              <w:adjustRightInd w:val="0"/>
-              <w:jc w:val="both"/>
-              <w:rPr>
-                <w:rFonts w:ascii="TimesNewRoman,Italic" w:hAnsi="TimesNewRoman,Italic" w:cs="TimesNewRoman,Italic"/>
-                <w:i/>
-                <w:iCs/>
-                <w:color w:val="0000FF"/>
-                <w:sz w:val="20"/>
-                <w:szCs w:val="20"/>
-              </w:rPr>
-            </w:pPr>
-          </w:p>
-        </w:tc>
-        <w:tc>
-          <w:tcPr>
-            <w:tcW w:w="2610" w:type="dxa"/>
-          </w:tcPr>
-          <w:p>
-            <w:pPr>
-              <w:autoSpaceDE w:val="0"/>
-              <w:autoSpaceDN w:val="0"/>
-              <w:adjustRightInd w:val="0"/>
-              <w:jc w:val="both"/>
-              <w:rPr>
-                <w:rFonts w:ascii="TimesNewRoman,Italic" w:hAnsi="TimesNewRoman,Italic" w:cs="TimesNewRoman,Italic"/>
-                <w:i/>
-                <w:iCs/>
-                <w:color w:val="0000FF"/>
-                <w:sz w:val="20"/>
-                <w:szCs w:val="20"/>
-              </w:rPr>
-            </w:pPr>
-          </w:p>
-        </w:tc>
-      </w:tr>
-    </w:tbl>
-    <w:p>
-      <w:pPr>
-        <w:autoSpaceDE w:val="0"/>
-        <w:autoSpaceDN w:val="0"/>
-        <w:adjustRightInd w:val="0"/>
-        <w:spacing w:after="0" w:line="240" w:lineRule="auto"/>
-        <w:ind w:left="1140"/>
-        <w:jc w:val="both"/>
-        <w:rPr>
-          <w:rFonts w:ascii="TimesNewRoman,Italic" w:hAnsi="TimesNewRoman,Italic" w:cs="TimesNewRoman,Italic"/>
-          <w:i/>
-          <w:iCs/>
-          <w:color w:val="0000FF"/>
-          <w:sz w:val="20"/>
-          <w:szCs w:val="20"/>
-        </w:rPr>
-      </w:pPr>
-      <w:r>
-        <w:rPr>
-          <w:rFonts w:ascii="TimesNewRoman,Italic" w:hAnsi="TimesNewRoman,Italic" w:cs="TimesNewRoman,Italic"/>
-          <w:i/>
-          <w:iCs/>
-          <w:color w:val="0000FF"/>
-          <w:sz w:val="20"/>
-          <w:szCs w:val="20"/>
-        </w:rPr>
-        <w:t>Asimismo con esta prioridad se definirá el orden de implementación</w:t>
-      </w:r>
-      <w:r>
-        <w:rPr>
-          <w:rFonts w:ascii="TimesNewRoman,Italic" w:hAnsi="TimesNewRoman,Italic" w:cs="TimesNewRoman,Italic"/>
-          <w:i/>
-          <w:iCs/>
-          <w:color w:val="0000FF"/>
-          <w:sz w:val="20"/>
-          <w:szCs w:val="20"/>
-        </w:rPr>
-        <w:t>.]</w:t>
-      </w:r>
-    </w:p>
-    <w:p>
-      <w:pPr>
-        <w:rPr>
-          <w:rFonts w:ascii="TimesNewRoman,Italic" w:hAnsi="TimesNewRoman,Italic" w:cs="TimesNewRoman,Italic"/>
-          <w:i/>
-          <w:iCs/>
-          <w:color w:val="0000FF"/>
-          <w:sz w:val="20"/>
-          <w:szCs w:val="20"/>
-        </w:rPr>
-      </w:pPr>
-    </w:p>
-    <w:p>
-      <w:pPr>
-        <w:pStyle w:val="Ttulo3"/>
-        <w:numPr>
-          <w:ilvl w:val="2"/>
-          <w:numId w:val="6"/>
-        </w:numPr>
-        <w:rPr>
-          <w:color w:val="auto"/>
-          <w:lang w:eastAsia="es-PE"/>
-        </w:rPr>
-      </w:pPr>
-      <w:bookmarkStart w:id="12" w:name="_Toc68679736"/>
-      <w:bookmarkStart w:id="13" w:name="_Toc69808840"/>
-      <w:r>
-        <w:rPr>
-          <w:color w:val="auto"/>
-          <w:lang w:eastAsia="es-PE"/>
-        </w:rPr>
-        <w:t>Requerimientos Funcionales</w:t>
-      </w:r>
-      <w:bookmarkEnd w:id="12"/>
-      <w:bookmarkEnd w:id="13"/>
-    </w:p>
-    <w:p>
-      <w:pPr>
-        <w:autoSpaceDE w:val="0"/>
-        <w:autoSpaceDN w:val="0"/>
-        <w:adjustRightInd w:val="0"/>
-        <w:spacing w:after="0" w:line="240" w:lineRule="auto"/>
-        <w:ind w:left="1140"/>
-        <w:jc w:val="both"/>
-        <w:rPr>
-          <w:rFonts w:ascii="TimesNewRoman,Italic" w:hAnsi="TimesNewRoman,Italic" w:cs="TimesNewRoman,Italic"/>
-          <w:i/>
-          <w:iCs/>
-          <w:color w:val="0000FF"/>
-          <w:sz w:val="20"/>
-          <w:szCs w:val="20"/>
-        </w:rPr>
-      </w:pPr>
-      <w:r>
-        <w:rPr>
-          <w:rFonts w:ascii="TimesNewRoman,Italic" w:hAnsi="TimesNewRoman,Italic" w:cs="TimesNewRoman,Italic"/>
-          <w:i/>
-          <w:iCs/>
-          <w:color w:val="0000FF"/>
-          <w:sz w:val="20"/>
-          <w:szCs w:val="20"/>
-        </w:rPr>
-        <w:t>[</w:t>
-      </w:r>
-      <w:r>
-        <w:rPr>
-          <w:rFonts w:ascii="TimesNewRoman,Italic" w:hAnsi="TimesNewRoman,Italic" w:cs="TimesNewRoman,Italic"/>
-          <w:i/>
-          <w:iCs/>
-          <w:color w:val="0000FF"/>
-          <w:sz w:val="20"/>
-          <w:szCs w:val="20"/>
-        </w:rPr>
-        <w:t>Definir la prioridad de los requerimientos funcionales</w:t>
-      </w:r>
-      <w:r>
-        <w:rPr>
-          <w:rFonts w:ascii="TimesNewRoman,Italic" w:hAnsi="TimesNewRoman,Italic" w:cs="TimesNewRoman,Italic"/>
-          <w:i/>
-          <w:iCs/>
-          <w:color w:val="0000FF"/>
-          <w:sz w:val="20"/>
-          <w:szCs w:val="20"/>
-        </w:rPr>
-        <w:t>.]</w:t>
-      </w:r>
-    </w:p>
-    <w:tbl>
-      <w:tblPr>
-        <w:tblStyle w:val="Tablaconcuadrcula"/>
-        <w:tblW w:w="7786" w:type="dxa"/>
-        <w:tblInd w:w="1140" w:type="dxa"/>
-        <w:tblLook w:val="04A0" w:firstRow="1" w:lastRow="0" w:firstColumn="1" w:lastColumn="0" w:noHBand="0" w:noVBand="1"/>
-      </w:tblPr>
-      <w:tblGrid>
-        <w:gridCol w:w="1177"/>
-        <w:gridCol w:w="3999"/>
-        <w:gridCol w:w="2610"/>
-      </w:tblGrid>
-      <w:tr>
-        <w:tc>
-          <w:tcPr>
-            <w:tcW w:w="1177" w:type="dxa"/>
-          </w:tcPr>
-          <w:p>
-            <w:pPr>
-              <w:autoSpaceDE w:val="0"/>
-              <w:autoSpaceDN w:val="0"/>
-              <w:adjustRightInd w:val="0"/>
-              <w:jc w:val="both"/>
-              <w:rPr>
-                <w:rFonts w:ascii="TimesNewRoman,Italic" w:hAnsi="TimesNewRoman,Italic" w:cs="TimesNewRoman,Italic"/>
-                <w:i/>
-                <w:iCs/>
-                <w:color w:val="0000FF"/>
-                <w:sz w:val="20"/>
-                <w:szCs w:val="20"/>
-              </w:rPr>
-            </w:pPr>
-            <w:r>
-              <w:rPr>
-                <w:rFonts w:ascii="TimesNewRoman,Italic" w:hAnsi="TimesNewRoman,Italic" w:cs="TimesNewRoman,Italic"/>
-                <w:i/>
-                <w:iCs/>
-                <w:color w:val="0000FF"/>
-                <w:sz w:val="20"/>
-                <w:szCs w:val="20"/>
-              </w:rPr>
-              <w:t>ID</w:t>
-            </w:r>
-          </w:p>
-        </w:tc>
-        <w:tc>
-          <w:tcPr>
-            <w:tcW w:w="3999" w:type="dxa"/>
-          </w:tcPr>
-          <w:p>
-            <w:pPr>
-              <w:autoSpaceDE w:val="0"/>
-              <w:autoSpaceDN w:val="0"/>
-              <w:adjustRightInd w:val="0"/>
-              <w:jc w:val="both"/>
-              <w:rPr>
-                <w:rFonts w:ascii="TimesNewRoman,Italic" w:hAnsi="TimesNewRoman,Italic" w:cs="TimesNewRoman,Italic"/>
-                <w:i/>
-                <w:iCs/>
-                <w:color w:val="0000FF"/>
-                <w:sz w:val="20"/>
-                <w:szCs w:val="20"/>
-              </w:rPr>
-            </w:pPr>
-            <w:proofErr w:type="spellStart"/>
-            <w:r>
-              <w:rPr>
-                <w:rFonts w:ascii="TimesNewRoman,Italic" w:hAnsi="TimesNewRoman,Italic" w:cs="TimesNewRoman,Italic"/>
-                <w:i/>
-                <w:iCs/>
-                <w:color w:val="0000FF"/>
-                <w:sz w:val="20"/>
-                <w:szCs w:val="20"/>
-              </w:rPr>
-              <w:t>Descripcion</w:t>
-            </w:r>
-            <w:proofErr w:type="spellEnd"/>
-            <w:r>
-              <w:rPr>
-                <w:rFonts w:ascii="TimesNewRoman,Italic" w:hAnsi="TimesNewRoman,Italic" w:cs="TimesNewRoman,Italic"/>
-                <w:i/>
-                <w:iCs/>
-                <w:color w:val="0000FF"/>
-                <w:sz w:val="20"/>
-                <w:szCs w:val="20"/>
-              </w:rPr>
-              <w:t xml:space="preserve"> </w:t>
-            </w:r>
-          </w:p>
-        </w:tc>
-        <w:tc>
-          <w:tcPr>
-            <w:tcW w:w="2610" w:type="dxa"/>
-          </w:tcPr>
-          <w:p>
-            <w:pPr>
-              <w:autoSpaceDE w:val="0"/>
-              <w:autoSpaceDN w:val="0"/>
-              <w:adjustRightInd w:val="0"/>
-              <w:jc w:val="both"/>
-              <w:rPr>
-                <w:rFonts w:ascii="TimesNewRoman,Italic" w:hAnsi="TimesNewRoman,Italic" w:cs="TimesNewRoman,Italic"/>
-                <w:i/>
-                <w:iCs/>
-                <w:color w:val="0000FF"/>
-                <w:sz w:val="20"/>
-                <w:szCs w:val="20"/>
-              </w:rPr>
-            </w:pPr>
-            <w:r>
-              <w:rPr>
-                <w:rFonts w:ascii="TimesNewRoman,Italic" w:hAnsi="TimesNewRoman,Italic" w:cs="TimesNewRoman,Italic"/>
-                <w:i/>
-                <w:iCs/>
-                <w:color w:val="0000FF"/>
-                <w:sz w:val="20"/>
-                <w:szCs w:val="20"/>
-              </w:rPr>
-              <w:t>Prioridad</w:t>
-            </w:r>
-          </w:p>
-        </w:tc>
-      </w:tr>
-      <w:tr>
-        <w:tc>
-          <w:tcPr>
-            <w:tcW w:w="1177" w:type="dxa"/>
-          </w:tcPr>
-          <w:p>
-            <w:pPr>
-              <w:autoSpaceDE w:val="0"/>
-              <w:autoSpaceDN w:val="0"/>
-              <w:adjustRightInd w:val="0"/>
-              <w:jc w:val="both"/>
-              <w:rPr>
-                <w:rFonts w:ascii="TimesNewRoman,Italic" w:hAnsi="TimesNewRoman,Italic" w:cs="TimesNewRoman,Italic"/>
-                <w:i/>
-                <w:iCs/>
-                <w:color w:val="0000FF"/>
-                <w:sz w:val="20"/>
-                <w:szCs w:val="20"/>
-              </w:rPr>
-            </w:pPr>
-          </w:p>
-        </w:tc>
-        <w:tc>
-          <w:tcPr>
-            <w:tcW w:w="3999" w:type="dxa"/>
-          </w:tcPr>
-          <w:p>
-            <w:pPr>
-              <w:autoSpaceDE w:val="0"/>
-              <w:autoSpaceDN w:val="0"/>
-              <w:adjustRightInd w:val="0"/>
-              <w:jc w:val="both"/>
-              <w:rPr>
-                <w:rFonts w:ascii="TimesNewRoman,Italic" w:hAnsi="TimesNewRoman,Italic" w:cs="TimesNewRoman,Italic"/>
-                <w:i/>
-                <w:iCs/>
-                <w:color w:val="0000FF"/>
-                <w:sz w:val="20"/>
-                <w:szCs w:val="20"/>
-              </w:rPr>
-            </w:pPr>
-          </w:p>
-        </w:tc>
-        <w:tc>
-          <w:tcPr>
-            <w:tcW w:w="2610" w:type="dxa"/>
-          </w:tcPr>
-          <w:p>
-            <w:pPr>
-              <w:autoSpaceDE w:val="0"/>
-              <w:autoSpaceDN w:val="0"/>
-              <w:adjustRightInd w:val="0"/>
-              <w:jc w:val="both"/>
-              <w:rPr>
-                <w:rFonts w:ascii="TimesNewRoman,Italic" w:hAnsi="TimesNewRoman,Italic" w:cs="TimesNewRoman,Italic"/>
-                <w:i/>
-                <w:iCs/>
-                <w:color w:val="0000FF"/>
-                <w:sz w:val="20"/>
-                <w:szCs w:val="20"/>
-              </w:rPr>
-            </w:pPr>
-          </w:p>
-        </w:tc>
-      </w:tr>
-    </w:tbl>
-    <w:p>
-      <w:pPr>
-        <w:pStyle w:val="Ttulo3"/>
-        <w:ind w:left="1224"/>
-        <w:rPr>
-          <w:lang w:eastAsia="es-PE"/>
-        </w:rPr>
-      </w:pPr>
-      <w:bookmarkStart w:id="14" w:name="_Toc68679737"/>
-    </w:p>
-    <w:p>
-      <w:pPr>
-        <w:pStyle w:val="Ttulo3"/>
-        <w:numPr>
-          <w:ilvl w:val="2"/>
-          <w:numId w:val="6"/>
-        </w:numPr>
-        <w:rPr>
-          <w:color w:val="auto"/>
-          <w:lang w:eastAsia="es-PE"/>
-        </w:rPr>
-      </w:pPr>
-      <w:bookmarkStart w:id="15" w:name="_Toc69808841"/>
-      <w:r>
-        <w:rPr>
-          <w:color w:val="auto"/>
-          <w:lang w:eastAsia="es-PE"/>
-        </w:rPr>
-        <w:t>Requerimientos No Funcionales</w:t>
-      </w:r>
-      <w:bookmarkEnd w:id="14"/>
-      <w:r>
-        <w:rPr>
-          <w:color w:val="auto"/>
-          <w:lang w:eastAsia="es-PE"/>
-        </w:rPr>
-        <w:t xml:space="preserve"> – Atributos de Calidad</w:t>
-      </w:r>
-      <w:bookmarkEnd w:id="15"/>
-    </w:p>
-    <w:p>
-      <w:pPr>
-        <w:autoSpaceDE w:val="0"/>
-        <w:autoSpaceDN w:val="0"/>
-        <w:adjustRightInd w:val="0"/>
-        <w:spacing w:after="0" w:line="240" w:lineRule="auto"/>
-        <w:ind w:left="1140"/>
-        <w:jc w:val="both"/>
-        <w:rPr>
-          <w:rFonts w:ascii="TimesNewRoman,Italic" w:hAnsi="TimesNewRoman,Italic" w:cs="TimesNewRoman,Italic"/>
-          <w:i/>
-          <w:iCs/>
-          <w:color w:val="0000FF"/>
-          <w:sz w:val="20"/>
-          <w:szCs w:val="20"/>
-        </w:rPr>
-      </w:pPr>
-      <w:r>
-        <w:rPr>
-          <w:rFonts w:ascii="TimesNewRoman,Italic" w:hAnsi="TimesNewRoman,Italic" w:cs="TimesNewRoman,Italic"/>
-          <w:i/>
-          <w:iCs/>
-          <w:color w:val="0000FF"/>
-          <w:sz w:val="20"/>
-          <w:szCs w:val="20"/>
-        </w:rPr>
-        <w:t xml:space="preserve"> [</w:t>
-      </w:r>
-      <w:r>
-        <w:rPr>
-          <w:rFonts w:ascii="TimesNewRoman,Italic" w:hAnsi="TimesNewRoman,Italic" w:cs="TimesNewRoman,Italic"/>
-          <w:i/>
-          <w:iCs/>
-          <w:color w:val="0000FF"/>
-          <w:sz w:val="20"/>
-          <w:szCs w:val="20"/>
-        </w:rPr>
-        <w:t>Definir la prioridad de los requerimientos NO funcionales</w:t>
-      </w:r>
-      <w:r>
-        <w:rPr>
-          <w:rFonts w:ascii="TimesNewRoman,Italic" w:hAnsi="TimesNewRoman,Italic" w:cs="TimesNewRoman,Italic"/>
-          <w:i/>
-          <w:iCs/>
-          <w:color w:val="0000FF"/>
-          <w:sz w:val="20"/>
-          <w:szCs w:val="20"/>
-        </w:rPr>
-        <w:t>.]</w:t>
-      </w:r>
-    </w:p>
-    <w:p>
-      <w:pPr>
-        <w:autoSpaceDE w:val="0"/>
-        <w:autoSpaceDN w:val="0"/>
-        <w:adjustRightInd w:val="0"/>
-        <w:spacing w:after="0" w:line="240" w:lineRule="auto"/>
-        <w:ind w:left="1140"/>
-        <w:jc w:val="both"/>
-        <w:rPr>
-          <w:rFonts w:ascii="TimesNewRoman,Italic" w:hAnsi="TimesNewRoman,Italic" w:cs="TimesNewRoman,Italic"/>
-          <w:i/>
-          <w:iCs/>
-          <w:color w:val="0000FF"/>
-          <w:sz w:val="20"/>
-          <w:szCs w:val="20"/>
-        </w:rPr>
-      </w:pPr>
-    </w:p>
-    <w:tbl>
-      <w:tblPr>
-        <w:tblStyle w:val="Tablaconcuadrcula"/>
-        <w:tblW w:w="7786" w:type="dxa"/>
-        <w:tblInd w:w="1140" w:type="dxa"/>
-        <w:tblLook w:val="04A0" w:firstRow="1" w:lastRow="0" w:firstColumn="1" w:lastColumn="0" w:noHBand="0" w:noVBand="1"/>
-      </w:tblPr>
-      <w:tblGrid>
-        <w:gridCol w:w="1177"/>
-        <w:gridCol w:w="3999"/>
-        <w:gridCol w:w="2610"/>
-      </w:tblGrid>
-      <w:tr>
-        <w:tc>
-          <w:tcPr>
-            <w:tcW w:w="1177" w:type="dxa"/>
-          </w:tcPr>
-          <w:p>
-            <w:pPr>
-              <w:autoSpaceDE w:val="0"/>
-              <w:autoSpaceDN w:val="0"/>
-              <w:adjustRightInd w:val="0"/>
-              <w:jc w:val="both"/>
-              <w:rPr>
-                <w:rFonts w:ascii="TimesNewRoman,Italic" w:hAnsi="TimesNewRoman,Italic" w:cs="TimesNewRoman,Italic"/>
-                <w:i/>
-                <w:iCs/>
-                <w:color w:val="0000FF"/>
-                <w:sz w:val="20"/>
-                <w:szCs w:val="20"/>
-              </w:rPr>
-            </w:pPr>
-            <w:r>
-              <w:rPr>
-                <w:rFonts w:ascii="TimesNewRoman,Italic" w:hAnsi="TimesNewRoman,Italic" w:cs="TimesNewRoman,Italic"/>
-                <w:i/>
-                <w:iCs/>
-                <w:color w:val="0000FF"/>
-                <w:sz w:val="20"/>
-                <w:szCs w:val="20"/>
-              </w:rPr>
-              <w:t>ID</w:t>
-            </w:r>
-          </w:p>
-        </w:tc>
-        <w:tc>
-          <w:tcPr>
-            <w:tcW w:w="3999" w:type="dxa"/>
-          </w:tcPr>
-          <w:p>
-            <w:pPr>
-              <w:autoSpaceDE w:val="0"/>
-              <w:autoSpaceDN w:val="0"/>
-              <w:adjustRightInd w:val="0"/>
-              <w:jc w:val="both"/>
-              <w:rPr>
-                <w:rFonts w:ascii="TimesNewRoman,Italic" w:hAnsi="TimesNewRoman,Italic" w:cs="TimesNewRoman,Italic"/>
-                <w:i/>
-                <w:iCs/>
-                <w:color w:val="0000FF"/>
-                <w:sz w:val="20"/>
-                <w:szCs w:val="20"/>
-              </w:rPr>
-            </w:pPr>
-            <w:proofErr w:type="spellStart"/>
-            <w:r>
-              <w:rPr>
-                <w:rFonts w:ascii="TimesNewRoman,Italic" w:hAnsi="TimesNewRoman,Italic" w:cs="TimesNewRoman,Italic"/>
-                <w:i/>
-                <w:iCs/>
-                <w:color w:val="0000FF"/>
-                <w:sz w:val="20"/>
-                <w:szCs w:val="20"/>
-              </w:rPr>
-              <w:t>Descripcion</w:t>
-            </w:r>
-            <w:proofErr w:type="spellEnd"/>
-            <w:r>
-              <w:rPr>
-                <w:rFonts w:ascii="TimesNewRoman,Italic" w:hAnsi="TimesNewRoman,Italic" w:cs="TimesNewRoman,Italic"/>
-                <w:i/>
-                <w:iCs/>
-                <w:color w:val="0000FF"/>
-                <w:sz w:val="20"/>
-                <w:szCs w:val="20"/>
-              </w:rPr>
-              <w:t xml:space="preserve"> </w:t>
-            </w:r>
-          </w:p>
-        </w:tc>
-        <w:tc>
-          <w:tcPr>
-            <w:tcW w:w="2610" w:type="dxa"/>
-          </w:tcPr>
-          <w:p>
-            <w:pPr>
-              <w:autoSpaceDE w:val="0"/>
-              <w:autoSpaceDN w:val="0"/>
-              <w:adjustRightInd w:val="0"/>
-              <w:jc w:val="both"/>
-              <w:rPr>
-                <w:rFonts w:ascii="TimesNewRoman,Italic" w:hAnsi="TimesNewRoman,Italic" w:cs="TimesNewRoman,Italic"/>
-                <w:i/>
-                <w:iCs/>
-                <w:color w:val="0000FF"/>
-                <w:sz w:val="20"/>
-                <w:szCs w:val="20"/>
-              </w:rPr>
-            </w:pPr>
-            <w:r>
-              <w:rPr>
-                <w:rFonts w:ascii="TimesNewRoman,Italic" w:hAnsi="TimesNewRoman,Italic" w:cs="TimesNewRoman,Italic"/>
-                <w:i/>
-                <w:iCs/>
-                <w:color w:val="0000FF"/>
-                <w:sz w:val="20"/>
-                <w:szCs w:val="20"/>
-              </w:rPr>
-              <w:t>Prioridad</w:t>
-            </w:r>
-          </w:p>
-        </w:tc>
-      </w:tr>
-      <w:tr>
-        <w:tc>
-          <w:tcPr>
-            <w:tcW w:w="1177" w:type="dxa"/>
-          </w:tcPr>
-          <w:p>
-            <w:pPr>
-              <w:autoSpaceDE w:val="0"/>
-              <w:autoSpaceDN w:val="0"/>
-              <w:adjustRightInd w:val="0"/>
-              <w:jc w:val="both"/>
-              <w:rPr>
-                <w:rFonts w:ascii="TimesNewRoman,Italic" w:hAnsi="TimesNewRoman,Italic" w:cs="TimesNewRoman,Italic"/>
-                <w:i/>
-                <w:iCs/>
-                <w:color w:val="0000FF"/>
-                <w:sz w:val="20"/>
-                <w:szCs w:val="20"/>
-              </w:rPr>
-            </w:pPr>
-          </w:p>
-        </w:tc>
-        <w:tc>
-          <w:tcPr>
-            <w:tcW w:w="3999" w:type="dxa"/>
-          </w:tcPr>
-          <w:p>
-            <w:pPr>
-              <w:autoSpaceDE w:val="0"/>
-              <w:autoSpaceDN w:val="0"/>
-              <w:adjustRightInd w:val="0"/>
-              <w:jc w:val="both"/>
-              <w:rPr>
-                <w:rFonts w:ascii="TimesNewRoman,Italic" w:hAnsi="TimesNewRoman,Italic" w:cs="TimesNewRoman,Italic"/>
-                <w:i/>
-                <w:iCs/>
-                <w:color w:val="0000FF"/>
-                <w:sz w:val="20"/>
-                <w:szCs w:val="20"/>
-              </w:rPr>
-            </w:pPr>
-          </w:p>
-        </w:tc>
-        <w:tc>
-          <w:tcPr>
-            <w:tcW w:w="2610" w:type="dxa"/>
-          </w:tcPr>
-          <w:p>
-            <w:pPr>
-              <w:autoSpaceDE w:val="0"/>
-              <w:autoSpaceDN w:val="0"/>
-              <w:adjustRightInd w:val="0"/>
-              <w:jc w:val="both"/>
-              <w:rPr>
-                <w:rFonts w:ascii="TimesNewRoman,Italic" w:hAnsi="TimesNewRoman,Italic" w:cs="TimesNewRoman,Italic"/>
-                <w:i/>
-                <w:iCs/>
-                <w:color w:val="0000FF"/>
-                <w:sz w:val="20"/>
-                <w:szCs w:val="20"/>
-              </w:rPr>
-            </w:pPr>
-          </w:p>
-        </w:tc>
-      </w:tr>
-      <w:tr>
-        <w:tc>
-          <w:tcPr>
-            <w:tcW w:w="1177" w:type="dxa"/>
-          </w:tcPr>
-          <w:p>
-            <w:pPr>
-              <w:autoSpaceDE w:val="0"/>
-              <w:autoSpaceDN w:val="0"/>
-              <w:adjustRightInd w:val="0"/>
-              <w:jc w:val="both"/>
-              <w:rPr>
-                <w:rFonts w:ascii="TimesNewRoman,Italic" w:hAnsi="TimesNewRoman,Italic" w:cs="TimesNewRoman,Italic"/>
-                <w:i/>
-                <w:iCs/>
-                <w:color w:val="0000FF"/>
-                <w:sz w:val="20"/>
-                <w:szCs w:val="20"/>
-              </w:rPr>
-            </w:pPr>
-          </w:p>
-        </w:tc>
-        <w:tc>
-          <w:tcPr>
-            <w:tcW w:w="3999" w:type="dxa"/>
-          </w:tcPr>
-          <w:p>
-            <w:pPr>
-              <w:autoSpaceDE w:val="0"/>
-              <w:autoSpaceDN w:val="0"/>
-              <w:adjustRightInd w:val="0"/>
-              <w:jc w:val="both"/>
-              <w:rPr>
-                <w:rFonts w:ascii="TimesNewRoman,Italic" w:hAnsi="TimesNewRoman,Italic" w:cs="TimesNewRoman,Italic"/>
-                <w:i/>
-                <w:iCs/>
-                <w:color w:val="0000FF"/>
-                <w:sz w:val="20"/>
-                <w:szCs w:val="20"/>
-              </w:rPr>
-            </w:pPr>
-          </w:p>
-        </w:tc>
-        <w:tc>
-          <w:tcPr>
-            <w:tcW w:w="2610" w:type="dxa"/>
-          </w:tcPr>
-          <w:p>
-            <w:pPr>
-              <w:autoSpaceDE w:val="0"/>
-              <w:autoSpaceDN w:val="0"/>
-              <w:adjustRightInd w:val="0"/>
-              <w:jc w:val="both"/>
-              <w:rPr>
-                <w:rFonts w:ascii="TimesNewRoman,Italic" w:hAnsi="TimesNewRoman,Italic" w:cs="TimesNewRoman,Italic"/>
-                <w:i/>
-                <w:iCs/>
-                <w:color w:val="0000FF"/>
-                <w:sz w:val="20"/>
-                <w:szCs w:val="20"/>
-              </w:rPr>
-            </w:pPr>
-          </w:p>
-        </w:tc>
-      </w:tr>
-    </w:tbl>
-    <w:p>
-      <w:pPr>
-        <w:pStyle w:val="Ttulo3"/>
-        <w:rPr>
-          <w:color w:val="FF0000"/>
-          <w:lang w:eastAsia="es-PE"/>
-        </w:rPr>
-      </w:pPr>
-    </w:p>
-    <w:p>
-      <w:pPr>
-        <w:autoSpaceDE w:val="0"/>
-        <w:autoSpaceDN w:val="0"/>
-        <w:adjustRightInd w:val="0"/>
-        <w:spacing w:after="0" w:line="240" w:lineRule="auto"/>
-        <w:ind w:left="360"/>
-        <w:jc w:val="both"/>
-        <w:rPr>
-          <w:rFonts w:ascii="TimesNewRoman,Italic" w:hAnsi="TimesNewRoman,Italic" w:cs="TimesNewRoman,Italic"/>
-          <w:i/>
-          <w:iCs/>
-          <w:color w:val="0000FF"/>
-          <w:sz w:val="20"/>
-          <w:szCs w:val="20"/>
-        </w:rPr>
-      </w:pPr>
-      <w:r>
-        <w:rPr>
-          <w:rFonts w:ascii="TimesNewRoman,Italic" w:hAnsi="TimesNewRoman,Italic" w:cs="TimesNewRoman,Italic"/>
-          <w:i/>
-          <w:iCs/>
-          <w:color w:val="0000FF"/>
-          <w:sz w:val="20"/>
-          <w:szCs w:val="20"/>
-        </w:rPr>
-        <w:t>[Los Atributos de Calidad (</w:t>
-      </w:r>
-      <w:proofErr w:type="spellStart"/>
-      <w:r>
-        <w:rPr>
-          <w:rFonts w:ascii="TimesNewRoman,Italic" w:hAnsi="TimesNewRoman,Italic" w:cs="TimesNewRoman,Italic"/>
-          <w:i/>
-          <w:iCs/>
-          <w:color w:val="0000FF"/>
-          <w:sz w:val="20"/>
-          <w:szCs w:val="20"/>
-        </w:rPr>
-        <w:t>QAs</w:t>
-      </w:r>
-      <w:proofErr w:type="spellEnd"/>
-      <w:r>
-        <w:rPr>
-          <w:rFonts w:ascii="TimesNewRoman,Italic" w:hAnsi="TimesNewRoman,Italic" w:cs="TimesNewRoman,Italic"/>
-          <w:i/>
-          <w:iCs/>
-          <w:color w:val="0000FF"/>
-          <w:sz w:val="20"/>
-          <w:szCs w:val="20"/>
-        </w:rPr>
-        <w:t xml:space="preserve">) son propiedades medibles y evaluables de un sistema, estas propiedades son usadas para indicar el grado en que el sistema satisface las necesidades de los </w:t>
-      </w:r>
-      <w:proofErr w:type="spellStart"/>
-      <w:r>
-        <w:rPr>
-          <w:rFonts w:ascii="TimesNewRoman,Italic" w:hAnsi="TimesNewRoman,Italic" w:cs="TimesNewRoman,Italic"/>
-          <w:i/>
-          <w:iCs/>
-          <w:color w:val="0000FF"/>
-          <w:sz w:val="20"/>
-          <w:szCs w:val="20"/>
-        </w:rPr>
-        <w:t>stakeholders</w:t>
-      </w:r>
-      <w:proofErr w:type="spellEnd"/>
-      <w:r>
-        <w:rPr>
-          <w:rFonts w:ascii="TimesNewRoman,Italic" w:hAnsi="TimesNewRoman,Italic" w:cs="TimesNewRoman,Italic"/>
-          <w:i/>
-          <w:iCs/>
-          <w:color w:val="0000FF"/>
-          <w:sz w:val="20"/>
-          <w:szCs w:val="20"/>
-        </w:rPr>
-        <w:t xml:space="preserve">   [</w:t>
-      </w:r>
-      <w:proofErr w:type="spellStart"/>
-      <w:r>
-        <w:rPr>
-          <w:rFonts w:ascii="TimesNewRoman,Italic" w:hAnsi="TimesNewRoman,Italic" w:cs="TimesNewRoman,Italic"/>
-          <w:i/>
-          <w:iCs/>
-          <w:color w:val="0000FF"/>
-          <w:sz w:val="20"/>
-          <w:szCs w:val="20"/>
-        </w:rPr>
-        <w:t>Wojcik</w:t>
-      </w:r>
-      <w:proofErr w:type="spellEnd"/>
-      <w:r>
-        <w:rPr>
-          <w:rFonts w:ascii="TimesNewRoman,Italic" w:hAnsi="TimesNewRoman,Italic" w:cs="TimesNewRoman,Italic"/>
-          <w:i/>
-          <w:iCs/>
-          <w:color w:val="0000FF"/>
-          <w:sz w:val="20"/>
-          <w:szCs w:val="20"/>
-        </w:rPr>
-        <w:t xml:space="preserve">  2013].</w:t>
-      </w:r>
-    </w:p>
-    <w:p>
-      <w:pPr>
-        <w:autoSpaceDE w:val="0"/>
-        <w:autoSpaceDN w:val="0"/>
-        <w:adjustRightInd w:val="0"/>
-        <w:spacing w:after="0" w:line="240" w:lineRule="auto"/>
-        <w:ind w:left="360"/>
-        <w:jc w:val="both"/>
-        <w:rPr>
-          <w:rFonts w:ascii="TimesNewRoman,Italic" w:hAnsi="TimesNewRoman,Italic" w:cs="TimesNewRoman,Italic"/>
-          <w:i/>
-          <w:iCs/>
-          <w:color w:val="0000FF"/>
-          <w:sz w:val="20"/>
-          <w:szCs w:val="20"/>
-        </w:rPr>
-      </w:pPr>
-      <w:r>
-        <w:rPr>
-          <w:rFonts w:ascii="TimesNewRoman,Italic" w:hAnsi="TimesNewRoman,Italic" w:cs="TimesNewRoman,Italic"/>
-          <w:i/>
-          <w:iCs/>
-          <w:color w:val="0000FF"/>
-          <w:sz w:val="20"/>
-          <w:szCs w:val="20"/>
-        </w:rPr>
-        <w:t xml:space="preserve">Los </w:t>
-      </w:r>
-      <w:proofErr w:type="spellStart"/>
-      <w:r>
-        <w:rPr>
-          <w:rFonts w:ascii="TimesNewRoman,Italic" w:hAnsi="TimesNewRoman,Italic" w:cs="TimesNewRoman,Italic"/>
-          <w:i/>
-          <w:iCs/>
-          <w:color w:val="0000FF"/>
-          <w:sz w:val="20"/>
-          <w:szCs w:val="20"/>
-        </w:rPr>
-        <w:t>QAs</w:t>
-      </w:r>
-      <w:proofErr w:type="spellEnd"/>
-      <w:r>
-        <w:rPr>
-          <w:rFonts w:ascii="TimesNewRoman,Italic" w:hAnsi="TimesNewRoman,Italic" w:cs="TimesNewRoman,Italic"/>
-          <w:i/>
-          <w:iCs/>
-          <w:color w:val="0000FF"/>
-          <w:sz w:val="20"/>
-          <w:szCs w:val="20"/>
-        </w:rPr>
-        <w:t xml:space="preserve"> además son concebidos como aquellos requerimientos que no son funcionales. De hecho, la funcionalidad es mayormente ortogonal a los </w:t>
-      </w:r>
-      <w:proofErr w:type="spellStart"/>
-      <w:r>
-        <w:rPr>
-          <w:rFonts w:ascii="TimesNewRoman,Italic" w:hAnsi="TimesNewRoman,Italic" w:cs="TimesNewRoman,Italic"/>
-          <w:i/>
-          <w:iCs/>
-          <w:color w:val="0000FF"/>
-          <w:sz w:val="20"/>
-          <w:szCs w:val="20"/>
-        </w:rPr>
-        <w:t>QAs</w:t>
-      </w:r>
-      <w:proofErr w:type="spellEnd"/>
-      <w:r>
-        <w:rPr>
-          <w:rFonts w:ascii="TimesNewRoman,Italic" w:hAnsi="TimesNewRoman,Italic" w:cs="TimesNewRoman,Italic"/>
-          <w:i/>
-          <w:iCs/>
-          <w:color w:val="0000FF"/>
-          <w:sz w:val="20"/>
-          <w:szCs w:val="20"/>
-        </w:rPr>
-        <w:t xml:space="preserve">; un diseño puede cumplir con la funcionalidad deseada y fallar a la hora de satisfacer sus requerimientos de calidad. De esta manera, se entiende a la funcionalidad como la capacidad del sistema para hacer el trabajo para el cual fue pensado, independientemente de la estructura. Existen QAs mayormente usados que se suelen identificar en numerosos sistemas y se tienen que describir, aunque la lista no es fina ya que muy a menudo hay situaciones en que podrían identificarse y proponerse nuevas propiedades para las diversas necesidades de </w:t>
-      </w:r>
-      <w:proofErr w:type="spellStart"/>
-      <w:r>
-        <w:rPr>
-          <w:rFonts w:ascii="TimesNewRoman,Italic" w:hAnsi="TimesNewRoman,Italic" w:cs="TimesNewRoman,Italic"/>
-          <w:i/>
-          <w:iCs/>
-          <w:color w:val="0000FF"/>
-          <w:sz w:val="20"/>
-          <w:szCs w:val="20"/>
-        </w:rPr>
-        <w:t>stakeholders</w:t>
-      </w:r>
-      <w:proofErr w:type="spellEnd"/>
-      <w:r>
-        <w:rPr>
-          <w:rFonts w:ascii="TimesNewRoman,Italic" w:hAnsi="TimesNewRoman,Italic" w:cs="TimesNewRoman,Italic"/>
-          <w:i/>
-          <w:iCs/>
-          <w:color w:val="0000FF"/>
-          <w:sz w:val="20"/>
-          <w:szCs w:val="20"/>
-        </w:rPr>
-        <w:t xml:space="preserve">.] </w:t>
-      </w:r>
-    </w:p>
-    <w:p>
-      <w:pPr>
-        <w:pStyle w:val="Prrafodelista"/>
-        <w:ind w:left="792"/>
-        <w:rPr>
-          <w:lang w:eastAsia="es-PE"/>
-        </w:rPr>
-      </w:pPr>
-    </w:p>
-    <w:p>
-      <w:pPr>
-        <w:pStyle w:val="Prrafodelista"/>
-        <w:ind w:left="792"/>
-        <w:rPr>
-          <w:lang w:eastAsia="es-PE"/>
-        </w:rPr>
-      </w:pPr>
-    </w:p>
-    <w:p>
-      <w:pPr>
-        <w:pStyle w:val="Prrafodelista"/>
-        <w:numPr>
-          <w:ilvl w:val="1"/>
-          <w:numId w:val="9"/>
-        </w:numPr>
-        <w:rPr>
-          <w:lang w:eastAsia="es-PE"/>
-        </w:rPr>
-      </w:pPr>
-      <w:r>
-        <w:rPr>
-          <w:lang w:eastAsia="es-PE"/>
-        </w:rPr>
-        <w:t>Restricciones</w:t>
-      </w:r>
-    </w:p>
-    <w:p>
-      <w:pPr>
-        <w:autoSpaceDE w:val="0"/>
-        <w:autoSpaceDN w:val="0"/>
-        <w:adjustRightInd w:val="0"/>
-        <w:spacing w:after="0" w:line="240" w:lineRule="auto"/>
-        <w:ind w:left="708"/>
-        <w:jc w:val="both"/>
-      </w:pPr>
-    </w:p>
-    <w:p>
-      <w:pPr>
-        <w:autoSpaceDE w:val="0"/>
-        <w:autoSpaceDN w:val="0"/>
-        <w:adjustRightInd w:val="0"/>
-        <w:spacing w:after="0" w:line="240" w:lineRule="auto"/>
-        <w:ind w:left="360"/>
-        <w:jc w:val="both"/>
-        <w:rPr>
-          <w:rFonts w:ascii="TimesNewRoman,Italic" w:hAnsi="TimesNewRoman,Italic" w:cs="TimesNewRoman,Italic"/>
-          <w:i/>
-          <w:iCs/>
-          <w:color w:val="0000FF"/>
-          <w:sz w:val="20"/>
-          <w:szCs w:val="20"/>
-        </w:rPr>
-      </w:pPr>
-      <w:r>
-        <w:rPr>
-          <w:rFonts w:ascii="TimesNewRoman,Italic" w:hAnsi="TimesNewRoman,Italic" w:cs="TimesNewRoman,Italic"/>
-          <w:i/>
-          <w:iCs/>
-          <w:color w:val="0000FF"/>
-          <w:sz w:val="20"/>
-          <w:szCs w:val="20"/>
-        </w:rPr>
-        <w:t>[</w:t>
-      </w:r>
-      <w:r>
-        <w:rPr>
-          <w:rFonts w:ascii="TimesNewRoman,Italic" w:hAnsi="TimesNewRoman,Italic" w:cs="TimesNewRoman,Italic"/>
-          <w:i/>
-          <w:iCs/>
-          <w:color w:val="0000FF"/>
-          <w:sz w:val="20"/>
-          <w:szCs w:val="20"/>
-        </w:rPr>
-        <w:t>Aquí va</w:t>
-      </w:r>
-      <w:r>
-        <w:rPr>
-          <w:rFonts w:ascii="TimesNewRoman,Italic" w:hAnsi="TimesNewRoman,Italic" w:cs="TimesNewRoman,Italic"/>
-          <w:i/>
-          <w:iCs/>
-          <w:color w:val="0000FF"/>
-          <w:sz w:val="20"/>
-          <w:szCs w:val="20"/>
-        </w:rPr>
-        <w:t>n</w:t>
-      </w:r>
-      <w:r>
-        <w:rPr>
-          <w:rFonts w:ascii="TimesNewRoman,Italic" w:hAnsi="TimesNewRoman,Italic" w:cs="TimesNewRoman,Italic"/>
-          <w:i/>
-          <w:iCs/>
-          <w:color w:val="0000FF"/>
-          <w:sz w:val="20"/>
-          <w:szCs w:val="20"/>
-        </w:rPr>
-        <w:t xml:space="preserve"> las restricciones del proyecto</w:t>
-      </w:r>
-      <w:r>
-        <w:rPr>
-          <w:rFonts w:ascii="TimesNewRoman,Italic" w:hAnsi="TimesNewRoman,Italic" w:cs="TimesNewRoman,Italic"/>
-          <w:i/>
-          <w:iCs/>
-          <w:color w:val="0000FF"/>
-          <w:sz w:val="20"/>
-          <w:szCs w:val="20"/>
-        </w:rPr>
-        <w:t>]</w:t>
-      </w:r>
-    </w:p>
-    <w:p>
-      <w:pPr>
-        <w:pStyle w:val="TDC2"/>
-        <w:rPr>
-          <w:noProof/>
-          <w:lang w:eastAsia="es-PE"/>
-        </w:rPr>
-      </w:pPr>
-    </w:p>
-    <w:p>
-      <w:pPr>
-        <w:pStyle w:val="Ttulo1"/>
-        <w:numPr>
-          <w:ilvl w:val="0"/>
-          <w:numId w:val="9"/>
-        </w:numPr>
-        <w:rPr>
-          <w:b/>
-          <w:color w:val="auto"/>
-          <w:lang w:eastAsia="es-PE"/>
-        </w:rPr>
-      </w:pPr>
-      <w:bookmarkStart w:id="16" w:name="_Toc69808842"/>
-      <w:r>
-        <w:rPr>
-          <w:b/>
-          <w:color w:val="auto"/>
-          <w:lang w:eastAsia="es-PE"/>
-        </w:rPr>
-        <w:t>REPRESENTACIÓN DE</w:t>
-      </w:r>
-      <w:r>
-        <w:rPr>
-          <w:b/>
-          <w:color w:val="auto"/>
-          <w:lang w:eastAsia="es-PE"/>
-        </w:rPr>
-        <w:t xml:space="preserve"> LA </w:t>
-      </w:r>
-      <w:r>
-        <w:rPr>
-          <w:b/>
-          <w:color w:val="auto"/>
-          <w:lang w:eastAsia="es-PE"/>
-        </w:rPr>
-        <w:t>ARQUITECTURA</w:t>
-      </w:r>
-      <w:r>
-        <w:rPr>
-          <w:b/>
-          <w:color w:val="auto"/>
-          <w:lang w:eastAsia="es-PE"/>
-        </w:rPr>
-        <w:t xml:space="preserve"> DEL SISTEMA</w:t>
-      </w:r>
-      <w:bookmarkEnd w:id="16"/>
-    </w:p>
-    <w:p>
-      <w:pPr>
-        <w:pStyle w:val="TDC2"/>
-        <w:rPr>
-          <w:rStyle w:val="Ttulo2Car"/>
-          <w:b w:val="0"/>
-          <w:bCs w:val="0"/>
-          <w:color w:val="auto"/>
-        </w:rPr>
-      </w:pPr>
-      <w:bookmarkStart w:id="17" w:name="_Toc68679738"/>
-    </w:p>
-    <w:p>
-      <w:pPr>
-        <w:pStyle w:val="TDC2"/>
-        <w:numPr>
-          <w:ilvl w:val="1"/>
-          <w:numId w:val="9"/>
-        </w:numPr>
-      </w:pPr>
-      <w:bookmarkStart w:id="18" w:name="_Toc69808843"/>
-      <w:r>
-        <w:rPr>
-          <w:rStyle w:val="Ttulo2Car"/>
-          <w:b w:val="0"/>
-          <w:bCs w:val="0"/>
-          <w:color w:val="auto"/>
-        </w:rPr>
         <w:t>Vista de Caso de uso</w:t>
       </w:r>
-      <w:bookmarkEnd w:id="18"/>
+      <w:bookmarkEnd w:id="17"/>
     </w:p>
     <w:p>
       <w:pPr>
@@ -7230,7 +8195,7 @@
           <w:lang w:eastAsia="es-PE"/>
         </w:rPr>
       </w:pPr>
-      <w:bookmarkStart w:id="19" w:name="_Toc69808844"/>
+      <w:bookmarkStart w:id="18" w:name="_Toc69808844"/>
       <w:r>
         <w:rPr>
           <w:color w:val="auto"/>
@@ -7245,7 +8210,7 @@
         </w:rPr>
         <w:t>asos de uso</w:t>
       </w:r>
-      <w:bookmarkEnd w:id="19"/>
+      <w:bookmarkEnd w:id="18"/>
     </w:p>
     <w:p>
       <w:pPr>
@@ -7299,8 +8264,8 @@
           <w:color w:val="auto"/>
         </w:rPr>
       </w:pPr>
-      <w:bookmarkStart w:id="20" w:name="_Toc68679739"/>
-      <w:bookmarkStart w:id="21" w:name="_Toc69808845"/>
+      <w:bookmarkStart w:id="19" w:name="_Toc68679739"/>
+      <w:bookmarkStart w:id="20" w:name="_Toc69808845"/>
       <w:r>
         <w:rPr>
           <w:rStyle w:val="Ttulo2Car"/>
@@ -7310,8 +8275,8 @@
         </w:rPr>
         <w:t>Vista Lógica</w:t>
       </w:r>
+      <w:bookmarkEnd w:id="19"/>
       <w:bookmarkEnd w:id="20"/>
-      <w:bookmarkEnd w:id="21"/>
     </w:p>
     <w:p>
       <w:pPr>
@@ -7340,7 +8305,6 @@
           <w:sz w:val="20"/>
           <w:szCs w:val="20"/>
         </w:rPr>
-        <w:lastRenderedPageBreak/>
         <w:t>[La vista lógica se encarga de representar los requerimientos funcionales del sistema. Esta sección describe las partes del diseño del modelo significativas para la arquitectura, tales como subsistemas y paquetes.]</w:t>
       </w:r>
     </w:p>
@@ -7351,8 +8315,8 @@
           <w:lang w:eastAsia="es-PE"/>
         </w:rPr>
       </w:pPr>
-      <w:bookmarkStart w:id="22" w:name="_Toc68679740"/>
-      <w:bookmarkStart w:id="23" w:name="_Toc69124248"/>
+      <w:bookmarkStart w:id="21" w:name="_Toc68679740"/>
+      <w:bookmarkStart w:id="22" w:name="_Toc69124248"/>
     </w:p>
     <w:p>
       <w:pPr>
@@ -7366,7 +8330,7 @@
           <w:lang w:eastAsia="es-PE"/>
         </w:rPr>
       </w:pPr>
-      <w:bookmarkStart w:id="24" w:name="_Toc69808846"/>
+      <w:bookmarkStart w:id="23" w:name="_Toc69808846"/>
       <w:r>
         <w:rPr>
           <w:color w:val="auto"/>
@@ -7374,8 +8338,8 @@
         </w:rPr>
         <w:t xml:space="preserve">Diagrama </w:t>
       </w:r>
+      <w:bookmarkEnd w:id="21"/>
       <w:bookmarkEnd w:id="22"/>
-      <w:bookmarkEnd w:id="23"/>
       <w:r>
         <w:rPr>
           <w:color w:val="auto"/>
@@ -7397,7 +8361,7 @@
         </w:rPr>
         <w:t>ubsistemas (paquetes)</w:t>
       </w:r>
-      <w:bookmarkEnd w:id="24"/>
+      <w:bookmarkEnd w:id="23"/>
     </w:p>
     <w:p>
       <w:pPr>
@@ -7488,7 +8452,7 @@
           <w:lang w:eastAsia="es-PE"/>
         </w:rPr>
       </w:pPr>
-      <w:bookmarkStart w:id="25" w:name="_Toc69808847"/>
+      <w:bookmarkStart w:id="24" w:name="_Toc69808847"/>
       <w:r>
         <w:rPr>
           <w:color w:val="auto"/>
@@ -7510,7 +8474,7 @@
         </w:rPr>
         <w:t>ecuencia (vista de diseño)</w:t>
       </w:r>
-      <w:bookmarkEnd w:id="25"/>
+      <w:bookmarkEnd w:id="24"/>
     </w:p>
     <w:p>
       <w:pPr>
@@ -7532,7 +8496,7 @@
           <w:lang w:eastAsia="es-PE"/>
         </w:rPr>
       </w:pPr>
-      <w:bookmarkStart w:id="26" w:name="_Toc69808848"/>
+      <w:bookmarkStart w:id="25" w:name="_Toc69808848"/>
       <w:r>
         <w:rPr>
           <w:color w:val="auto"/>
@@ -7554,7 +8518,7 @@
         </w:rPr>
         <w:t>olaboración (vista de diseño)</w:t>
       </w:r>
-      <w:bookmarkEnd w:id="26"/>
+      <w:bookmarkEnd w:id="25"/>
     </w:p>
     <w:p>
       <w:pPr>
@@ -7576,7 +8540,7 @@
           <w:lang w:eastAsia="es-PE"/>
         </w:rPr>
       </w:pPr>
-      <w:bookmarkStart w:id="27" w:name="_Toc69808849"/>
+      <w:bookmarkStart w:id="26" w:name="_Toc69808849"/>
       <w:r>
         <w:rPr>
           <w:color w:val="auto"/>
@@ -7598,7 +8562,7 @@
         </w:rPr>
         <w:t>bjetos</w:t>
       </w:r>
-      <w:bookmarkEnd w:id="27"/>
+      <w:bookmarkEnd w:id="26"/>
     </w:p>
     <w:p>
       <w:pPr>
@@ -7619,12 +8583,13 @@
           <w:lang w:eastAsia="es-PE"/>
         </w:rPr>
       </w:pPr>
-      <w:bookmarkStart w:id="28" w:name="_Toc69808850"/>
+      <w:bookmarkStart w:id="27" w:name="_Toc69808850"/>
       <w:r>
         <w:rPr>
           <w:color w:val="auto"/>
           <w:lang w:eastAsia="es-PE"/>
         </w:rPr>
+        <w:lastRenderedPageBreak/>
         <w:t xml:space="preserve">Diagrama de </w:t>
       </w:r>
       <w:r>
@@ -7641,7 +8606,7 @@
         </w:rPr>
         <w:t>lases</w:t>
       </w:r>
-      <w:bookmarkEnd w:id="28"/>
+      <w:bookmarkEnd w:id="27"/>
     </w:p>
     <w:p>
       <w:pPr>
@@ -7662,7 +8627,7 @@
           <w:lang w:eastAsia="es-PE"/>
         </w:rPr>
       </w:pPr>
-      <w:bookmarkStart w:id="29" w:name="_Toc69808851"/>
+      <w:bookmarkStart w:id="28" w:name="_Toc69808851"/>
       <w:r>
         <w:rPr>
           <w:color w:val="auto"/>
@@ -7684,7 +8649,7 @@
         </w:rPr>
         <w:t>ase de datos (relacional o no relacional)</w:t>
       </w:r>
-      <w:bookmarkEnd w:id="29"/>
+      <w:bookmarkEnd w:id="28"/>
     </w:p>
     <w:p/>
     <w:p>
@@ -7716,8 +8681,8 @@
           <w:color w:val="auto"/>
         </w:rPr>
       </w:pPr>
-      <w:bookmarkStart w:id="30" w:name="_Toc68679746"/>
-      <w:bookmarkStart w:id="31" w:name="_Toc69808852"/>
+      <w:bookmarkStart w:id="29" w:name="_Toc68679746"/>
+      <w:bookmarkStart w:id="30" w:name="_Toc69808852"/>
       <w:r>
         <w:rPr>
           <w:rStyle w:val="Ttulo2Car"/>
@@ -7727,7 +8692,7 @@
         </w:rPr>
         <w:t>Vista de Implementación</w:t>
       </w:r>
-      <w:bookmarkEnd w:id="30"/>
+      <w:bookmarkEnd w:id="29"/>
       <w:r>
         <w:rPr>
           <w:rStyle w:val="Ttulo2Car"/>
@@ -7755,7 +8720,7 @@
         </w:rPr>
         <w:t>)</w:t>
       </w:r>
-      <w:bookmarkEnd w:id="31"/>
+      <w:bookmarkEnd w:id="30"/>
     </w:p>
     <w:p>
       <w:pPr>
@@ -7858,7 +8823,7 @@
           <w:lang w:eastAsia="es-PE"/>
         </w:rPr>
       </w:pPr>
-      <w:bookmarkStart w:id="32" w:name="_Toc69808853"/>
+      <w:bookmarkStart w:id="31" w:name="_Toc69808853"/>
       <w:r>
         <w:rPr>
           <w:color w:val="auto"/>
@@ -7901,7 +8866,7 @@
         </w:rPr>
         <w:t>)</w:t>
       </w:r>
-      <w:bookmarkEnd w:id="32"/>
+      <w:bookmarkEnd w:id="31"/>
     </w:p>
     <w:p>
       <w:pPr>
@@ -7963,8 +8928,8 @@
           <w:lang w:eastAsia="es-PE"/>
         </w:rPr>
       </w:pPr>
-      <w:bookmarkStart w:id="33" w:name="_Toc68679747"/>
-      <w:bookmarkStart w:id="34" w:name="_Toc69808854"/>
+      <w:bookmarkStart w:id="32" w:name="_Toc68679747"/>
+      <w:bookmarkStart w:id="33" w:name="_Toc69808854"/>
       <w:r>
         <w:rPr>
           <w:color w:val="auto"/>
@@ -7993,7 +8958,7 @@
         </w:rPr>
         <w:t>Diagrama de componentes</w:t>
       </w:r>
-      <w:bookmarkEnd w:id="33"/>
+      <w:bookmarkEnd w:id="32"/>
       <w:r>
         <w:rPr>
           <w:color w:val="auto"/>
@@ -8001,7 +8966,7 @@
         </w:rPr>
         <w:t>)</w:t>
       </w:r>
-      <w:bookmarkEnd w:id="34"/>
+      <w:bookmarkEnd w:id="33"/>
     </w:p>
     <w:p>
       <w:pPr>
@@ -8081,9 +9046,9 @@
           <w:color w:val="auto"/>
         </w:rPr>
       </w:pPr>
-      <w:bookmarkStart w:id="35" w:name="_Toc68679741"/>
-      <w:bookmarkStart w:id="36" w:name="_Toc69124251"/>
-      <w:bookmarkStart w:id="37" w:name="_Toc69808855"/>
+      <w:bookmarkStart w:id="34" w:name="_Toc68679741"/>
+      <w:bookmarkStart w:id="35" w:name="_Toc69124251"/>
+      <w:bookmarkStart w:id="36" w:name="_Toc69808855"/>
       <w:r>
         <w:rPr>
           <w:rStyle w:val="Ttulo2Car"/>
@@ -8093,9 +9058,9 @@
         </w:rPr>
         <w:t>Vista de procesos</w:t>
       </w:r>
+      <w:bookmarkEnd w:id="34"/>
       <w:bookmarkEnd w:id="35"/>
       <w:bookmarkEnd w:id="36"/>
-      <w:bookmarkEnd w:id="37"/>
     </w:p>
     <w:p>
       <w:pPr>
@@ -8178,25 +9143,24 @@
           <w:color w:val="auto"/>
         </w:rPr>
       </w:pPr>
-      <w:bookmarkStart w:id="38" w:name="_Toc68679742"/>
-      <w:bookmarkStart w:id="39" w:name="_Toc69124252"/>
-      <w:bookmarkStart w:id="40" w:name="_Toc69808856"/>
+      <w:bookmarkStart w:id="37" w:name="_Toc68679742"/>
+      <w:bookmarkStart w:id="38" w:name="_Toc69124252"/>
+      <w:bookmarkStart w:id="39" w:name="_Toc69808856"/>
       <w:r>
         <w:rPr>
           <w:color w:val="auto"/>
         </w:rPr>
-        <w:lastRenderedPageBreak/>
         <w:t>Diagrama de Proceso</w:t>
       </w:r>
+      <w:bookmarkEnd w:id="37"/>
       <w:bookmarkEnd w:id="38"/>
+      <w:r>
+        <w:rPr>
+          <w:color w:val="auto"/>
+        </w:rPr>
+        <w:t>s del sistema (diagrama de actividad)</w:t>
+      </w:r>
       <w:bookmarkEnd w:id="39"/>
-      <w:r>
-        <w:rPr>
-          <w:color w:val="auto"/>
-        </w:rPr>
-        <w:t>s del sistema (diagrama de actividad)</w:t>
-      </w:r>
-      <w:bookmarkEnd w:id="40"/>
     </w:p>
     <w:p>
       <w:pPr>
@@ -8324,8 +9288,8 @@
           <w:color w:val="auto"/>
         </w:rPr>
       </w:pPr>
-      <w:bookmarkStart w:id="41" w:name="_Toc68679744"/>
-      <w:bookmarkStart w:id="42" w:name="_Toc69808857"/>
+      <w:bookmarkStart w:id="40" w:name="_Toc68679744"/>
+      <w:bookmarkStart w:id="41" w:name="_Toc69808857"/>
       <w:r>
         <w:rPr>
           <w:rStyle w:val="Ttulo2Car"/>
@@ -8335,7 +9299,7 @@
         </w:rPr>
         <w:t xml:space="preserve">Vista de </w:t>
       </w:r>
-      <w:bookmarkEnd w:id="41"/>
+      <w:bookmarkEnd w:id="40"/>
       <w:r>
         <w:rPr>
           <w:rStyle w:val="Ttulo2Car"/>
@@ -8363,7 +9327,7 @@
         </w:rPr>
         <w:t>)</w:t>
       </w:r>
-      <w:bookmarkEnd w:id="42"/>
+      <w:bookmarkEnd w:id="41"/>
     </w:p>
     <w:p>
       <w:pPr>
@@ -8528,8 +9492,8 @@
           <w:lang w:eastAsia="es-PE"/>
         </w:rPr>
       </w:pPr>
-      <w:bookmarkStart w:id="43" w:name="_Toc68679745"/>
-      <w:bookmarkStart w:id="44" w:name="_Toc69808858"/>
+      <w:bookmarkStart w:id="42" w:name="_Toc68679745"/>
+      <w:bookmarkStart w:id="43" w:name="_Toc69808858"/>
       <w:r>
         <w:rPr>
           <w:color w:val="auto"/>
@@ -8537,7 +9501,7 @@
         </w:rPr>
         <w:t xml:space="preserve">Diagrama de </w:t>
       </w:r>
-      <w:bookmarkEnd w:id="43"/>
+      <w:bookmarkEnd w:id="42"/>
       <w:r>
         <w:rPr>
           <w:color w:val="auto"/>
@@ -8545,7 +9509,7 @@
         </w:rPr>
         <w:t>despliegue</w:t>
       </w:r>
-      <w:bookmarkEnd w:id="44"/>
+      <w:bookmarkEnd w:id="43"/>
     </w:p>
     <w:p>
       <w:pPr>
@@ -8579,7 +9543,7 @@
           <w:sz w:val="20"/>
           <w:szCs w:val="20"/>
         </w:rPr>
-        <w:t>[</w:t>
+        <w:t xml:space="preserve">[un diagrama de </w:t>
       </w:r>
       <w:proofErr w:type="gramStart"/>
       <w:r>
@@ -8591,9 +9555,8 @@
           <w:sz w:val="20"/>
           <w:szCs w:val="20"/>
         </w:rPr>
-        <w:t>un</w:t>
-      </w:r>
-      <w:proofErr w:type="gramEnd"/>
+        <w:t>despliegue</w:t>
+      </w:r>
       <w:r>
         <w:rPr>
           <w:rFonts w:ascii="TimesNewRoman,Italic" w:hAnsi="TimesNewRoman,Italic" w:cs="TimesNewRoman,Italic"/>
@@ -8603,8 +9566,9 @@
           <w:sz w:val="20"/>
           <w:szCs w:val="20"/>
         </w:rPr>
-        <w:t xml:space="preserve"> diagrama de </w:t>
-      </w:r>
+        <w:t>,</w:t>
+      </w:r>
+      <w:proofErr w:type="gramEnd"/>
       <w:r>
         <w:rPr>
           <w:rFonts w:ascii="TimesNewRoman,Italic" w:hAnsi="TimesNewRoman,Italic" w:cs="TimesNewRoman,Italic"/>
@@ -8614,9 +9578,18 @@
           <w:sz w:val="20"/>
           <w:szCs w:val="20"/>
         </w:rPr>
-        <w:t>despliegue</w:t>
-      </w:r>
-      <w:r>
+        <w:t xml:space="preserve"> amplía el sistema de software y muestra los contenedores (aplicaciones, almacenamiento de datos, microservicios, etc.) que componen este sistema de software]</w:t>
+      </w:r>
+    </w:p>
+    <w:bookmarkEnd w:id="16"/>
+    <w:p>
+      <w:pPr>
+        <w:autoSpaceDE w:val="0"/>
+        <w:autoSpaceDN w:val="0"/>
+        <w:adjustRightInd w:val="0"/>
+        <w:spacing w:after="0" w:line="240" w:lineRule="auto"/>
+        <w:ind w:left="1224"/>
+        <w:jc w:val="both"/>
         <w:rPr>
           <w:rFonts w:ascii="TimesNewRoman,Italic" w:hAnsi="TimesNewRoman,Italic" w:cs="TimesNewRoman,Italic"/>
           <w:i/>
@@ -8625,26 +9598,6 @@
           <w:sz w:val="20"/>
           <w:szCs w:val="20"/>
         </w:rPr>
-        <w:t>, amplía el sistema de software y muestra los contenedores (aplicaciones, almacenamiento de datos, microservicios, etc.) que componen este sistema de software]</w:t>
-      </w:r>
-    </w:p>
-    <w:bookmarkEnd w:id="17"/>
-    <w:p>
-      <w:pPr>
-        <w:autoSpaceDE w:val="0"/>
-        <w:autoSpaceDN w:val="0"/>
-        <w:adjustRightInd w:val="0"/>
-        <w:spacing w:after="0" w:line="240" w:lineRule="auto"/>
-        <w:ind w:left="1224"/>
-        <w:jc w:val="both"/>
-        <w:rPr>
-          <w:rFonts w:ascii="TimesNewRoman,Italic" w:hAnsi="TimesNewRoman,Italic" w:cs="TimesNewRoman,Italic"/>
-          <w:i/>
-          <w:iCs/>
-          <w:color w:val="0000FF"/>
-          <w:sz w:val="20"/>
-          <w:szCs w:val="20"/>
-        </w:rPr>
       </w:pPr>
     </w:p>
     <w:p>
@@ -8669,16 +9622,17 @@
           <w:lang w:eastAsia="es-PE"/>
         </w:rPr>
       </w:pPr>
-      <w:bookmarkStart w:id="45" w:name="_Toc69808859"/>
+      <w:bookmarkStart w:id="44" w:name="_Toc69808859"/>
       <w:r>
         <w:rPr>
           <w:b/>
           <w:color w:val="auto"/>
           <w:lang w:eastAsia="es-PE"/>
         </w:rPr>
+        <w:lastRenderedPageBreak/>
         <w:t>ATRIBUTOS DE CALIDAD DEL SOFTWARE</w:t>
       </w:r>
-      <w:bookmarkEnd w:id="45"/>
+      <w:bookmarkEnd w:id="44"/>
     </w:p>
     <w:p>
       <w:pPr>
@@ -8951,7 +9905,7 @@
           <w:color w:val="auto"/>
         </w:rPr>
       </w:pPr>
-      <w:bookmarkStart w:id="46" w:name="_Toc69808860"/>
+      <w:bookmarkStart w:id="45" w:name="_Toc69808860"/>
       <w:r>
         <w:rPr>
           <w:rStyle w:val="Ttulo2Car"/>
@@ -8959,7 +9913,7 @@
         </w:rPr>
         <w:t>Escenario de Funcionalidad</w:t>
       </w:r>
-      <w:bookmarkEnd w:id="46"/>
+      <w:bookmarkEnd w:id="45"/>
     </w:p>
     <w:p>
       <w:pPr>
@@ -8989,7 +9943,6 @@
         </w:rPr>
         <w:t>[</w:t>
       </w:r>
-      <w:proofErr w:type="gramStart"/>
       <w:r>
         <w:rPr>
           <w:rFonts w:ascii="TimesNewRoman,Italic" w:hAnsi="TimesNewRoman,Italic" w:cs="TimesNewRoman,Italic"/>
@@ -8999,9 +9952,8 @@
           <w:sz w:val="20"/>
           <w:szCs w:val="20"/>
         </w:rPr>
-        <w:t>se</w:t>
-      </w:r>
-      <w:proofErr w:type="gramEnd"/>
+        <w:t>se califica de acuerdo con el conjunto de características y capacidades del programa, la generalidad de las funciones que se entregan y la seguridad general del sistema</w:t>
+      </w:r>
       <w:r>
         <w:rPr>
           <w:rFonts w:ascii="TimesNewRoman,Italic" w:hAnsi="TimesNewRoman,Italic" w:cs="TimesNewRoman,Italic"/>
@@ -9011,9 +9963,43 @@
           <w:sz w:val="20"/>
           <w:szCs w:val="20"/>
         </w:rPr>
-        <w:t xml:space="preserve"> califica de acuerdo con el conjunto de características y capacidades del programa, la generalidad de las funciones que se entregan y la seguridad general del sistema</w:t>
-      </w:r>
-      <w:r>
+        <w:t>.]</w:t>
+      </w:r>
+    </w:p>
+    <w:p>
+      <w:pPr>
+        <w:pStyle w:val="TDC2"/>
+        <w:rPr>
+          <w:rStyle w:val="Ttulo2Car"/>
+        </w:rPr>
+      </w:pPr>
+    </w:p>
+    <w:p>
+      <w:pPr>
+        <w:pStyle w:val="TDC2"/>
+        <w:rPr>
+          <w:rStyle w:val="Ttulo2Car"/>
+          <w:color w:val="auto"/>
+        </w:rPr>
+      </w:pPr>
+      <w:bookmarkStart w:id="46" w:name="_Toc69808861"/>
+      <w:r>
+        <w:rPr>
+          <w:rStyle w:val="Ttulo2Car"/>
+          <w:color w:val="auto"/>
+        </w:rPr>
+        <w:t>Escenario de Usabilidad</w:t>
+      </w:r>
+      <w:bookmarkEnd w:id="46"/>
+    </w:p>
+    <w:p>
+      <w:pPr>
+        <w:autoSpaceDE w:val="0"/>
+        <w:autoSpaceDN w:val="0"/>
+        <w:adjustRightInd w:val="0"/>
+        <w:spacing w:after="0" w:line="240" w:lineRule="auto"/>
+        <w:ind w:left="792"/>
+        <w:jc w:val="both"/>
         <w:rPr>
           <w:rFonts w:ascii="TimesNewRoman,Italic" w:hAnsi="TimesNewRoman,Italic" w:cs="TimesNewRoman,Italic"/>
           <w:i/>
@@ -9022,43 +10008,8 @@
           <w:sz w:val="20"/>
           <w:szCs w:val="20"/>
         </w:rPr>
-        <w:t>.]</w:t>
-      </w:r>
-    </w:p>
-    <w:p>
-      <w:pPr>
-        <w:pStyle w:val="TDC2"/>
-        <w:rPr>
-          <w:rStyle w:val="Ttulo2Car"/>
-        </w:rPr>
-      </w:pPr>
-    </w:p>
-    <w:p>
-      <w:pPr>
-        <w:pStyle w:val="TDC2"/>
-        <w:rPr>
-          <w:rStyle w:val="Ttulo2Car"/>
-          <w:color w:val="auto"/>
-        </w:rPr>
-      </w:pPr>
-      <w:bookmarkStart w:id="47" w:name="_Toc69808861"/>
-      <w:r>
-        <w:rPr>
-          <w:rStyle w:val="Ttulo2Car"/>
-          <w:color w:val="auto"/>
-        </w:rPr>
-        <w:t>Escenario de Usabilidad</w:t>
-      </w:r>
-      <w:bookmarkEnd w:id="47"/>
-    </w:p>
-    <w:p>
-      <w:pPr>
-        <w:autoSpaceDE w:val="0"/>
-        <w:autoSpaceDN w:val="0"/>
-        <w:adjustRightInd w:val="0"/>
-        <w:spacing w:after="0" w:line="240" w:lineRule="auto"/>
-        <w:ind w:left="792"/>
-        <w:jc w:val="both"/>
+      </w:pPr>
+      <w:r>
         <w:rPr>
           <w:rFonts w:ascii="TimesNewRoman,Italic" w:hAnsi="TimesNewRoman,Italic" w:cs="TimesNewRoman,Italic"/>
           <w:i/>
@@ -9067,7 +10018,9 @@
           <w:sz w:val="20"/>
           <w:szCs w:val="20"/>
         </w:rPr>
-      </w:pPr>
+        <w:t>[Este atributo de calidad se refiere a la facilidad con la que un usuario puede aprender a utilizar e interpretar los resultados producidos por un sistema [</w:t>
+      </w:r>
+      <w:proofErr w:type="spellStart"/>
       <w:r>
         <w:rPr>
           <w:rFonts w:ascii="TimesNewRoman,Italic" w:hAnsi="TimesNewRoman,Italic" w:cs="TimesNewRoman,Italic"/>
@@ -9077,9 +10030,9 @@
           <w:sz w:val="20"/>
           <w:szCs w:val="20"/>
         </w:rPr>
-        <w:t>[Este atributo de calidad se refiere a la facilidad con la que un usuario puede aprender a utilizar e interpretar los resultados producidos por un sistema [</w:t>
-      </w:r>
-      <w:proofErr w:type="spellStart"/>
+        <w:t>Barbacci</w:t>
+      </w:r>
+      <w:proofErr w:type="spellEnd"/>
       <w:r>
         <w:rPr>
           <w:rFonts w:ascii="TimesNewRoman,Italic" w:hAnsi="TimesNewRoman,Italic" w:cs="TimesNewRoman,Italic"/>
@@ -9089,10 +10042,51 @@
           <w:sz w:val="20"/>
           <w:szCs w:val="20"/>
         </w:rPr>
-        <w:t>Barbacci</w:t>
-      </w:r>
-      <w:proofErr w:type="spellEnd"/>
-      <w:r>
+        <w:t xml:space="preserve"> 1995]. Para este atributo de calidad, se suelen considerar diversos aspectos de la interacción humano computadora, tales como: aprendizaje del sistema, utilización eficiente del sistema, minimización del impacto de errores, adaptación del sistema a las necesidades del usuario, confianza y satisfacción, entre otros.]</w:t>
+      </w:r>
+    </w:p>
+    <w:p>
+      <w:pPr>
+        <w:pStyle w:val="Prrafodelista"/>
+        <w:ind w:left="792"/>
+        <w:rPr>
+          <w:lang w:eastAsia="es-PE"/>
+        </w:rPr>
+      </w:pPr>
+    </w:p>
+    <w:p>
+      <w:pPr>
+        <w:pStyle w:val="TDC2"/>
+        <w:rPr>
+          <w:rStyle w:val="Ttulo2Car"/>
+          <w:color w:val="auto"/>
+        </w:rPr>
+      </w:pPr>
+      <w:bookmarkStart w:id="47" w:name="_Toc69808862"/>
+      <w:r>
+        <w:rPr>
+          <w:rStyle w:val="Ttulo2Car"/>
+          <w:color w:val="auto"/>
+        </w:rPr>
+        <w:t xml:space="preserve">Escenario de </w:t>
+      </w:r>
+      <w:r>
+        <w:rPr>
+          <w:rStyle w:val="Ttulo2Car"/>
+          <w:color w:val="auto"/>
+        </w:rPr>
+        <w:t>confiabilidad</w:t>
+      </w:r>
+      <w:bookmarkEnd w:id="47"/>
+    </w:p>
+    <w:p>
+      <w:pPr>
+        <w:autoSpaceDE w:val="0"/>
+        <w:autoSpaceDN w:val="0"/>
+        <w:adjustRightInd w:val="0"/>
+        <w:spacing w:after="0" w:line="240" w:lineRule="auto"/>
+        <w:ind w:left="708"/>
+        <w:jc w:val="both"/>
         <w:rPr>
           <w:rFonts w:ascii="TimesNewRoman,Italic" w:hAnsi="TimesNewRoman,Italic" w:cs="TimesNewRoman,Italic"/>
           <w:i/>
@@ -9101,9 +10095,7 @@
           <w:sz w:val="20"/>
           <w:szCs w:val="20"/>
         </w:rPr>
-        <w:t xml:space="preserve"> 1995]. Para este atributo de calidad, se suelen considerar diversos aspectos de la interacción </w:t>
-      </w:r>
-      <w:proofErr w:type="gramStart"/>
+      </w:pPr>
       <w:r>
         <w:rPr>
           <w:rFonts w:ascii="TimesNewRoman,Italic" w:hAnsi="TimesNewRoman,Italic" w:cs="TimesNewRoman,Italic"/>
@@ -9113,9 +10105,9 @@
           <w:sz w:val="20"/>
           <w:szCs w:val="20"/>
         </w:rPr>
-        <w:t>humano</w:t>
-      </w:r>
-      <w:proofErr w:type="gramEnd"/>
+        <w:t xml:space="preserve">[Es el equilibrio entre la confidencialidad, la integridad, la </w:t>
+      </w:r>
+      <w:proofErr w:type="spellStart"/>
       <w:r>
         <w:rPr>
           <w:rFonts w:ascii="TimesNewRoman,Italic" w:hAnsi="TimesNewRoman,Italic" w:cs="TimesNewRoman,Italic"/>
@@ -9125,43 +10117,20 @@
           <w:sz w:val="20"/>
           <w:szCs w:val="20"/>
         </w:rPr>
-        <w:t xml:space="preserve"> computadora, tales como: aprendizaje del sistema, utilización eficiente del sistema, minimización del impacto de errores, adaptación del sistema a las necesidades del usuario, confianza y satisfacción, entre otros.]</w:t>
-      </w:r>
-    </w:p>
-    <w:p>
-      <w:pPr>
-        <w:pStyle w:val="Prrafodelista"/>
-        <w:ind w:left="792"/>
-        <w:rPr>
-          <w:lang w:eastAsia="es-PE"/>
-        </w:rPr>
-      </w:pPr>
-    </w:p>
-    <w:p>
-      <w:pPr>
-        <w:pStyle w:val="TDC2"/>
-        <w:rPr>
-          <w:rStyle w:val="Ttulo2Car"/>
-          <w:color w:val="auto"/>
-        </w:rPr>
-      </w:pPr>
-      <w:bookmarkStart w:id="48" w:name="_Toc69808862"/>
-      <w:r>
-        <w:rPr>
-          <w:rStyle w:val="Ttulo2Car"/>
-          <w:color w:val="auto"/>
-        </w:rPr>
-        <w:lastRenderedPageBreak/>
-        <w:t xml:space="preserve">Escenario de </w:t>
-      </w:r>
-      <w:r>
-        <w:rPr>
-          <w:rStyle w:val="Ttulo2Car"/>
-          <w:color w:val="auto"/>
-        </w:rPr>
-        <w:t>confiabilidad</w:t>
-      </w:r>
-      <w:bookmarkEnd w:id="48"/>
+        <w:t>irrefutabilidad</w:t>
+      </w:r>
+      <w:proofErr w:type="spellEnd"/>
+      <w:r>
+        <w:rPr>
+          <w:rFonts w:ascii="TimesNewRoman,Italic" w:hAnsi="TimesNewRoman,Italic" w:cs="TimesNewRoman,Italic"/>
+          <w:i/>
+          <w:iCs/>
+          <w:color w:val="0000FF"/>
+          <w:sz w:val="20"/>
+          <w:szCs w:val="20"/>
+        </w:rPr>
+        <w:t xml:space="preserve"> y la disponibilidad de la información y datos manipulados por el sistema. Se trata del estado de un sistema, el cual puede ser transitorio y volátil. La seguridad de un sistema se caracteriza por mecanismos y técnicas empleados para intentar reducir los más posible el impacto provocado por un ataque, y las amenazas (entendidas como los caminos mediante los cuales se pueden provocar un ataque).</w:t>
+      </w:r>
     </w:p>
     <w:p>
       <w:pPr>
@@ -9189,10 +10158,51 @@
           <w:sz w:val="20"/>
           <w:szCs w:val="20"/>
         </w:rPr>
-        <w:t xml:space="preserve">[Es el equilibrio entre la confidencialidad, la integridad, la </w:t>
-      </w:r>
-      <w:proofErr w:type="spellStart"/>
-      <w:r>
+        <w:t>Abarca los planos de observación físico, lógico y humanos. Posee tres tipos de enfoque: prevención, precaución y reacción.]</w:t>
+      </w:r>
+    </w:p>
+    <w:p>
+      <w:pPr>
+        <w:pStyle w:val="Prrafodelista"/>
+        <w:ind w:left="792"/>
+        <w:rPr>
+          <w:lang w:eastAsia="es-PE"/>
+        </w:rPr>
+      </w:pPr>
+    </w:p>
+    <w:p>
+      <w:pPr>
+        <w:pStyle w:val="TDC2"/>
+        <w:rPr>
+          <w:rStyle w:val="Ttulo2Car"/>
+          <w:color w:val="auto"/>
+        </w:rPr>
+      </w:pPr>
+      <w:bookmarkStart w:id="48" w:name="_Toc69808863"/>
+      <w:r>
+        <w:rPr>
+          <w:rStyle w:val="Ttulo2Car"/>
+          <w:color w:val="auto"/>
+        </w:rPr>
+        <w:t xml:space="preserve">Escenario de </w:t>
+      </w:r>
+      <w:r>
+        <w:rPr>
+          <w:rStyle w:val="Ttulo2Car"/>
+          <w:color w:val="auto"/>
+        </w:rPr>
+        <w:t>rendimiento</w:t>
+      </w:r>
+      <w:bookmarkEnd w:id="48"/>
+    </w:p>
+    <w:p>
+      <w:pPr>
+        <w:autoSpaceDE w:val="0"/>
+        <w:autoSpaceDN w:val="0"/>
+        <w:adjustRightInd w:val="0"/>
+        <w:spacing w:after="0" w:line="240" w:lineRule="auto"/>
+        <w:ind w:left="708"/>
+        <w:jc w:val="both"/>
         <w:rPr>
           <w:rFonts w:ascii="TimesNewRoman,Italic" w:hAnsi="TimesNewRoman,Italic" w:cs="TimesNewRoman,Italic"/>
           <w:i/>
@@ -9201,9 +10211,7 @@
           <w:sz w:val="20"/>
           <w:szCs w:val="20"/>
         </w:rPr>
-        <w:t>irrefutabilidad</w:t>
-      </w:r>
-      <w:proofErr w:type="spellEnd"/>
+      </w:pPr>
       <w:r>
         <w:rPr>
           <w:rFonts w:ascii="TimesNewRoman,Italic" w:hAnsi="TimesNewRoman,Italic" w:cs="TimesNewRoman,Italic"/>
@@ -9213,8 +10221,95 @@
           <w:sz w:val="20"/>
           <w:szCs w:val="20"/>
         </w:rPr>
-        <w:t xml:space="preserve"> y la disponibilidad de la información y datos manipulados por el sistema. Se trata del estado de un sistema, el cual puede ser transitorio y volátil. La seguridad de un sistema se caracteriza por mecanismos y técnicas empleados para intentar reducir los más posible el impacto provocado por un ataque, y las amenazas (entendidas como los caminos mediante los cuales se pueden provocar un ataque).</w:t>
-      </w:r>
+        <w:t>[</w:t>
+      </w:r>
+      <w:r>
+        <w:rPr>
+          <w:rFonts w:ascii="TimesNewRoman,Italic" w:hAnsi="TimesNewRoman,Italic" w:cs="TimesNewRoman,Italic"/>
+          <w:i/>
+          <w:iCs/>
+          <w:color w:val="0000FF"/>
+          <w:sz w:val="20"/>
+          <w:szCs w:val="20"/>
+        </w:rPr>
+        <w:t>S</w:t>
+      </w:r>
+      <w:r>
+        <w:rPr>
+          <w:rFonts w:ascii="TimesNewRoman,Italic" w:hAnsi="TimesNewRoman,Italic" w:cs="TimesNewRoman,Italic"/>
+          <w:i/>
+          <w:iCs/>
+          <w:color w:val="0000FF"/>
+          <w:sz w:val="20"/>
+          <w:szCs w:val="20"/>
+        </w:rPr>
+        <w:t>e mide con base en la velocidad de procesamiento, el tiempo de respuesta, el uso de recursos, el conjunto y la eficiencia.</w:t>
+      </w:r>
+      <w:r>
+        <w:rPr>
+          <w:rFonts w:ascii="TimesNewRoman,Italic" w:hAnsi="TimesNewRoman,Italic" w:cs="TimesNewRoman,Italic"/>
+          <w:i/>
+          <w:iCs/>
+          <w:color w:val="0000FF"/>
+          <w:sz w:val="20"/>
+          <w:szCs w:val="20"/>
+        </w:rPr>
+        <w:t xml:space="preserve">] </w:t>
+      </w:r>
+      <w:r>
+        <w:rPr>
+          <w:rFonts w:ascii="TimesNewRoman,Italic" w:hAnsi="TimesNewRoman,Italic" w:cs="TimesNewRoman,Italic"/>
+          <w:i/>
+          <w:iCs/>
+          <w:color w:val="0000FF"/>
+          <w:sz w:val="20"/>
+          <w:szCs w:val="20"/>
+        </w:rPr>
+        <w:t>(Pressman 2010, pág. 187)</w:t>
+      </w:r>
+    </w:p>
+    <w:p>
+      <w:pPr>
+        <w:pStyle w:val="Prrafodelista"/>
+        <w:ind w:left="792"/>
+        <w:rPr>
+          <w:lang w:eastAsia="es-PE"/>
+        </w:rPr>
+      </w:pPr>
+    </w:p>
+    <w:p>
+      <w:pPr>
+        <w:pStyle w:val="Prrafodelista"/>
+        <w:ind w:left="792"/>
+        <w:rPr>
+          <w:lang w:eastAsia="es-PE"/>
+        </w:rPr>
+      </w:pPr>
+    </w:p>
+    <w:p>
+      <w:pPr>
+        <w:pStyle w:val="TDC2"/>
+        <w:rPr>
+          <w:rStyle w:val="Ttulo2Car"/>
+          <w:color w:val="auto"/>
+        </w:rPr>
+      </w:pPr>
+      <w:bookmarkStart w:id="49" w:name="_Toc69808864"/>
+      <w:r>
+        <w:rPr>
+          <w:rStyle w:val="Ttulo2Car"/>
+          <w:color w:val="auto"/>
+        </w:rPr>
+        <w:t xml:space="preserve">Escenario de </w:t>
+      </w:r>
+      <w:r>
+        <w:rPr>
+          <w:rStyle w:val="Ttulo2Car"/>
+          <w:color w:val="auto"/>
+        </w:rPr>
+        <w:t>mantenibilidad</w:t>
+      </w:r>
+      <w:bookmarkEnd w:id="49"/>
     </w:p>
     <w:p>
       <w:pPr>
@@ -9242,51 +10337,9 @@
           <w:sz w:val="20"/>
           <w:szCs w:val="20"/>
         </w:rPr>
-        <w:t>Abarca los planos de observación físico, lógico y humanos. Posee tres tipos de enfoque: prevención, precaución y reacción.]</w:t>
-      </w:r>
-    </w:p>
-    <w:p>
-      <w:pPr>
-        <w:pStyle w:val="Prrafodelista"/>
-        <w:ind w:left="792"/>
-        <w:rPr>
-          <w:lang w:eastAsia="es-PE"/>
-        </w:rPr>
-      </w:pPr>
-    </w:p>
-    <w:p>
-      <w:pPr>
-        <w:pStyle w:val="TDC2"/>
-        <w:rPr>
-          <w:rStyle w:val="Ttulo2Car"/>
-          <w:color w:val="auto"/>
-        </w:rPr>
-      </w:pPr>
-      <w:bookmarkStart w:id="49" w:name="_Toc69808863"/>
-      <w:r>
-        <w:rPr>
-          <w:rStyle w:val="Ttulo2Car"/>
-          <w:color w:val="auto"/>
-        </w:rPr>
-        <w:t xml:space="preserve">Escenario de </w:t>
-      </w:r>
-      <w:r>
-        <w:rPr>
-          <w:rStyle w:val="Ttulo2Car"/>
-          <w:color w:val="auto"/>
-        </w:rPr>
-        <w:t>rendimiento</w:t>
-      </w:r>
-      <w:bookmarkEnd w:id="49"/>
-    </w:p>
-    <w:p>
-      <w:pPr>
-        <w:autoSpaceDE w:val="0"/>
-        <w:autoSpaceDN w:val="0"/>
-        <w:adjustRightInd w:val="0"/>
-        <w:spacing w:after="0" w:line="240" w:lineRule="auto"/>
-        <w:ind w:left="708"/>
-        <w:jc w:val="both"/>
+        <w:t>[</w:t>
+      </w:r>
+      <w:r>
         <w:rPr>
           <w:rFonts w:ascii="TimesNewRoman,Italic" w:hAnsi="TimesNewRoman,Italic" w:cs="TimesNewRoman,Italic"/>
           <w:i/>
@@ -9295,7 +10348,8 @@
           <w:sz w:val="20"/>
           <w:szCs w:val="20"/>
         </w:rPr>
-      </w:pPr>
+        <w:t>C</w:t>
+      </w:r>
       <w:r>
         <w:rPr>
           <w:rFonts w:ascii="TimesNewRoman,Italic" w:hAnsi="TimesNewRoman,Italic" w:cs="TimesNewRoman,Italic"/>
@@ -9305,51 +10359,7 @@
           <w:sz w:val="20"/>
           <w:szCs w:val="20"/>
         </w:rPr>
-        <w:t>[</w:t>
-      </w:r>
-      <w:r>
-        <w:rPr>
-          <w:rFonts w:ascii="TimesNewRoman,Italic" w:hAnsi="TimesNewRoman,Italic" w:cs="TimesNewRoman,Italic"/>
-          <w:i/>
-          <w:iCs/>
-          <w:color w:val="0000FF"/>
-          <w:sz w:val="20"/>
-          <w:szCs w:val="20"/>
-        </w:rPr>
-        <w:t>S</w:t>
-      </w:r>
-      <w:r>
-        <w:rPr>
-          <w:rFonts w:ascii="TimesNewRoman,Italic" w:hAnsi="TimesNewRoman,Italic" w:cs="TimesNewRoman,Italic"/>
-          <w:i/>
-          <w:iCs/>
-          <w:color w:val="0000FF"/>
-          <w:sz w:val="20"/>
-          <w:szCs w:val="20"/>
-        </w:rPr>
-        <w:t>e mide con base en la velocidad de procesamiento, el tiempo de respuesta, el uso de recursos, el conjunto y la eficiencia.</w:t>
-      </w:r>
-      <w:r>
-        <w:rPr>
-          <w:rFonts w:ascii="TimesNewRoman,Italic" w:hAnsi="TimesNewRoman,Italic" w:cs="TimesNewRoman,Italic"/>
-          <w:i/>
-          <w:iCs/>
-          <w:color w:val="0000FF"/>
-          <w:sz w:val="20"/>
-          <w:szCs w:val="20"/>
-        </w:rPr>
-        <w:t xml:space="preserve">] </w:t>
-      </w:r>
-      <w:r>
-        <w:rPr>
-          <w:rFonts w:ascii="TimesNewRoman,Italic" w:hAnsi="TimesNewRoman,Italic" w:cs="TimesNewRoman,Italic"/>
-          <w:i/>
-          <w:iCs/>
-          <w:color w:val="0000FF"/>
-          <w:sz w:val="20"/>
-          <w:szCs w:val="20"/>
-        </w:rPr>
-        <w:t>(Pressman 2010, pág. 187)</w:t>
+        <w:t>ombina la capacidad del programa para ser ampliable (extensibilidad), adaptable y servicial. (Pressman 2010, pág. 187)</w:t>
       </w:r>
     </w:p>
     <w:p>
@@ -9363,115 +10373,21 @@
     </w:p>
     <w:p>
       <w:pPr>
-        <w:pStyle w:val="Prrafodelista"/>
-        <w:ind w:left="792"/>
-        <w:rPr>
-          <w:lang w:eastAsia="es-PE"/>
-        </w:rPr>
-      </w:pPr>
-    </w:p>
-    <w:p>
-      <w:pPr>
         <w:pStyle w:val="TDC2"/>
         <w:rPr>
           <w:rStyle w:val="Ttulo2Car"/>
           <w:color w:val="auto"/>
         </w:rPr>
       </w:pPr>
-      <w:bookmarkStart w:id="50" w:name="_Toc69808864"/>
+      <w:bookmarkStart w:id="50" w:name="_Toc69808865"/>
       <w:r>
         <w:rPr>
           <w:rStyle w:val="Ttulo2Car"/>
           <w:color w:val="auto"/>
         </w:rPr>
-        <w:t xml:space="preserve">Escenario de </w:t>
-      </w:r>
-      <w:r>
-        <w:rPr>
-          <w:rStyle w:val="Ttulo2Car"/>
-          <w:color w:val="auto"/>
-        </w:rPr>
-        <w:t>mantenibilidad</w:t>
+        <w:t>Otros Escenarios</w:t>
       </w:r>
       <w:bookmarkEnd w:id="50"/>
-    </w:p>
-    <w:p>
-      <w:pPr>
-        <w:autoSpaceDE w:val="0"/>
-        <w:autoSpaceDN w:val="0"/>
-        <w:adjustRightInd w:val="0"/>
-        <w:spacing w:after="0" w:line="240" w:lineRule="auto"/>
-        <w:ind w:left="708"/>
-        <w:jc w:val="both"/>
-        <w:rPr>
-          <w:rFonts w:ascii="TimesNewRoman,Italic" w:hAnsi="TimesNewRoman,Italic" w:cs="TimesNewRoman,Italic"/>
-          <w:i/>
-          <w:iCs/>
-          <w:color w:val="0000FF"/>
-          <w:sz w:val="20"/>
-          <w:szCs w:val="20"/>
-        </w:rPr>
-      </w:pPr>
-      <w:r>
-        <w:rPr>
-          <w:rFonts w:ascii="TimesNewRoman,Italic" w:hAnsi="TimesNewRoman,Italic" w:cs="TimesNewRoman,Italic"/>
-          <w:i/>
-          <w:iCs/>
-          <w:color w:val="0000FF"/>
-          <w:sz w:val="20"/>
-          <w:szCs w:val="20"/>
-        </w:rPr>
-        <w:t>[</w:t>
-      </w:r>
-      <w:r>
-        <w:rPr>
-          <w:rFonts w:ascii="TimesNewRoman,Italic" w:hAnsi="TimesNewRoman,Italic" w:cs="TimesNewRoman,Italic"/>
-          <w:i/>
-          <w:iCs/>
-          <w:color w:val="0000FF"/>
-          <w:sz w:val="20"/>
-          <w:szCs w:val="20"/>
-        </w:rPr>
-        <w:t>C</w:t>
-      </w:r>
-      <w:r>
-        <w:rPr>
-          <w:rFonts w:ascii="TimesNewRoman,Italic" w:hAnsi="TimesNewRoman,Italic" w:cs="TimesNewRoman,Italic"/>
-          <w:i/>
-          <w:iCs/>
-          <w:color w:val="0000FF"/>
-          <w:sz w:val="20"/>
-          <w:szCs w:val="20"/>
-        </w:rPr>
-        <w:t>ombina la capacidad del programa para ser ampliable (extensibilidad), adaptable y servicial. (Pressman 2010, pág. 187)</w:t>
-      </w:r>
-    </w:p>
-    <w:p>
-      <w:pPr>
-        <w:pStyle w:val="Prrafodelista"/>
-        <w:ind w:left="792"/>
-        <w:rPr>
-          <w:lang w:eastAsia="es-PE"/>
-        </w:rPr>
-      </w:pPr>
-    </w:p>
-    <w:p>
-      <w:pPr>
-        <w:pStyle w:val="TDC2"/>
-        <w:rPr>
-          <w:rStyle w:val="Ttulo2Car"/>
-          <w:color w:val="auto"/>
-        </w:rPr>
-      </w:pPr>
-      <w:bookmarkStart w:id="51" w:name="_Toc69808865"/>
-      <w:r>
-        <w:rPr>
-          <w:rStyle w:val="Ttulo2Car"/>
-          <w:color w:val="auto"/>
-        </w:rPr>
-        <w:t>Otros Escenarios</w:t>
-      </w:r>
-      <w:bookmarkEnd w:id="51"/>
     </w:p>
     <w:p>
       <w:pPr>
@@ -9540,7 +10456,19 @@
           <w:sz w:val="20"/>
           <w:szCs w:val="20"/>
         </w:rPr>
-        <w:t>: El atributo de calidad Performance se refiere a la capacidad de responder, ya sea el tiempo requerido para responder a eventos determinados, o bien, la cantidad de eventos procesados en un intervalo de tiempo dado. La Performance caracteriza la proyección en el tiempo de los servicios entregados por el sistema.]</w:t>
+        <w:t xml:space="preserve">: El atributo de calidad Performance se refiere a la capacidad de responder, ya sea el tiempo requerido para responder a eventos determinados, o bien, la cantidad de eventos </w:t>
+      </w:r>
+      <w:r>
+        <w:rPr>
+          <w:rFonts w:ascii="TimesNewRoman,Italic" w:hAnsi="TimesNewRoman,Italic" w:cs="TimesNewRoman,Italic"/>
+          <w:i/>
+          <w:iCs/>
+          <w:color w:val="0000FF"/>
+          <w:sz w:val="20"/>
+          <w:szCs w:val="20"/>
+        </w:rPr>
+        <w:lastRenderedPageBreak/>
+        <w:t>procesados en un intervalo de tiempo dado. La Performance caracteriza la proyección en el tiempo de los servicios entregados por el sistema.]</w:t>
       </w:r>
     </w:p>
     <w:p/>
@@ -9559,7 +10487,7 @@
 </file>
 
 <file path=word/endnotes.xml><?xml version="1.0" encoding="utf-8"?>
-<w:endnotes xmlns:wpc="http://schemas.microsoft.com/office/word/2010/wordprocessingCanvas" xmlns:mc="http://schemas.openxmlformats.org/markup-compatibility/2006" xmlns:o="urn:schemas-microsoft-com:office:office" xmlns:r="http://schemas.openxmlformats.org/officeDocument/2006/relationships" xmlns:m="http://schemas.openxmlformats.org/officeDocument/2006/math" xmlns:v="urn:schemas-microsoft-com:vml" xmlns:wp14="http://schemas.microsoft.com/office/word/2010/wordprocessingDrawing" xmlns:wp="http://schemas.openxmlformats.org/drawingml/2006/wordprocessingDrawing" xmlns:w10="urn:schemas-microsoft-com:office:word" xmlns:w="http://schemas.openxmlformats.org/wordprocessingml/2006/main" xmlns:w14="http://schemas.microsoft.com/office/word/2010/wordml" xmlns:w15="http://schemas.microsoft.com/office/word/2012/wordml" xmlns:wpg="http://schemas.microsoft.com/office/word/2010/wordprocessingGroup" xmlns:wpi="http://schemas.microsoft.com/office/word/2010/wordprocessingInk" xmlns:wne="http://schemas.microsoft.com/office/word/2006/wordml" xmlns:wps="http://schemas.microsoft.com/office/word/2010/wordprocessingShape" mc:Ignorable="w14 w15 wp14">
+<w:endnotes xmlns:wpc="http://schemas.microsoft.com/office/word/2010/wordprocessingCanvas" xmlns:cx="http://schemas.microsoft.com/office/drawing/2014/chartex" xmlns:cx1="http://schemas.microsoft.com/office/drawing/2015/9/8/chartex" xmlns:cx2="http://schemas.microsoft.com/office/drawing/2015/10/21/chartex" xmlns:cx3="http://schemas.microsoft.com/office/drawing/2016/5/9/chartex" xmlns:cx4="http://schemas.microsoft.com/office/drawing/2016/5/10/chartex" xmlns:cx5="http://schemas.microsoft.com/office/drawing/2016/5/11/chartex" xmlns:cx6="http://schemas.microsoft.com/office/drawing/2016/5/12/chartex" xmlns:cx7="http://schemas.microsoft.com/office/drawing/2016/5/13/chartex" xmlns:cx8="http://schemas.microsoft.com/office/drawing/2016/5/14/chartex" xmlns:mc="http://schemas.openxmlformats.org/markup-compatibility/2006" xmlns:aink="http://schemas.microsoft.com/office/drawing/2016/ink" xmlns:am3d="http://schemas.microsoft.com/office/drawing/2017/model3d" xmlns:o="urn:schemas-microsoft-com:office:office" xmlns:oel="http://schemas.microsoft.com/office/2019/extlst" xmlns:r="http://schemas.openxmlformats.org/officeDocument/2006/relationships" xmlns:m="http://schemas.openxmlformats.org/officeDocument/2006/math" xmlns:v="urn:schemas-microsoft-com:vml" xmlns:wp14="http://schemas.microsoft.com/office/word/2010/wordprocessingDrawing" xmlns:wp="http://schemas.openxmlformats.org/drawingml/2006/wordprocessingDrawing" xmlns:w10="urn:schemas-microsoft-com:office:word" xmlns:w="http://schemas.openxmlformats.org/wordprocessingml/2006/main" xmlns:w14="http://schemas.microsoft.com/office/word/2010/wordml" xmlns:w15="http://schemas.microsoft.com/office/word/2012/wordml" xmlns:w16cex="http://schemas.microsoft.com/office/word/2018/wordml/cex" xmlns:w16cid="http://schemas.microsoft.com/office/word/2016/wordml/cid" xmlns:w16="http://schemas.microsoft.com/office/word/2018/wordml" xmlns:w16du="http://schemas.microsoft.com/office/word/2023/wordml/word16du" xmlns:w16sdtdh="http://schemas.microsoft.com/office/word/2020/wordml/sdtdatahash" xmlns:w16sdtfl="http://schemas.microsoft.com/office/word/2024/wordml/sdtformatlock" xmlns:w16se="http://schemas.microsoft.com/office/word/2015/wordml/symex" xmlns:wpg="http://schemas.microsoft.com/office/word/2010/wordprocessingGroup" xmlns:wpi="http://schemas.microsoft.com/office/word/2010/wordprocessingInk" xmlns:wne="http://schemas.microsoft.com/office/word/2006/wordml" xmlns:wps="http://schemas.microsoft.com/office/word/2010/wordprocessingShape" mc:Ignorable="w14 w15 w16se w16cid w16 w16cex w16sdtdh w16sdtfl w16du wp14">
   <w:endnote w:type="separator" w:id="-1">
     <w:p>
       <w:pPr>
@@ -9584,7 +10512,7 @@
 </file>
 
 <file path=word/footer1.xml><?xml version="1.0" encoding="utf-8"?>
-<w:ftr xmlns:wpc="http://schemas.microsoft.com/office/word/2010/wordprocessingCanvas" xmlns:mc="http://schemas.openxmlformats.org/markup-compatibility/2006" xmlns:o="urn:schemas-microsoft-com:office:office" xmlns:r="http://schemas.openxmlformats.org/officeDocument/2006/relationships" xmlns:m="http://schemas.openxmlformats.org/officeDocument/2006/math" xmlns:v="urn:schemas-microsoft-com:vml" xmlns:wp14="http://schemas.microsoft.com/office/word/2010/wordprocessingDrawing" xmlns:wp="http://schemas.openxmlformats.org/drawingml/2006/wordprocessingDrawing" xmlns:w10="urn:schemas-microsoft-com:office:word" xmlns:w="http://schemas.openxmlformats.org/wordprocessingml/2006/main" xmlns:w14="http://schemas.microsoft.com/office/word/2010/wordml" xmlns:w15="http://schemas.microsoft.com/office/word/2012/wordml" xmlns:wpg="http://schemas.microsoft.com/office/word/2010/wordprocessingGroup" xmlns:wpi="http://schemas.microsoft.com/office/word/2010/wordprocessingInk" xmlns:wne="http://schemas.microsoft.com/office/word/2006/wordml" xmlns:wps="http://schemas.microsoft.com/office/word/2010/wordprocessingShape" mc:Ignorable="w14 w15 wp14">
+<w:ftr xmlns:wpc="http://schemas.microsoft.com/office/word/2010/wordprocessingCanvas" xmlns:cx="http://schemas.microsoft.com/office/drawing/2014/chartex" xmlns:cx1="http://schemas.microsoft.com/office/drawing/2015/9/8/chartex" xmlns:cx2="http://schemas.microsoft.com/office/drawing/2015/10/21/chartex" xmlns:cx3="http://schemas.microsoft.com/office/drawing/2016/5/9/chartex" xmlns:cx4="http://schemas.microsoft.com/office/drawing/2016/5/10/chartex" xmlns:cx5="http://schemas.microsoft.com/office/drawing/2016/5/11/chartex" xmlns:cx6="http://schemas.microsoft.com/office/drawing/2016/5/12/chartex" xmlns:cx7="http://schemas.microsoft.com/office/drawing/2016/5/13/chartex" xmlns:cx8="http://schemas.microsoft.com/office/drawing/2016/5/14/chartex" xmlns:mc="http://schemas.openxmlformats.org/markup-compatibility/2006" xmlns:aink="http://schemas.microsoft.com/office/drawing/2016/ink" xmlns:am3d="http://schemas.microsoft.com/office/drawing/2017/model3d" xmlns:o="urn:schemas-microsoft-com:office:office" xmlns:oel="http://schemas.microsoft.com/office/2019/extlst" xmlns:r="http://schemas.openxmlformats.org/officeDocument/2006/relationships" xmlns:m="http://schemas.openxmlformats.org/officeDocument/2006/math" xmlns:v="urn:schemas-microsoft-com:vml" xmlns:wp14="http://schemas.microsoft.com/office/word/2010/wordprocessingDrawing" xmlns:wp="http://schemas.openxmlformats.org/drawingml/2006/wordprocessingDrawing" xmlns:w10="urn:schemas-microsoft-com:office:word" xmlns:w="http://schemas.openxmlformats.org/wordprocessingml/2006/main" xmlns:w14="http://schemas.microsoft.com/office/word/2010/wordml" xmlns:w15="http://schemas.microsoft.com/office/word/2012/wordml" xmlns:w16cex="http://schemas.microsoft.com/office/word/2018/wordml/cex" xmlns:w16cid="http://schemas.microsoft.com/office/word/2016/wordml/cid" xmlns:w16="http://schemas.microsoft.com/office/word/2018/wordml" xmlns:w16du="http://schemas.microsoft.com/office/word/2023/wordml/word16du" xmlns:w16sdtdh="http://schemas.microsoft.com/office/word/2020/wordml/sdtdatahash" xmlns:w16sdtfl="http://schemas.microsoft.com/office/word/2024/wordml/sdtformatlock" xmlns:w16se="http://schemas.microsoft.com/office/word/2015/wordml/symex" xmlns:wpg="http://schemas.microsoft.com/office/word/2010/wordprocessingGroup" xmlns:wpi="http://schemas.microsoft.com/office/word/2010/wordprocessingInk" xmlns:wne="http://schemas.microsoft.com/office/word/2006/wordml" xmlns:wps="http://schemas.microsoft.com/office/word/2010/wordprocessingShape" mc:Ignorable="w14 w15 w16se w16cid w16 w16cex w16sdtdh w16sdtfl w16du wp14">
   <w:sdt>
     <w:sdtPr>
       <w:id w:val="-1014383162"/>
@@ -9593,7 +10521,6 @@
         <w:docPartUnique/>
       </w:docPartObj>
     </w:sdtPr>
-    <w:sdtEndPr/>
     <w:sdtContent>
       <w:p>
         <w:pPr>
@@ -9631,7 +10558,7 @@
 </file>
 
 <file path=word/footnotes.xml><?xml version="1.0" encoding="utf-8"?>
-<w:footnotes xmlns:wpc="http://schemas.microsoft.com/office/word/2010/wordprocessingCanvas" xmlns:mc="http://schemas.openxmlformats.org/markup-compatibility/2006" xmlns:o="urn:schemas-microsoft-com:office:office" xmlns:r="http://schemas.openxmlformats.org/officeDocument/2006/relationships" xmlns:m="http://schemas.openxmlformats.org/officeDocument/2006/math" xmlns:v="urn:schemas-microsoft-com:vml" xmlns:wp14="http://schemas.microsoft.com/office/word/2010/wordprocessingDrawing" xmlns:wp="http://schemas.openxmlformats.org/drawingml/2006/wordprocessingDrawing" xmlns:w10="urn:schemas-microsoft-com:office:word" xmlns:w="http://schemas.openxmlformats.org/wordprocessingml/2006/main" xmlns:w14="http://schemas.microsoft.com/office/word/2010/wordml" xmlns:w15="http://schemas.microsoft.com/office/word/2012/wordml" xmlns:wpg="http://schemas.microsoft.com/office/word/2010/wordprocessingGroup" xmlns:wpi="http://schemas.microsoft.com/office/word/2010/wordprocessingInk" xmlns:wne="http://schemas.microsoft.com/office/word/2006/wordml" xmlns:wps="http://schemas.microsoft.com/office/word/2010/wordprocessingShape" mc:Ignorable="w14 w15 wp14">
+<w:footnotes xmlns:wpc="http://schemas.microsoft.com/office/word/2010/wordprocessingCanvas" xmlns:cx="http://schemas.microsoft.com/office/drawing/2014/chartex" xmlns:cx1="http://schemas.microsoft.com/office/drawing/2015/9/8/chartex" xmlns:cx2="http://schemas.microsoft.com/office/drawing/2015/10/21/chartex" xmlns:cx3="http://schemas.microsoft.com/office/drawing/2016/5/9/chartex" xmlns:cx4="http://schemas.microsoft.com/office/drawing/2016/5/10/chartex" xmlns:cx5="http://schemas.microsoft.com/office/drawing/2016/5/11/chartex" xmlns:cx6="http://schemas.microsoft.com/office/drawing/2016/5/12/chartex" xmlns:cx7="http://schemas.microsoft.com/office/drawing/2016/5/13/chartex" xmlns:cx8="http://schemas.microsoft.com/office/drawing/2016/5/14/chartex" xmlns:mc="http://schemas.openxmlformats.org/markup-compatibility/2006" xmlns:aink="http://schemas.microsoft.com/office/drawing/2016/ink" xmlns:am3d="http://schemas.microsoft.com/office/drawing/2017/model3d" xmlns:o="urn:schemas-microsoft-com:office:office" xmlns:oel="http://schemas.microsoft.com/office/2019/extlst" xmlns:r="http://schemas.openxmlformats.org/officeDocument/2006/relationships" xmlns:m="http://schemas.openxmlformats.org/officeDocument/2006/math" xmlns:v="urn:schemas-microsoft-com:vml" xmlns:wp14="http://schemas.microsoft.com/office/word/2010/wordprocessingDrawing" xmlns:wp="http://schemas.openxmlformats.org/drawingml/2006/wordprocessingDrawing" xmlns:w10="urn:schemas-microsoft-com:office:word" xmlns:w="http://schemas.openxmlformats.org/wordprocessingml/2006/main" xmlns:w14="http://schemas.microsoft.com/office/word/2010/wordml" xmlns:w15="http://schemas.microsoft.com/office/word/2012/wordml" xmlns:w16cex="http://schemas.microsoft.com/office/word/2018/wordml/cex" xmlns:w16cid="http://schemas.microsoft.com/office/word/2016/wordml/cid" xmlns:w16="http://schemas.microsoft.com/office/word/2018/wordml" xmlns:w16du="http://schemas.microsoft.com/office/word/2023/wordml/word16du" xmlns:w16sdtdh="http://schemas.microsoft.com/office/word/2020/wordml/sdtdatahash" xmlns:w16sdtfl="http://schemas.microsoft.com/office/word/2024/wordml/sdtformatlock" xmlns:w16se="http://schemas.microsoft.com/office/word/2015/wordml/symex" xmlns:wpg="http://schemas.microsoft.com/office/word/2010/wordprocessingGroup" xmlns:wpi="http://schemas.microsoft.com/office/word/2010/wordprocessingInk" xmlns:wne="http://schemas.microsoft.com/office/word/2006/wordml" xmlns:wps="http://schemas.microsoft.com/office/word/2010/wordprocessingShape" mc:Ignorable="w14 w15 w16se w16cid w16 w16cex w16sdtdh w16sdtfl w16du wp14">
   <w:footnote w:type="separator" w:id="-1">
     <w:p>
       <w:pPr>
@@ -9656,7 +10583,7 @@
 </file>
 
 <file path=word/header1.xml><?xml version="1.0" encoding="utf-8"?>
-<w:hdr xmlns:wpc="http://schemas.microsoft.com/office/word/2010/wordprocessingCanvas" xmlns:mc="http://schemas.openxmlformats.org/markup-compatibility/2006" xmlns:o="urn:schemas-microsoft-com:office:office" xmlns:r="http://schemas.openxmlformats.org/officeDocument/2006/relationships" xmlns:m="http://schemas.openxmlformats.org/officeDocument/2006/math" xmlns:v="urn:schemas-microsoft-com:vml" xmlns:wp14="http://schemas.microsoft.com/office/word/2010/wordprocessingDrawing" xmlns:wp="http://schemas.openxmlformats.org/drawingml/2006/wordprocessingDrawing" xmlns:w10="urn:schemas-microsoft-com:office:word" xmlns:w="http://schemas.openxmlformats.org/wordprocessingml/2006/main" xmlns:w14="http://schemas.microsoft.com/office/word/2010/wordml" xmlns:w15="http://schemas.microsoft.com/office/word/2012/wordml" xmlns:wpg="http://schemas.microsoft.com/office/word/2010/wordprocessingGroup" xmlns:wpi="http://schemas.microsoft.com/office/word/2010/wordprocessingInk" xmlns:wne="http://schemas.microsoft.com/office/word/2006/wordml" xmlns:wps="http://schemas.microsoft.com/office/word/2010/wordprocessingShape" mc:Ignorable="w14 w15 wp14">
+<w:hdr xmlns:wpc="http://schemas.microsoft.com/office/word/2010/wordprocessingCanvas" xmlns:cx="http://schemas.microsoft.com/office/drawing/2014/chartex" xmlns:cx1="http://schemas.microsoft.com/office/drawing/2015/9/8/chartex" xmlns:cx2="http://schemas.microsoft.com/office/drawing/2015/10/21/chartex" xmlns:cx3="http://schemas.microsoft.com/office/drawing/2016/5/9/chartex" xmlns:cx4="http://schemas.microsoft.com/office/drawing/2016/5/10/chartex" xmlns:cx5="http://schemas.microsoft.com/office/drawing/2016/5/11/chartex" xmlns:cx6="http://schemas.microsoft.com/office/drawing/2016/5/12/chartex" xmlns:cx7="http://schemas.microsoft.com/office/drawing/2016/5/13/chartex" xmlns:cx8="http://schemas.microsoft.com/office/drawing/2016/5/14/chartex" xmlns:mc="http://schemas.openxmlformats.org/markup-compatibility/2006" xmlns:aink="http://schemas.microsoft.com/office/drawing/2016/ink" xmlns:am3d="http://schemas.microsoft.com/office/drawing/2017/model3d" xmlns:o="urn:schemas-microsoft-com:office:office" xmlns:oel="http://schemas.microsoft.com/office/2019/extlst" xmlns:r="http://schemas.openxmlformats.org/officeDocument/2006/relationships" xmlns:m="http://schemas.openxmlformats.org/officeDocument/2006/math" xmlns:v="urn:schemas-microsoft-com:vml" xmlns:wp14="http://schemas.microsoft.com/office/word/2010/wordprocessingDrawing" xmlns:wp="http://schemas.openxmlformats.org/drawingml/2006/wordprocessingDrawing" xmlns:w10="urn:schemas-microsoft-com:office:word" xmlns:w="http://schemas.openxmlformats.org/wordprocessingml/2006/main" xmlns:w14="http://schemas.microsoft.com/office/word/2010/wordml" xmlns:w15="http://schemas.microsoft.com/office/word/2012/wordml" xmlns:w16cex="http://schemas.microsoft.com/office/word/2018/wordml/cex" xmlns:w16cid="http://schemas.microsoft.com/office/word/2016/wordml/cid" xmlns:w16="http://schemas.microsoft.com/office/word/2018/wordml" xmlns:w16du="http://schemas.microsoft.com/office/word/2023/wordml/word16du" xmlns:w16sdtdh="http://schemas.microsoft.com/office/word/2020/wordml/sdtdatahash" xmlns:w16sdtfl="http://schemas.microsoft.com/office/word/2024/wordml/sdtformatlock" xmlns:w16se="http://schemas.microsoft.com/office/word/2015/wordml/symex" xmlns:wpg="http://schemas.microsoft.com/office/word/2010/wordprocessingGroup" xmlns:wpi="http://schemas.microsoft.com/office/word/2010/wordprocessingInk" xmlns:wne="http://schemas.microsoft.com/office/word/2006/wordml" xmlns:wps="http://schemas.microsoft.com/office/word/2010/wordprocessingShape" mc:Ignorable="w14 w15 w16se w16cid w16 w16cex w16sdtdh w16sdtfl w16du wp14">
   <w:p>
     <w:pPr>
       <w:pStyle w:val="Encabezado"/>
@@ -9676,8 +10603,8 @@
 </file>
 
 <file path=word/numbering.xml><?xml version="1.0" encoding="utf-8"?>
-<w:numbering xmlns:wpc="http://schemas.microsoft.com/office/word/2010/wordprocessingCanvas" xmlns:mc="http://schemas.openxmlformats.org/markup-compatibility/2006" xmlns:o="urn:schemas-microsoft-com:office:office" xmlns:r="http://schemas.openxmlformats.org/officeDocument/2006/relationships" xmlns:m="http://schemas.openxmlformats.org/officeDocument/2006/math" xmlns:v="urn:schemas-microsoft-com:vml" xmlns:wp14="http://schemas.microsoft.com/office/word/2010/wordprocessingDrawing" xmlns:wp="http://schemas.openxmlformats.org/drawingml/2006/wordprocessingDrawing" xmlns:w10="urn:schemas-microsoft-com:office:word" xmlns:w="http://schemas.openxmlformats.org/wordprocessingml/2006/main" xmlns:w14="http://schemas.microsoft.com/office/word/2010/wordml" xmlns:w15="http://schemas.microsoft.com/office/word/2012/wordml" xmlns:wpg="http://schemas.microsoft.com/office/word/2010/wordprocessingGroup" xmlns:wpi="http://schemas.microsoft.com/office/word/2010/wordprocessingInk" xmlns:wne="http://schemas.microsoft.com/office/word/2006/wordml" xmlns:wps="http://schemas.microsoft.com/office/word/2010/wordprocessingShape" mc:Ignorable="w14 w15 wp14">
-  <w:abstractNum w:abstractNumId="0">
+<w:numbering xmlns:wpc="http://schemas.microsoft.com/office/word/2010/wordprocessingCanvas" xmlns:cx="http://schemas.microsoft.com/office/drawing/2014/chartex" xmlns:cx1="http://schemas.microsoft.com/office/drawing/2015/9/8/chartex" xmlns:cx2="http://schemas.microsoft.com/office/drawing/2015/10/21/chartex" xmlns:cx3="http://schemas.microsoft.com/office/drawing/2016/5/9/chartex" xmlns:cx4="http://schemas.microsoft.com/office/drawing/2016/5/10/chartex" xmlns:cx5="http://schemas.microsoft.com/office/drawing/2016/5/11/chartex" xmlns:cx6="http://schemas.microsoft.com/office/drawing/2016/5/12/chartex" xmlns:cx7="http://schemas.microsoft.com/office/drawing/2016/5/13/chartex" xmlns:cx8="http://schemas.microsoft.com/office/drawing/2016/5/14/chartex" xmlns:mc="http://schemas.openxmlformats.org/markup-compatibility/2006" xmlns:aink="http://schemas.microsoft.com/office/drawing/2016/ink" xmlns:am3d="http://schemas.microsoft.com/office/drawing/2017/model3d" xmlns:o="urn:schemas-microsoft-com:office:office" xmlns:oel="http://schemas.microsoft.com/office/2019/extlst" xmlns:r="http://schemas.openxmlformats.org/officeDocument/2006/relationships" xmlns:m="http://schemas.openxmlformats.org/officeDocument/2006/math" xmlns:v="urn:schemas-microsoft-com:vml" xmlns:wp14="http://schemas.microsoft.com/office/word/2010/wordprocessingDrawing" xmlns:wp="http://schemas.openxmlformats.org/drawingml/2006/wordprocessingDrawing" xmlns:w10="urn:schemas-microsoft-com:office:word" xmlns:w="http://schemas.openxmlformats.org/wordprocessingml/2006/main" xmlns:w14="http://schemas.microsoft.com/office/word/2010/wordml" xmlns:w15="http://schemas.microsoft.com/office/word/2012/wordml" xmlns:w16cex="http://schemas.microsoft.com/office/word/2018/wordml/cex" xmlns:w16cid="http://schemas.microsoft.com/office/word/2016/wordml/cid" xmlns:w16="http://schemas.microsoft.com/office/word/2018/wordml" xmlns:w16du="http://schemas.microsoft.com/office/word/2023/wordml/word16du" xmlns:w16sdtdh="http://schemas.microsoft.com/office/word/2020/wordml/sdtdatahash" xmlns:w16sdtfl="http://schemas.microsoft.com/office/word/2024/wordml/sdtformatlock" xmlns:w16se="http://schemas.microsoft.com/office/word/2015/wordml/symex" xmlns:wpg="http://schemas.microsoft.com/office/word/2010/wordprocessingGroup" xmlns:wpi="http://schemas.microsoft.com/office/word/2010/wordprocessingInk" xmlns:wne="http://schemas.microsoft.com/office/word/2006/wordml" xmlns:wps="http://schemas.microsoft.com/office/word/2010/wordprocessingShape" mc:Ignorable="w14 w15 w16se w16cid w16 w16cex w16sdtdh w16sdtfl w16du wp14">
+  <w:abstractNum w:abstractNumId="0" w15:restartNumberingAfterBreak="0">
     <w:nsid w:val="052A397F"/>
     <w:multiLevelType w:val="multilevel"/>
     <w:tmpl w:val="E84A1EE4"/>
@@ -9790,7 +10717,7 @@
       </w:rPr>
     </w:lvl>
   </w:abstractNum>
-  <w:abstractNum w:abstractNumId="1">
+  <w:abstractNum w:abstractNumId="1" w15:restartNumberingAfterBreak="0">
     <w:nsid w:val="090F3FC6"/>
     <w:multiLevelType w:val="multilevel"/>
     <w:tmpl w:val="4A56421C"/>
@@ -9876,7 +10803,7 @@
       </w:pPr>
     </w:lvl>
   </w:abstractNum>
-  <w:abstractNum w:abstractNumId="2">
+  <w:abstractNum w:abstractNumId="2" w15:restartNumberingAfterBreak="0">
     <w:nsid w:val="0DE70D90"/>
     <w:multiLevelType w:val="multilevel"/>
     <w:tmpl w:val="5DC2479E"/>
@@ -9998,7 +10925,7 @@
       </w:rPr>
     </w:lvl>
   </w:abstractNum>
-  <w:abstractNum w:abstractNumId="3">
+  <w:abstractNum w:abstractNumId="3" w15:restartNumberingAfterBreak="0">
     <w:nsid w:val="155B0B25"/>
     <w:multiLevelType w:val="multilevel"/>
     <w:tmpl w:val="4404CEB8"/>
@@ -10111,7 +11038,120 @@
       </w:rPr>
     </w:lvl>
   </w:abstractNum>
-  <w:abstractNum w:abstractNumId="4">
+  <w:abstractNum w:abstractNumId="4" w15:restartNumberingAfterBreak="0">
+    <w:nsid w:val="1B5F3BF7"/>
+    <w:multiLevelType w:val="hybridMultilevel"/>
+    <w:tmpl w:val="8938B906"/>
+    <w:lvl w:ilvl="0" w:tplc="540A0001">
+      <w:start w:val="1"/>
+      <w:numFmt w:val="bullet"/>
+      <w:lvlText w:val=""/>
+      <w:lvlJc w:val="left"/>
+      <w:pPr>
+        <w:ind w:left="720" w:hanging="360"/>
+      </w:pPr>
+      <w:rPr>
+        <w:rFonts w:ascii="Symbol" w:hAnsi="Symbol" w:hint="default"/>
+      </w:rPr>
+    </w:lvl>
+    <w:lvl w:ilvl="1" w:tplc="540A0003" w:tentative="1">
+      <w:start w:val="1"/>
+      <w:numFmt w:val="bullet"/>
+      <w:lvlText w:val="o"/>
+      <w:lvlJc w:val="left"/>
+      <w:pPr>
+        <w:ind w:left="1440" w:hanging="360"/>
+      </w:pPr>
+      <w:rPr>
+        <w:rFonts w:ascii="Courier New" w:hAnsi="Courier New" w:cs="Courier New" w:hint="default"/>
+      </w:rPr>
+    </w:lvl>
+    <w:lvl w:ilvl="2" w:tplc="540A0005" w:tentative="1">
+      <w:start w:val="1"/>
+      <w:numFmt w:val="bullet"/>
+      <w:lvlText w:val=""/>
+      <w:lvlJc w:val="left"/>
+      <w:pPr>
+        <w:ind w:left="2160" w:hanging="360"/>
+      </w:pPr>
+      <w:rPr>
+        <w:rFonts w:ascii="Wingdings" w:hAnsi="Wingdings" w:hint="default"/>
+      </w:rPr>
+    </w:lvl>
+    <w:lvl w:ilvl="3" w:tplc="540A0001" w:tentative="1">
+      <w:start w:val="1"/>
+      <w:numFmt w:val="bullet"/>
+      <w:lvlText w:val=""/>
+      <w:lvlJc w:val="left"/>
+      <w:pPr>
+        <w:ind w:left="2880" w:hanging="360"/>
+      </w:pPr>
+      <w:rPr>
+        <w:rFonts w:ascii="Symbol" w:hAnsi="Symbol" w:hint="default"/>
+      </w:rPr>
+    </w:lvl>
+    <w:lvl w:ilvl="4" w:tplc="540A0003" w:tentative="1">
+      <w:start w:val="1"/>
+      <w:numFmt w:val="bullet"/>
+      <w:lvlText w:val="o"/>
+      <w:lvlJc w:val="left"/>
+      <w:pPr>
+        <w:ind w:left="3600" w:hanging="360"/>
+      </w:pPr>
+      <w:rPr>
+        <w:rFonts w:ascii="Courier New" w:hAnsi="Courier New" w:cs="Courier New" w:hint="default"/>
+      </w:rPr>
+    </w:lvl>
+    <w:lvl w:ilvl="5" w:tplc="540A0005" w:tentative="1">
+      <w:start w:val="1"/>
+      <w:numFmt w:val="bullet"/>
+      <w:lvlText w:val=""/>
+      <w:lvlJc w:val="left"/>
+      <w:pPr>
+        <w:ind w:left="4320" w:hanging="360"/>
+      </w:pPr>
+      <w:rPr>
+        <w:rFonts w:ascii="Wingdings" w:hAnsi="Wingdings" w:hint="default"/>
+      </w:rPr>
+    </w:lvl>
+    <w:lvl w:ilvl="6" w:tplc="540A0001" w:tentative="1">
+      <w:start w:val="1"/>
+      <w:numFmt w:val="bullet"/>
+      <w:lvlText w:val=""/>
+      <w:lvlJc w:val="left"/>
+      <w:pPr>
+        <w:ind w:left="5040" w:hanging="360"/>
+      </w:pPr>
+      <w:rPr>
+        <w:rFonts w:ascii="Symbol" w:hAnsi="Symbol" w:hint="default"/>
+      </w:rPr>
+    </w:lvl>
+    <w:lvl w:ilvl="7" w:tplc="540A0003" w:tentative="1">
+      <w:start w:val="1"/>
+      <w:numFmt w:val="bullet"/>
+      <w:lvlText w:val="o"/>
+      <w:lvlJc w:val="left"/>
+      <w:pPr>
+        <w:ind w:left="5760" w:hanging="360"/>
+      </w:pPr>
+      <w:rPr>
+        <w:rFonts w:ascii="Courier New" w:hAnsi="Courier New" w:cs="Courier New" w:hint="default"/>
+      </w:rPr>
+    </w:lvl>
+    <w:lvl w:ilvl="8" w:tplc="540A0005" w:tentative="1">
+      <w:start w:val="1"/>
+      <w:numFmt w:val="bullet"/>
+      <w:lvlText w:val=""/>
+      <w:lvlJc w:val="left"/>
+      <w:pPr>
+        <w:ind w:left="6480" w:hanging="360"/>
+      </w:pPr>
+      <w:rPr>
+        <w:rFonts w:ascii="Wingdings" w:hAnsi="Wingdings" w:hint="default"/>
+      </w:rPr>
+    </w:lvl>
+  </w:abstractNum>
+  <w:abstractNum w:abstractNumId="5" w15:restartNumberingAfterBreak="0">
     <w:nsid w:val="208D6EA9"/>
     <w:multiLevelType w:val="multilevel"/>
     <w:tmpl w:val="280A001F"/>
@@ -10197,7 +11237,7 @@
       </w:pPr>
     </w:lvl>
   </w:abstractNum>
-  <w:abstractNum w:abstractNumId="5">
+  <w:abstractNum w:abstractNumId="6" w15:restartNumberingAfterBreak="0">
     <w:nsid w:val="25073E08"/>
     <w:multiLevelType w:val="multilevel"/>
     <w:tmpl w:val="2B8031D8"/>
@@ -10283,7 +11323,7 @@
       </w:pPr>
     </w:lvl>
   </w:abstractNum>
-  <w:abstractNum w:abstractNumId="6">
+  <w:abstractNum w:abstractNumId="7" w15:restartNumberingAfterBreak="0">
     <w:nsid w:val="32F06D63"/>
     <w:multiLevelType w:val="hybridMultilevel"/>
     <w:tmpl w:val="D520BF98"/>
@@ -10395,7 +11435,7 @@
       </w:rPr>
     </w:lvl>
   </w:abstractNum>
-  <w:abstractNum w:abstractNumId="7">
+  <w:abstractNum w:abstractNumId="8" w15:restartNumberingAfterBreak="0">
     <w:nsid w:val="3A503BC5"/>
     <w:multiLevelType w:val="multilevel"/>
     <w:tmpl w:val="280A001F"/>
@@ -10481,7 +11521,7 @@
       </w:pPr>
     </w:lvl>
   </w:abstractNum>
-  <w:abstractNum w:abstractNumId="8">
+  <w:abstractNum w:abstractNumId="9" w15:restartNumberingAfterBreak="0">
     <w:nsid w:val="3BB70BAE"/>
     <w:multiLevelType w:val="multilevel"/>
     <w:tmpl w:val="E24C0416"/>
@@ -10603,7 +11643,7 @@
       </w:rPr>
     </w:lvl>
   </w:abstractNum>
-  <w:abstractNum w:abstractNumId="9">
+  <w:abstractNum w:abstractNumId="10" w15:restartNumberingAfterBreak="0">
     <w:nsid w:val="45063E19"/>
     <w:multiLevelType w:val="multilevel"/>
     <w:tmpl w:val="04ACB7EE"/>
@@ -10689,7 +11729,7 @@
       </w:pPr>
     </w:lvl>
   </w:abstractNum>
-  <w:abstractNum w:abstractNumId="10">
+  <w:abstractNum w:abstractNumId="11" w15:restartNumberingAfterBreak="0">
     <w:nsid w:val="473B7003"/>
     <w:multiLevelType w:val="multilevel"/>
     <w:tmpl w:val="FCC47AD8"/>
@@ -10775,7 +11815,7 @@
       </w:pPr>
     </w:lvl>
   </w:abstractNum>
-  <w:abstractNum w:abstractNumId="11">
+  <w:abstractNum w:abstractNumId="12" w15:restartNumberingAfterBreak="0">
     <w:nsid w:val="50202DF1"/>
     <w:multiLevelType w:val="multilevel"/>
     <w:tmpl w:val="280A001F"/>
@@ -10861,7 +11901,7 @@
       </w:pPr>
     </w:lvl>
   </w:abstractNum>
-  <w:abstractNum w:abstractNumId="12">
+  <w:abstractNum w:abstractNumId="13" w15:restartNumberingAfterBreak="0">
     <w:nsid w:val="59D63465"/>
     <w:multiLevelType w:val="multilevel"/>
     <w:tmpl w:val="C8B665E4"/>
@@ -10947,7 +11987,7 @@
       </w:pPr>
     </w:lvl>
   </w:abstractNum>
-  <w:abstractNum w:abstractNumId="13">
+  <w:abstractNum w:abstractNumId="14" w15:restartNumberingAfterBreak="0">
     <w:nsid w:val="5A4125FB"/>
     <w:multiLevelType w:val="multilevel"/>
     <w:tmpl w:val="280A001F"/>
@@ -11033,7 +12073,7 @@
       </w:pPr>
     </w:lvl>
   </w:abstractNum>
-  <w:abstractNum w:abstractNumId="14">
+  <w:abstractNum w:abstractNumId="15" w15:restartNumberingAfterBreak="0">
     <w:nsid w:val="5FB27F34"/>
     <w:multiLevelType w:val="hybridMultilevel"/>
     <w:tmpl w:val="B59E000C"/>
@@ -11146,7 +12186,7 @@
       </w:rPr>
     </w:lvl>
   </w:abstractNum>
-  <w:abstractNum w:abstractNumId="15">
+  <w:abstractNum w:abstractNumId="16" w15:restartNumberingAfterBreak="0">
     <w:nsid w:val="671311B9"/>
     <w:multiLevelType w:val="multilevel"/>
     <w:tmpl w:val="280A001F"/>
@@ -11259,7 +12299,7 @@
       </w:rPr>
     </w:lvl>
   </w:abstractNum>
-  <w:abstractNum w:abstractNumId="16">
+  <w:abstractNum w:abstractNumId="17" w15:restartNumberingAfterBreak="0">
     <w:nsid w:val="67683F8A"/>
     <w:multiLevelType w:val="multilevel"/>
     <w:tmpl w:val="15AA6F84"/>
@@ -11390,7 +12430,7 @@
       </w:rPr>
     </w:lvl>
   </w:abstractNum>
-  <w:abstractNum w:abstractNumId="17">
+  <w:abstractNum w:abstractNumId="18" w15:restartNumberingAfterBreak="0">
     <w:nsid w:val="6A4B0548"/>
     <w:multiLevelType w:val="multilevel"/>
     <w:tmpl w:val="30EC4C84"/>
@@ -11521,7 +12561,7 @@
       </w:rPr>
     </w:lvl>
   </w:abstractNum>
-  <w:abstractNum w:abstractNumId="18">
+  <w:abstractNum w:abstractNumId="19" w15:restartNumberingAfterBreak="0">
     <w:nsid w:val="6CAB33A5"/>
     <w:multiLevelType w:val="multilevel"/>
     <w:tmpl w:val="7E76D3D4"/>
@@ -11634,7 +12674,7 @@
       </w:rPr>
     </w:lvl>
   </w:abstractNum>
-  <w:abstractNum w:abstractNumId="19">
+  <w:abstractNum w:abstractNumId="20" w15:restartNumberingAfterBreak="0">
     <w:nsid w:val="71B50012"/>
     <w:multiLevelType w:val="multilevel"/>
     <w:tmpl w:val="4404CEB8"/>
@@ -11747,7 +12787,7 @@
       </w:rPr>
     </w:lvl>
   </w:abstractNum>
-  <w:abstractNum w:abstractNumId="20">
+  <w:abstractNum w:abstractNumId="21" w15:restartNumberingAfterBreak="0">
     <w:nsid w:val="742B560D"/>
     <w:multiLevelType w:val="multilevel"/>
     <w:tmpl w:val="280A001F"/>
@@ -11833,7 +12873,7 @@
       </w:pPr>
     </w:lvl>
   </w:abstractNum>
-  <w:abstractNum w:abstractNumId="21">
+  <w:abstractNum w:abstractNumId="22" w15:restartNumberingAfterBreak="0">
     <w:nsid w:val="76B07F43"/>
     <w:multiLevelType w:val="hybridMultilevel"/>
     <w:tmpl w:val="EC96CC28"/>
@@ -11946,25 +12986,25 @@
       </w:rPr>
     </w:lvl>
   </w:abstractNum>
-  <w:num w:numId="1">
-    <w:abstractNumId w:val="21"/>
+  <w:num w:numId="1" w16cid:durableId="1195465567">
+    <w:abstractNumId w:val="22"/>
   </w:num>
-  <w:num w:numId="2">
-    <w:abstractNumId w:val="9"/>
+  <w:num w:numId="2" w16cid:durableId="105271216">
+    <w:abstractNumId w:val="10"/>
   </w:num>
-  <w:num w:numId="3">
-    <w:abstractNumId w:val="7"/>
+  <w:num w:numId="3" w16cid:durableId="35588218">
+    <w:abstractNumId w:val="8"/>
   </w:num>
-  <w:num w:numId="4">
-    <w:abstractNumId w:val="9"/>
+  <w:num w:numId="4" w16cid:durableId="1984307380">
+    <w:abstractNumId w:val="10"/>
   </w:num>
-  <w:num w:numId="5">
-    <w:abstractNumId w:val="13"/>
+  <w:num w:numId="5" w16cid:durableId="1420786390">
+    <w:abstractNumId w:val="14"/>
   </w:num>
-  <w:num w:numId="6">
+  <w:num w:numId="6" w16cid:durableId="234097904">
     <w:abstractNumId w:val="1"/>
   </w:num>
-  <w:num w:numId="7">
+  <w:num w:numId="7" w16cid:durableId="2076855338">
     <w:abstractNumId w:val="1"/>
     <w:lvlOverride w:ilvl="0">
       <w:startOverride w:val="1"/>
@@ -11994,17 +13034,17 @@
       <w:startOverride w:val="1"/>
     </w:lvlOverride>
   </w:num>
-  <w:num w:numId="8">
-    <w:abstractNumId w:val="9"/>
+  <w:num w:numId="8" w16cid:durableId="1076123809">
+    <w:abstractNumId w:val="10"/>
   </w:num>
-  <w:num w:numId="9">
+  <w:num w:numId="9" w16cid:durableId="191067065">
     <w:abstractNumId w:val="1"/>
   </w:num>
-  <w:num w:numId="10">
-    <w:abstractNumId w:val="9"/>
+  <w:num w:numId="10" w16cid:durableId="1407193747">
+    <w:abstractNumId w:val="10"/>
   </w:num>
-  <w:num w:numId="11">
-    <w:abstractNumId w:val="9"/>
+  <w:num w:numId="11" w16cid:durableId="1873226698">
+    <w:abstractNumId w:val="10"/>
     <w:lvlOverride w:ilvl="0">
       <w:startOverride w:val="1"/>
     </w:lvlOverride>
@@ -12033,120 +13073,123 @@
       <w:startOverride w:val="1"/>
     </w:lvlOverride>
   </w:num>
-  <w:num w:numId="12">
-    <w:abstractNumId w:val="10"/>
+  <w:num w:numId="12" w16cid:durableId="2126263995">
+    <w:abstractNumId w:val="11"/>
   </w:num>
-  <w:num w:numId="13">
+  <w:num w:numId="13" w16cid:durableId="1789931159">
+    <w:abstractNumId w:val="19"/>
+  </w:num>
+  <w:num w:numId="14" w16cid:durableId="2042628680">
+    <w:abstractNumId w:val="16"/>
+  </w:num>
+  <w:num w:numId="15" w16cid:durableId="812990472">
+    <w:abstractNumId w:val="5"/>
+  </w:num>
+  <w:num w:numId="16" w16cid:durableId="1617826914">
+    <w:abstractNumId w:val="20"/>
+  </w:num>
+  <w:num w:numId="17" w16cid:durableId="1995640605">
+    <w:abstractNumId w:val="13"/>
+  </w:num>
+  <w:num w:numId="18" w16cid:durableId="234777706">
+    <w:abstractNumId w:val="12"/>
+  </w:num>
+  <w:num w:numId="19" w16cid:durableId="1768497539">
+    <w:abstractNumId w:val="3"/>
+  </w:num>
+  <w:num w:numId="20" w16cid:durableId="1034692944">
+    <w:abstractNumId w:val="21"/>
+  </w:num>
+  <w:num w:numId="21" w16cid:durableId="437599088">
+    <w:abstractNumId w:val="1"/>
+  </w:num>
+  <w:num w:numId="22" w16cid:durableId="2084714637">
+    <w:abstractNumId w:val="1"/>
+  </w:num>
+  <w:num w:numId="23" w16cid:durableId="294943981">
+    <w:abstractNumId w:val="1"/>
+  </w:num>
+  <w:num w:numId="24" w16cid:durableId="887451462">
+    <w:abstractNumId w:val="1"/>
+  </w:num>
+  <w:num w:numId="25" w16cid:durableId="269630016">
+    <w:abstractNumId w:val="1"/>
+  </w:num>
+  <w:num w:numId="26" w16cid:durableId="1773502365">
+    <w:abstractNumId w:val="1"/>
+  </w:num>
+  <w:num w:numId="27" w16cid:durableId="841966461">
+    <w:abstractNumId w:val="1"/>
+  </w:num>
+  <w:num w:numId="28" w16cid:durableId="1405300786">
+    <w:abstractNumId w:val="1"/>
+  </w:num>
+  <w:num w:numId="29" w16cid:durableId="1335835324">
+    <w:abstractNumId w:val="1"/>
+  </w:num>
+  <w:num w:numId="30" w16cid:durableId="9529862">
+    <w:abstractNumId w:val="1"/>
+  </w:num>
+  <w:num w:numId="31" w16cid:durableId="1202748626">
+    <w:abstractNumId w:val="1"/>
+  </w:num>
+  <w:num w:numId="32" w16cid:durableId="1064647584">
+    <w:abstractNumId w:val="1"/>
+  </w:num>
+  <w:num w:numId="33" w16cid:durableId="954017484">
+    <w:abstractNumId w:val="1"/>
+  </w:num>
+  <w:num w:numId="34" w16cid:durableId="874778733">
+    <w:abstractNumId w:val="1"/>
+  </w:num>
+  <w:num w:numId="35" w16cid:durableId="957564578">
+    <w:abstractNumId w:val="1"/>
+  </w:num>
+  <w:num w:numId="36" w16cid:durableId="2086101692">
+    <w:abstractNumId w:val="1"/>
+  </w:num>
+  <w:num w:numId="37" w16cid:durableId="1008561028">
+    <w:abstractNumId w:val="1"/>
+  </w:num>
+  <w:num w:numId="38" w16cid:durableId="258566092">
+    <w:abstractNumId w:val="0"/>
+  </w:num>
+  <w:num w:numId="39" w16cid:durableId="408505098">
+    <w:abstractNumId w:val="1"/>
+  </w:num>
+  <w:num w:numId="40" w16cid:durableId="834150401">
+    <w:abstractNumId w:val="6"/>
+  </w:num>
+  <w:num w:numId="41" w16cid:durableId="558320251">
+    <w:abstractNumId w:val="15"/>
+  </w:num>
+  <w:num w:numId="42" w16cid:durableId="307318847">
+    <w:abstractNumId w:val="7"/>
+  </w:num>
+  <w:num w:numId="43" w16cid:durableId="671299958">
+    <w:abstractNumId w:val="17"/>
+  </w:num>
+  <w:num w:numId="44" w16cid:durableId="31030686">
+    <w:abstractNumId w:val="9"/>
+  </w:num>
+  <w:num w:numId="45" w16cid:durableId="1751538644">
     <w:abstractNumId w:val="18"/>
   </w:num>
-  <w:num w:numId="14">
-    <w:abstractNumId w:val="15"/>
-  </w:num>
-  <w:num w:numId="15">
-    <w:abstractNumId w:val="4"/>
-  </w:num>
-  <w:num w:numId="16">
-    <w:abstractNumId w:val="19"/>
-  </w:num>
-  <w:num w:numId="17">
-    <w:abstractNumId w:val="12"/>
-  </w:num>
-  <w:num w:numId="18">
-    <w:abstractNumId w:val="11"/>
-  </w:num>
-  <w:num w:numId="19">
-    <w:abstractNumId w:val="3"/>
-  </w:num>
-  <w:num w:numId="20">
-    <w:abstractNumId w:val="20"/>
-  </w:num>
-  <w:num w:numId="21">
-    <w:abstractNumId w:val="1"/>
-  </w:num>
-  <w:num w:numId="22">
-    <w:abstractNumId w:val="1"/>
-  </w:num>
-  <w:num w:numId="23">
-    <w:abstractNumId w:val="1"/>
-  </w:num>
-  <w:num w:numId="24">
-    <w:abstractNumId w:val="1"/>
-  </w:num>
-  <w:num w:numId="25">
-    <w:abstractNumId w:val="1"/>
-  </w:num>
-  <w:num w:numId="26">
-    <w:abstractNumId w:val="1"/>
-  </w:num>
-  <w:num w:numId="27">
-    <w:abstractNumId w:val="1"/>
-  </w:num>
-  <w:num w:numId="28">
-    <w:abstractNumId w:val="1"/>
-  </w:num>
-  <w:num w:numId="29">
-    <w:abstractNumId w:val="1"/>
-  </w:num>
-  <w:num w:numId="30">
-    <w:abstractNumId w:val="1"/>
-  </w:num>
-  <w:num w:numId="31">
-    <w:abstractNumId w:val="1"/>
-  </w:num>
-  <w:num w:numId="32">
-    <w:abstractNumId w:val="1"/>
-  </w:num>
-  <w:num w:numId="33">
-    <w:abstractNumId w:val="1"/>
-  </w:num>
-  <w:num w:numId="34">
-    <w:abstractNumId w:val="1"/>
-  </w:num>
-  <w:num w:numId="35">
-    <w:abstractNumId w:val="1"/>
-  </w:num>
-  <w:num w:numId="36">
-    <w:abstractNumId w:val="1"/>
-  </w:num>
-  <w:num w:numId="37">
-    <w:abstractNumId w:val="1"/>
-  </w:num>
-  <w:num w:numId="38">
-    <w:abstractNumId w:val="0"/>
-  </w:num>
-  <w:num w:numId="39">
-    <w:abstractNumId w:val="1"/>
-  </w:num>
-  <w:num w:numId="40">
-    <w:abstractNumId w:val="5"/>
-  </w:num>
-  <w:num w:numId="41">
-    <w:abstractNumId w:val="14"/>
-  </w:num>
-  <w:num w:numId="42">
-    <w:abstractNumId w:val="6"/>
-  </w:num>
-  <w:num w:numId="43">
-    <w:abstractNumId w:val="16"/>
-  </w:num>
-  <w:num w:numId="44">
-    <w:abstractNumId w:val="8"/>
-  </w:num>
-  <w:num w:numId="45">
-    <w:abstractNumId w:val="17"/>
-  </w:num>
-  <w:num w:numId="46">
+  <w:num w:numId="46" w16cid:durableId="852308376">
     <w:abstractNumId w:val="2"/>
   </w:num>
-  <w:num w:numId="47">
-    <w:abstractNumId w:val="17"/>
+  <w:num w:numId="47" w16cid:durableId="768238098">
+    <w:abstractNumId w:val="18"/>
+  </w:num>
+  <w:num w:numId="48" w16cid:durableId="810101275">
+    <w:abstractNumId w:val="4"/>
   </w:num>
   <w:numIdMacAtCleanup w:val="1"/>
 </w:numbering>
 </file>
 
 <file path=word/styles.xml><?xml version="1.0" encoding="utf-8"?>
-<w:styles xmlns:mc="http://schemas.openxmlformats.org/markup-compatibility/2006" xmlns:r="http://schemas.openxmlformats.org/officeDocument/2006/relationships" xmlns:w="http://schemas.openxmlformats.org/wordprocessingml/2006/main" xmlns:w14="http://schemas.microsoft.com/office/word/2010/wordml" xmlns:w15="http://schemas.microsoft.com/office/word/2012/wordml" mc:Ignorable="w14 w15">
+<w:styles xmlns:mc="http://schemas.openxmlformats.org/markup-compatibility/2006" xmlns:r="http://schemas.openxmlformats.org/officeDocument/2006/relationships" xmlns:w="http://schemas.openxmlformats.org/wordprocessingml/2006/main" xmlns:w14="http://schemas.microsoft.com/office/word/2010/wordml" xmlns:w15="http://schemas.microsoft.com/office/word/2012/wordml" xmlns:w16cex="http://schemas.microsoft.com/office/word/2018/wordml/cex" xmlns:w16cid="http://schemas.microsoft.com/office/word/2016/wordml/cid" xmlns:w16="http://schemas.microsoft.com/office/word/2018/wordml" xmlns:w16du="http://schemas.microsoft.com/office/word/2023/wordml/word16du" xmlns:w16sdtdh="http://schemas.microsoft.com/office/word/2020/wordml/sdtdatahash" xmlns:w16sdtfl="http://schemas.microsoft.com/office/word/2024/wordml/sdtformatlock" xmlns:w16se="http://schemas.microsoft.com/office/word/2015/wordml/symex" mc:Ignorable="w14 w15 w16se w16cid w16 w16cex w16sdtdh w16sdtfl w16du">
   <w:docDefaults>
     <w:rPrDefault>
       <w:rPr>
@@ -12162,7 +13205,7 @@
       </w:pPr>
     </w:pPrDefault>
   </w:docDefaults>
-  <w:latentStyles w:defLockedState="0" w:defUIPriority="99" w:defSemiHidden="0" w:defUnhideWhenUsed="0" w:defQFormat="0" w:count="371">
+  <w:latentStyles w:defLockedState="0" w:defUIPriority="99" w:defSemiHidden="0" w:defUnhideWhenUsed="0" w:defQFormat="0" w:count="376">
     <w:lsdException w:name="Normal" w:uiPriority="0" w:qFormat="1"/>
     <w:lsdException w:name="heading 1" w:uiPriority="9" w:qFormat="1"/>
     <w:lsdException w:name="heading 2" w:semiHidden="1" w:uiPriority="9" w:unhideWhenUsed="1" w:qFormat="1"/>
@@ -12534,10 +13577,16 @@
     <w:lsdException w:name="List Table 5 Dark Accent 6" w:uiPriority="50"/>
     <w:lsdException w:name="List Table 6 Colorful Accent 6" w:uiPriority="51"/>
     <w:lsdException w:name="List Table 7 Colorful Accent 6" w:uiPriority="52"/>
+    <w:lsdException w:name="Mention" w:semiHidden="1" w:unhideWhenUsed="1"/>
+    <w:lsdException w:name="Smart Hyperlink" w:semiHidden="1" w:unhideWhenUsed="1"/>
+    <w:lsdException w:name="Hashtag" w:semiHidden="1" w:unhideWhenUsed="1"/>
+    <w:lsdException w:name="Unresolved Mention" w:semiHidden="1" w:unhideWhenUsed="1"/>
+    <w:lsdException w:name="Smart Link" w:semiHidden="1" w:unhideWhenUsed="1"/>
   </w:latentStyles>
   <w:style w:type="paragraph" w:default="1" w:styleId="Normal">
     <w:name w:val="Normal"/>
     <w:qFormat/>
+    <w:rsid w:val="00867AB3"/>
   </w:style>
   <w:style w:type="paragraph" w:styleId="Ttulo1">
     <w:name w:val="heading 1"/>
@@ -12607,7 +13656,6 @@
   <w:style w:type="character" w:default="1" w:styleId="Fuentedeprrafopredeter">
     <w:name w:val="Default Paragraph Font"/>
     <w:uiPriority w:val="1"/>
-    <w:semiHidden/>
     <w:unhideWhenUsed/>
   </w:style>
   <w:style w:type="table" w:default="1" w:styleId="Tablanormal">
@@ -12730,7 +13778,7 @@
       <w:szCs w:val="32"/>
     </w:rPr>
   </w:style>
-  <w:style w:type="paragraph" w:styleId="TtulodeTDC">
+  <w:style w:type="paragraph" w:styleId="TtuloTDC">
     <w:name w:val="TOC Heading"/>
     <w:basedOn w:val="Ttulo1"/>
     <w:next w:val="Normal"/>
@@ -12800,11 +13848,11 @@
       <w:u w:val="single"/>
     </w:rPr>
   </w:style>
-  <w:style w:type="paragraph" w:styleId="Puesto">
+  <w:style w:type="paragraph" w:styleId="Ttulo">
     <w:name w:val="Title"/>
     <w:basedOn w:val="Normal"/>
     <w:next w:val="Normal"/>
-    <w:link w:val="PuestoCar"/>
+    <w:link w:val="TtuloCar"/>
     <w:qFormat/>
     <w:rsid w:val="001D3AB5"/>
     <w:pPr>
@@ -12820,10 +13868,10 @@
       <w:lang w:val="en-US"/>
     </w:rPr>
   </w:style>
-  <w:style w:type="character" w:customStyle="1" w:styleId="PuestoCar">
-    <w:name w:val="Puesto Car"/>
+  <w:style w:type="character" w:customStyle="1" w:styleId="TtuloCar">
+    <w:name w:val="Título Car"/>
     <w:basedOn w:val="Fuentedeprrafopredeter"/>
-    <w:link w:val="Puesto"/>
+    <w:link w:val="Ttulo"/>
     <w:rsid w:val="001D3AB5"/>
     <w:rPr>
       <w:rFonts w:ascii="Arial" w:eastAsia="Times New Roman" w:hAnsi="Arial" w:cs="Times New Roman"/>
@@ -12940,7 +13988,6 @@
       <w:spacing w:after="0" w:line="240" w:lineRule="auto"/>
     </w:pPr>
     <w:tblPr>
-      <w:tblInd w:w="0" w:type="dxa"/>
       <w:tblBorders>
         <w:top w:val="single" w:sz="4" w:space="0" w:color="auto"/>
         <w:left w:val="single" w:sz="4" w:space="0" w:color="auto"/>
@@ -12949,12 +13996,6 @@
         <w:insideH w:val="single" w:sz="4" w:space="0" w:color="auto"/>
         <w:insideV w:val="single" w:sz="4" w:space="0" w:color="auto"/>
       </w:tblBorders>
-      <w:tblCellMar>
-        <w:top w:w="0" w:type="dxa"/>
-        <w:left w:w="108" w:type="dxa"/>
-        <w:bottom w:w="0" w:type="dxa"/>
-        <w:right w:w="108" w:type="dxa"/>
-      </w:tblCellMar>
     </w:tblPr>
   </w:style>
   <w:style w:type="character" w:customStyle="1" w:styleId="Ttulo2Car">

--- a/FD04-EPIS-Informe Arquitectura de Software.docx
+++ b/FD04-EPIS-Informe Arquitectura de Software.docx
@@ -1048,23 +1048,7 @@
                 <w:sz w:val="14"/>
                 <w:szCs w:val="24"/>
               </w:rPr>
-              <w:t>Tomas Yoel Condori</w:t>
-            </w:r>
-            <w:r>
-              <w:rPr>
-                <w:rFonts w:cs="Times-Roman"/>
-                <w:sz w:val="14"/>
-                <w:szCs w:val="24"/>
-              </w:rPr>
-              <w:t xml:space="preserve"> </w:t>
-            </w:r>
-            <w:r>
-              <w:rPr>
-                <w:rFonts w:cs="Times-Roman"/>
-                <w:sz w:val="14"/>
-                <w:szCs w:val="24"/>
-              </w:rPr>
-              <w:t>Vargas</w:t>
+              <w:t>Tomas Yoel Condori Vargas</w:t>
             </w:r>
           </w:p>
         </w:tc>
@@ -1831,7 +1815,7 @@
           <w:pPr>
             <w:pStyle w:val="TDC1"/>
             <w:tabs>
-              <w:tab w:val="left" w:pos="440"/>
+              <w:tab w:val="left" w:pos="660"/>
               <w:tab w:val="right" w:leader="dot" w:pos="8494"/>
             </w:tabs>
             <w:rPr>
@@ -1841,9 +1825,9 @@
               <w:i w:val="0"/>
               <w:iCs w:val="0"/>
               <w:noProof/>
-              <w:sz w:val="22"/>
-              <w:szCs w:val="22"/>
-              <w:lang w:val="es-ES" w:eastAsia="es-ES"/>
+              <w:kern w:val="2"/>
+              <w:lang w:val="es-US" w:eastAsia="es-US"/>
+              <w14:ligatures w14:val="standardContextual"/>
             </w:rPr>
           </w:pPr>
           <w:r>
@@ -1873,7 +1857,7 @@
             </w:rPr>
             <w:fldChar w:fldCharType="separate"/>
           </w:r>
-          <w:hyperlink w:anchor="_Toc69808834" w:history="1">
+          <w:hyperlink w:anchor="_Toc190184971" w:history="1">
             <w:r>
               <w:rPr>
                 <w:rStyle w:val="Hipervnculo"/>
@@ -1889,9 +1873,9 @@
                 <w:i w:val="0"/>
                 <w:iCs w:val="0"/>
                 <w:noProof/>
-                <w:sz w:val="22"/>
-                <w:szCs w:val="22"/>
-                <w:lang w:val="es-ES" w:eastAsia="es-ES"/>
+                <w:kern w:val="2"/>
+                <w:lang w:val="es-US" w:eastAsia="es-US"/>
+                <w14:ligatures w14:val="standardContextual"/>
               </w:rPr>
               <w:tab/>
             </w:r>
@@ -1921,7 +1905,7 @@
                 <w:noProof/>
                 <w:webHidden/>
               </w:rPr>
-              <w:instrText xml:space="preserve"> PAGEREF _Toc69808834 \h </w:instrText>
+              <w:instrText xml:space="preserve"> PAGEREF _Toc190184971 \h </w:instrText>
             </w:r>
             <w:r>
               <w:rPr>
@@ -1941,7 +1925,7 @@
                 <w:noProof/>
                 <w:webHidden/>
               </w:rPr>
-              <w:t>5</w:t>
+              <w:t>1</w:t>
             </w:r>
             <w:r>
               <w:rPr>
@@ -1964,10 +1948,14 @@
               <w:b w:val="0"/>
               <w:bCs w:val="0"/>
               <w:noProof/>
-              <w:lang w:val="es-ES" w:eastAsia="es-ES"/>
+              <w:kern w:val="2"/>
+              <w:sz w:val="24"/>
+              <w:szCs w:val="24"/>
+              <w:lang w:val="es-US" w:eastAsia="es-US"/>
+              <w14:ligatures w14:val="standardContextual"/>
             </w:rPr>
           </w:pPr>
-          <w:hyperlink w:anchor="_Toc69808835" w:history="1">
+          <w:hyperlink w:anchor="_Toc190184972" w:history="1">
             <w:r>
               <w:rPr>
                 <w:rStyle w:val="Hipervnculo"/>
@@ -1981,7 +1969,11 @@
                 <w:b w:val="0"/>
                 <w:bCs w:val="0"/>
                 <w:noProof/>
-                <w:lang w:val="es-ES" w:eastAsia="es-ES"/>
+                <w:kern w:val="2"/>
+                <w:sz w:val="24"/>
+                <w:szCs w:val="24"/>
+                <w:lang w:val="es-US" w:eastAsia="es-US"/>
+                <w14:ligatures w14:val="standardContextual"/>
               </w:rPr>
               <w:tab/>
             </w:r>
@@ -2011,7 +2003,7 @@
                 <w:noProof/>
                 <w:webHidden/>
               </w:rPr>
-              <w:instrText xml:space="preserve"> PAGEREF _Toc69808835 \h </w:instrText>
+              <w:instrText xml:space="preserve"> PAGEREF _Toc190184972 \h </w:instrText>
             </w:r>
             <w:r>
               <w:rPr>
@@ -2031,7 +2023,7 @@
                 <w:noProof/>
                 <w:webHidden/>
               </w:rPr>
-              <w:t>5</w:t>
+              <w:t>1</w:t>
             </w:r>
             <w:r>
               <w:rPr>
@@ -2054,10 +2046,14 @@
               <w:b w:val="0"/>
               <w:bCs w:val="0"/>
               <w:noProof/>
-              <w:lang w:val="es-ES" w:eastAsia="es-ES"/>
+              <w:kern w:val="2"/>
+              <w:sz w:val="24"/>
+              <w:szCs w:val="24"/>
+              <w:lang w:val="es-US" w:eastAsia="es-US"/>
+              <w14:ligatures w14:val="standardContextual"/>
             </w:rPr>
           </w:pPr>
-          <w:hyperlink w:anchor="_Toc69808836" w:history="1">
+          <w:hyperlink w:anchor="_Toc190184973" w:history="1">
             <w:r>
               <w:rPr>
                 <w:rStyle w:val="Hipervnculo"/>
@@ -2071,7 +2067,11 @@
                 <w:b w:val="0"/>
                 <w:bCs w:val="0"/>
                 <w:noProof/>
-                <w:lang w:val="es-ES" w:eastAsia="es-ES"/>
+                <w:kern w:val="2"/>
+                <w:sz w:val="24"/>
+                <w:szCs w:val="24"/>
+                <w:lang w:val="es-US" w:eastAsia="es-US"/>
+                <w14:ligatures w14:val="standardContextual"/>
               </w:rPr>
               <w:tab/>
             </w:r>
@@ -2101,7 +2101,7 @@
                 <w:noProof/>
                 <w:webHidden/>
               </w:rPr>
-              <w:instrText xml:space="preserve"> PAGEREF _Toc69808836 \h </w:instrText>
+              <w:instrText xml:space="preserve"> PAGEREF _Toc190184973 \h </w:instrText>
             </w:r>
             <w:r>
               <w:rPr>
@@ -2121,7 +2121,7 @@
                 <w:noProof/>
                 <w:webHidden/>
               </w:rPr>
-              <w:t>5</w:t>
+              <w:t>1</w:t>
             </w:r>
             <w:r>
               <w:rPr>
@@ -2144,10 +2144,14 @@
               <w:b w:val="0"/>
               <w:bCs w:val="0"/>
               <w:noProof/>
-              <w:lang w:val="es-ES" w:eastAsia="es-ES"/>
+              <w:kern w:val="2"/>
+              <w:sz w:val="24"/>
+              <w:szCs w:val="24"/>
+              <w:lang w:val="es-US" w:eastAsia="es-US"/>
+              <w14:ligatures w14:val="standardContextual"/>
             </w:rPr>
           </w:pPr>
-          <w:hyperlink w:anchor="_Toc69808837" w:history="1">
+          <w:hyperlink w:anchor="_Toc190184974" w:history="1">
             <w:r>
               <w:rPr>
                 <w:rStyle w:val="Hipervnculo"/>
@@ -2161,7 +2165,11 @@
                 <w:b w:val="0"/>
                 <w:bCs w:val="0"/>
                 <w:noProof/>
-                <w:lang w:val="es-ES" w:eastAsia="es-ES"/>
+                <w:kern w:val="2"/>
+                <w:sz w:val="24"/>
+                <w:szCs w:val="24"/>
+                <w:lang w:val="es-US" w:eastAsia="es-US"/>
+                <w14:ligatures w14:val="standardContextual"/>
               </w:rPr>
               <w:tab/>
             </w:r>
@@ -2191,7 +2199,7 @@
                 <w:noProof/>
                 <w:webHidden/>
               </w:rPr>
-              <w:instrText xml:space="preserve"> PAGEREF _Toc69808837 \h </w:instrText>
+              <w:instrText xml:space="preserve"> PAGEREF _Toc190184974 \h </w:instrText>
             </w:r>
             <w:r>
               <w:rPr>
@@ -2211,7 +2219,7 @@
                 <w:noProof/>
                 <w:webHidden/>
               </w:rPr>
-              <w:t>5</w:t>
+              <w:t>1</w:t>
             </w:r>
             <w:r>
               <w:rPr>
@@ -2234,10 +2242,14 @@
               <w:b w:val="0"/>
               <w:bCs w:val="0"/>
               <w:noProof/>
-              <w:lang w:val="es-ES" w:eastAsia="es-ES"/>
+              <w:kern w:val="2"/>
+              <w:sz w:val="24"/>
+              <w:szCs w:val="24"/>
+              <w:lang w:val="es-US" w:eastAsia="es-US"/>
+              <w14:ligatures w14:val="standardContextual"/>
             </w:rPr>
           </w:pPr>
-          <w:hyperlink w:anchor="_Toc69808838" w:history="1">
+          <w:hyperlink w:anchor="_Toc190184975" w:history="1">
             <w:r>
               <w:rPr>
                 <w:rStyle w:val="Hipervnculo"/>
@@ -2251,7 +2263,11 @@
                 <w:b w:val="0"/>
                 <w:bCs w:val="0"/>
                 <w:noProof/>
-                <w:lang w:val="es-ES" w:eastAsia="es-ES"/>
+                <w:kern w:val="2"/>
+                <w:sz w:val="24"/>
+                <w:szCs w:val="24"/>
+                <w:lang w:val="es-US" w:eastAsia="es-US"/>
+                <w14:ligatures w14:val="standardContextual"/>
               </w:rPr>
               <w:tab/>
             </w:r>
@@ -2281,7 +2297,7 @@
                 <w:noProof/>
                 <w:webHidden/>
               </w:rPr>
-              <w:instrText xml:space="preserve"> PAGEREF _Toc69808838 \h </w:instrText>
+              <w:instrText xml:space="preserve"> PAGEREF _Toc190184975 \h </w:instrText>
             </w:r>
             <w:r>
               <w:rPr>
@@ -2301,7 +2317,7 @@
                 <w:noProof/>
                 <w:webHidden/>
               </w:rPr>
-              <w:t>5</w:t>
+              <w:t>1</w:t>
             </w:r>
             <w:r>
               <w:rPr>
@@ -2316,7 +2332,7 @@
           <w:pPr>
             <w:pStyle w:val="TDC1"/>
             <w:tabs>
-              <w:tab w:val="left" w:pos="440"/>
+              <w:tab w:val="left" w:pos="660"/>
               <w:tab w:val="right" w:leader="dot" w:pos="8494"/>
             </w:tabs>
             <w:rPr>
@@ -2326,12 +2342,12 @@
               <w:i w:val="0"/>
               <w:iCs w:val="0"/>
               <w:noProof/>
-              <w:sz w:val="22"/>
-              <w:szCs w:val="22"/>
-              <w:lang w:val="es-ES" w:eastAsia="es-ES"/>
+              <w:kern w:val="2"/>
+              <w:lang w:val="es-US" w:eastAsia="es-US"/>
+              <w14:ligatures w14:val="standardContextual"/>
             </w:rPr>
           </w:pPr>
-          <w:hyperlink w:anchor="_Toc69808839" w:history="1">
+          <w:hyperlink w:anchor="_Toc190184976" w:history="1">
             <w:r>
               <w:rPr>
                 <w:rStyle w:val="Hipervnculo"/>
@@ -2348,9 +2364,9 @@
                 <w:i w:val="0"/>
                 <w:iCs w:val="0"/>
                 <w:noProof/>
-                <w:sz w:val="22"/>
-                <w:szCs w:val="22"/>
-                <w:lang w:val="es-ES" w:eastAsia="es-ES"/>
+                <w:kern w:val="2"/>
+                <w:lang w:val="es-US" w:eastAsia="es-US"/>
+                <w14:ligatures w14:val="standardContextual"/>
               </w:rPr>
               <w:tab/>
             </w:r>
@@ -2381,7 +2397,7 @@
                 <w:noProof/>
                 <w:webHidden/>
               </w:rPr>
-              <w:instrText xml:space="preserve"> PAGEREF _Toc69808839 \h </w:instrText>
+              <w:instrText xml:space="preserve"> PAGEREF _Toc190184976 \h </w:instrText>
             </w:r>
             <w:r>
               <w:rPr>
@@ -2401,7 +2417,7 @@
                 <w:noProof/>
                 <w:webHidden/>
               </w:rPr>
-              <w:t>5</w:t>
+              <w:t>1</w:t>
             </w:r>
             <w:r>
               <w:rPr>
@@ -2422,12 +2438,14 @@
             <w:rPr>
               <w:rFonts w:eastAsiaTheme="minorEastAsia"/>
               <w:noProof/>
-              <w:sz w:val="22"/>
-              <w:szCs w:val="22"/>
-              <w:lang w:val="es-ES" w:eastAsia="es-ES"/>
+              <w:kern w:val="2"/>
+              <w:sz w:val="24"/>
+              <w:szCs w:val="24"/>
+              <w:lang w:val="es-US" w:eastAsia="es-US"/>
+              <w14:ligatures w14:val="standardContextual"/>
             </w:rPr>
           </w:pPr>
-          <w:hyperlink w:anchor="_Toc69808840" w:history="1">
+          <w:hyperlink w:anchor="_Toc190184977" w:history="1">
             <w:r>
               <w:rPr>
                 <w:rStyle w:val="Hipervnculo"/>
@@ -2440,9 +2458,11 @@
               <w:rPr>
                 <w:rFonts w:eastAsiaTheme="minorEastAsia"/>
                 <w:noProof/>
-                <w:sz w:val="22"/>
-                <w:szCs w:val="22"/>
-                <w:lang w:val="es-ES" w:eastAsia="es-ES"/>
+                <w:kern w:val="2"/>
+                <w:sz w:val="24"/>
+                <w:szCs w:val="24"/>
+                <w:lang w:val="es-US" w:eastAsia="es-US"/>
+                <w14:ligatures w14:val="standardContextual"/>
               </w:rPr>
               <w:tab/>
             </w:r>
@@ -2473,7 +2493,7 @@
                 <w:noProof/>
                 <w:webHidden/>
               </w:rPr>
-              <w:instrText xml:space="preserve"> PAGEREF _Toc69808840 \h </w:instrText>
+              <w:instrText xml:space="preserve"> PAGEREF _Toc190184977 \h </w:instrText>
             </w:r>
             <w:r>
               <w:rPr>
@@ -2493,7 +2513,7 @@
                 <w:noProof/>
                 <w:webHidden/>
               </w:rPr>
-              <w:t>5</w:t>
+              <w:t>1</w:t>
             </w:r>
             <w:r>
               <w:rPr>
@@ -2514,12 +2534,14 @@
             <w:rPr>
               <w:rFonts w:eastAsiaTheme="minorEastAsia"/>
               <w:noProof/>
-              <w:sz w:val="22"/>
-              <w:szCs w:val="22"/>
-              <w:lang w:val="es-ES" w:eastAsia="es-ES"/>
+              <w:kern w:val="2"/>
+              <w:sz w:val="24"/>
+              <w:szCs w:val="24"/>
+              <w:lang w:val="es-US" w:eastAsia="es-US"/>
+              <w14:ligatures w14:val="standardContextual"/>
             </w:rPr>
           </w:pPr>
-          <w:hyperlink w:anchor="_Toc69808841" w:history="1">
+          <w:hyperlink w:anchor="_Toc190184978" w:history="1">
             <w:r>
               <w:rPr>
                 <w:rStyle w:val="Hipervnculo"/>
@@ -2532,9 +2554,11 @@
               <w:rPr>
                 <w:rFonts w:eastAsiaTheme="minorEastAsia"/>
                 <w:noProof/>
-                <w:sz w:val="22"/>
-                <w:szCs w:val="22"/>
-                <w:lang w:val="es-ES" w:eastAsia="es-ES"/>
+                <w:kern w:val="2"/>
+                <w:sz w:val="24"/>
+                <w:szCs w:val="24"/>
+                <w:lang w:val="es-US" w:eastAsia="es-US"/>
+                <w14:ligatures w14:val="standardContextual"/>
               </w:rPr>
               <w:tab/>
             </w:r>
@@ -2565,7 +2589,7 @@
                 <w:noProof/>
                 <w:webHidden/>
               </w:rPr>
-              <w:instrText xml:space="preserve"> PAGEREF _Toc69808841 \h </w:instrText>
+              <w:instrText xml:space="preserve"> PAGEREF _Toc190184978 \h </w:instrText>
             </w:r>
             <w:r>
               <w:rPr>
@@ -2585,7 +2609,7 @@
                 <w:noProof/>
                 <w:webHidden/>
               </w:rPr>
-              <w:t>5</w:t>
+              <w:t>1</w:t>
             </w:r>
             <w:r>
               <w:rPr>
@@ -2600,7 +2624,7 @@
           <w:pPr>
             <w:pStyle w:val="TDC1"/>
             <w:tabs>
-              <w:tab w:val="left" w:pos="440"/>
+              <w:tab w:val="left" w:pos="660"/>
               <w:tab w:val="right" w:leader="dot" w:pos="8494"/>
             </w:tabs>
             <w:rPr>
@@ -2610,12 +2634,12 @@
               <w:i w:val="0"/>
               <w:iCs w:val="0"/>
               <w:noProof/>
-              <w:sz w:val="22"/>
-              <w:szCs w:val="22"/>
-              <w:lang w:val="es-ES" w:eastAsia="es-ES"/>
+              <w:kern w:val="2"/>
+              <w:lang w:val="es-US" w:eastAsia="es-US"/>
+              <w14:ligatures w14:val="standardContextual"/>
             </w:rPr>
           </w:pPr>
-          <w:hyperlink w:anchor="_Toc69808842" w:history="1">
+          <w:hyperlink w:anchor="_Toc190184979" w:history="1">
             <w:r>
               <w:rPr>
                 <w:rStyle w:val="Hipervnculo"/>
@@ -2632,9 +2656,9 @@
                 <w:i w:val="0"/>
                 <w:iCs w:val="0"/>
                 <w:noProof/>
-                <w:sz w:val="22"/>
-                <w:szCs w:val="22"/>
-                <w:lang w:val="es-ES" w:eastAsia="es-ES"/>
+                <w:kern w:val="2"/>
+                <w:lang w:val="es-US" w:eastAsia="es-US"/>
+                <w14:ligatures w14:val="standardContextual"/>
               </w:rPr>
               <w:tab/>
             </w:r>
@@ -2665,7 +2689,7 @@
                 <w:noProof/>
                 <w:webHidden/>
               </w:rPr>
-              <w:instrText xml:space="preserve"> PAGEREF _Toc69808842 \h </w:instrText>
+              <w:instrText xml:space="preserve"> PAGEREF _Toc190184979 \h </w:instrText>
             </w:r>
             <w:r>
               <w:rPr>
@@ -2685,7 +2709,7 @@
                 <w:noProof/>
                 <w:webHidden/>
               </w:rPr>
-              <w:t>6</w:t>
+              <w:t>1</w:t>
             </w:r>
             <w:r>
               <w:rPr>
@@ -2708,10 +2732,14 @@
               <w:b w:val="0"/>
               <w:bCs w:val="0"/>
               <w:noProof/>
-              <w:lang w:val="es-ES" w:eastAsia="es-ES"/>
+              <w:kern w:val="2"/>
+              <w:sz w:val="24"/>
+              <w:szCs w:val="24"/>
+              <w:lang w:val="es-US" w:eastAsia="es-US"/>
+              <w14:ligatures w14:val="standardContextual"/>
             </w:rPr>
           </w:pPr>
-          <w:hyperlink w:anchor="_Toc69808843" w:history="1">
+          <w:hyperlink w:anchor="_Toc190184980" w:history="1">
             <w:r>
               <w:rPr>
                 <w:rStyle w:val="Hipervnculo"/>
@@ -2725,7 +2753,11 @@
                 <w:b w:val="0"/>
                 <w:bCs w:val="0"/>
                 <w:noProof/>
-                <w:lang w:val="es-ES" w:eastAsia="es-ES"/>
+                <w:kern w:val="2"/>
+                <w:sz w:val="24"/>
+                <w:szCs w:val="24"/>
+                <w:lang w:val="es-US" w:eastAsia="es-US"/>
+                <w14:ligatures w14:val="standardContextual"/>
               </w:rPr>
               <w:tab/>
             </w:r>
@@ -2755,7 +2787,7 @@
                 <w:noProof/>
                 <w:webHidden/>
               </w:rPr>
-              <w:instrText xml:space="preserve"> PAGEREF _Toc69808843 \h </w:instrText>
+              <w:instrText xml:space="preserve"> PAGEREF _Toc190184980 \h </w:instrText>
             </w:r>
             <w:r>
               <w:rPr>
@@ -2775,7 +2807,7 @@
                 <w:noProof/>
                 <w:webHidden/>
               </w:rPr>
-              <w:t>6</w:t>
+              <w:t>1</w:t>
             </w:r>
             <w:r>
               <w:rPr>
@@ -2796,12 +2828,14 @@
             <w:rPr>
               <w:rFonts w:eastAsiaTheme="minorEastAsia"/>
               <w:noProof/>
-              <w:sz w:val="22"/>
-              <w:szCs w:val="22"/>
-              <w:lang w:val="es-ES" w:eastAsia="es-ES"/>
+              <w:kern w:val="2"/>
+              <w:sz w:val="24"/>
+              <w:szCs w:val="24"/>
+              <w:lang w:val="es-US" w:eastAsia="es-US"/>
+              <w14:ligatures w14:val="standardContextual"/>
             </w:rPr>
           </w:pPr>
-          <w:hyperlink w:anchor="_Toc69808844" w:history="1">
+          <w:hyperlink w:anchor="_Toc190184981" w:history="1">
             <w:r>
               <w:rPr>
                 <w:rStyle w:val="Hipervnculo"/>
@@ -2814,9 +2848,11 @@
               <w:rPr>
                 <w:rFonts w:eastAsiaTheme="minorEastAsia"/>
                 <w:noProof/>
-                <w:sz w:val="22"/>
-                <w:szCs w:val="22"/>
-                <w:lang w:val="es-ES" w:eastAsia="es-ES"/>
+                <w:kern w:val="2"/>
+                <w:sz w:val="24"/>
+                <w:szCs w:val="24"/>
+                <w:lang w:val="es-US" w:eastAsia="es-US"/>
+                <w14:ligatures w14:val="standardContextual"/>
               </w:rPr>
               <w:tab/>
             </w:r>
@@ -2847,7 +2883,7 @@
                 <w:noProof/>
                 <w:webHidden/>
               </w:rPr>
-              <w:instrText xml:space="preserve"> PAGEREF _Toc69808844 \h </w:instrText>
+              <w:instrText xml:space="preserve"> PAGEREF _Toc190184981 \h </w:instrText>
             </w:r>
             <w:r>
               <w:rPr>
@@ -2867,7 +2903,7 @@
                 <w:noProof/>
                 <w:webHidden/>
               </w:rPr>
-              <w:t>6</w:t>
+              <w:t>1</w:t>
             </w:r>
             <w:r>
               <w:rPr>
@@ -2890,10 +2926,14 @@
               <w:b w:val="0"/>
               <w:bCs w:val="0"/>
               <w:noProof/>
-              <w:lang w:val="es-ES" w:eastAsia="es-ES"/>
+              <w:kern w:val="2"/>
+              <w:sz w:val="24"/>
+              <w:szCs w:val="24"/>
+              <w:lang w:val="es-US" w:eastAsia="es-US"/>
+              <w14:ligatures w14:val="standardContextual"/>
             </w:rPr>
           </w:pPr>
-          <w:hyperlink w:anchor="_Toc69808845" w:history="1">
+          <w:hyperlink w:anchor="_Toc190184982" w:history="1">
             <w:r>
               <w:rPr>
                 <w:rStyle w:val="Hipervnculo"/>
@@ -2907,7 +2947,11 @@
                 <w:b w:val="0"/>
                 <w:bCs w:val="0"/>
                 <w:noProof/>
-                <w:lang w:val="es-ES" w:eastAsia="es-ES"/>
+                <w:kern w:val="2"/>
+                <w:sz w:val="24"/>
+                <w:szCs w:val="24"/>
+                <w:lang w:val="es-US" w:eastAsia="es-US"/>
+                <w14:ligatures w14:val="standardContextual"/>
               </w:rPr>
               <w:tab/>
             </w:r>
@@ -2937,7 +2981,7 @@
                 <w:noProof/>
                 <w:webHidden/>
               </w:rPr>
-              <w:instrText xml:space="preserve"> PAGEREF _Toc69808845 \h </w:instrText>
+              <w:instrText xml:space="preserve"> PAGEREF _Toc190184982 \h </w:instrText>
             </w:r>
             <w:r>
               <w:rPr>
@@ -2957,7 +3001,7 @@
                 <w:noProof/>
                 <w:webHidden/>
               </w:rPr>
-              <w:t>6</w:t>
+              <w:t>1</w:t>
             </w:r>
             <w:r>
               <w:rPr>
@@ -2978,12 +3022,14 @@
             <w:rPr>
               <w:rFonts w:eastAsiaTheme="minorEastAsia"/>
               <w:noProof/>
-              <w:sz w:val="22"/>
-              <w:szCs w:val="22"/>
-              <w:lang w:val="es-ES" w:eastAsia="es-ES"/>
+              <w:kern w:val="2"/>
+              <w:sz w:val="24"/>
+              <w:szCs w:val="24"/>
+              <w:lang w:val="es-US" w:eastAsia="es-US"/>
+              <w14:ligatures w14:val="standardContextual"/>
             </w:rPr>
           </w:pPr>
-          <w:hyperlink w:anchor="_Toc69808846" w:history="1">
+          <w:hyperlink w:anchor="_Toc190184983" w:history="1">
             <w:r>
               <w:rPr>
                 <w:rStyle w:val="Hipervnculo"/>
@@ -2996,9 +3042,11 @@
               <w:rPr>
                 <w:rFonts w:eastAsiaTheme="minorEastAsia"/>
                 <w:noProof/>
-                <w:sz w:val="22"/>
-                <w:szCs w:val="22"/>
-                <w:lang w:val="es-ES" w:eastAsia="es-ES"/>
+                <w:kern w:val="2"/>
+                <w:sz w:val="24"/>
+                <w:szCs w:val="24"/>
+                <w:lang w:val="es-US" w:eastAsia="es-US"/>
+                <w14:ligatures w14:val="standardContextual"/>
               </w:rPr>
               <w:tab/>
             </w:r>
@@ -3029,7 +3077,7 @@
                 <w:noProof/>
                 <w:webHidden/>
               </w:rPr>
-              <w:instrText xml:space="preserve"> PAGEREF _Toc69808846 \h </w:instrText>
+              <w:instrText xml:space="preserve"> PAGEREF _Toc190184983 \h </w:instrText>
             </w:r>
             <w:r>
               <w:rPr>
@@ -3049,7 +3097,7 @@
                 <w:noProof/>
                 <w:webHidden/>
               </w:rPr>
-              <w:t>7</w:t>
+              <w:t>1</w:t>
             </w:r>
             <w:r>
               <w:rPr>
@@ -3070,12 +3118,14 @@
             <w:rPr>
               <w:rFonts w:eastAsiaTheme="minorEastAsia"/>
               <w:noProof/>
-              <w:sz w:val="22"/>
-              <w:szCs w:val="22"/>
-              <w:lang w:val="es-ES" w:eastAsia="es-ES"/>
+              <w:kern w:val="2"/>
+              <w:sz w:val="24"/>
+              <w:szCs w:val="24"/>
+              <w:lang w:val="es-US" w:eastAsia="es-US"/>
+              <w14:ligatures w14:val="standardContextual"/>
             </w:rPr>
           </w:pPr>
-          <w:hyperlink w:anchor="_Toc69808847" w:history="1">
+          <w:hyperlink w:anchor="_Toc190184984" w:history="1">
             <w:r>
               <w:rPr>
                 <w:rStyle w:val="Hipervnculo"/>
@@ -3088,9 +3138,11 @@
               <w:rPr>
                 <w:rFonts w:eastAsiaTheme="minorEastAsia"/>
                 <w:noProof/>
-                <w:sz w:val="22"/>
-                <w:szCs w:val="22"/>
-                <w:lang w:val="es-ES" w:eastAsia="es-ES"/>
+                <w:kern w:val="2"/>
+                <w:sz w:val="24"/>
+                <w:szCs w:val="24"/>
+                <w:lang w:val="es-US" w:eastAsia="es-US"/>
+                <w14:ligatures w14:val="standardContextual"/>
               </w:rPr>
               <w:tab/>
             </w:r>
@@ -3121,7 +3173,7 @@
                 <w:noProof/>
                 <w:webHidden/>
               </w:rPr>
-              <w:instrText xml:space="preserve"> PAGEREF _Toc69808847 \h </w:instrText>
+              <w:instrText xml:space="preserve"> PAGEREF _Toc190184984 \h </w:instrText>
             </w:r>
             <w:r>
               <w:rPr>
@@ -3141,7 +3193,7 @@
                 <w:noProof/>
                 <w:webHidden/>
               </w:rPr>
-              <w:t>7</w:t>
+              <w:t>1</w:t>
             </w:r>
             <w:r>
               <w:rPr>
@@ -3162,12 +3214,14 @@
             <w:rPr>
               <w:rFonts w:eastAsiaTheme="minorEastAsia"/>
               <w:noProof/>
-              <w:sz w:val="22"/>
-              <w:szCs w:val="22"/>
-              <w:lang w:val="es-ES" w:eastAsia="es-ES"/>
+              <w:kern w:val="2"/>
+              <w:sz w:val="24"/>
+              <w:szCs w:val="24"/>
+              <w:lang w:val="es-US" w:eastAsia="es-US"/>
+              <w14:ligatures w14:val="standardContextual"/>
             </w:rPr>
           </w:pPr>
-          <w:hyperlink w:anchor="_Toc69808848" w:history="1">
+          <w:hyperlink w:anchor="_Toc190184985" w:history="1">
             <w:r>
               <w:rPr>
                 <w:rStyle w:val="Hipervnculo"/>
@@ -3180,9 +3234,11 @@
               <w:rPr>
                 <w:rFonts w:eastAsiaTheme="minorEastAsia"/>
                 <w:noProof/>
-                <w:sz w:val="22"/>
-                <w:szCs w:val="22"/>
-                <w:lang w:val="es-ES" w:eastAsia="es-ES"/>
+                <w:kern w:val="2"/>
+                <w:sz w:val="24"/>
+                <w:szCs w:val="24"/>
+                <w:lang w:val="es-US" w:eastAsia="es-US"/>
+                <w14:ligatures w14:val="standardContextual"/>
               </w:rPr>
               <w:tab/>
             </w:r>
@@ -3213,7 +3269,7 @@
                 <w:noProof/>
                 <w:webHidden/>
               </w:rPr>
-              <w:instrText xml:space="preserve"> PAGEREF _Toc69808848 \h </w:instrText>
+              <w:instrText xml:space="preserve"> PAGEREF _Toc190184985 \h </w:instrText>
             </w:r>
             <w:r>
               <w:rPr>
@@ -3233,7 +3289,7 @@
                 <w:noProof/>
                 <w:webHidden/>
               </w:rPr>
-              <w:t>7</w:t>
+              <w:t>1</w:t>
             </w:r>
             <w:r>
               <w:rPr>
@@ -3254,12 +3310,14 @@
             <w:rPr>
               <w:rFonts w:eastAsiaTheme="minorEastAsia"/>
               <w:noProof/>
-              <w:sz w:val="22"/>
-              <w:szCs w:val="22"/>
-              <w:lang w:val="es-ES" w:eastAsia="es-ES"/>
+              <w:kern w:val="2"/>
+              <w:sz w:val="24"/>
+              <w:szCs w:val="24"/>
+              <w:lang w:val="es-US" w:eastAsia="es-US"/>
+              <w14:ligatures w14:val="standardContextual"/>
             </w:rPr>
           </w:pPr>
-          <w:hyperlink w:anchor="_Toc69808849" w:history="1">
+          <w:hyperlink w:anchor="_Toc190184986" w:history="1">
             <w:r>
               <w:rPr>
                 <w:rStyle w:val="Hipervnculo"/>
@@ -3272,9 +3330,11 @@
               <w:rPr>
                 <w:rFonts w:eastAsiaTheme="minorEastAsia"/>
                 <w:noProof/>
-                <w:sz w:val="22"/>
-                <w:szCs w:val="22"/>
-                <w:lang w:val="es-ES" w:eastAsia="es-ES"/>
+                <w:kern w:val="2"/>
+                <w:sz w:val="24"/>
+                <w:szCs w:val="24"/>
+                <w:lang w:val="es-US" w:eastAsia="es-US"/>
+                <w14:ligatures w14:val="standardContextual"/>
               </w:rPr>
               <w:tab/>
             </w:r>
@@ -3305,7 +3365,7 @@
                 <w:noProof/>
                 <w:webHidden/>
               </w:rPr>
-              <w:instrText xml:space="preserve"> PAGEREF _Toc69808849 \h </w:instrText>
+              <w:instrText xml:space="preserve"> PAGEREF _Toc190184986 \h </w:instrText>
             </w:r>
             <w:r>
               <w:rPr>
@@ -3325,7 +3385,7 @@
                 <w:noProof/>
                 <w:webHidden/>
               </w:rPr>
-              <w:t>7</w:t>
+              <w:t>1</w:t>
             </w:r>
             <w:r>
               <w:rPr>
@@ -3346,12 +3406,14 @@
             <w:rPr>
               <w:rFonts w:eastAsiaTheme="minorEastAsia"/>
               <w:noProof/>
-              <w:sz w:val="22"/>
-              <w:szCs w:val="22"/>
-              <w:lang w:val="es-ES" w:eastAsia="es-ES"/>
+              <w:kern w:val="2"/>
+              <w:sz w:val="24"/>
+              <w:szCs w:val="24"/>
+              <w:lang w:val="es-US" w:eastAsia="es-US"/>
+              <w14:ligatures w14:val="standardContextual"/>
             </w:rPr>
           </w:pPr>
-          <w:hyperlink w:anchor="_Toc69808850" w:history="1">
+          <w:hyperlink w:anchor="_Toc190184987" w:history="1">
             <w:r>
               <w:rPr>
                 <w:rStyle w:val="Hipervnculo"/>
@@ -3364,9 +3426,11 @@
               <w:rPr>
                 <w:rFonts w:eastAsiaTheme="minorEastAsia"/>
                 <w:noProof/>
-                <w:sz w:val="22"/>
-                <w:szCs w:val="22"/>
-                <w:lang w:val="es-ES" w:eastAsia="es-ES"/>
+                <w:kern w:val="2"/>
+                <w:sz w:val="24"/>
+                <w:szCs w:val="24"/>
+                <w:lang w:val="es-US" w:eastAsia="es-US"/>
+                <w14:ligatures w14:val="standardContextual"/>
               </w:rPr>
               <w:tab/>
             </w:r>
@@ -3397,7 +3461,7 @@
                 <w:noProof/>
                 <w:webHidden/>
               </w:rPr>
-              <w:instrText xml:space="preserve"> PAGEREF _Toc69808850 \h </w:instrText>
+              <w:instrText xml:space="preserve"> PAGEREF _Toc190184987 \h </w:instrText>
             </w:r>
             <w:r>
               <w:rPr>
@@ -3417,7 +3481,7 @@
                 <w:noProof/>
                 <w:webHidden/>
               </w:rPr>
-              <w:t>7</w:t>
+              <w:t>1</w:t>
             </w:r>
             <w:r>
               <w:rPr>
@@ -3438,12 +3502,14 @@
             <w:rPr>
               <w:rFonts w:eastAsiaTheme="minorEastAsia"/>
               <w:noProof/>
-              <w:sz w:val="22"/>
-              <w:szCs w:val="22"/>
-              <w:lang w:val="es-ES" w:eastAsia="es-ES"/>
+              <w:kern w:val="2"/>
+              <w:sz w:val="24"/>
+              <w:szCs w:val="24"/>
+              <w:lang w:val="es-US" w:eastAsia="es-US"/>
+              <w14:ligatures w14:val="standardContextual"/>
             </w:rPr>
           </w:pPr>
-          <w:hyperlink w:anchor="_Toc69808851" w:history="1">
+          <w:hyperlink w:anchor="_Toc190184988" w:history="1">
             <w:r>
               <w:rPr>
                 <w:rStyle w:val="Hipervnculo"/>
@@ -3456,9 +3522,11 @@
               <w:rPr>
                 <w:rFonts w:eastAsiaTheme="minorEastAsia"/>
                 <w:noProof/>
-                <w:sz w:val="22"/>
-                <w:szCs w:val="22"/>
-                <w:lang w:val="es-ES" w:eastAsia="es-ES"/>
+                <w:kern w:val="2"/>
+                <w:sz w:val="24"/>
+                <w:szCs w:val="24"/>
+                <w:lang w:val="es-US" w:eastAsia="es-US"/>
+                <w14:ligatures w14:val="standardContextual"/>
               </w:rPr>
               <w:tab/>
             </w:r>
@@ -3489,7 +3557,7 @@
                 <w:noProof/>
                 <w:webHidden/>
               </w:rPr>
-              <w:instrText xml:space="preserve"> PAGEREF _Toc69808851 \h </w:instrText>
+              <w:instrText xml:space="preserve"> PAGEREF _Toc190184988 \h </w:instrText>
             </w:r>
             <w:r>
               <w:rPr>
@@ -3509,7 +3577,7 @@
                 <w:noProof/>
                 <w:webHidden/>
               </w:rPr>
-              <w:t>7</w:t>
+              <w:t>1</w:t>
             </w:r>
             <w:r>
               <w:rPr>
@@ -3532,10 +3600,14 @@
               <w:b w:val="0"/>
               <w:bCs w:val="0"/>
               <w:noProof/>
-              <w:lang w:val="es-ES" w:eastAsia="es-ES"/>
+              <w:kern w:val="2"/>
+              <w:sz w:val="24"/>
+              <w:szCs w:val="24"/>
+              <w:lang w:val="es-US" w:eastAsia="es-US"/>
+              <w14:ligatures w14:val="standardContextual"/>
             </w:rPr>
           </w:pPr>
-          <w:hyperlink w:anchor="_Toc69808852" w:history="1">
+          <w:hyperlink w:anchor="_Toc190184989" w:history="1">
             <w:r>
               <w:rPr>
                 <w:rStyle w:val="Hipervnculo"/>
@@ -3549,7 +3621,11 @@
                 <w:b w:val="0"/>
                 <w:bCs w:val="0"/>
                 <w:noProof/>
-                <w:lang w:val="es-ES" w:eastAsia="es-ES"/>
+                <w:kern w:val="2"/>
+                <w:sz w:val="24"/>
+                <w:szCs w:val="24"/>
+                <w:lang w:val="es-US" w:eastAsia="es-US"/>
+                <w14:ligatures w14:val="standardContextual"/>
               </w:rPr>
               <w:tab/>
             </w:r>
@@ -3579,7 +3655,7 @@
                 <w:noProof/>
                 <w:webHidden/>
               </w:rPr>
-              <w:instrText xml:space="preserve"> PAGEREF _Toc69808852 \h </w:instrText>
+              <w:instrText xml:space="preserve"> PAGEREF _Toc190184989 \h </w:instrText>
             </w:r>
             <w:r>
               <w:rPr>
@@ -3599,7 +3675,7 @@
                 <w:noProof/>
                 <w:webHidden/>
               </w:rPr>
-              <w:t>7</w:t>
+              <w:t>1</w:t>
             </w:r>
             <w:r>
               <w:rPr>
@@ -3620,12 +3696,14 @@
             <w:rPr>
               <w:rFonts w:eastAsiaTheme="minorEastAsia"/>
               <w:noProof/>
-              <w:sz w:val="22"/>
-              <w:szCs w:val="22"/>
-              <w:lang w:val="es-ES" w:eastAsia="es-ES"/>
+              <w:kern w:val="2"/>
+              <w:sz w:val="24"/>
+              <w:szCs w:val="24"/>
+              <w:lang w:val="es-US" w:eastAsia="es-US"/>
+              <w14:ligatures w14:val="standardContextual"/>
             </w:rPr>
           </w:pPr>
-          <w:hyperlink w:anchor="_Toc69808853" w:history="1">
+          <w:hyperlink w:anchor="_Toc190184990" w:history="1">
             <w:r>
               <w:rPr>
                 <w:rStyle w:val="Hipervnculo"/>
@@ -3638,9 +3716,11 @@
               <w:rPr>
                 <w:rFonts w:eastAsiaTheme="minorEastAsia"/>
                 <w:noProof/>
-                <w:sz w:val="22"/>
-                <w:szCs w:val="22"/>
-                <w:lang w:val="es-ES" w:eastAsia="es-ES"/>
+                <w:kern w:val="2"/>
+                <w:sz w:val="24"/>
+                <w:szCs w:val="24"/>
+                <w:lang w:val="es-US" w:eastAsia="es-US"/>
+                <w14:ligatures w14:val="standardContextual"/>
               </w:rPr>
               <w:tab/>
             </w:r>
@@ -3671,7 +3751,7 @@
                 <w:noProof/>
                 <w:webHidden/>
               </w:rPr>
-              <w:instrText xml:space="preserve"> PAGEREF _Toc69808853 \h </w:instrText>
+              <w:instrText xml:space="preserve"> PAGEREF _Toc190184990 \h </w:instrText>
             </w:r>
             <w:r>
               <w:rPr>
@@ -3691,7 +3771,7 @@
                 <w:noProof/>
                 <w:webHidden/>
               </w:rPr>
-              <w:t>7</w:t>
+              <w:t>1</w:t>
             </w:r>
             <w:r>
               <w:rPr>
@@ -3712,12 +3792,14 @@
             <w:rPr>
               <w:rFonts w:eastAsiaTheme="minorEastAsia"/>
               <w:noProof/>
-              <w:sz w:val="22"/>
-              <w:szCs w:val="22"/>
-              <w:lang w:val="es-ES" w:eastAsia="es-ES"/>
+              <w:kern w:val="2"/>
+              <w:sz w:val="24"/>
+              <w:szCs w:val="24"/>
+              <w:lang w:val="es-US" w:eastAsia="es-US"/>
+              <w14:ligatures w14:val="standardContextual"/>
             </w:rPr>
           </w:pPr>
-          <w:hyperlink w:anchor="_Toc69808854" w:history="1">
+          <w:hyperlink w:anchor="_Toc190184991" w:history="1">
             <w:r>
               <w:rPr>
                 <w:rStyle w:val="Hipervnculo"/>
@@ -3730,9 +3812,11 @@
               <w:rPr>
                 <w:rFonts w:eastAsiaTheme="minorEastAsia"/>
                 <w:noProof/>
-                <w:sz w:val="22"/>
-                <w:szCs w:val="22"/>
-                <w:lang w:val="es-ES" w:eastAsia="es-ES"/>
+                <w:kern w:val="2"/>
+                <w:sz w:val="24"/>
+                <w:szCs w:val="24"/>
+                <w:lang w:val="es-US" w:eastAsia="es-US"/>
+                <w14:ligatures w14:val="standardContextual"/>
               </w:rPr>
               <w:tab/>
             </w:r>
@@ -3763,7 +3847,7 @@
                 <w:noProof/>
                 <w:webHidden/>
               </w:rPr>
-              <w:instrText xml:space="preserve"> PAGEREF _Toc69808854 \h </w:instrText>
+              <w:instrText xml:space="preserve"> PAGEREF _Toc190184991 \h </w:instrText>
             </w:r>
             <w:r>
               <w:rPr>
@@ -3783,7 +3867,7 @@
                 <w:noProof/>
                 <w:webHidden/>
               </w:rPr>
-              <w:t>7</w:t>
+              <w:t>1</w:t>
             </w:r>
             <w:r>
               <w:rPr>
@@ -3806,10 +3890,14 @@
               <w:b w:val="0"/>
               <w:bCs w:val="0"/>
               <w:noProof/>
-              <w:lang w:val="es-ES" w:eastAsia="es-ES"/>
+              <w:kern w:val="2"/>
+              <w:sz w:val="24"/>
+              <w:szCs w:val="24"/>
+              <w:lang w:val="es-US" w:eastAsia="es-US"/>
+              <w14:ligatures w14:val="standardContextual"/>
             </w:rPr>
           </w:pPr>
-          <w:hyperlink w:anchor="_Toc69808855" w:history="1">
+          <w:hyperlink w:anchor="_Toc190184992" w:history="1">
             <w:r>
               <w:rPr>
                 <w:rStyle w:val="Hipervnculo"/>
@@ -3823,7 +3911,11 @@
                 <w:b w:val="0"/>
                 <w:bCs w:val="0"/>
                 <w:noProof/>
-                <w:lang w:val="es-ES" w:eastAsia="es-ES"/>
+                <w:kern w:val="2"/>
+                <w:sz w:val="24"/>
+                <w:szCs w:val="24"/>
+                <w:lang w:val="es-US" w:eastAsia="es-US"/>
+                <w14:ligatures w14:val="standardContextual"/>
               </w:rPr>
               <w:tab/>
             </w:r>
@@ -3853,7 +3945,7 @@
                 <w:noProof/>
                 <w:webHidden/>
               </w:rPr>
-              <w:instrText xml:space="preserve"> PAGEREF _Toc69808855 \h </w:instrText>
+              <w:instrText xml:space="preserve"> PAGEREF _Toc190184992 \h </w:instrText>
             </w:r>
             <w:r>
               <w:rPr>
@@ -3873,7 +3965,7 @@
                 <w:noProof/>
                 <w:webHidden/>
               </w:rPr>
-              <w:t>7</w:t>
+              <w:t>1</w:t>
             </w:r>
             <w:r>
               <w:rPr>
@@ -3894,12 +3986,14 @@
             <w:rPr>
               <w:rFonts w:eastAsiaTheme="minorEastAsia"/>
               <w:noProof/>
-              <w:sz w:val="22"/>
-              <w:szCs w:val="22"/>
-              <w:lang w:val="es-ES" w:eastAsia="es-ES"/>
+              <w:kern w:val="2"/>
+              <w:sz w:val="24"/>
+              <w:szCs w:val="24"/>
+              <w:lang w:val="es-US" w:eastAsia="es-US"/>
+              <w14:ligatures w14:val="standardContextual"/>
             </w:rPr>
           </w:pPr>
-          <w:hyperlink w:anchor="_Toc69808856" w:history="1">
+          <w:hyperlink w:anchor="_Toc190184993" w:history="1">
             <w:r>
               <w:rPr>
                 <w:rStyle w:val="Hipervnculo"/>
@@ -3911,9 +4005,11 @@
               <w:rPr>
                 <w:rFonts w:eastAsiaTheme="minorEastAsia"/>
                 <w:noProof/>
-                <w:sz w:val="22"/>
-                <w:szCs w:val="22"/>
-                <w:lang w:val="es-ES" w:eastAsia="es-ES"/>
+                <w:kern w:val="2"/>
+                <w:sz w:val="24"/>
+                <w:szCs w:val="24"/>
+                <w:lang w:val="es-US" w:eastAsia="es-US"/>
+                <w14:ligatures w14:val="standardContextual"/>
               </w:rPr>
               <w:tab/>
             </w:r>
@@ -3943,7 +4039,7 @@
                 <w:noProof/>
                 <w:webHidden/>
               </w:rPr>
-              <w:instrText xml:space="preserve"> PAGEREF _Toc69808856 \h </w:instrText>
+              <w:instrText xml:space="preserve"> PAGEREF _Toc190184993 \h </w:instrText>
             </w:r>
             <w:r>
               <w:rPr>
@@ -3963,7 +4059,7 @@
                 <w:noProof/>
                 <w:webHidden/>
               </w:rPr>
-              <w:t>8</w:t>
+              <w:t>1</w:t>
             </w:r>
             <w:r>
               <w:rPr>
@@ -3986,10 +4082,14 @@
               <w:b w:val="0"/>
               <w:bCs w:val="0"/>
               <w:noProof/>
-              <w:lang w:val="es-ES" w:eastAsia="es-ES"/>
+              <w:kern w:val="2"/>
+              <w:sz w:val="24"/>
+              <w:szCs w:val="24"/>
+              <w:lang w:val="es-US" w:eastAsia="es-US"/>
+              <w14:ligatures w14:val="standardContextual"/>
             </w:rPr>
           </w:pPr>
-          <w:hyperlink w:anchor="_Toc69808857" w:history="1">
+          <w:hyperlink w:anchor="_Toc190184994" w:history="1">
             <w:r>
               <w:rPr>
                 <w:rStyle w:val="Hipervnculo"/>
@@ -4003,7 +4103,11 @@
                 <w:b w:val="0"/>
                 <w:bCs w:val="0"/>
                 <w:noProof/>
-                <w:lang w:val="es-ES" w:eastAsia="es-ES"/>
+                <w:kern w:val="2"/>
+                <w:sz w:val="24"/>
+                <w:szCs w:val="24"/>
+                <w:lang w:val="es-US" w:eastAsia="es-US"/>
+                <w14:ligatures w14:val="standardContextual"/>
               </w:rPr>
               <w:tab/>
             </w:r>
@@ -4033,7 +4137,7 @@
                 <w:noProof/>
                 <w:webHidden/>
               </w:rPr>
-              <w:instrText xml:space="preserve"> PAGEREF _Toc69808857 \h </w:instrText>
+              <w:instrText xml:space="preserve"> PAGEREF _Toc190184994 \h </w:instrText>
             </w:r>
             <w:r>
               <w:rPr>
@@ -4053,7 +4157,7 @@
                 <w:noProof/>
                 <w:webHidden/>
               </w:rPr>
-              <w:t>8</w:t>
+              <w:t>1</w:t>
             </w:r>
             <w:r>
               <w:rPr>
@@ -4074,12 +4178,14 @@
             <w:rPr>
               <w:rFonts w:eastAsiaTheme="minorEastAsia"/>
               <w:noProof/>
-              <w:sz w:val="22"/>
-              <w:szCs w:val="22"/>
-              <w:lang w:val="es-ES" w:eastAsia="es-ES"/>
+              <w:kern w:val="2"/>
+              <w:sz w:val="24"/>
+              <w:szCs w:val="24"/>
+              <w:lang w:val="es-US" w:eastAsia="es-US"/>
+              <w14:ligatures w14:val="standardContextual"/>
             </w:rPr>
           </w:pPr>
-          <w:hyperlink w:anchor="_Toc69808858" w:history="1">
+          <w:hyperlink w:anchor="_Toc190184995" w:history="1">
             <w:r>
               <w:rPr>
                 <w:rStyle w:val="Hipervnculo"/>
@@ -4092,9 +4198,11 @@
               <w:rPr>
                 <w:rFonts w:eastAsiaTheme="minorEastAsia"/>
                 <w:noProof/>
-                <w:sz w:val="22"/>
-                <w:szCs w:val="22"/>
-                <w:lang w:val="es-ES" w:eastAsia="es-ES"/>
+                <w:kern w:val="2"/>
+                <w:sz w:val="24"/>
+                <w:szCs w:val="24"/>
+                <w:lang w:val="es-US" w:eastAsia="es-US"/>
+                <w14:ligatures w14:val="standardContextual"/>
               </w:rPr>
               <w:tab/>
             </w:r>
@@ -4125,7 +4233,7 @@
                 <w:noProof/>
                 <w:webHidden/>
               </w:rPr>
-              <w:instrText xml:space="preserve"> PAGEREF _Toc69808858 \h </w:instrText>
+              <w:instrText xml:space="preserve"> PAGEREF _Toc190184995 \h </w:instrText>
             </w:r>
             <w:r>
               <w:rPr>
@@ -4145,7 +4253,7 @@
                 <w:noProof/>
                 <w:webHidden/>
               </w:rPr>
-              <w:t>8</w:t>
+              <w:t>1</w:t>
             </w:r>
             <w:r>
               <w:rPr>
@@ -4160,7 +4268,7 @@
           <w:pPr>
             <w:pStyle w:val="TDC1"/>
             <w:tabs>
-              <w:tab w:val="left" w:pos="440"/>
+              <w:tab w:val="left" w:pos="660"/>
               <w:tab w:val="right" w:leader="dot" w:pos="8494"/>
             </w:tabs>
             <w:rPr>
@@ -4170,12 +4278,12 @@
               <w:i w:val="0"/>
               <w:iCs w:val="0"/>
               <w:noProof/>
-              <w:sz w:val="22"/>
-              <w:szCs w:val="22"/>
-              <w:lang w:val="es-ES" w:eastAsia="es-ES"/>
+              <w:kern w:val="2"/>
+              <w:lang w:val="es-US" w:eastAsia="es-US"/>
+              <w14:ligatures w14:val="standardContextual"/>
             </w:rPr>
           </w:pPr>
-          <w:hyperlink w:anchor="_Toc69808859" w:history="1">
+          <w:hyperlink w:anchor="_Toc190184996" w:history="1">
             <w:r>
               <w:rPr>
                 <w:rStyle w:val="Hipervnculo"/>
@@ -4192,9 +4300,9 @@
                 <w:i w:val="0"/>
                 <w:iCs w:val="0"/>
                 <w:noProof/>
-                <w:sz w:val="22"/>
-                <w:szCs w:val="22"/>
-                <w:lang w:val="es-ES" w:eastAsia="es-ES"/>
+                <w:kern w:val="2"/>
+                <w:lang w:val="es-US" w:eastAsia="es-US"/>
+                <w14:ligatures w14:val="standardContextual"/>
               </w:rPr>
               <w:tab/>
             </w:r>
@@ -4225,7 +4333,7 @@
                 <w:noProof/>
                 <w:webHidden/>
               </w:rPr>
-              <w:instrText xml:space="preserve"> PAGEREF _Toc69808859 \h </w:instrText>
+              <w:instrText xml:space="preserve"> PAGEREF _Toc190184996 \h </w:instrText>
             </w:r>
             <w:r>
               <w:rPr>
@@ -4245,7 +4353,7 @@
                 <w:noProof/>
                 <w:webHidden/>
               </w:rPr>
-              <w:t>8</w:t>
+              <w:t>1</w:t>
             </w:r>
             <w:r>
               <w:rPr>
@@ -4267,10 +4375,14 @@
               <w:b w:val="0"/>
               <w:bCs w:val="0"/>
               <w:noProof/>
-              <w:lang w:val="es-ES" w:eastAsia="es-ES"/>
+              <w:kern w:val="2"/>
+              <w:sz w:val="24"/>
+              <w:szCs w:val="24"/>
+              <w:lang w:val="es-US" w:eastAsia="es-US"/>
+              <w14:ligatures w14:val="standardContextual"/>
             </w:rPr>
           </w:pPr>
-          <w:hyperlink w:anchor="_Toc69808860" w:history="1">
+          <w:hyperlink w:anchor="_Toc190184997" w:history="1">
             <w:r>
               <w:rPr>
                 <w:rStyle w:val="Hipervnculo"/>
@@ -4297,7 +4409,7 @@
                 <w:noProof/>
                 <w:webHidden/>
               </w:rPr>
-              <w:instrText xml:space="preserve"> PAGEREF _Toc69808860 \h </w:instrText>
+              <w:instrText xml:space="preserve"> PAGEREF _Toc190184997 \h </w:instrText>
             </w:r>
             <w:r>
               <w:rPr>
@@ -4317,7 +4429,7 @@
                 <w:noProof/>
                 <w:webHidden/>
               </w:rPr>
-              <w:t>8</w:t>
+              <w:t>1</w:t>
             </w:r>
             <w:r>
               <w:rPr>
@@ -4339,10 +4451,14 @@
               <w:b w:val="0"/>
               <w:bCs w:val="0"/>
               <w:noProof/>
-              <w:lang w:val="es-ES" w:eastAsia="es-ES"/>
+              <w:kern w:val="2"/>
+              <w:sz w:val="24"/>
+              <w:szCs w:val="24"/>
+              <w:lang w:val="es-US" w:eastAsia="es-US"/>
+              <w14:ligatures w14:val="standardContextual"/>
             </w:rPr>
           </w:pPr>
-          <w:hyperlink w:anchor="_Toc69808861" w:history="1">
+          <w:hyperlink w:anchor="_Toc190184998" w:history="1">
             <w:r>
               <w:rPr>
                 <w:rStyle w:val="Hipervnculo"/>
@@ -4369,7 +4485,7 @@
                 <w:noProof/>
                 <w:webHidden/>
               </w:rPr>
-              <w:instrText xml:space="preserve"> PAGEREF _Toc69808861 \h </w:instrText>
+              <w:instrText xml:space="preserve"> PAGEREF _Toc190184998 \h </w:instrText>
             </w:r>
             <w:r>
               <w:rPr>
@@ -4389,7 +4505,7 @@
                 <w:noProof/>
                 <w:webHidden/>
               </w:rPr>
-              <w:t>8</w:t>
+              <w:t>1</w:t>
             </w:r>
             <w:r>
               <w:rPr>
@@ -4411,10 +4527,14 @@
               <w:b w:val="0"/>
               <w:bCs w:val="0"/>
               <w:noProof/>
-              <w:lang w:val="es-ES" w:eastAsia="es-ES"/>
+              <w:kern w:val="2"/>
+              <w:sz w:val="24"/>
+              <w:szCs w:val="24"/>
+              <w:lang w:val="es-US" w:eastAsia="es-US"/>
+              <w14:ligatures w14:val="standardContextual"/>
             </w:rPr>
           </w:pPr>
-          <w:hyperlink w:anchor="_Toc69808862" w:history="1">
+          <w:hyperlink w:anchor="_Toc190184999" w:history="1">
             <w:r>
               <w:rPr>
                 <w:rStyle w:val="Hipervnculo"/>
@@ -4441,7 +4561,7 @@
                 <w:noProof/>
                 <w:webHidden/>
               </w:rPr>
-              <w:instrText xml:space="preserve"> PAGEREF _Toc69808862 \h </w:instrText>
+              <w:instrText xml:space="preserve"> PAGEREF _Toc190184999 \h </w:instrText>
             </w:r>
             <w:r>
               <w:rPr>
@@ -4461,7 +4581,7 @@
                 <w:noProof/>
                 <w:webHidden/>
               </w:rPr>
-              <w:t>9</w:t>
+              <w:t>1</w:t>
             </w:r>
             <w:r>
               <w:rPr>
@@ -4483,10 +4603,14 @@
               <w:b w:val="0"/>
               <w:bCs w:val="0"/>
               <w:noProof/>
-              <w:lang w:val="es-ES" w:eastAsia="es-ES"/>
+              <w:kern w:val="2"/>
+              <w:sz w:val="24"/>
+              <w:szCs w:val="24"/>
+              <w:lang w:val="es-US" w:eastAsia="es-US"/>
+              <w14:ligatures w14:val="standardContextual"/>
             </w:rPr>
           </w:pPr>
-          <w:hyperlink w:anchor="_Toc69808863" w:history="1">
+          <w:hyperlink w:anchor="_Toc190185000" w:history="1">
             <w:r>
               <w:rPr>
                 <w:rStyle w:val="Hipervnculo"/>
@@ -4513,7 +4637,7 @@
                 <w:noProof/>
                 <w:webHidden/>
               </w:rPr>
-              <w:instrText xml:space="preserve"> PAGEREF _Toc69808863 \h </w:instrText>
+              <w:instrText xml:space="preserve"> PAGEREF _Toc190185000 \h </w:instrText>
             </w:r>
             <w:r>
               <w:rPr>
@@ -4533,7 +4657,7 @@
                 <w:noProof/>
                 <w:webHidden/>
               </w:rPr>
-              <w:t>9</w:t>
+              <w:t>1</w:t>
             </w:r>
             <w:r>
               <w:rPr>
@@ -4555,10 +4679,14 @@
               <w:b w:val="0"/>
               <w:bCs w:val="0"/>
               <w:noProof/>
-              <w:lang w:val="es-ES" w:eastAsia="es-ES"/>
+              <w:kern w:val="2"/>
+              <w:sz w:val="24"/>
+              <w:szCs w:val="24"/>
+              <w:lang w:val="es-US" w:eastAsia="es-US"/>
+              <w14:ligatures w14:val="standardContextual"/>
             </w:rPr>
           </w:pPr>
-          <w:hyperlink w:anchor="_Toc69808864" w:history="1">
+          <w:hyperlink w:anchor="_Toc190185001" w:history="1">
             <w:r>
               <w:rPr>
                 <w:rStyle w:val="Hipervnculo"/>
@@ -4585,7 +4713,7 @@
                 <w:noProof/>
                 <w:webHidden/>
               </w:rPr>
-              <w:instrText xml:space="preserve"> PAGEREF _Toc69808864 \h </w:instrText>
+              <w:instrText xml:space="preserve"> PAGEREF _Toc190185001 \h </w:instrText>
             </w:r>
             <w:r>
               <w:rPr>
@@ -4605,7 +4733,7 @@
                 <w:noProof/>
                 <w:webHidden/>
               </w:rPr>
-              <w:t>9</w:t>
+              <w:t>1</w:t>
             </w:r>
             <w:r>
               <w:rPr>
@@ -4627,10 +4755,14 @@
               <w:b w:val="0"/>
               <w:bCs w:val="0"/>
               <w:noProof/>
-              <w:lang w:val="es-ES" w:eastAsia="es-ES"/>
+              <w:kern w:val="2"/>
+              <w:sz w:val="24"/>
+              <w:szCs w:val="24"/>
+              <w:lang w:val="es-US" w:eastAsia="es-US"/>
+              <w14:ligatures w14:val="standardContextual"/>
             </w:rPr>
           </w:pPr>
-          <w:hyperlink w:anchor="_Toc69808865" w:history="1">
+          <w:hyperlink w:anchor="_Toc190185002" w:history="1">
             <w:r>
               <w:rPr>
                 <w:rStyle w:val="Hipervnculo"/>
@@ -4657,7 +4789,7 @@
                 <w:noProof/>
                 <w:webHidden/>
               </w:rPr>
-              <w:instrText xml:space="preserve"> PAGEREF _Toc69808865 \h </w:instrText>
+              <w:instrText xml:space="preserve"> PAGEREF _Toc190185002 \h </w:instrText>
             </w:r>
             <w:r>
               <w:rPr>
@@ -4677,7 +4809,7 @@
                 <w:noProof/>
                 <w:webHidden/>
               </w:rPr>
-              <w:t>9</w:t>
+              <w:t>1</w:t>
             </w:r>
             <w:r>
               <w:rPr>
@@ -5041,7 +5173,7 @@
         </w:rPr>
       </w:pPr>
       <w:bookmarkStart w:id="1" w:name="_Toc68679729"/>
-      <w:bookmarkStart w:id="2" w:name="_Toc69808834"/>
+      <w:bookmarkStart w:id="2" w:name="_Toc190184971"/>
       <w:r>
         <w:rPr>
           <w:sz w:val="24"/>
@@ -5074,7 +5206,7 @@
         </w:rPr>
       </w:pPr>
       <w:bookmarkStart w:id="3" w:name="_Toc68679730"/>
-      <w:bookmarkStart w:id="4" w:name="_Toc69808835"/>
+      <w:bookmarkStart w:id="4" w:name="_Toc190184972"/>
       <w:r>
         <w:rPr>
           <w:rStyle w:val="Ttulo2Car"/>
@@ -5238,7 +5370,7 @@
         </w:rPr>
       </w:pPr>
       <w:bookmarkStart w:id="5" w:name="_Toc68679731"/>
-      <w:bookmarkStart w:id="6" w:name="_Toc69808836"/>
+      <w:bookmarkStart w:id="6" w:name="_Toc190184973"/>
       <w:r>
         <w:rPr>
           <w:rStyle w:val="Ttulo2Car"/>
@@ -5385,7 +5517,7 @@
         </w:rPr>
       </w:pPr>
       <w:bookmarkStart w:id="7" w:name="_Toc68679732"/>
-      <w:bookmarkStart w:id="8" w:name="_Toc69808837"/>
+      <w:bookmarkStart w:id="8" w:name="_Toc190184974"/>
       <w:r>
         <w:rPr>
           <w:rStyle w:val="Ttulo2Car"/>
@@ -5672,7 +5804,7 @@
           <w:color w:val="auto"/>
         </w:rPr>
       </w:pPr>
-      <w:bookmarkStart w:id="9" w:name="_Toc69808838"/>
+      <w:bookmarkStart w:id="9" w:name="_Toc190184975"/>
       <w:r>
         <w:rPr>
           <w:rStyle w:val="Ttulo2Car"/>
@@ -5864,7 +5996,7 @@
           <w:lang w:eastAsia="es-PE"/>
         </w:rPr>
       </w:pPr>
-      <w:bookmarkStart w:id="10" w:name="_Toc69808839"/>
+      <w:bookmarkStart w:id="10" w:name="_Toc190184976"/>
       <w:r>
         <w:rPr>
           <w:b/>
@@ -5928,7 +6060,7 @@
         </w:rPr>
       </w:pPr>
       <w:bookmarkStart w:id="11" w:name="_Toc68679736"/>
-      <w:bookmarkStart w:id="12" w:name="_Toc69808840"/>
+      <w:bookmarkStart w:id="12" w:name="_Toc190184977"/>
       <w:r>
         <w:rPr>
           <w:color w:val="auto"/>
@@ -6539,7 +6671,7 @@
           <w:lang w:eastAsia="es-PE"/>
         </w:rPr>
       </w:pPr>
-      <w:bookmarkStart w:id="14" w:name="_Toc69808841"/>
+      <w:bookmarkStart w:id="14" w:name="_Toc190184978"/>
       <w:r>
         <w:rPr>
           <w:color w:val="auto"/>
@@ -7851,7 +7983,7 @@
           <w:lang w:eastAsia="es-PE"/>
         </w:rPr>
       </w:pPr>
-      <w:bookmarkStart w:id="15" w:name="_Toc69808842"/>
+      <w:bookmarkStart w:id="15" w:name="_Toc190184979"/>
       <w:r>
         <w:rPr>
           <w:b/>
@@ -7907,7 +8039,7 @@
           <w:numId w:val="9"/>
         </w:numPr>
       </w:pPr>
-      <w:bookmarkStart w:id="17" w:name="_Toc69808843"/>
+      <w:bookmarkStart w:id="17" w:name="_Toc190184980"/>
       <w:r>
         <w:rPr>
           <w:rStyle w:val="Ttulo2Car"/>
@@ -8195,7 +8327,7 @@
           <w:lang w:eastAsia="es-PE"/>
         </w:rPr>
       </w:pPr>
-      <w:bookmarkStart w:id="18" w:name="_Toc69808844"/>
+      <w:bookmarkStart w:id="18" w:name="_Toc190184981"/>
       <w:r>
         <w:rPr>
           <w:color w:val="auto"/>
@@ -8265,7 +8397,7 @@
         </w:rPr>
       </w:pPr>
       <w:bookmarkStart w:id="19" w:name="_Toc68679739"/>
-      <w:bookmarkStart w:id="20" w:name="_Toc69808845"/>
+      <w:bookmarkStart w:id="20" w:name="_Toc190184982"/>
       <w:r>
         <w:rPr>
           <w:rStyle w:val="Ttulo2Car"/>
@@ -8330,7 +8462,7 @@
           <w:lang w:eastAsia="es-PE"/>
         </w:rPr>
       </w:pPr>
-      <w:bookmarkStart w:id="23" w:name="_Toc69808846"/>
+      <w:bookmarkStart w:id="23" w:name="_Toc190184983"/>
       <w:r>
         <w:rPr>
           <w:color w:val="auto"/>
@@ -8452,7 +8584,7 @@
           <w:lang w:eastAsia="es-PE"/>
         </w:rPr>
       </w:pPr>
-      <w:bookmarkStart w:id="24" w:name="_Toc69808847"/>
+      <w:bookmarkStart w:id="24" w:name="_Toc190184984"/>
       <w:r>
         <w:rPr>
           <w:color w:val="auto"/>
@@ -8496,7 +8628,7 @@
           <w:lang w:eastAsia="es-PE"/>
         </w:rPr>
       </w:pPr>
-      <w:bookmarkStart w:id="25" w:name="_Toc69808848"/>
+      <w:bookmarkStart w:id="25" w:name="_Toc190184985"/>
       <w:r>
         <w:rPr>
           <w:color w:val="auto"/>
@@ -8540,7 +8672,7 @@
           <w:lang w:eastAsia="es-PE"/>
         </w:rPr>
       </w:pPr>
-      <w:bookmarkStart w:id="26" w:name="_Toc69808849"/>
+      <w:bookmarkStart w:id="26" w:name="_Toc190184986"/>
       <w:r>
         <w:rPr>
           <w:color w:val="auto"/>
@@ -8583,7 +8715,7 @@
           <w:lang w:eastAsia="es-PE"/>
         </w:rPr>
       </w:pPr>
-      <w:bookmarkStart w:id="27" w:name="_Toc69808850"/>
+      <w:bookmarkStart w:id="27" w:name="_Toc190184987"/>
       <w:r>
         <w:rPr>
           <w:color w:val="auto"/>
@@ -8627,7 +8759,7 @@
           <w:lang w:eastAsia="es-PE"/>
         </w:rPr>
       </w:pPr>
-      <w:bookmarkStart w:id="28" w:name="_Toc69808851"/>
+      <w:bookmarkStart w:id="28" w:name="_Toc190184988"/>
       <w:r>
         <w:rPr>
           <w:color w:val="auto"/>
@@ -8682,7 +8814,7 @@
         </w:rPr>
       </w:pPr>
       <w:bookmarkStart w:id="29" w:name="_Toc68679746"/>
-      <w:bookmarkStart w:id="30" w:name="_Toc69808852"/>
+      <w:bookmarkStart w:id="30" w:name="_Toc190184989"/>
       <w:r>
         <w:rPr>
           <w:rStyle w:val="Ttulo2Car"/>
@@ -8823,7 +8955,7 @@
           <w:lang w:eastAsia="es-PE"/>
         </w:rPr>
       </w:pPr>
-      <w:bookmarkStart w:id="31" w:name="_Toc69808853"/>
+      <w:bookmarkStart w:id="31" w:name="_Toc190184990"/>
       <w:r>
         <w:rPr>
           <w:color w:val="auto"/>
@@ -8929,7 +9061,7 @@
         </w:rPr>
       </w:pPr>
       <w:bookmarkStart w:id="32" w:name="_Toc68679747"/>
-      <w:bookmarkStart w:id="33" w:name="_Toc69808854"/>
+      <w:bookmarkStart w:id="33" w:name="_Toc190184991"/>
       <w:r>
         <w:rPr>
           <w:color w:val="auto"/>
@@ -9048,7 +9180,7 @@
       </w:pPr>
       <w:bookmarkStart w:id="34" w:name="_Toc68679741"/>
       <w:bookmarkStart w:id="35" w:name="_Toc69124251"/>
-      <w:bookmarkStart w:id="36" w:name="_Toc69808855"/>
+      <w:bookmarkStart w:id="36" w:name="_Toc190184992"/>
       <w:r>
         <w:rPr>
           <w:rStyle w:val="Ttulo2Car"/>
@@ -9145,7 +9277,7 @@
       </w:pPr>
       <w:bookmarkStart w:id="37" w:name="_Toc68679742"/>
       <w:bookmarkStart w:id="38" w:name="_Toc69124252"/>
-      <w:bookmarkStart w:id="39" w:name="_Toc69808856"/>
+      <w:bookmarkStart w:id="39" w:name="_Toc190184993"/>
       <w:r>
         <w:rPr>
           <w:color w:val="auto"/>
@@ -9289,7 +9421,7 @@
         </w:rPr>
       </w:pPr>
       <w:bookmarkStart w:id="40" w:name="_Toc68679744"/>
-      <w:bookmarkStart w:id="41" w:name="_Toc69808857"/>
+      <w:bookmarkStart w:id="41" w:name="_Toc190184994"/>
       <w:r>
         <w:rPr>
           <w:rStyle w:val="Ttulo2Car"/>
@@ -9493,7 +9625,7 @@
         </w:rPr>
       </w:pPr>
       <w:bookmarkStart w:id="42" w:name="_Toc68679745"/>
-      <w:bookmarkStart w:id="43" w:name="_Toc69808858"/>
+      <w:bookmarkStart w:id="43" w:name="_Toc190184995"/>
       <w:r>
         <w:rPr>
           <w:color w:val="auto"/>
@@ -9622,7 +9754,7 @@
           <w:lang w:eastAsia="es-PE"/>
         </w:rPr>
       </w:pPr>
-      <w:bookmarkStart w:id="44" w:name="_Toc69808859"/>
+      <w:bookmarkStart w:id="44" w:name="_Toc190184996"/>
       <w:r>
         <w:rPr>
           <w:b/>
@@ -9905,7 +10037,7 @@
           <w:color w:val="auto"/>
         </w:rPr>
       </w:pPr>
-      <w:bookmarkStart w:id="45" w:name="_Toc69808860"/>
+      <w:bookmarkStart w:id="45" w:name="_Toc190184997"/>
       <w:r>
         <w:rPr>
           <w:rStyle w:val="Ttulo2Car"/>
@@ -9982,7 +10114,7 @@
           <w:color w:val="auto"/>
         </w:rPr>
       </w:pPr>
-      <w:bookmarkStart w:id="46" w:name="_Toc69808861"/>
+      <w:bookmarkStart w:id="46" w:name="_Toc190184998"/>
       <w:r>
         <w:rPr>
           <w:rStyle w:val="Ttulo2Car"/>
@@ -10062,7 +10194,7 @@
           <w:color w:val="auto"/>
         </w:rPr>
       </w:pPr>
-      <w:bookmarkStart w:id="47" w:name="_Toc69808862"/>
+      <w:bookmarkStart w:id="47" w:name="_Toc190184999"/>
       <w:r>
         <w:rPr>
           <w:rStyle w:val="Ttulo2Car"/>
@@ -10178,7 +10310,7 @@
           <w:color w:val="auto"/>
         </w:rPr>
       </w:pPr>
-      <w:bookmarkStart w:id="48" w:name="_Toc69808863"/>
+      <w:bookmarkStart w:id="48" w:name="_Toc190185000"/>
       <w:r>
         <w:rPr>
           <w:rStyle w:val="Ttulo2Car"/>
@@ -10294,7 +10426,7 @@
           <w:color w:val="auto"/>
         </w:rPr>
       </w:pPr>
-      <w:bookmarkStart w:id="49" w:name="_Toc69808864"/>
+      <w:bookmarkStart w:id="49" w:name="_Toc190185001"/>
       <w:r>
         <w:rPr>
           <w:rStyle w:val="Ttulo2Car"/>
@@ -10379,7 +10511,7 @@
           <w:color w:val="auto"/>
         </w:rPr>
       </w:pPr>
-      <w:bookmarkStart w:id="50" w:name="_Toc69808865"/>
+      <w:bookmarkStart w:id="50" w:name="_Toc190185002"/>
       <w:r>
         <w:rPr>
           <w:rStyle w:val="Ttulo2Car"/>
@@ -13656,6 +13788,7 @@
   <w:style w:type="character" w:default="1" w:styleId="Fuentedeprrafopredeter">
     <w:name w:val="Default Paragraph Font"/>
     <w:uiPriority w:val="1"/>
+    <w:semiHidden/>
     <w:unhideWhenUsed/>
   </w:style>
   <w:style w:type="table" w:default="1" w:styleId="Tablanormal">

--- a/FD04-EPIS-Informe Arquitectura de Software.docx
+++ b/FD04-EPIS-Informe Arquitectura de Software.docx
@@ -1939,18 +1939,12 @@
         <w:p>
           <w:pPr>
             <w:pStyle w:val="TDC2"/>
-            <w:tabs>
-              <w:tab w:val="left" w:pos="880"/>
-              <w:tab w:val="right" w:leader="dot" w:pos="8494"/>
-            </w:tabs>
             <w:rPr>
               <w:rFonts w:eastAsiaTheme="minorEastAsia"/>
-              <w:b w:val="0"/>
-              <w:bCs w:val="0"/>
+              <w:b/>
+              <w:bCs/>
               <w:noProof/>
               <w:kern w:val="2"/>
-              <w:sz w:val="24"/>
-              <w:szCs w:val="24"/>
               <w:lang w:val="es-US" w:eastAsia="es-US"/>
               <w14:ligatures w14:val="standardContextual"/>
             </w:rPr>
@@ -1966,12 +1960,8 @@
             <w:r>
               <w:rPr>
                 <w:rFonts w:eastAsiaTheme="minorEastAsia"/>
-                <w:b w:val="0"/>
-                <w:bCs w:val="0"/>
                 <w:noProof/>
                 <w:kern w:val="2"/>
-                <w:sz w:val="24"/>
-                <w:szCs w:val="24"/>
                 <w:lang w:val="es-US" w:eastAsia="es-US"/>
                 <w14:ligatures w14:val="standardContextual"/>
               </w:rPr>
@@ -2037,18 +2027,12 @@
         <w:p>
           <w:pPr>
             <w:pStyle w:val="TDC2"/>
-            <w:tabs>
-              <w:tab w:val="left" w:pos="880"/>
-              <w:tab w:val="right" w:leader="dot" w:pos="8494"/>
-            </w:tabs>
             <w:rPr>
               <w:rFonts w:eastAsiaTheme="minorEastAsia"/>
-              <w:b w:val="0"/>
-              <w:bCs w:val="0"/>
+              <w:b/>
+              <w:bCs/>
               <w:noProof/>
               <w:kern w:val="2"/>
-              <w:sz w:val="24"/>
-              <w:szCs w:val="24"/>
               <w:lang w:val="es-US" w:eastAsia="es-US"/>
               <w14:ligatures w14:val="standardContextual"/>
             </w:rPr>
@@ -2064,12 +2048,8 @@
             <w:r>
               <w:rPr>
                 <w:rFonts w:eastAsiaTheme="minorEastAsia"/>
-                <w:b w:val="0"/>
-                <w:bCs w:val="0"/>
                 <w:noProof/>
                 <w:kern w:val="2"/>
-                <w:sz w:val="24"/>
-                <w:szCs w:val="24"/>
                 <w:lang w:val="es-US" w:eastAsia="es-US"/>
                 <w14:ligatures w14:val="standardContextual"/>
               </w:rPr>
@@ -2135,18 +2115,12 @@
         <w:p>
           <w:pPr>
             <w:pStyle w:val="TDC2"/>
-            <w:tabs>
-              <w:tab w:val="left" w:pos="880"/>
-              <w:tab w:val="right" w:leader="dot" w:pos="8494"/>
-            </w:tabs>
             <w:rPr>
               <w:rFonts w:eastAsiaTheme="minorEastAsia"/>
-              <w:b w:val="0"/>
-              <w:bCs w:val="0"/>
+              <w:b/>
+              <w:bCs/>
               <w:noProof/>
               <w:kern w:val="2"/>
-              <w:sz w:val="24"/>
-              <w:szCs w:val="24"/>
               <w:lang w:val="es-US" w:eastAsia="es-US"/>
               <w14:ligatures w14:val="standardContextual"/>
             </w:rPr>
@@ -2162,12 +2136,8 @@
             <w:r>
               <w:rPr>
                 <w:rFonts w:eastAsiaTheme="minorEastAsia"/>
-                <w:b w:val="0"/>
-                <w:bCs w:val="0"/>
                 <w:noProof/>
                 <w:kern w:val="2"/>
-                <w:sz w:val="24"/>
-                <w:szCs w:val="24"/>
                 <w:lang w:val="es-US" w:eastAsia="es-US"/>
                 <w14:ligatures w14:val="standardContextual"/>
               </w:rPr>
@@ -2233,18 +2203,12 @@
         <w:p>
           <w:pPr>
             <w:pStyle w:val="TDC2"/>
-            <w:tabs>
-              <w:tab w:val="left" w:pos="880"/>
-              <w:tab w:val="right" w:leader="dot" w:pos="8494"/>
-            </w:tabs>
             <w:rPr>
               <w:rFonts w:eastAsiaTheme="minorEastAsia"/>
-              <w:b w:val="0"/>
-              <w:bCs w:val="0"/>
+              <w:b/>
+              <w:bCs/>
               <w:noProof/>
               <w:kern w:val="2"/>
-              <w:sz w:val="24"/>
-              <w:szCs w:val="24"/>
               <w:lang w:val="es-US" w:eastAsia="es-US"/>
               <w14:ligatures w14:val="standardContextual"/>
             </w:rPr>
@@ -2260,12 +2224,8 @@
             <w:r>
               <w:rPr>
                 <w:rFonts w:eastAsiaTheme="minorEastAsia"/>
-                <w:b w:val="0"/>
-                <w:bCs w:val="0"/>
                 <w:noProof/>
                 <w:kern w:val="2"/>
-                <w:sz w:val="24"/>
-                <w:szCs w:val="24"/>
                 <w:lang w:val="es-US" w:eastAsia="es-US"/>
                 <w14:ligatures w14:val="standardContextual"/>
               </w:rPr>
@@ -2723,18 +2683,12 @@
         <w:p>
           <w:pPr>
             <w:pStyle w:val="TDC2"/>
-            <w:tabs>
-              <w:tab w:val="left" w:pos="880"/>
-              <w:tab w:val="right" w:leader="dot" w:pos="8494"/>
-            </w:tabs>
             <w:rPr>
               <w:rFonts w:eastAsiaTheme="minorEastAsia"/>
-              <w:b w:val="0"/>
-              <w:bCs w:val="0"/>
+              <w:b/>
+              <w:bCs/>
               <w:noProof/>
               <w:kern w:val="2"/>
-              <w:sz w:val="24"/>
-              <w:szCs w:val="24"/>
               <w:lang w:val="es-US" w:eastAsia="es-US"/>
               <w14:ligatures w14:val="standardContextual"/>
             </w:rPr>
@@ -2750,12 +2704,8 @@
             <w:r>
               <w:rPr>
                 <w:rFonts w:eastAsiaTheme="minorEastAsia"/>
-                <w:b w:val="0"/>
-                <w:bCs w:val="0"/>
                 <w:noProof/>
                 <w:kern w:val="2"/>
-                <w:sz w:val="24"/>
-                <w:szCs w:val="24"/>
                 <w:lang w:val="es-US" w:eastAsia="es-US"/>
                 <w14:ligatures w14:val="standardContextual"/>
               </w:rPr>
@@ -2917,18 +2867,12 @@
         <w:p>
           <w:pPr>
             <w:pStyle w:val="TDC2"/>
-            <w:tabs>
-              <w:tab w:val="left" w:pos="880"/>
-              <w:tab w:val="right" w:leader="dot" w:pos="8494"/>
-            </w:tabs>
             <w:rPr>
               <w:rFonts w:eastAsiaTheme="minorEastAsia"/>
-              <w:b w:val="0"/>
-              <w:bCs w:val="0"/>
+              <w:b/>
+              <w:bCs/>
               <w:noProof/>
               <w:kern w:val="2"/>
-              <w:sz w:val="24"/>
-              <w:szCs w:val="24"/>
               <w:lang w:val="es-US" w:eastAsia="es-US"/>
               <w14:ligatures w14:val="standardContextual"/>
             </w:rPr>
@@ -2944,12 +2888,8 @@
             <w:r>
               <w:rPr>
                 <w:rFonts w:eastAsiaTheme="minorEastAsia"/>
-                <w:b w:val="0"/>
-                <w:bCs w:val="0"/>
                 <w:noProof/>
                 <w:kern w:val="2"/>
-                <w:sz w:val="24"/>
-                <w:szCs w:val="24"/>
                 <w:lang w:val="es-US" w:eastAsia="es-US"/>
                 <w14:ligatures w14:val="standardContextual"/>
               </w:rPr>
@@ -3591,18 +3531,12 @@
         <w:p>
           <w:pPr>
             <w:pStyle w:val="TDC2"/>
-            <w:tabs>
-              <w:tab w:val="left" w:pos="880"/>
-              <w:tab w:val="right" w:leader="dot" w:pos="8494"/>
-            </w:tabs>
             <w:rPr>
               <w:rFonts w:eastAsiaTheme="minorEastAsia"/>
-              <w:b w:val="0"/>
-              <w:bCs w:val="0"/>
+              <w:b/>
+              <w:bCs/>
               <w:noProof/>
               <w:kern w:val="2"/>
-              <w:sz w:val="24"/>
-              <w:szCs w:val="24"/>
               <w:lang w:val="es-US" w:eastAsia="es-US"/>
               <w14:ligatures w14:val="standardContextual"/>
             </w:rPr>
@@ -3618,12 +3552,8 @@
             <w:r>
               <w:rPr>
                 <w:rFonts w:eastAsiaTheme="minorEastAsia"/>
-                <w:b w:val="0"/>
-                <w:bCs w:val="0"/>
                 <w:noProof/>
                 <w:kern w:val="2"/>
-                <w:sz w:val="24"/>
-                <w:szCs w:val="24"/>
                 <w:lang w:val="es-US" w:eastAsia="es-US"/>
                 <w14:ligatures w14:val="standardContextual"/>
               </w:rPr>
@@ -3881,18 +3811,12 @@
         <w:p>
           <w:pPr>
             <w:pStyle w:val="TDC2"/>
-            <w:tabs>
-              <w:tab w:val="left" w:pos="880"/>
-              <w:tab w:val="right" w:leader="dot" w:pos="8494"/>
-            </w:tabs>
             <w:rPr>
               <w:rFonts w:eastAsiaTheme="minorEastAsia"/>
-              <w:b w:val="0"/>
-              <w:bCs w:val="0"/>
+              <w:b/>
+              <w:bCs/>
               <w:noProof/>
               <w:kern w:val="2"/>
-              <w:sz w:val="24"/>
-              <w:szCs w:val="24"/>
               <w:lang w:val="es-US" w:eastAsia="es-US"/>
               <w14:ligatures w14:val="standardContextual"/>
             </w:rPr>
@@ -3908,12 +3832,8 @@
             <w:r>
               <w:rPr>
                 <w:rFonts w:eastAsiaTheme="minorEastAsia"/>
-                <w:b w:val="0"/>
-                <w:bCs w:val="0"/>
                 <w:noProof/>
                 <w:kern w:val="2"/>
-                <w:sz w:val="24"/>
-                <w:szCs w:val="24"/>
                 <w:lang w:val="es-US" w:eastAsia="es-US"/>
                 <w14:ligatures w14:val="standardContextual"/>
               </w:rPr>
@@ -4073,18 +3993,12 @@
         <w:p>
           <w:pPr>
             <w:pStyle w:val="TDC2"/>
-            <w:tabs>
-              <w:tab w:val="left" w:pos="880"/>
-              <w:tab w:val="right" w:leader="dot" w:pos="8494"/>
-            </w:tabs>
             <w:rPr>
               <w:rFonts w:eastAsiaTheme="minorEastAsia"/>
-              <w:b w:val="0"/>
-              <w:bCs w:val="0"/>
+              <w:b/>
+              <w:bCs/>
               <w:noProof/>
               <w:kern w:val="2"/>
-              <w:sz w:val="24"/>
-              <w:szCs w:val="24"/>
               <w:lang w:val="es-US" w:eastAsia="es-US"/>
               <w14:ligatures w14:val="standardContextual"/>
             </w:rPr>
@@ -4100,12 +4014,8 @@
             <w:r>
               <w:rPr>
                 <w:rFonts w:eastAsiaTheme="minorEastAsia"/>
-                <w:b w:val="0"/>
-                <w:bCs w:val="0"/>
                 <w:noProof/>
                 <w:kern w:val="2"/>
-                <w:sz w:val="24"/>
-                <w:szCs w:val="24"/>
                 <w:lang w:val="es-US" w:eastAsia="es-US"/>
                 <w14:ligatures w14:val="standardContextual"/>
               </w:rPr>
@@ -4367,17 +4277,12 @@
         <w:p>
           <w:pPr>
             <w:pStyle w:val="TDC2"/>
-            <w:tabs>
-              <w:tab w:val="right" w:leader="dot" w:pos="8494"/>
-            </w:tabs>
             <w:rPr>
               <w:rFonts w:eastAsiaTheme="minorEastAsia"/>
-              <w:b w:val="0"/>
-              <w:bCs w:val="0"/>
+              <w:b/>
+              <w:bCs/>
               <w:noProof/>
               <w:kern w:val="2"/>
-              <w:sz w:val="24"/>
-              <w:szCs w:val="24"/>
               <w:lang w:val="es-US" w:eastAsia="es-US"/>
               <w14:ligatures w14:val="standardContextual"/>
             </w:rPr>
@@ -4443,17 +4348,12 @@
         <w:p>
           <w:pPr>
             <w:pStyle w:val="TDC2"/>
-            <w:tabs>
-              <w:tab w:val="right" w:leader="dot" w:pos="8494"/>
-            </w:tabs>
             <w:rPr>
               <w:rFonts w:eastAsiaTheme="minorEastAsia"/>
-              <w:b w:val="0"/>
-              <w:bCs w:val="0"/>
+              <w:b/>
+              <w:bCs/>
               <w:noProof/>
               <w:kern w:val="2"/>
-              <w:sz w:val="24"/>
-              <w:szCs w:val="24"/>
               <w:lang w:val="es-US" w:eastAsia="es-US"/>
               <w14:ligatures w14:val="standardContextual"/>
             </w:rPr>
@@ -4519,17 +4419,12 @@
         <w:p>
           <w:pPr>
             <w:pStyle w:val="TDC2"/>
-            <w:tabs>
-              <w:tab w:val="right" w:leader="dot" w:pos="8494"/>
-            </w:tabs>
             <w:rPr>
               <w:rFonts w:eastAsiaTheme="minorEastAsia"/>
-              <w:b w:val="0"/>
-              <w:bCs w:val="0"/>
+              <w:b/>
+              <w:bCs/>
               <w:noProof/>
               <w:kern w:val="2"/>
-              <w:sz w:val="24"/>
-              <w:szCs w:val="24"/>
               <w:lang w:val="es-US" w:eastAsia="es-US"/>
               <w14:ligatures w14:val="standardContextual"/>
             </w:rPr>
@@ -4595,17 +4490,12 @@
         <w:p>
           <w:pPr>
             <w:pStyle w:val="TDC2"/>
-            <w:tabs>
-              <w:tab w:val="right" w:leader="dot" w:pos="8494"/>
-            </w:tabs>
             <w:rPr>
               <w:rFonts w:eastAsiaTheme="minorEastAsia"/>
-              <w:b w:val="0"/>
-              <w:bCs w:val="0"/>
+              <w:b/>
+              <w:bCs/>
               <w:noProof/>
               <w:kern w:val="2"/>
-              <w:sz w:val="24"/>
-              <w:szCs w:val="24"/>
               <w:lang w:val="es-US" w:eastAsia="es-US"/>
               <w14:ligatures w14:val="standardContextual"/>
             </w:rPr>
@@ -4671,17 +4561,12 @@
         <w:p>
           <w:pPr>
             <w:pStyle w:val="TDC2"/>
-            <w:tabs>
-              <w:tab w:val="right" w:leader="dot" w:pos="8494"/>
-            </w:tabs>
             <w:rPr>
               <w:rFonts w:eastAsiaTheme="minorEastAsia"/>
-              <w:b w:val="0"/>
-              <w:bCs w:val="0"/>
+              <w:b/>
+              <w:bCs/>
               <w:noProof/>
               <w:kern w:val="2"/>
-              <w:sz w:val="24"/>
-              <w:szCs w:val="24"/>
               <w:lang w:val="es-US" w:eastAsia="es-US"/>
               <w14:ligatures w14:val="standardContextual"/>
             </w:rPr>
@@ -4747,17 +4632,12 @@
         <w:p>
           <w:pPr>
             <w:pStyle w:val="TDC2"/>
-            <w:tabs>
-              <w:tab w:val="right" w:leader="dot" w:pos="8494"/>
-            </w:tabs>
             <w:rPr>
               <w:rFonts w:eastAsiaTheme="minorEastAsia"/>
-              <w:b w:val="0"/>
-              <w:bCs w:val="0"/>
+              <w:b/>
+              <w:bCs/>
               <w:noProof/>
               <w:kern w:val="2"/>
-              <w:sz w:val="24"/>
-              <w:szCs w:val="24"/>
               <w:lang w:val="es-US" w:eastAsia="es-US"/>
               <w14:ligatures w14:val="standardContextual"/>
             </w:rPr>
@@ -5200,8 +5080,8 @@
         </w:numPr>
         <w:rPr>
           <w:rStyle w:val="Ttulo2Car"/>
-          <w:b w:val="0"/>
-          <w:bCs w:val="0"/>
+          <w:b/>
+          <w:bCs/>
           <w:color w:val="auto"/>
         </w:rPr>
       </w:pPr>
@@ -5210,8 +5090,6 @@
       <w:r>
         <w:rPr>
           <w:rStyle w:val="Ttulo2Car"/>
-          <w:b w:val="0"/>
-          <w:bCs w:val="0"/>
           <w:color w:val="auto"/>
         </w:rPr>
         <w:t>Propósito</w:t>
@@ -5220,8 +5098,6 @@
       <w:r>
         <w:rPr>
           <w:rStyle w:val="Ttulo2Car"/>
-          <w:b w:val="0"/>
-          <w:bCs w:val="0"/>
           <w:color w:val="auto"/>
         </w:rPr>
         <w:t xml:space="preserve"> </w:t>
@@ -5229,8 +5105,6 @@
       <w:r>
         <w:rPr>
           <w:rStyle w:val="Ttulo2Car"/>
-          <w:b w:val="0"/>
-          <w:bCs w:val="0"/>
           <w:color w:val="auto"/>
         </w:rPr>
         <w:t>(Diagrama 4+1)</w:t>
@@ -5364,8 +5238,8 @@
         </w:numPr>
         <w:rPr>
           <w:rStyle w:val="Ttulo2Car"/>
-          <w:b w:val="0"/>
-          <w:bCs w:val="0"/>
+          <w:b/>
+          <w:bCs/>
           <w:color w:val="auto"/>
         </w:rPr>
       </w:pPr>
@@ -5374,8 +5248,6 @@
       <w:r>
         <w:rPr>
           <w:rStyle w:val="Ttulo2Car"/>
-          <w:b w:val="0"/>
-          <w:bCs w:val="0"/>
           <w:color w:val="auto"/>
         </w:rPr>
         <w:t>Alcance</w:t>
@@ -5511,8 +5383,8 @@
         </w:numPr>
         <w:rPr>
           <w:rStyle w:val="Ttulo2Car"/>
-          <w:b w:val="0"/>
-          <w:bCs w:val="0"/>
+          <w:b/>
+          <w:bCs/>
           <w:color w:val="auto"/>
         </w:rPr>
       </w:pPr>
@@ -5521,8 +5393,6 @@
       <w:r>
         <w:rPr>
           <w:rStyle w:val="Ttulo2Car"/>
-          <w:b w:val="0"/>
-          <w:bCs w:val="0"/>
           <w:color w:val="auto"/>
         </w:rPr>
         <w:t>Definición, siglas y abreviaturas</w:t>
@@ -5533,7 +5403,6 @@
     <w:p>
       <w:pPr>
         <w:pStyle w:val="TDC2"/>
-        <w:ind w:left="0"/>
         <w:rPr>
           <w:rStyle w:val="Ttulo2Car"/>
           <w:color w:val="auto"/>
@@ -5799,8 +5668,8 @@
         </w:numPr>
         <w:rPr>
           <w:rStyle w:val="Ttulo2Car"/>
-          <w:b w:val="0"/>
-          <w:bCs w:val="0"/>
+          <w:b/>
+          <w:bCs/>
           <w:color w:val="auto"/>
         </w:rPr>
       </w:pPr>
@@ -5808,8 +5677,6 @@
       <w:r>
         <w:rPr>
           <w:rStyle w:val="Ttulo2Car"/>
-          <w:b w:val="0"/>
-          <w:bCs w:val="0"/>
           <w:color w:val="auto"/>
         </w:rPr>
         <w:t>Organización del documento</w:t>
@@ -8024,8 +7891,8 @@
         <w:pStyle w:val="TDC2"/>
         <w:rPr>
           <w:rStyle w:val="Ttulo2Car"/>
-          <w:b w:val="0"/>
-          <w:bCs w:val="0"/>
+          <w:b/>
+          <w:bCs/>
           <w:color w:val="auto"/>
         </w:rPr>
       </w:pPr>
@@ -8043,13 +7910,1213 @@
       <w:r>
         <w:rPr>
           <w:rStyle w:val="Ttulo2Car"/>
-          <w:b w:val="0"/>
-          <w:bCs w:val="0"/>
           <w:color w:val="auto"/>
         </w:rPr>
         <w:t>Vista de Caso de uso</w:t>
       </w:r>
       <w:bookmarkEnd w:id="17"/>
+    </w:p>
+    <w:p>
+      <w:pPr>
+        <w:autoSpaceDE w:val="0"/>
+        <w:autoSpaceDN w:val="0"/>
+        <w:adjustRightInd w:val="0"/>
+        <w:spacing w:after="0" w:line="240" w:lineRule="auto"/>
+        <w:ind w:left="1416"/>
+        <w:jc w:val="both"/>
+        <w:rPr>
+          <w:rFonts w:ascii="TimesNewRoman,Italic" w:hAnsi="TimesNewRoman,Italic" w:cs="TimesNewRoman,Italic"/>
+          <w:i/>
+          <w:iCs/>
+          <w:color w:val="0000FF"/>
+          <w:sz w:val="20"/>
+          <w:szCs w:val="20"/>
+        </w:rPr>
+      </w:pPr>
+    </w:p>
+    <w:p>
+      <w:pPr>
+        <w:pStyle w:val="Ttulo3"/>
+        <w:numPr>
+          <w:ilvl w:val="2"/>
+          <w:numId w:val="6"/>
+        </w:numPr>
+        <w:rPr>
+          <w:color w:val="auto"/>
+          <w:lang w:eastAsia="es-PE"/>
+        </w:rPr>
+      </w:pPr>
+      <w:bookmarkStart w:id="18" w:name="_Toc190184981"/>
+      <w:r>
+        <w:rPr>
+          <w:color w:val="auto"/>
+          <w:lang w:eastAsia="es-PE"/>
+        </w:rPr>
+        <w:t>Diagramas de C</w:t>
+      </w:r>
+      <w:r>
+        <w:rPr>
+          <w:color w:val="auto"/>
+          <w:lang w:eastAsia="es-PE"/>
+        </w:rPr>
+        <w:t>asos de uso</w:t>
+      </w:r>
+      <w:bookmarkEnd w:id="18"/>
+    </w:p>
+    <w:p>
+      <w:pPr>
+        <w:rPr>
+          <w:lang w:eastAsia="es-PE"/>
+        </w:rPr>
+      </w:pPr>
+    </w:p>
+    <w:p>
+      <w:pPr>
+        <w:rPr>
+          <w:rFonts w:ascii="Calibri" w:eastAsia="Calibri" w:hAnsi="Calibri" w:cs="Calibri"/>
+          <w:lang w:eastAsia="es-ES"/>
+        </w:rPr>
+      </w:pPr>
+      <w:r>
+        <w:rPr>
+          <w:rFonts w:ascii="Calibri" w:eastAsia="Calibri" w:hAnsi="Calibri" w:cs="Calibri"/>
+          <w:lang w:eastAsia="es-ES"/>
+        </w:rPr>
+        <w:t>Caso de uso: Registro de Usuario</w:t>
+      </w:r>
+    </w:p>
+    <w:p>
+      <w:pPr>
+        <w:jc w:val="center"/>
+        <w:rPr>
+          <w:rFonts w:ascii="Calibri" w:eastAsia="Calibri" w:hAnsi="Calibri" w:cs="Calibri"/>
+          <w:lang w:eastAsia="es-ES"/>
+        </w:rPr>
+      </w:pPr>
+      <w:r>
+        <w:rPr>
+          <w:rFonts w:ascii="Calibri" w:eastAsia="Calibri" w:hAnsi="Calibri" w:cs="Calibri"/>
+          <w:noProof/>
+          <w:lang w:eastAsia="es-ES"/>
+        </w:rPr>
+        <w:drawing>
+          <wp:inline distT="114300" distB="114300" distL="114300" distR="114300" wp14:anchorId="376B6783" wp14:editId="2E6EDCC4">
+            <wp:extent cx="3114675" cy="3181350"/>
+            <wp:effectExtent l="0" t="0" r="0" b="0"/>
+            <wp:docPr id="17" name="image1.png" descr="Diagrama&#10;&#10;El contenido generado por IA puede ser incorrecto."/>
+            <wp:cNvGraphicFramePr/>
+            <a:graphic xmlns:a="http://schemas.openxmlformats.org/drawingml/2006/main">
+              <a:graphicData uri="http://schemas.openxmlformats.org/drawingml/2006/picture">
+                <pic:pic xmlns:pic="http://schemas.openxmlformats.org/drawingml/2006/picture">
+                  <pic:nvPicPr>
+                    <pic:cNvPr id="17" name="image1.png" descr="Diagrama&#10;&#10;El contenido generado por IA puede ser incorrecto."/>
+                    <pic:cNvPicPr preferRelativeResize="0"/>
+                  </pic:nvPicPr>
+                  <pic:blipFill>
+                    <a:blip r:embed="rId9"/>
+                    <a:srcRect/>
+                    <a:stretch>
+                      <a:fillRect/>
+                    </a:stretch>
+                  </pic:blipFill>
+                  <pic:spPr>
+                    <a:xfrm>
+                      <a:off x="0" y="0"/>
+                      <a:ext cx="3114675" cy="3181350"/>
+                    </a:xfrm>
+                    <a:prstGeom prst="rect">
+                      <a:avLst/>
+                    </a:prstGeom>
+                    <a:ln/>
+                  </pic:spPr>
+                </pic:pic>
+              </a:graphicData>
+            </a:graphic>
+          </wp:inline>
+        </w:drawing>
+      </w:r>
+    </w:p>
+    <w:p>
+      <w:pPr>
+        <w:rPr>
+          <w:rFonts w:ascii="Calibri" w:eastAsia="Calibri" w:hAnsi="Calibri" w:cs="Calibri"/>
+          <w:lang w:eastAsia="es-ES"/>
+        </w:rPr>
+      </w:pPr>
+      <w:r>
+        <w:rPr>
+          <w:rFonts w:ascii="Calibri" w:eastAsia="Calibri" w:hAnsi="Calibri" w:cs="Calibri"/>
+          <w:lang w:eastAsia="es-ES"/>
+        </w:rPr>
+        <w:t xml:space="preserve">Caso de uso: Inicio de </w:t>
+      </w:r>
+      <w:proofErr w:type="spellStart"/>
+      <w:r>
+        <w:rPr>
+          <w:rFonts w:ascii="Calibri" w:eastAsia="Calibri" w:hAnsi="Calibri" w:cs="Calibri"/>
+          <w:lang w:eastAsia="es-ES"/>
+        </w:rPr>
+        <w:t>Sesion</w:t>
+      </w:r>
+      <w:proofErr w:type="spellEnd"/>
+    </w:p>
+    <w:p>
+      <w:pPr>
+        <w:jc w:val="center"/>
+        <w:rPr>
+          <w:rFonts w:ascii="Calibri" w:eastAsia="Calibri" w:hAnsi="Calibri" w:cs="Calibri"/>
+          <w:lang w:eastAsia="es-ES"/>
+        </w:rPr>
+      </w:pPr>
+      <w:r>
+        <w:rPr>
+          <w:rFonts w:ascii="Calibri" w:eastAsia="Calibri" w:hAnsi="Calibri" w:cs="Calibri"/>
+          <w:noProof/>
+          <w:lang w:eastAsia="es-ES"/>
+        </w:rPr>
+        <w:lastRenderedPageBreak/>
+        <w:drawing>
+          <wp:inline distT="114300" distB="114300" distL="114300" distR="114300" wp14:anchorId="6E180C50" wp14:editId="2B9D5359">
+            <wp:extent cx="2876550" cy="3990975"/>
+            <wp:effectExtent l="0" t="0" r="0" b="0"/>
+            <wp:docPr id="25" name="image3.png" descr="Diagrama&#10;&#10;El contenido generado por IA puede ser incorrecto."/>
+            <wp:cNvGraphicFramePr/>
+            <a:graphic xmlns:a="http://schemas.openxmlformats.org/drawingml/2006/main">
+              <a:graphicData uri="http://schemas.openxmlformats.org/drawingml/2006/picture">
+                <pic:pic xmlns:pic="http://schemas.openxmlformats.org/drawingml/2006/picture">
+                  <pic:nvPicPr>
+                    <pic:cNvPr id="25" name="image3.png" descr="Diagrama&#10;&#10;El contenido generado por IA puede ser incorrecto."/>
+                    <pic:cNvPicPr preferRelativeResize="0"/>
+                  </pic:nvPicPr>
+                  <pic:blipFill>
+                    <a:blip r:embed="rId10"/>
+                    <a:srcRect/>
+                    <a:stretch>
+                      <a:fillRect/>
+                    </a:stretch>
+                  </pic:blipFill>
+                  <pic:spPr>
+                    <a:xfrm>
+                      <a:off x="0" y="0"/>
+                      <a:ext cx="2876550" cy="3990975"/>
+                    </a:xfrm>
+                    <a:prstGeom prst="rect">
+                      <a:avLst/>
+                    </a:prstGeom>
+                    <a:ln/>
+                  </pic:spPr>
+                </pic:pic>
+              </a:graphicData>
+            </a:graphic>
+          </wp:inline>
+        </w:drawing>
+      </w:r>
+    </w:p>
+    <w:p>
+      <w:pPr>
+        <w:rPr>
+          <w:rFonts w:ascii="Calibri" w:eastAsia="Calibri" w:hAnsi="Calibri" w:cs="Calibri"/>
+          <w:lang w:eastAsia="es-ES"/>
+        </w:rPr>
+      </w:pPr>
+      <w:r>
+        <w:rPr>
+          <w:rFonts w:ascii="Calibri" w:eastAsia="Calibri" w:hAnsi="Calibri" w:cs="Calibri"/>
+          <w:lang w:eastAsia="es-ES"/>
+        </w:rPr>
+        <w:t xml:space="preserve">Caso de uso: </w:t>
+      </w:r>
+      <w:proofErr w:type="spellStart"/>
+      <w:r>
+        <w:rPr>
+          <w:rFonts w:ascii="Calibri" w:eastAsia="Calibri" w:hAnsi="Calibri" w:cs="Calibri"/>
+          <w:lang w:eastAsia="es-ES"/>
+        </w:rPr>
+        <w:t>Gestion</w:t>
+      </w:r>
+      <w:proofErr w:type="spellEnd"/>
+      <w:r>
+        <w:rPr>
+          <w:rFonts w:ascii="Calibri" w:eastAsia="Calibri" w:hAnsi="Calibri" w:cs="Calibri"/>
+          <w:lang w:eastAsia="es-ES"/>
+        </w:rPr>
+        <w:t xml:space="preserve"> de Vendedores</w:t>
+      </w:r>
+    </w:p>
+    <w:p>
+      <w:pPr>
+        <w:jc w:val="center"/>
+        <w:rPr>
+          <w:rFonts w:ascii="Calibri" w:eastAsia="Calibri" w:hAnsi="Calibri" w:cs="Calibri"/>
+          <w:lang w:eastAsia="es-ES"/>
+        </w:rPr>
+      </w:pPr>
+      <w:r>
+        <w:rPr>
+          <w:rFonts w:ascii="Calibri" w:eastAsia="Calibri" w:hAnsi="Calibri" w:cs="Calibri"/>
+          <w:noProof/>
+          <w:lang w:eastAsia="es-ES"/>
+        </w:rPr>
+        <w:drawing>
+          <wp:inline distT="114300" distB="114300" distL="114300" distR="114300" wp14:anchorId="4D934197" wp14:editId="254829E7">
+            <wp:extent cx="3714750" cy="1343025"/>
+            <wp:effectExtent l="0" t="0" r="0" b="0"/>
+            <wp:docPr id="34" name="image6.png" descr="Diagrama&#10;&#10;El contenido generado por IA puede ser incorrecto."/>
+            <wp:cNvGraphicFramePr/>
+            <a:graphic xmlns:a="http://schemas.openxmlformats.org/drawingml/2006/main">
+              <a:graphicData uri="http://schemas.openxmlformats.org/drawingml/2006/picture">
+                <pic:pic xmlns:pic="http://schemas.openxmlformats.org/drawingml/2006/picture">
+                  <pic:nvPicPr>
+                    <pic:cNvPr id="34" name="image6.png" descr="Diagrama&#10;&#10;El contenido generado por IA puede ser incorrecto."/>
+                    <pic:cNvPicPr preferRelativeResize="0"/>
+                  </pic:nvPicPr>
+                  <pic:blipFill>
+                    <a:blip r:embed="rId11"/>
+                    <a:srcRect/>
+                    <a:stretch>
+                      <a:fillRect/>
+                    </a:stretch>
+                  </pic:blipFill>
+                  <pic:spPr>
+                    <a:xfrm>
+                      <a:off x="0" y="0"/>
+                      <a:ext cx="3714750" cy="1343025"/>
+                    </a:xfrm>
+                    <a:prstGeom prst="rect">
+                      <a:avLst/>
+                    </a:prstGeom>
+                    <a:ln/>
+                  </pic:spPr>
+                </pic:pic>
+              </a:graphicData>
+            </a:graphic>
+          </wp:inline>
+        </w:drawing>
+      </w:r>
+    </w:p>
+    <w:p>
+      <w:pPr>
+        <w:rPr>
+          <w:rFonts w:ascii="Calibri" w:eastAsia="Calibri" w:hAnsi="Calibri" w:cs="Calibri"/>
+          <w:lang w:eastAsia="es-ES"/>
+        </w:rPr>
+      </w:pPr>
+      <w:r>
+        <w:rPr>
+          <w:rFonts w:ascii="Calibri" w:eastAsia="Calibri" w:hAnsi="Calibri" w:cs="Calibri"/>
+          <w:lang w:eastAsia="es-ES"/>
+        </w:rPr>
+        <w:t>Caso de uso: Gestión de negocios</w:t>
+      </w:r>
+    </w:p>
+    <w:p>
+      <w:pPr>
+        <w:jc w:val="center"/>
+        <w:rPr>
+          <w:rFonts w:ascii="Calibri" w:eastAsia="Calibri" w:hAnsi="Calibri" w:cs="Calibri"/>
+          <w:lang w:eastAsia="es-ES"/>
+        </w:rPr>
+      </w:pPr>
+      <w:r>
+        <w:rPr>
+          <w:rFonts w:ascii="Calibri" w:eastAsia="Calibri" w:hAnsi="Calibri" w:cs="Calibri"/>
+          <w:noProof/>
+          <w:lang w:eastAsia="es-ES"/>
+        </w:rPr>
+        <w:drawing>
+          <wp:inline distT="114300" distB="114300" distL="114300" distR="114300" wp14:anchorId="5C7C59E9" wp14:editId="29921511">
+            <wp:extent cx="3905250" cy="1371600"/>
+            <wp:effectExtent l="0" t="0" r="0" b="0"/>
+            <wp:docPr id="44" name="image24.png" descr="Diagrama&#10;&#10;El contenido generado por IA puede ser incorrecto."/>
+            <wp:cNvGraphicFramePr/>
+            <a:graphic xmlns:a="http://schemas.openxmlformats.org/drawingml/2006/main">
+              <a:graphicData uri="http://schemas.openxmlformats.org/drawingml/2006/picture">
+                <pic:pic xmlns:pic="http://schemas.openxmlformats.org/drawingml/2006/picture">
+                  <pic:nvPicPr>
+                    <pic:cNvPr id="44" name="image24.png" descr="Diagrama&#10;&#10;El contenido generado por IA puede ser incorrecto."/>
+                    <pic:cNvPicPr preferRelativeResize="0"/>
+                  </pic:nvPicPr>
+                  <pic:blipFill>
+                    <a:blip r:embed="rId12"/>
+                    <a:srcRect/>
+                    <a:stretch>
+                      <a:fillRect/>
+                    </a:stretch>
+                  </pic:blipFill>
+                  <pic:spPr>
+                    <a:xfrm>
+                      <a:off x="0" y="0"/>
+                      <a:ext cx="3905250" cy="1371600"/>
+                    </a:xfrm>
+                    <a:prstGeom prst="rect">
+                      <a:avLst/>
+                    </a:prstGeom>
+                    <a:ln/>
+                  </pic:spPr>
+                </pic:pic>
+              </a:graphicData>
+            </a:graphic>
+          </wp:inline>
+        </w:drawing>
+      </w:r>
+    </w:p>
+    <w:p>
+      <w:pPr>
+        <w:rPr>
+          <w:rFonts w:ascii="Calibri" w:eastAsia="Calibri" w:hAnsi="Calibri" w:cs="Calibri"/>
+          <w:lang w:eastAsia="es-ES"/>
+        </w:rPr>
+      </w:pPr>
+      <w:r>
+        <w:rPr>
+          <w:rFonts w:ascii="Calibri" w:eastAsia="Calibri" w:hAnsi="Calibri" w:cs="Calibri"/>
+          <w:lang w:eastAsia="es-ES"/>
+        </w:rPr>
+        <w:t>Caso de uso: Publicación de productos</w:t>
+      </w:r>
+    </w:p>
+    <w:p>
+      <w:pPr>
+        <w:jc w:val="center"/>
+        <w:rPr>
+          <w:rFonts w:ascii="Calibri" w:eastAsia="Calibri" w:hAnsi="Calibri" w:cs="Calibri"/>
+          <w:lang w:eastAsia="es-ES"/>
+        </w:rPr>
+      </w:pPr>
+      <w:r>
+        <w:rPr>
+          <w:rFonts w:ascii="Calibri" w:eastAsia="Calibri" w:hAnsi="Calibri" w:cs="Calibri"/>
+          <w:noProof/>
+          <w:lang w:eastAsia="es-ES"/>
+        </w:rPr>
+        <w:lastRenderedPageBreak/>
+        <w:drawing>
+          <wp:inline distT="114300" distB="114300" distL="114300" distR="114300" wp14:anchorId="643EE359" wp14:editId="5BA4B3AF">
+            <wp:extent cx="1628775" cy="2419350"/>
+            <wp:effectExtent l="0" t="0" r="0" b="0"/>
+            <wp:docPr id="61" name="image36.png" descr="Diagrama&#10;&#10;El contenido generado por IA puede ser incorrecto."/>
+            <wp:cNvGraphicFramePr/>
+            <a:graphic xmlns:a="http://schemas.openxmlformats.org/drawingml/2006/main">
+              <a:graphicData uri="http://schemas.openxmlformats.org/drawingml/2006/picture">
+                <pic:pic xmlns:pic="http://schemas.openxmlformats.org/drawingml/2006/picture">
+                  <pic:nvPicPr>
+                    <pic:cNvPr id="61" name="image36.png" descr="Diagrama&#10;&#10;El contenido generado por IA puede ser incorrecto."/>
+                    <pic:cNvPicPr preferRelativeResize="0"/>
+                  </pic:nvPicPr>
+                  <pic:blipFill>
+                    <a:blip r:embed="rId13"/>
+                    <a:srcRect/>
+                    <a:stretch>
+                      <a:fillRect/>
+                    </a:stretch>
+                  </pic:blipFill>
+                  <pic:spPr>
+                    <a:xfrm>
+                      <a:off x="0" y="0"/>
+                      <a:ext cx="1628775" cy="2419350"/>
+                    </a:xfrm>
+                    <a:prstGeom prst="rect">
+                      <a:avLst/>
+                    </a:prstGeom>
+                    <a:ln/>
+                  </pic:spPr>
+                </pic:pic>
+              </a:graphicData>
+            </a:graphic>
+          </wp:inline>
+        </w:drawing>
+      </w:r>
+    </w:p>
+    <w:p>
+      <w:pPr>
+        <w:rPr>
+          <w:rFonts w:ascii="Calibri" w:eastAsia="Calibri" w:hAnsi="Calibri" w:cs="Calibri"/>
+          <w:lang w:eastAsia="es-ES"/>
+        </w:rPr>
+      </w:pPr>
+      <w:r>
+        <w:rPr>
+          <w:rFonts w:ascii="Calibri" w:eastAsia="Calibri" w:hAnsi="Calibri" w:cs="Calibri"/>
+          <w:lang w:eastAsia="es-ES"/>
+        </w:rPr>
+        <w:t xml:space="preserve">Caso de uso: </w:t>
+      </w:r>
+      <w:proofErr w:type="spellStart"/>
+      <w:r>
+        <w:rPr>
+          <w:rFonts w:ascii="Calibri" w:eastAsia="Calibri" w:hAnsi="Calibri" w:cs="Calibri"/>
+          <w:lang w:eastAsia="es-ES"/>
+        </w:rPr>
+        <w:t>Recuperacion</w:t>
+      </w:r>
+      <w:proofErr w:type="spellEnd"/>
+      <w:r>
+        <w:rPr>
+          <w:rFonts w:ascii="Calibri" w:eastAsia="Calibri" w:hAnsi="Calibri" w:cs="Calibri"/>
+          <w:lang w:eastAsia="es-ES"/>
+        </w:rPr>
+        <w:t xml:space="preserve"> de contraseña</w:t>
+      </w:r>
+    </w:p>
+    <w:p>
+      <w:pPr>
+        <w:jc w:val="center"/>
+        <w:rPr>
+          <w:rFonts w:ascii="Calibri" w:eastAsia="Calibri" w:hAnsi="Calibri" w:cs="Calibri"/>
+          <w:lang w:eastAsia="es-ES"/>
+        </w:rPr>
+      </w:pPr>
+      <w:r>
+        <w:rPr>
+          <w:rFonts w:ascii="Calibri" w:eastAsia="Calibri" w:hAnsi="Calibri" w:cs="Calibri"/>
+          <w:noProof/>
+          <w:lang w:eastAsia="es-ES"/>
+        </w:rPr>
+        <w:drawing>
+          <wp:inline distT="114300" distB="114300" distL="114300" distR="114300" wp14:anchorId="588E1F0F" wp14:editId="5F4A5E29">
+            <wp:extent cx="1819275" cy="3819525"/>
+            <wp:effectExtent l="0" t="0" r="0" b="0"/>
+            <wp:docPr id="37" name="image10.png" descr="Diagrama&#10;&#10;El contenido generado por IA puede ser incorrecto."/>
+            <wp:cNvGraphicFramePr/>
+            <a:graphic xmlns:a="http://schemas.openxmlformats.org/drawingml/2006/main">
+              <a:graphicData uri="http://schemas.openxmlformats.org/drawingml/2006/picture">
+                <pic:pic xmlns:pic="http://schemas.openxmlformats.org/drawingml/2006/picture">
+                  <pic:nvPicPr>
+                    <pic:cNvPr id="37" name="image10.png" descr="Diagrama&#10;&#10;El contenido generado por IA puede ser incorrecto."/>
+                    <pic:cNvPicPr preferRelativeResize="0"/>
+                  </pic:nvPicPr>
+                  <pic:blipFill>
+                    <a:blip r:embed="rId14"/>
+                    <a:srcRect/>
+                    <a:stretch>
+                      <a:fillRect/>
+                    </a:stretch>
+                  </pic:blipFill>
+                  <pic:spPr>
+                    <a:xfrm>
+                      <a:off x="0" y="0"/>
+                      <a:ext cx="1819275" cy="3819525"/>
+                    </a:xfrm>
+                    <a:prstGeom prst="rect">
+                      <a:avLst/>
+                    </a:prstGeom>
+                    <a:ln/>
+                  </pic:spPr>
+                </pic:pic>
+              </a:graphicData>
+            </a:graphic>
+          </wp:inline>
+        </w:drawing>
+      </w:r>
+    </w:p>
+    <w:p>
+      <w:pPr>
+        <w:rPr>
+          <w:rFonts w:ascii="Calibri" w:eastAsia="Calibri" w:hAnsi="Calibri" w:cs="Calibri"/>
+          <w:lang w:eastAsia="es-ES"/>
+        </w:rPr>
+      </w:pPr>
+      <w:r>
+        <w:rPr>
+          <w:rFonts w:ascii="Calibri" w:eastAsia="Calibri" w:hAnsi="Calibri" w:cs="Calibri"/>
+          <w:lang w:eastAsia="es-ES"/>
+        </w:rPr>
+        <w:t xml:space="preserve">Caso de uso: </w:t>
+      </w:r>
+      <w:proofErr w:type="spellStart"/>
+      <w:r>
+        <w:rPr>
+          <w:rFonts w:ascii="Calibri" w:eastAsia="Calibri" w:hAnsi="Calibri" w:cs="Calibri"/>
+          <w:lang w:eastAsia="es-ES"/>
+        </w:rPr>
+        <w:t>Visualizacion</w:t>
+      </w:r>
+      <w:proofErr w:type="spellEnd"/>
+      <w:r>
+        <w:rPr>
+          <w:rFonts w:ascii="Calibri" w:eastAsia="Calibri" w:hAnsi="Calibri" w:cs="Calibri"/>
+          <w:lang w:eastAsia="es-ES"/>
+        </w:rPr>
+        <w:t xml:space="preserve"> de Negocios</w:t>
+      </w:r>
+    </w:p>
+    <w:p>
+      <w:pPr>
+        <w:jc w:val="center"/>
+        <w:rPr>
+          <w:rFonts w:ascii="Calibri" w:eastAsia="Calibri" w:hAnsi="Calibri" w:cs="Calibri"/>
+          <w:lang w:eastAsia="es-ES"/>
+        </w:rPr>
+      </w:pPr>
+      <w:r>
+        <w:rPr>
+          <w:rFonts w:ascii="Calibri" w:eastAsia="Calibri" w:hAnsi="Calibri" w:cs="Calibri"/>
+          <w:noProof/>
+          <w:lang w:eastAsia="es-ES"/>
+        </w:rPr>
+        <w:drawing>
+          <wp:inline distT="114300" distB="114300" distL="114300" distR="114300" wp14:anchorId="430B3152" wp14:editId="1F6FFC3F">
+            <wp:extent cx="1076325" cy="1190625"/>
+            <wp:effectExtent l="0" t="0" r="0" b="0"/>
+            <wp:docPr id="50" name="image26.png" descr="Diagrama&#10;&#10;El contenido generado por IA puede ser incorrecto."/>
+            <wp:cNvGraphicFramePr/>
+            <a:graphic xmlns:a="http://schemas.openxmlformats.org/drawingml/2006/main">
+              <a:graphicData uri="http://schemas.openxmlformats.org/drawingml/2006/picture">
+                <pic:pic xmlns:pic="http://schemas.openxmlformats.org/drawingml/2006/picture">
+                  <pic:nvPicPr>
+                    <pic:cNvPr id="50" name="image26.png" descr="Diagrama&#10;&#10;El contenido generado por IA puede ser incorrecto."/>
+                    <pic:cNvPicPr preferRelativeResize="0"/>
+                  </pic:nvPicPr>
+                  <pic:blipFill>
+                    <a:blip r:embed="rId15"/>
+                    <a:srcRect/>
+                    <a:stretch>
+                      <a:fillRect/>
+                    </a:stretch>
+                  </pic:blipFill>
+                  <pic:spPr>
+                    <a:xfrm>
+                      <a:off x="0" y="0"/>
+                      <a:ext cx="1076325" cy="1190625"/>
+                    </a:xfrm>
+                    <a:prstGeom prst="rect">
+                      <a:avLst/>
+                    </a:prstGeom>
+                    <a:ln/>
+                  </pic:spPr>
+                </pic:pic>
+              </a:graphicData>
+            </a:graphic>
+          </wp:inline>
+        </w:drawing>
+      </w:r>
+    </w:p>
+    <w:p>
+      <w:pPr>
+        <w:rPr>
+          <w:rFonts w:ascii="Calibri" w:eastAsia="Calibri" w:hAnsi="Calibri" w:cs="Calibri"/>
+          <w:lang w:eastAsia="es-ES"/>
+        </w:rPr>
+      </w:pPr>
+      <w:r>
+        <w:rPr>
+          <w:rFonts w:ascii="Calibri" w:eastAsia="Calibri" w:hAnsi="Calibri" w:cs="Calibri"/>
+          <w:lang w:eastAsia="es-ES"/>
+        </w:rPr>
+        <w:t>Caso de uso: Compra de Productos</w:t>
+      </w:r>
+    </w:p>
+    <w:p>
+      <w:pPr>
+        <w:jc w:val="center"/>
+        <w:rPr>
+          <w:rFonts w:ascii="Calibri" w:eastAsia="Calibri" w:hAnsi="Calibri" w:cs="Calibri"/>
+          <w:lang w:eastAsia="es-ES"/>
+        </w:rPr>
+      </w:pPr>
+      <w:r>
+        <w:rPr>
+          <w:rFonts w:ascii="Calibri" w:eastAsia="Calibri" w:hAnsi="Calibri" w:cs="Calibri"/>
+          <w:noProof/>
+          <w:lang w:eastAsia="es-ES"/>
+        </w:rPr>
+        <w:lastRenderedPageBreak/>
+        <w:drawing>
+          <wp:inline distT="114300" distB="114300" distL="114300" distR="114300" wp14:anchorId="262CAE1E" wp14:editId="1B207557">
+            <wp:extent cx="1123950" cy="1857375"/>
+            <wp:effectExtent l="0" t="0" r="0" b="0"/>
+            <wp:docPr id="33" name="image7.png" descr="Diagrama&#10;&#10;El contenido generado por IA puede ser incorrecto."/>
+            <wp:cNvGraphicFramePr/>
+            <a:graphic xmlns:a="http://schemas.openxmlformats.org/drawingml/2006/main">
+              <a:graphicData uri="http://schemas.openxmlformats.org/drawingml/2006/picture">
+                <pic:pic xmlns:pic="http://schemas.openxmlformats.org/drawingml/2006/picture">
+                  <pic:nvPicPr>
+                    <pic:cNvPr id="33" name="image7.png" descr="Diagrama&#10;&#10;El contenido generado por IA puede ser incorrecto."/>
+                    <pic:cNvPicPr preferRelativeResize="0"/>
+                  </pic:nvPicPr>
+                  <pic:blipFill>
+                    <a:blip r:embed="rId16"/>
+                    <a:srcRect/>
+                    <a:stretch>
+                      <a:fillRect/>
+                    </a:stretch>
+                  </pic:blipFill>
+                  <pic:spPr>
+                    <a:xfrm>
+                      <a:off x="0" y="0"/>
+                      <a:ext cx="1123950" cy="1857375"/>
+                    </a:xfrm>
+                    <a:prstGeom prst="rect">
+                      <a:avLst/>
+                    </a:prstGeom>
+                    <a:ln/>
+                  </pic:spPr>
+                </pic:pic>
+              </a:graphicData>
+            </a:graphic>
+          </wp:inline>
+        </w:drawing>
+      </w:r>
+    </w:p>
+    <w:p>
+      <w:pPr>
+        <w:rPr>
+          <w:rFonts w:ascii="Calibri" w:eastAsia="Calibri" w:hAnsi="Calibri" w:cs="Calibri"/>
+          <w:lang w:eastAsia="es-ES"/>
+        </w:rPr>
+      </w:pPr>
+      <w:r>
+        <w:rPr>
+          <w:rFonts w:ascii="Calibri" w:eastAsia="Calibri" w:hAnsi="Calibri" w:cs="Calibri"/>
+          <w:lang w:eastAsia="es-ES"/>
+        </w:rPr>
+        <w:t>Caso de uso: Reportes</w:t>
+      </w:r>
+    </w:p>
+    <w:p>
+      <w:pPr>
+        <w:jc w:val="center"/>
+        <w:rPr>
+          <w:rFonts w:ascii="Calibri" w:eastAsia="Calibri" w:hAnsi="Calibri" w:cs="Calibri"/>
+          <w:lang w:eastAsia="es-ES"/>
+        </w:rPr>
+      </w:pPr>
+      <w:r>
+        <w:rPr>
+          <w:rFonts w:ascii="Calibri" w:eastAsia="Calibri" w:hAnsi="Calibri" w:cs="Calibri"/>
+          <w:noProof/>
+          <w:lang w:eastAsia="es-ES"/>
+        </w:rPr>
+        <w:drawing>
+          <wp:inline distT="114300" distB="114300" distL="114300" distR="114300" wp14:anchorId="4742462C" wp14:editId="548AEF55">
+            <wp:extent cx="1971675" cy="1571625"/>
+            <wp:effectExtent l="0" t="0" r="0" b="0"/>
+            <wp:docPr id="57" name="image32.png" descr="Diagrama&#10;&#10;El contenido generado por IA puede ser incorrecto."/>
+            <wp:cNvGraphicFramePr/>
+            <a:graphic xmlns:a="http://schemas.openxmlformats.org/drawingml/2006/main">
+              <a:graphicData uri="http://schemas.openxmlformats.org/drawingml/2006/picture">
+                <pic:pic xmlns:pic="http://schemas.openxmlformats.org/drawingml/2006/picture">
+                  <pic:nvPicPr>
+                    <pic:cNvPr id="57" name="image32.png" descr="Diagrama&#10;&#10;El contenido generado por IA puede ser incorrecto."/>
+                    <pic:cNvPicPr preferRelativeResize="0"/>
+                  </pic:nvPicPr>
+                  <pic:blipFill>
+                    <a:blip r:embed="rId17"/>
+                    <a:srcRect/>
+                    <a:stretch>
+                      <a:fillRect/>
+                    </a:stretch>
+                  </pic:blipFill>
+                  <pic:spPr>
+                    <a:xfrm>
+                      <a:off x="0" y="0"/>
+                      <a:ext cx="1971675" cy="1571625"/>
+                    </a:xfrm>
+                    <a:prstGeom prst="rect">
+                      <a:avLst/>
+                    </a:prstGeom>
+                    <a:ln/>
+                  </pic:spPr>
+                </pic:pic>
+              </a:graphicData>
+            </a:graphic>
+          </wp:inline>
+        </w:drawing>
+      </w:r>
+    </w:p>
+    <w:p>
+      <w:pPr>
+        <w:rPr>
+          <w:rFonts w:ascii="Calibri" w:eastAsia="Calibri" w:hAnsi="Calibri" w:cs="Calibri"/>
+          <w:lang w:eastAsia="es-ES"/>
+        </w:rPr>
+      </w:pPr>
+      <w:r>
+        <w:rPr>
+          <w:rFonts w:ascii="Calibri" w:eastAsia="Calibri" w:hAnsi="Calibri" w:cs="Calibri"/>
+          <w:lang w:eastAsia="es-ES"/>
+        </w:rPr>
+        <w:t>Caso de uso: Notificaciones</w:t>
+      </w:r>
+    </w:p>
+    <w:p>
+      <w:pPr>
+        <w:jc w:val="center"/>
+      </w:pPr>
+      <w:r>
+        <w:rPr>
+          <w:rFonts w:ascii="Calibri" w:eastAsia="Calibri" w:hAnsi="Calibri" w:cs="Calibri"/>
+          <w:noProof/>
+          <w:lang w:eastAsia="es-ES"/>
+        </w:rPr>
+        <w:drawing>
+          <wp:inline distT="114300" distB="114300" distL="114300" distR="114300" wp14:anchorId="710C788D" wp14:editId="0679AFEA">
+            <wp:extent cx="1095375" cy="1819275"/>
+            <wp:effectExtent l="0" t="0" r="0" b="0"/>
+            <wp:docPr id="15" name="image2.png" descr="Diagrama&#10;&#10;El contenido generado por IA puede ser incorrecto."/>
+            <wp:cNvGraphicFramePr/>
+            <a:graphic xmlns:a="http://schemas.openxmlformats.org/drawingml/2006/main">
+              <a:graphicData uri="http://schemas.openxmlformats.org/drawingml/2006/picture">
+                <pic:pic xmlns:pic="http://schemas.openxmlformats.org/drawingml/2006/picture">
+                  <pic:nvPicPr>
+                    <pic:cNvPr id="15" name="image2.png" descr="Diagrama&#10;&#10;El contenido generado por IA puede ser incorrecto."/>
+                    <pic:cNvPicPr preferRelativeResize="0"/>
+                  </pic:nvPicPr>
+                  <pic:blipFill>
+                    <a:blip r:embed="rId18"/>
+                    <a:srcRect/>
+                    <a:stretch>
+                      <a:fillRect/>
+                    </a:stretch>
+                  </pic:blipFill>
+                  <pic:spPr>
+                    <a:xfrm>
+                      <a:off x="0" y="0"/>
+                      <a:ext cx="1095375" cy="1819275"/>
+                    </a:xfrm>
+                    <a:prstGeom prst="rect">
+                      <a:avLst/>
+                    </a:prstGeom>
+                    <a:ln/>
+                  </pic:spPr>
+                </pic:pic>
+              </a:graphicData>
+            </a:graphic>
+          </wp:inline>
+        </w:drawing>
+      </w:r>
+    </w:p>
+    <w:p>
+      <w:pPr>
+        <w:pStyle w:val="TDC2"/>
+        <w:numPr>
+          <w:ilvl w:val="1"/>
+          <w:numId w:val="9"/>
+        </w:numPr>
+        <w:rPr>
+          <w:rStyle w:val="Ttulo2Car"/>
+          <w:b/>
+          <w:bCs/>
+          <w:color w:val="auto"/>
+        </w:rPr>
+      </w:pPr>
+      <w:bookmarkStart w:id="19" w:name="_Toc68679739"/>
+      <w:bookmarkStart w:id="20" w:name="_Toc190184982"/>
+      <w:r>
+        <w:rPr>
+          <w:rStyle w:val="Ttulo2Car"/>
+          <w:color w:val="auto"/>
+        </w:rPr>
+        <w:t>Vista Lógica</w:t>
+      </w:r>
+      <w:bookmarkEnd w:id="19"/>
+      <w:bookmarkEnd w:id="20"/>
+    </w:p>
+    <w:p>
+      <w:pPr>
+        <w:pStyle w:val="Ttulo3"/>
+        <w:rPr>
+          <w:lang w:eastAsia="es-PE"/>
+        </w:rPr>
+      </w:pPr>
+      <w:bookmarkStart w:id="21" w:name="_Toc68679740"/>
+      <w:bookmarkStart w:id="22" w:name="_Toc69124248"/>
+    </w:p>
+    <w:p>
+      <w:pPr>
+        <w:pStyle w:val="Ttulo3"/>
+        <w:numPr>
+          <w:ilvl w:val="2"/>
+          <w:numId w:val="9"/>
+        </w:numPr>
+        <w:rPr>
+          <w:color w:val="auto"/>
+          <w:lang w:eastAsia="es-PE"/>
+        </w:rPr>
+      </w:pPr>
+      <w:bookmarkStart w:id="23" w:name="_Toc190184983"/>
+      <w:r>
+        <w:rPr>
+          <w:color w:val="auto"/>
+          <w:lang w:eastAsia="es-PE"/>
+        </w:rPr>
+        <w:t xml:space="preserve">Diagrama </w:t>
+      </w:r>
+      <w:bookmarkEnd w:id="21"/>
+      <w:bookmarkEnd w:id="22"/>
+      <w:r>
+        <w:rPr>
+          <w:color w:val="auto"/>
+          <w:lang w:eastAsia="es-PE"/>
+        </w:rPr>
+        <w:t xml:space="preserve">de </w:t>
+      </w:r>
+      <w:r>
+        <w:rPr>
+          <w:color w:val="auto"/>
+          <w:lang w:eastAsia="es-PE"/>
+        </w:rPr>
+        <w:t>S</w:t>
+      </w:r>
+      <w:r>
+        <w:rPr>
+          <w:color w:val="auto"/>
+          <w:lang w:eastAsia="es-PE"/>
+        </w:rPr>
+        <w:t>ubsistemas (paquetes)</w:t>
+      </w:r>
+      <w:bookmarkEnd w:id="23"/>
+    </w:p>
+    <w:p>
+      <w:pPr>
+        <w:autoSpaceDE w:val="0"/>
+        <w:autoSpaceDN w:val="0"/>
+        <w:adjustRightInd w:val="0"/>
+        <w:spacing w:after="0" w:line="240" w:lineRule="auto"/>
+        <w:ind w:left="1224"/>
+        <w:jc w:val="both"/>
+        <w:rPr>
+          <w:rFonts w:ascii="TimesNewRoman,Italic" w:hAnsi="TimesNewRoman,Italic" w:cs="TimesNewRoman,Italic"/>
+          <w:i/>
+          <w:iCs/>
+          <w:color w:val="0000FF"/>
+          <w:sz w:val="20"/>
+          <w:szCs w:val="20"/>
+        </w:rPr>
+      </w:pPr>
+      <w:r>
+        <w:rPr>
+          <w:rFonts w:ascii="TimesNewRoman,Italic" w:hAnsi="TimesNewRoman,Italic" w:cs="TimesNewRoman,Italic"/>
+          <w:i/>
+          <w:iCs/>
+          <w:color w:val="0000FF"/>
+          <w:sz w:val="20"/>
+          <w:szCs w:val="20"/>
+        </w:rPr>
+        <w:t>[Diagrama que define los límites entre el sistema, o parte del sistema, y su ambiente, mostrando las entidades que interactúan con él. ​ Este diagrama es una vista de alto nivel de un sistema.</w:t>
+      </w:r>
+    </w:p>
+    <w:p>
+      <w:pPr>
+        <w:autoSpaceDE w:val="0"/>
+        <w:autoSpaceDN w:val="0"/>
+        <w:adjustRightInd w:val="0"/>
+        <w:spacing w:after="0" w:line="240" w:lineRule="auto"/>
+        <w:ind w:left="1224"/>
+        <w:jc w:val="both"/>
+        <w:rPr>
+          <w:rFonts w:ascii="TimesNewRoman,Italic" w:hAnsi="TimesNewRoman,Italic" w:cs="TimesNewRoman,Italic"/>
+          <w:i/>
+          <w:iCs/>
+          <w:color w:val="0000FF"/>
+          <w:sz w:val="20"/>
+          <w:szCs w:val="20"/>
+        </w:rPr>
+      </w:pPr>
+      <w:r>
+        <w:rPr>
+          <w:rFonts w:ascii="TimesNewRoman,Italic" w:hAnsi="TimesNewRoman,Italic" w:cs="TimesNewRoman,Italic"/>
+          <w:i/>
+          <w:iCs/>
+          <w:color w:val="0000FF"/>
+          <w:sz w:val="20"/>
+          <w:szCs w:val="20"/>
+        </w:rPr>
+        <w:t>Asimismo, se debe desplegar las partes arquitectónicamente significativas del modelo de diseño, como ser la descomposición en capas, subsistemas o paquetes. Una vez presentadas estas unidades lógicas principales, se profundiza en ellas hasta el nivel que se considere adecuado.]</w:t>
+      </w:r>
+    </w:p>
+    <w:p>
+      <w:pPr>
+        <w:autoSpaceDE w:val="0"/>
+        <w:autoSpaceDN w:val="0"/>
+        <w:adjustRightInd w:val="0"/>
+        <w:spacing w:after="0" w:line="240" w:lineRule="auto"/>
+        <w:ind w:left="1224"/>
+        <w:jc w:val="both"/>
+        <w:rPr>
+          <w:rFonts w:ascii="TimesNewRoman,Italic" w:hAnsi="TimesNewRoman,Italic" w:cs="TimesNewRoman,Italic"/>
+          <w:i/>
+          <w:iCs/>
+          <w:color w:val="0000FF"/>
+          <w:sz w:val="20"/>
+          <w:szCs w:val="20"/>
+        </w:rPr>
+      </w:pPr>
+    </w:p>
+    <w:p>
+      <w:pPr>
+        <w:pStyle w:val="Ttulo3"/>
+        <w:numPr>
+          <w:ilvl w:val="2"/>
+          <w:numId w:val="9"/>
+        </w:numPr>
+        <w:ind w:left="1134"/>
+        <w:rPr>
+          <w:color w:val="auto"/>
+          <w:lang w:eastAsia="es-PE"/>
+        </w:rPr>
+      </w:pPr>
+      <w:bookmarkStart w:id="24" w:name="_Toc190184984"/>
+      <w:r>
+        <w:rPr>
+          <w:color w:val="auto"/>
+          <w:lang w:eastAsia="es-PE"/>
+        </w:rPr>
+        <w:t xml:space="preserve">Diagrama de </w:t>
+      </w:r>
+      <w:r>
+        <w:rPr>
+          <w:color w:val="auto"/>
+          <w:lang w:eastAsia="es-PE"/>
+        </w:rPr>
+        <w:t>S</w:t>
+      </w:r>
+      <w:r>
+        <w:rPr>
+          <w:color w:val="auto"/>
+          <w:lang w:eastAsia="es-PE"/>
+        </w:rPr>
+        <w:t>ecuencia (vista de diseño)</w:t>
+      </w:r>
+      <w:bookmarkEnd w:id="24"/>
+    </w:p>
+    <w:p>
+      <w:pPr>
+        <w:ind w:left="1416"/>
+        <w:rPr>
+          <w:lang w:eastAsia="es-PE"/>
+        </w:rPr>
+      </w:pPr>
+    </w:p>
+    <w:p>
+      <w:pPr>
+        <w:pStyle w:val="Ttulo3"/>
+        <w:numPr>
+          <w:ilvl w:val="2"/>
+          <w:numId w:val="9"/>
+        </w:numPr>
+        <w:rPr>
+          <w:color w:val="auto"/>
+          <w:lang w:eastAsia="es-PE"/>
+        </w:rPr>
+      </w:pPr>
+      <w:bookmarkStart w:id="25" w:name="_Toc190184985"/>
+      <w:r>
+        <w:rPr>
+          <w:color w:val="auto"/>
+          <w:lang w:eastAsia="es-PE"/>
+        </w:rPr>
+        <w:t xml:space="preserve">Diagrama de </w:t>
+      </w:r>
+      <w:r>
+        <w:rPr>
+          <w:color w:val="auto"/>
+          <w:lang w:eastAsia="es-PE"/>
+        </w:rPr>
+        <w:t>C</w:t>
+      </w:r>
+      <w:r>
+        <w:rPr>
+          <w:color w:val="auto"/>
+          <w:lang w:eastAsia="es-PE"/>
+        </w:rPr>
+        <w:t>olaboración (vista de diseño)</w:t>
+      </w:r>
+      <w:bookmarkEnd w:id="25"/>
+    </w:p>
+    <w:p>
+      <w:pPr>
+        <w:rPr>
+          <w:lang w:eastAsia="es-PE"/>
+        </w:rPr>
+      </w:pPr>
+    </w:p>
+    <w:p>
+      <w:pPr>
+        <w:pStyle w:val="Ttulo3"/>
+        <w:numPr>
+          <w:ilvl w:val="2"/>
+          <w:numId w:val="9"/>
+        </w:numPr>
+        <w:ind w:left="1276"/>
+        <w:rPr>
+          <w:color w:val="auto"/>
+          <w:lang w:eastAsia="es-PE"/>
+        </w:rPr>
+      </w:pPr>
+      <w:bookmarkStart w:id="26" w:name="_Toc190184986"/>
+      <w:r>
+        <w:rPr>
+          <w:color w:val="auto"/>
+          <w:lang w:eastAsia="es-PE"/>
+        </w:rPr>
+        <w:lastRenderedPageBreak/>
+        <w:t xml:space="preserve">Diagrama de </w:t>
+      </w:r>
+      <w:r>
+        <w:rPr>
+          <w:color w:val="auto"/>
+          <w:lang w:eastAsia="es-PE"/>
+        </w:rPr>
+        <w:t>O</w:t>
+      </w:r>
+      <w:r>
+        <w:rPr>
+          <w:color w:val="auto"/>
+          <w:lang w:eastAsia="es-PE"/>
+        </w:rPr>
+        <w:t>bjetos</w:t>
+      </w:r>
+      <w:bookmarkEnd w:id="26"/>
+    </w:p>
+    <w:p>
+      <w:pPr>
+        <w:rPr>
+          <w:lang w:eastAsia="es-PE"/>
+        </w:rPr>
+      </w:pPr>
+    </w:p>
+    <w:p>
+      <w:pPr>
+        <w:pStyle w:val="Ttulo3"/>
+        <w:numPr>
+          <w:ilvl w:val="2"/>
+          <w:numId w:val="9"/>
+        </w:numPr>
+        <w:rPr>
+          <w:color w:val="auto"/>
+          <w:lang w:eastAsia="es-PE"/>
+        </w:rPr>
+      </w:pPr>
+      <w:bookmarkStart w:id="27" w:name="_Toc190184987"/>
+      <w:r>
+        <w:rPr>
+          <w:color w:val="auto"/>
+          <w:lang w:eastAsia="es-PE"/>
+        </w:rPr>
+        <w:t xml:space="preserve">Diagrama de </w:t>
+      </w:r>
+      <w:r>
+        <w:rPr>
+          <w:color w:val="auto"/>
+          <w:lang w:eastAsia="es-PE"/>
+        </w:rPr>
+        <w:t>C</w:t>
+      </w:r>
+      <w:r>
+        <w:rPr>
+          <w:color w:val="auto"/>
+          <w:lang w:eastAsia="es-PE"/>
+        </w:rPr>
+        <w:t>lases</w:t>
+      </w:r>
+      <w:bookmarkEnd w:id="27"/>
+    </w:p>
+    <w:p>
+      <w:pPr>
+        <w:rPr>
+          <w:lang w:eastAsia="es-PE"/>
+        </w:rPr>
+      </w:pPr>
+    </w:p>
+    <w:p>
+      <w:pPr>
+        <w:pStyle w:val="Ttulo3"/>
+        <w:numPr>
+          <w:ilvl w:val="2"/>
+          <w:numId w:val="9"/>
+        </w:numPr>
+        <w:rPr>
+          <w:color w:val="auto"/>
+          <w:lang w:eastAsia="es-PE"/>
+        </w:rPr>
+      </w:pPr>
+      <w:bookmarkStart w:id="28" w:name="_Toc190184988"/>
+      <w:r>
+        <w:rPr>
+          <w:color w:val="auto"/>
+          <w:lang w:eastAsia="es-PE"/>
+        </w:rPr>
+        <w:t xml:space="preserve">Diagrama de </w:t>
+      </w:r>
+      <w:r>
+        <w:rPr>
+          <w:color w:val="auto"/>
+          <w:lang w:eastAsia="es-PE"/>
+        </w:rPr>
+        <w:t>B</w:t>
+      </w:r>
+      <w:r>
+        <w:rPr>
+          <w:color w:val="auto"/>
+          <w:lang w:eastAsia="es-PE"/>
+        </w:rPr>
+        <w:t>ase de datos (relacional o no relacional)</w:t>
+      </w:r>
+      <w:bookmarkEnd w:id="28"/>
+    </w:p>
+    <w:p/>
+    <w:p>
+      <w:pPr>
+        <w:autoSpaceDE w:val="0"/>
+        <w:autoSpaceDN w:val="0"/>
+        <w:adjustRightInd w:val="0"/>
+        <w:spacing w:after="0" w:line="240" w:lineRule="auto"/>
+        <w:jc w:val="both"/>
+        <w:rPr>
+          <w:rFonts w:ascii="TimesNewRoman,Italic" w:hAnsi="TimesNewRoman,Italic" w:cs="TimesNewRoman,Italic"/>
+          <w:color w:val="0000FF"/>
+          <w:sz w:val="20"/>
+          <w:szCs w:val="20"/>
+        </w:rPr>
+      </w:pPr>
+    </w:p>
+    <w:p>
+      <w:pPr>
+        <w:pStyle w:val="TDC2"/>
+        <w:numPr>
+          <w:ilvl w:val="1"/>
+          <w:numId w:val="9"/>
+        </w:numPr>
+        <w:rPr>
+          <w:rStyle w:val="Ttulo2Car"/>
+          <w:b/>
+          <w:bCs/>
+          <w:color w:val="auto"/>
+        </w:rPr>
+      </w:pPr>
+      <w:bookmarkStart w:id="29" w:name="_Toc68679746"/>
+      <w:bookmarkStart w:id="30" w:name="_Toc190184989"/>
+      <w:r>
+        <w:rPr>
+          <w:rStyle w:val="Ttulo2Car"/>
+          <w:color w:val="auto"/>
+        </w:rPr>
+        <w:t>Vista de Implementación</w:t>
+      </w:r>
+      <w:bookmarkEnd w:id="29"/>
+      <w:r>
+        <w:rPr>
+          <w:rStyle w:val="Ttulo2Car"/>
+          <w:color w:val="auto"/>
+        </w:rPr>
+        <w:t xml:space="preserve"> (</w:t>
+      </w:r>
+      <w:r>
+        <w:rPr>
+          <w:rStyle w:val="Ttulo2Car"/>
+          <w:color w:val="auto"/>
+        </w:rPr>
+        <w:t>vista de desarrollo</w:t>
+      </w:r>
+      <w:r>
+        <w:rPr>
+          <w:rStyle w:val="Ttulo2Car"/>
+          <w:color w:val="auto"/>
+        </w:rPr>
+        <w:t>)</w:t>
+      </w:r>
+      <w:bookmarkEnd w:id="30"/>
     </w:p>
     <w:p>
       <w:pPr>
@@ -8069,17 +9136,6 @@
           <w:szCs w:val="20"/>
         </w:rPr>
       </w:pPr>
-      <w:r>
-        <w:rPr>
-          <w:rFonts w:ascii="TimesNewRoman,Italic" w:hAnsi="TimesNewRoman,Italic" w:cs="TimesNewRoman,Italic"/>
-          <w:i/>
-          <w:iCs/>
-          <w:color w:val="0000FF"/>
-          <w:sz w:val="20"/>
-          <w:szCs w:val="20"/>
-        </w:rPr>
-        <w:t>[En esta sección se describen los casos de uso del sistema (nombre de la aplicación), donde se abarcan todas las funcionalidades del sistema, se muestran los actores que interactúan en el sistema y las funcionalidades asociadas; asimismo se listará los casos de uso o escenarios del modelo de casos de uso que representen funcionalidades centrales del sistema final, que requieran una gran cobertura arquitectónica o aquellos que impliquen algún punto especialmente delicado de la arquitectura.</w:t>
-      </w:r>
     </w:p>
     <w:p>
       <w:pPr>
@@ -8099,15 +9155,7 @@
           <w:szCs w:val="20"/>
         </w:rPr>
       </w:pPr>
-    </w:p>
-    <w:p>
-      <w:pPr>
-        <w:autoSpaceDE w:val="0"/>
-        <w:autoSpaceDN w:val="0"/>
-        <w:adjustRightInd w:val="0"/>
-        <w:spacing w:after="0" w:line="240" w:lineRule="auto"/>
-        <w:ind w:left="708"/>
-        <w:jc w:val="both"/>
+      <w:r>
         <w:rPr>
           <w:rFonts w:ascii="TimesNewRoman,Italic" w:hAnsi="TimesNewRoman,Italic" w:cs="TimesNewRoman,Italic"/>
           <w:i/>
@@ -8116,7 +9164,8 @@
           <w:sz w:val="20"/>
           <w:szCs w:val="20"/>
         </w:rPr>
-      </w:pPr>
+        <w:t>[Se detalla la estructura general del Modelo de Implementación y el mapeo de los subsistemas, paquetes y clases de la Vista Lógica a subsistemas y componentes de implementación</w:t>
+      </w:r>
       <w:r>
         <w:rPr>
           <w:rFonts w:ascii="TimesNewRoman,Italic" w:hAnsi="TimesNewRoman,Italic" w:cs="TimesNewRoman,Italic"/>
@@ -8126,17 +9175,9 @@
           <w:sz w:val="20"/>
           <w:szCs w:val="20"/>
         </w:rPr>
-        <w:t>La documentación a incluir en esta sección corresponde a la obtenida como consecuencia de la actividad “Realización de casos de uso”:</w:t>
-      </w:r>
-    </w:p>
-    <w:p>
-      <w:pPr>
-        <w:autoSpaceDE w:val="0"/>
-        <w:autoSpaceDN w:val="0"/>
-        <w:adjustRightInd w:val="0"/>
-        <w:spacing w:after="0" w:line="240" w:lineRule="auto"/>
-        <w:ind w:left="708"/>
-        <w:jc w:val="both"/>
+        <w:t xml:space="preserve"> de manera más detallada</w:t>
+      </w:r>
+      <w:r>
         <w:rPr>
           <w:rFonts w:ascii="TimesNewRoman,Italic" w:hAnsi="TimesNewRoman,Italic" w:cs="TimesNewRoman,Italic"/>
           <w:i/>
@@ -8145,173 +9186,24 @@
           <w:sz w:val="20"/>
           <w:szCs w:val="20"/>
         </w:rPr>
-      </w:pPr>
-    </w:p>
-    <w:p>
-      <w:pPr>
-        <w:autoSpaceDE w:val="0"/>
-        <w:autoSpaceDN w:val="0"/>
-        <w:adjustRightInd w:val="0"/>
-        <w:spacing w:after="0" w:line="240" w:lineRule="auto"/>
-        <w:ind w:left="1416"/>
-        <w:jc w:val="both"/>
-        <w:rPr>
-          <w:rFonts w:ascii="TimesNewRoman,Italic" w:hAnsi="TimesNewRoman,Italic" w:cs="TimesNewRoman,Italic"/>
-          <w:i/>
-          <w:iCs/>
-          <w:color w:val="0000FF"/>
-          <w:sz w:val="20"/>
-          <w:szCs w:val="20"/>
-        </w:rPr>
-      </w:pPr>
-      <w:r>
-        <w:rPr>
-          <w:rFonts w:ascii="TimesNewRoman" w:hAnsi="TimesNewRoman" w:cs="TimesNewRoman"/>
-          <w:color w:val="0000FF"/>
-          <w:sz w:val="20"/>
-          <w:szCs w:val="20"/>
-        </w:rPr>
-        <w:t xml:space="preserve">- </w:t>
-      </w:r>
-      <w:r>
-        <w:rPr>
-          <w:rFonts w:ascii="TimesNewRoman,Italic" w:hAnsi="TimesNewRoman,Italic" w:cs="TimesNewRoman,Italic"/>
-          <w:i/>
-          <w:iCs/>
-          <w:color w:val="0000FF"/>
-          <w:sz w:val="20"/>
-          <w:szCs w:val="20"/>
-        </w:rPr>
-        <w:t>Flujos de eventos- Diseño: descripción textual de cómo se realiza el caso de uso en términos de los objetos que colaboran. Resumen de los diagramas conectados con el caso de uso y explicación de sus relaciones.</w:t>
-      </w:r>
-    </w:p>
-    <w:p>
-      <w:pPr>
-        <w:autoSpaceDE w:val="0"/>
-        <w:autoSpaceDN w:val="0"/>
-        <w:adjustRightInd w:val="0"/>
-        <w:spacing w:after="0" w:line="240" w:lineRule="auto"/>
-        <w:ind w:left="1416"/>
-        <w:jc w:val="both"/>
-        <w:rPr>
-          <w:rFonts w:ascii="TimesNewRoman,Italic" w:hAnsi="TimesNewRoman,Italic" w:cs="TimesNewRoman,Italic"/>
-          <w:i/>
-          <w:iCs/>
-          <w:color w:val="0000FF"/>
-          <w:sz w:val="20"/>
-          <w:szCs w:val="20"/>
-        </w:rPr>
-      </w:pPr>
-    </w:p>
-    <w:p>
-      <w:pPr>
-        <w:autoSpaceDE w:val="0"/>
-        <w:autoSpaceDN w:val="0"/>
-        <w:adjustRightInd w:val="0"/>
-        <w:spacing w:after="0" w:line="240" w:lineRule="auto"/>
-        <w:ind w:left="1416"/>
-        <w:jc w:val="both"/>
-        <w:rPr>
-          <w:rFonts w:ascii="TimesNewRoman,Italic" w:hAnsi="TimesNewRoman,Italic" w:cs="TimesNewRoman,Italic"/>
-          <w:i/>
-          <w:iCs/>
-          <w:color w:val="0000FF"/>
-          <w:sz w:val="20"/>
-          <w:szCs w:val="20"/>
-        </w:rPr>
-      </w:pPr>
-      <w:r>
-        <w:rPr>
-          <w:rFonts w:ascii="TimesNewRoman" w:hAnsi="TimesNewRoman" w:cs="TimesNewRoman"/>
-          <w:color w:val="0000FF"/>
-          <w:sz w:val="20"/>
-          <w:szCs w:val="20"/>
-        </w:rPr>
-        <w:t xml:space="preserve">- </w:t>
-      </w:r>
-      <w:r>
-        <w:rPr>
-          <w:rFonts w:ascii="TimesNewRoman,Italic" w:hAnsi="TimesNewRoman,Italic" w:cs="TimesNewRoman,Italic"/>
-          <w:i/>
-          <w:iCs/>
-          <w:color w:val="0000FF"/>
-          <w:sz w:val="20"/>
-          <w:szCs w:val="20"/>
-        </w:rPr>
-        <w:t>Diagramas de interacción: Diagramas de secuencia, Diagramas de colaboración, objetos participantes, Diagramas de clases.</w:t>
-      </w:r>
-    </w:p>
-    <w:p>
-      <w:pPr>
-        <w:autoSpaceDE w:val="0"/>
-        <w:autoSpaceDN w:val="0"/>
-        <w:adjustRightInd w:val="0"/>
-        <w:spacing w:after="0" w:line="240" w:lineRule="auto"/>
-        <w:ind w:left="1416"/>
-        <w:jc w:val="both"/>
-        <w:rPr>
-          <w:rFonts w:ascii="TimesNewRoman,Italic" w:hAnsi="TimesNewRoman,Italic" w:cs="TimesNewRoman,Italic"/>
-          <w:i/>
-          <w:iCs/>
-          <w:color w:val="0000FF"/>
-          <w:sz w:val="20"/>
-          <w:szCs w:val="20"/>
-        </w:rPr>
-      </w:pPr>
-    </w:p>
-    <w:p>
-      <w:pPr>
-        <w:autoSpaceDE w:val="0"/>
-        <w:autoSpaceDN w:val="0"/>
-        <w:adjustRightInd w:val="0"/>
-        <w:spacing w:after="0" w:line="240" w:lineRule="auto"/>
-        <w:ind w:left="1416"/>
-        <w:jc w:val="both"/>
-        <w:rPr>
-          <w:rFonts w:ascii="TimesNewRoman,Italic" w:hAnsi="TimesNewRoman,Italic" w:cs="TimesNewRoman,Italic"/>
-          <w:i/>
-          <w:iCs/>
-          <w:color w:val="0000FF"/>
-          <w:sz w:val="20"/>
-          <w:szCs w:val="20"/>
-        </w:rPr>
-      </w:pPr>
-      <w:r>
-        <w:rPr>
-          <w:rFonts w:ascii="TimesNewRoman" w:hAnsi="TimesNewRoman" w:cs="TimesNewRoman"/>
-          <w:color w:val="0000FF"/>
-          <w:sz w:val="20"/>
-          <w:szCs w:val="20"/>
-        </w:rPr>
-        <w:t xml:space="preserve">- </w:t>
-      </w:r>
-      <w:r>
-        <w:rPr>
-          <w:rFonts w:ascii="TimesNewRoman,Italic" w:hAnsi="TimesNewRoman,Italic" w:cs="TimesNewRoman,Italic"/>
-          <w:i/>
-          <w:iCs/>
-          <w:color w:val="0000FF"/>
-          <w:sz w:val="20"/>
-          <w:szCs w:val="20"/>
-        </w:rPr>
-        <w:t>Requisitos derivados: Descripción textual que recoge todos los requisitos, normalmente los no funcionales, de la realización del caso de uso no que han de tenerse en cuenta durante la implementación]</w:t>
-      </w:r>
-    </w:p>
-    <w:p>
-      <w:pPr>
-        <w:autoSpaceDE w:val="0"/>
-        <w:autoSpaceDN w:val="0"/>
-        <w:adjustRightInd w:val="0"/>
-        <w:spacing w:after="0" w:line="240" w:lineRule="auto"/>
-        <w:ind w:left="1416"/>
-        <w:jc w:val="both"/>
-        <w:rPr>
-          <w:rFonts w:ascii="TimesNewRoman,Italic" w:hAnsi="TimesNewRoman,Italic" w:cs="TimesNewRoman,Italic"/>
-          <w:i/>
-          <w:iCs/>
-          <w:color w:val="0000FF"/>
-          <w:sz w:val="20"/>
-          <w:szCs w:val="20"/>
+        <w:t>]</w:t>
+      </w:r>
+    </w:p>
+    <w:p>
+      <w:pPr>
+        <w:pStyle w:val="Prrafodelista"/>
+        <w:ind w:left="792"/>
+        <w:rPr>
+          <w:lang w:eastAsia="es-PE"/>
+        </w:rPr>
+      </w:pPr>
+    </w:p>
+    <w:p>
+      <w:pPr>
+        <w:pStyle w:val="Prrafodelista"/>
+        <w:ind w:left="792"/>
+        <w:rPr>
+          <w:lang w:eastAsia="es-PE"/>
         </w:rPr>
       </w:pPr>
     </w:p>
@@ -8320,29 +9212,66 @@
         <w:pStyle w:val="Ttulo3"/>
         <w:numPr>
           <w:ilvl w:val="2"/>
-          <w:numId w:val="6"/>
+          <w:numId w:val="9"/>
         </w:numPr>
         <w:rPr>
           <w:color w:val="auto"/>
           <w:lang w:eastAsia="es-PE"/>
         </w:rPr>
       </w:pPr>
-      <w:bookmarkStart w:id="18" w:name="_Toc190184981"/>
+      <w:bookmarkStart w:id="31" w:name="_Toc190184990"/>
       <w:r>
         <w:rPr>
           <w:color w:val="auto"/>
           <w:lang w:eastAsia="es-PE"/>
         </w:rPr>
-        <w:t>Diagramas de C</w:t>
+        <w:t>Diagrama de</w:t>
       </w:r>
       <w:r>
         <w:rPr>
           <w:color w:val="auto"/>
           <w:lang w:eastAsia="es-PE"/>
         </w:rPr>
-        <w:t>asos de uso</w:t>
-      </w:r>
-      <w:bookmarkEnd w:id="18"/>
+        <w:t xml:space="preserve"> arquitectura </w:t>
+      </w:r>
+      <w:r>
+        <w:rPr>
+          <w:color w:val="auto"/>
+          <w:lang w:eastAsia="es-PE"/>
+        </w:rPr>
+        <w:t>software</w:t>
+      </w:r>
+      <w:r>
+        <w:rPr>
+          <w:color w:val="auto"/>
+          <w:lang w:eastAsia="es-PE"/>
+        </w:rPr>
+        <w:t xml:space="preserve"> (</w:t>
+      </w:r>
+      <w:r>
+        <w:rPr>
+          <w:color w:val="auto"/>
+          <w:lang w:eastAsia="es-PE"/>
+        </w:rPr>
+        <w:t>paquetes</w:t>
+      </w:r>
+      <w:r>
+        <w:rPr>
+          <w:color w:val="auto"/>
+          <w:lang w:eastAsia="es-PE"/>
+        </w:rPr>
+        <w:t>)</w:t>
+      </w:r>
+      <w:bookmarkEnd w:id="31"/>
+    </w:p>
+    <w:p>
+      <w:pPr>
+        <w:pStyle w:val="Prrafodelista"/>
+        <w:ind w:left="792"/>
+        <w:rPr>
+          <w:lang w:eastAsia="es-PE"/>
+        </w:rPr>
+      </w:pPr>
     </w:p>
     <w:p>
       <w:pPr>
@@ -8371,84 +9300,17 @@
           <w:sz w:val="20"/>
           <w:szCs w:val="20"/>
         </w:rPr>
-        <w:t>La descripción de la estructura se ilustra utilizando un conjunto de casos de uso escenarios lo que genera una nueva vista. Los escenarios describen secuencia de iteraciones entre objetos y entre procesos. Se utilizan para identificar  y validar el diseño de arquitectura.</w:t>
-      </w:r>
-    </w:p>
-    <w:p>
-      <w:pPr>
-        <w:rPr>
-          <w:lang w:eastAsia="es-PE"/>
-        </w:rPr>
-      </w:pPr>
-    </w:p>
-    <w:p/>
-    <w:p>
-      <w:pPr>
-        <w:pStyle w:val="TDC2"/>
-        <w:numPr>
-          <w:ilvl w:val="1"/>
-          <w:numId w:val="9"/>
-        </w:numPr>
-        <w:rPr>
-          <w:rStyle w:val="Ttulo2Car"/>
-          <w:b w:val="0"/>
-          <w:bCs w:val="0"/>
-          <w:color w:val="auto"/>
-        </w:rPr>
-      </w:pPr>
-      <w:bookmarkStart w:id="19" w:name="_Toc68679739"/>
-      <w:bookmarkStart w:id="20" w:name="_Toc190184982"/>
-      <w:r>
-        <w:rPr>
-          <w:rStyle w:val="Ttulo2Car"/>
-          <w:b w:val="0"/>
-          <w:bCs w:val="0"/>
-          <w:color w:val="auto"/>
-        </w:rPr>
-        <w:t>Vista Lógica</w:t>
-      </w:r>
-      <w:bookmarkEnd w:id="19"/>
-      <w:bookmarkEnd w:id="20"/>
+        <w:t>[Se detalla la manera como fue implementado el sistema propuesto, se describe visualmente las capas que tiene el sistema, como están distribuidas y sus principales funciones]</w:t>
+      </w:r>
     </w:p>
     <w:p>
       <w:pPr>
         <w:pStyle w:val="Prrafodelista"/>
-        <w:autoSpaceDE w:val="0"/>
-        <w:autoSpaceDN w:val="0"/>
-        <w:adjustRightInd w:val="0"/>
-        <w:spacing w:after="0" w:line="240" w:lineRule="auto"/>
-        <w:ind w:left="708"/>
-        <w:jc w:val="both"/>
-        <w:rPr>
-          <w:rFonts w:ascii="TimesNewRoman,Italic" w:hAnsi="TimesNewRoman,Italic" w:cs="TimesNewRoman,Italic"/>
-          <w:i/>
-          <w:iCs/>
-          <w:color w:val="0000FF"/>
-          <w:sz w:val="20"/>
-          <w:szCs w:val="20"/>
-        </w:rPr>
-      </w:pPr>
-      <w:r>
-        <w:rPr>
-          <w:rFonts w:ascii="TimesNewRoman,Italic" w:hAnsi="TimesNewRoman,Italic" w:cs="TimesNewRoman,Italic"/>
-          <w:i/>
-          <w:iCs/>
-          <w:color w:val="0000FF"/>
-          <w:sz w:val="20"/>
-          <w:szCs w:val="20"/>
-        </w:rPr>
-        <w:t>[La vista lógica se encarga de representar los requerimientos funcionales del sistema. Esta sección describe las partes del diseño del modelo significativas para la arquitectura, tales como subsistemas y paquetes.]</w:t>
-      </w:r>
-    </w:p>
-    <w:p>
-      <w:pPr>
-        <w:pStyle w:val="Ttulo3"/>
-        <w:rPr>
-          <w:lang w:eastAsia="es-PE"/>
-        </w:rPr>
-      </w:pPr>
-      <w:bookmarkStart w:id="21" w:name="_Toc68679740"/>
-      <w:bookmarkStart w:id="22" w:name="_Toc69124248"/>
+        <w:ind w:left="792"/>
+        <w:rPr>
+          <w:lang w:eastAsia="es-PE"/>
+        </w:rPr>
+      </w:pPr>
     </w:p>
     <w:p>
       <w:pPr>
@@ -8462,552 +9324,45 @@
           <w:lang w:eastAsia="es-PE"/>
         </w:rPr>
       </w:pPr>
-      <w:bookmarkStart w:id="23" w:name="_Toc190184983"/>
+      <w:bookmarkStart w:id="32" w:name="_Toc68679747"/>
+      <w:bookmarkStart w:id="33" w:name="_Toc190184991"/>
       <w:r>
         <w:rPr>
           <w:color w:val="auto"/>
           <w:lang w:eastAsia="es-PE"/>
         </w:rPr>
-        <w:t xml:space="preserve">Diagrama </w:t>
-      </w:r>
-      <w:bookmarkEnd w:id="21"/>
-      <w:bookmarkEnd w:id="22"/>
+        <w:t>D</w:t>
+      </w:r>
       <w:r>
         <w:rPr>
           <w:color w:val="auto"/>
           <w:lang w:eastAsia="es-PE"/>
         </w:rPr>
-        <w:t xml:space="preserve">de </w:t>
+        <w:t>iagrama de arquitectura del sistema</w:t>
       </w:r>
       <w:r>
         <w:rPr>
           <w:color w:val="auto"/>
           <w:lang w:eastAsia="es-PE"/>
         </w:rPr>
-        <w:t>S</w:t>
+        <w:t xml:space="preserve"> (</w:t>
       </w:r>
       <w:r>
         <w:rPr>
           <w:color w:val="auto"/>
           <w:lang w:eastAsia="es-PE"/>
         </w:rPr>
-        <w:t>ubsistemas (paquetes)</w:t>
-      </w:r>
-      <w:bookmarkEnd w:id="23"/>
-    </w:p>
-    <w:p>
-      <w:pPr>
-        <w:autoSpaceDE w:val="0"/>
-        <w:autoSpaceDN w:val="0"/>
-        <w:adjustRightInd w:val="0"/>
-        <w:spacing w:after="0" w:line="240" w:lineRule="auto"/>
-        <w:ind w:left="1224"/>
-        <w:jc w:val="both"/>
-        <w:rPr>
-          <w:rFonts w:ascii="TimesNewRoman,Italic" w:hAnsi="TimesNewRoman,Italic" w:cs="TimesNewRoman,Italic"/>
-          <w:i/>
-          <w:iCs/>
-          <w:color w:val="0000FF"/>
-          <w:sz w:val="20"/>
-          <w:szCs w:val="20"/>
-        </w:rPr>
-      </w:pPr>
-      <w:r>
-        <w:rPr>
-          <w:rFonts w:ascii="TimesNewRoman,Italic" w:hAnsi="TimesNewRoman,Italic" w:cs="TimesNewRoman,Italic"/>
-          <w:i/>
-          <w:iCs/>
-          <w:color w:val="0000FF"/>
-          <w:sz w:val="20"/>
-          <w:szCs w:val="20"/>
-        </w:rPr>
-        <w:t>[Diagrama que define los límites entre el sistema, o parte del sistema, y su ambiente, mostrando las entidades que interactúan con él. ​ Este diagrama es una vista de alto nivel de un sistema.</w:t>
-      </w:r>
-    </w:p>
-    <w:p>
-      <w:pPr>
-        <w:autoSpaceDE w:val="0"/>
-        <w:autoSpaceDN w:val="0"/>
-        <w:adjustRightInd w:val="0"/>
-        <w:spacing w:after="0" w:line="240" w:lineRule="auto"/>
-        <w:ind w:left="1224"/>
-        <w:jc w:val="both"/>
-        <w:rPr>
-          <w:rFonts w:ascii="TimesNewRoman,Italic" w:hAnsi="TimesNewRoman,Italic" w:cs="TimesNewRoman,Italic"/>
-          <w:i/>
-          <w:iCs/>
-          <w:color w:val="0000FF"/>
-          <w:sz w:val="20"/>
-          <w:szCs w:val="20"/>
-        </w:rPr>
-      </w:pPr>
-      <w:r>
-        <w:rPr>
-          <w:rFonts w:ascii="TimesNewRoman,Italic" w:hAnsi="TimesNewRoman,Italic" w:cs="TimesNewRoman,Italic"/>
-          <w:i/>
-          <w:iCs/>
-          <w:color w:val="0000FF"/>
-          <w:sz w:val="20"/>
-          <w:szCs w:val="20"/>
-        </w:rPr>
-        <w:t>Asimismo, se debe desplegar las partes arquitectónicamente significativas del modelo de diseño, como ser la descomposición en capas, subsistemas o paquetes. Una vez presentadas estas unidades lógicas principales, se profundiza en ellas hasta el nivel que se considere adecuado.]</w:t>
-      </w:r>
-    </w:p>
-    <w:p>
-      <w:pPr>
-        <w:autoSpaceDE w:val="0"/>
-        <w:autoSpaceDN w:val="0"/>
-        <w:adjustRightInd w:val="0"/>
-        <w:spacing w:after="0" w:line="240" w:lineRule="auto"/>
-        <w:ind w:left="1224"/>
-        <w:jc w:val="both"/>
-        <w:rPr>
-          <w:rFonts w:ascii="TimesNewRoman,Italic" w:hAnsi="TimesNewRoman,Italic" w:cs="TimesNewRoman,Italic"/>
-          <w:i/>
-          <w:iCs/>
-          <w:color w:val="0000FF"/>
-          <w:sz w:val="20"/>
-          <w:szCs w:val="20"/>
-        </w:rPr>
-      </w:pPr>
-    </w:p>
-    <w:p>
-      <w:pPr>
-        <w:pStyle w:val="Ttulo3"/>
-        <w:numPr>
-          <w:ilvl w:val="2"/>
-          <w:numId w:val="9"/>
-        </w:numPr>
-        <w:ind w:left="1134"/>
+        <w:t>Diagrama de componentes</w:t>
+      </w:r>
+      <w:bookmarkEnd w:id="32"/>
+      <w:r>
         <w:rPr>
           <w:color w:val="auto"/>
           <w:lang w:eastAsia="es-PE"/>
         </w:rPr>
-      </w:pPr>
-      <w:bookmarkStart w:id="24" w:name="_Toc190184984"/>
-      <w:r>
-        <w:rPr>
-          <w:color w:val="auto"/>
-          <w:lang w:eastAsia="es-PE"/>
-        </w:rPr>
-        <w:t xml:space="preserve">Diagrama de </w:t>
-      </w:r>
-      <w:r>
-        <w:rPr>
-          <w:color w:val="auto"/>
-          <w:lang w:eastAsia="es-PE"/>
-        </w:rPr>
-        <w:t>S</w:t>
-      </w:r>
-      <w:r>
-        <w:rPr>
-          <w:color w:val="auto"/>
-          <w:lang w:eastAsia="es-PE"/>
-        </w:rPr>
-        <w:t>ecuencia (vista de diseño)</w:t>
-      </w:r>
-      <w:bookmarkEnd w:id="24"/>
-    </w:p>
-    <w:p>
-      <w:pPr>
-        <w:ind w:left="1416"/>
-        <w:rPr>
-          <w:lang w:eastAsia="es-PE"/>
-        </w:rPr>
-      </w:pPr>
-    </w:p>
-    <w:p>
-      <w:pPr>
-        <w:pStyle w:val="Ttulo3"/>
-        <w:numPr>
-          <w:ilvl w:val="2"/>
-          <w:numId w:val="9"/>
-        </w:numPr>
-        <w:rPr>
-          <w:color w:val="auto"/>
-          <w:lang w:eastAsia="es-PE"/>
-        </w:rPr>
-      </w:pPr>
-      <w:bookmarkStart w:id="25" w:name="_Toc190184985"/>
-      <w:r>
-        <w:rPr>
-          <w:color w:val="auto"/>
-          <w:lang w:eastAsia="es-PE"/>
-        </w:rPr>
-        <w:t xml:space="preserve">Diagrama de </w:t>
-      </w:r>
-      <w:r>
-        <w:rPr>
-          <w:color w:val="auto"/>
-          <w:lang w:eastAsia="es-PE"/>
-        </w:rPr>
-        <w:t>C</w:t>
-      </w:r>
-      <w:r>
-        <w:rPr>
-          <w:color w:val="auto"/>
-          <w:lang w:eastAsia="es-PE"/>
-        </w:rPr>
-        <w:t>olaboración (vista de diseño)</w:t>
-      </w:r>
-      <w:bookmarkEnd w:id="25"/>
-    </w:p>
-    <w:p>
-      <w:pPr>
-        <w:rPr>
-          <w:lang w:eastAsia="es-PE"/>
-        </w:rPr>
-      </w:pPr>
-    </w:p>
-    <w:p>
-      <w:pPr>
-        <w:pStyle w:val="Ttulo3"/>
-        <w:numPr>
-          <w:ilvl w:val="2"/>
-          <w:numId w:val="9"/>
-        </w:numPr>
-        <w:ind w:left="1276"/>
-        <w:rPr>
-          <w:color w:val="auto"/>
-          <w:lang w:eastAsia="es-PE"/>
-        </w:rPr>
-      </w:pPr>
-      <w:bookmarkStart w:id="26" w:name="_Toc190184986"/>
-      <w:r>
-        <w:rPr>
-          <w:color w:val="auto"/>
-          <w:lang w:eastAsia="es-PE"/>
-        </w:rPr>
-        <w:t xml:space="preserve">Diagrama de </w:t>
-      </w:r>
-      <w:r>
-        <w:rPr>
-          <w:color w:val="auto"/>
-          <w:lang w:eastAsia="es-PE"/>
-        </w:rPr>
-        <w:t>O</w:t>
-      </w:r>
-      <w:r>
-        <w:rPr>
-          <w:color w:val="auto"/>
-          <w:lang w:eastAsia="es-PE"/>
-        </w:rPr>
-        <w:t>bjetos</w:t>
-      </w:r>
-      <w:bookmarkEnd w:id="26"/>
-    </w:p>
-    <w:p>
-      <w:pPr>
-        <w:rPr>
-          <w:lang w:eastAsia="es-PE"/>
-        </w:rPr>
-      </w:pPr>
-    </w:p>
-    <w:p>
-      <w:pPr>
-        <w:pStyle w:val="Ttulo3"/>
-        <w:numPr>
-          <w:ilvl w:val="2"/>
-          <w:numId w:val="9"/>
-        </w:numPr>
-        <w:rPr>
-          <w:color w:val="auto"/>
-          <w:lang w:eastAsia="es-PE"/>
-        </w:rPr>
-      </w:pPr>
-      <w:bookmarkStart w:id="27" w:name="_Toc190184987"/>
-      <w:r>
-        <w:rPr>
-          <w:color w:val="auto"/>
-          <w:lang w:eastAsia="es-PE"/>
-        </w:rPr>
-        <w:lastRenderedPageBreak/>
-        <w:t xml:space="preserve">Diagrama de </w:t>
-      </w:r>
-      <w:r>
-        <w:rPr>
-          <w:color w:val="auto"/>
-          <w:lang w:eastAsia="es-PE"/>
-        </w:rPr>
-        <w:t>C</w:t>
-      </w:r>
-      <w:r>
-        <w:rPr>
-          <w:color w:val="auto"/>
-          <w:lang w:eastAsia="es-PE"/>
-        </w:rPr>
-        <w:t>lases</w:t>
-      </w:r>
-      <w:bookmarkEnd w:id="27"/>
-    </w:p>
-    <w:p>
-      <w:pPr>
-        <w:rPr>
-          <w:lang w:eastAsia="es-PE"/>
-        </w:rPr>
-      </w:pPr>
-    </w:p>
-    <w:p>
-      <w:pPr>
-        <w:pStyle w:val="Ttulo3"/>
-        <w:numPr>
-          <w:ilvl w:val="2"/>
-          <w:numId w:val="9"/>
-        </w:numPr>
-        <w:rPr>
-          <w:color w:val="auto"/>
-          <w:lang w:eastAsia="es-PE"/>
-        </w:rPr>
-      </w:pPr>
-      <w:bookmarkStart w:id="28" w:name="_Toc190184988"/>
-      <w:r>
-        <w:rPr>
-          <w:color w:val="auto"/>
-          <w:lang w:eastAsia="es-PE"/>
-        </w:rPr>
-        <w:t xml:space="preserve">Diagrama de </w:t>
-      </w:r>
-      <w:r>
-        <w:rPr>
-          <w:color w:val="auto"/>
-          <w:lang w:eastAsia="es-PE"/>
-        </w:rPr>
-        <w:t>B</w:t>
-      </w:r>
-      <w:r>
-        <w:rPr>
-          <w:color w:val="auto"/>
-          <w:lang w:eastAsia="es-PE"/>
-        </w:rPr>
-        <w:t>ase de datos (relacional o no relacional)</w:t>
-      </w:r>
-      <w:bookmarkEnd w:id="28"/>
-    </w:p>
-    <w:p/>
-    <w:p>
-      <w:pPr>
-        <w:autoSpaceDE w:val="0"/>
-        <w:autoSpaceDN w:val="0"/>
-        <w:adjustRightInd w:val="0"/>
-        <w:spacing w:after="0" w:line="240" w:lineRule="auto"/>
-        <w:jc w:val="both"/>
-        <w:rPr>
-          <w:rFonts w:ascii="TimesNewRoman,Italic" w:hAnsi="TimesNewRoman,Italic" w:cs="TimesNewRoman,Italic"/>
-          <w:color w:val="0000FF"/>
-          <w:sz w:val="20"/>
-          <w:szCs w:val="20"/>
-        </w:rPr>
-      </w:pPr>
-    </w:p>
-    <w:p>
-      <w:pPr>
-        <w:pStyle w:val="TDC2"/>
-        <w:numPr>
-          <w:ilvl w:val="1"/>
-          <w:numId w:val="9"/>
-        </w:numPr>
-        <w:rPr>
-          <w:rStyle w:val="Ttulo2Car"/>
-          <w:b w:val="0"/>
-          <w:bCs w:val="0"/>
-          <w:color w:val="auto"/>
-        </w:rPr>
-      </w:pPr>
-      <w:bookmarkStart w:id="29" w:name="_Toc68679746"/>
-      <w:bookmarkStart w:id="30" w:name="_Toc190184989"/>
-      <w:r>
-        <w:rPr>
-          <w:rStyle w:val="Ttulo2Car"/>
-          <w:b w:val="0"/>
-          <w:bCs w:val="0"/>
-          <w:color w:val="auto"/>
-        </w:rPr>
-        <w:t>Vista de Implementación</w:t>
-      </w:r>
-      <w:bookmarkEnd w:id="29"/>
-      <w:r>
-        <w:rPr>
-          <w:rStyle w:val="Ttulo2Car"/>
-          <w:b w:val="0"/>
-          <w:bCs w:val="0"/>
-          <w:color w:val="auto"/>
-        </w:rPr>
-        <w:t xml:space="preserve"> (</w:t>
-      </w:r>
-      <w:r>
-        <w:rPr>
-          <w:rStyle w:val="Ttulo2Car"/>
-          <w:b w:val="0"/>
-          <w:bCs w:val="0"/>
-          <w:color w:val="auto"/>
-        </w:rPr>
-        <w:t>vista de desarrollo</w:t>
-      </w:r>
-      <w:r>
-        <w:rPr>
-          <w:rStyle w:val="Ttulo2Car"/>
-          <w:b w:val="0"/>
-          <w:bCs w:val="0"/>
-          <w:color w:val="auto"/>
-        </w:rPr>
         <w:t>)</w:t>
       </w:r>
-      <w:bookmarkEnd w:id="30"/>
-    </w:p>
-    <w:p>
-      <w:pPr>
-        <w:pStyle w:val="Prrafodelista"/>
-        <w:autoSpaceDE w:val="0"/>
-        <w:autoSpaceDN w:val="0"/>
-        <w:adjustRightInd w:val="0"/>
-        <w:spacing w:after="0" w:line="240" w:lineRule="auto"/>
-        <w:ind w:left="708"/>
-        <w:jc w:val="both"/>
-        <w:rPr>
-          <w:rFonts w:ascii="TimesNewRoman,Italic" w:hAnsi="TimesNewRoman,Italic" w:cs="TimesNewRoman,Italic"/>
-          <w:i/>
-          <w:iCs/>
-          <w:color w:val="0000FF"/>
-          <w:sz w:val="20"/>
-          <w:szCs w:val="20"/>
-        </w:rPr>
-      </w:pPr>
-    </w:p>
-    <w:p>
-      <w:pPr>
-        <w:pStyle w:val="Prrafodelista"/>
-        <w:autoSpaceDE w:val="0"/>
-        <w:autoSpaceDN w:val="0"/>
-        <w:adjustRightInd w:val="0"/>
-        <w:spacing w:after="0" w:line="240" w:lineRule="auto"/>
-        <w:ind w:left="708"/>
-        <w:jc w:val="both"/>
-        <w:rPr>
-          <w:rFonts w:ascii="TimesNewRoman,Italic" w:hAnsi="TimesNewRoman,Italic" w:cs="TimesNewRoman,Italic"/>
-          <w:i/>
-          <w:iCs/>
-          <w:color w:val="0000FF"/>
-          <w:sz w:val="20"/>
-          <w:szCs w:val="20"/>
-        </w:rPr>
-      </w:pPr>
-      <w:r>
-        <w:rPr>
-          <w:rFonts w:ascii="TimesNewRoman,Italic" w:hAnsi="TimesNewRoman,Italic" w:cs="TimesNewRoman,Italic"/>
-          <w:i/>
-          <w:iCs/>
-          <w:color w:val="0000FF"/>
-          <w:sz w:val="20"/>
-          <w:szCs w:val="20"/>
-        </w:rPr>
-        <w:t>[Se detalla la estructura general del Modelo de Implementación y el mapeo de los subsistemas, paquetes y clases de la Vista Lógica a subsistemas y componentes de implementación</w:t>
-      </w:r>
-      <w:r>
-        <w:rPr>
-          <w:rFonts w:ascii="TimesNewRoman,Italic" w:hAnsi="TimesNewRoman,Italic" w:cs="TimesNewRoman,Italic"/>
-          <w:i/>
-          <w:iCs/>
-          <w:color w:val="0000FF"/>
-          <w:sz w:val="20"/>
-          <w:szCs w:val="20"/>
-        </w:rPr>
-        <w:t xml:space="preserve"> de manera más detallada</w:t>
-      </w:r>
-      <w:r>
-        <w:rPr>
-          <w:rFonts w:ascii="TimesNewRoman,Italic" w:hAnsi="TimesNewRoman,Italic" w:cs="TimesNewRoman,Italic"/>
-          <w:i/>
-          <w:iCs/>
-          <w:color w:val="0000FF"/>
-          <w:sz w:val="20"/>
-          <w:szCs w:val="20"/>
-        </w:rPr>
-        <w:t>]</w:t>
-      </w:r>
-    </w:p>
-    <w:p>
-      <w:pPr>
-        <w:pStyle w:val="Prrafodelista"/>
-        <w:ind w:left="792"/>
-        <w:rPr>
-          <w:lang w:eastAsia="es-PE"/>
-        </w:rPr>
-      </w:pPr>
-    </w:p>
-    <w:p>
-      <w:pPr>
-        <w:pStyle w:val="Prrafodelista"/>
-        <w:ind w:left="792"/>
-        <w:rPr>
-          <w:lang w:eastAsia="es-PE"/>
-        </w:rPr>
-      </w:pPr>
-    </w:p>
-    <w:p>
-      <w:pPr>
-        <w:pStyle w:val="Ttulo3"/>
-        <w:numPr>
-          <w:ilvl w:val="2"/>
-          <w:numId w:val="9"/>
-        </w:numPr>
-        <w:rPr>
-          <w:color w:val="auto"/>
-          <w:lang w:eastAsia="es-PE"/>
-        </w:rPr>
-      </w:pPr>
-      <w:bookmarkStart w:id="31" w:name="_Toc190184990"/>
-      <w:r>
-        <w:rPr>
-          <w:color w:val="auto"/>
-          <w:lang w:eastAsia="es-PE"/>
-        </w:rPr>
-        <w:t>Diagrama de</w:t>
-      </w:r>
-      <w:r>
-        <w:rPr>
-          <w:color w:val="auto"/>
-          <w:lang w:eastAsia="es-PE"/>
-        </w:rPr>
-        <w:t xml:space="preserve"> arquitectura </w:t>
-      </w:r>
-      <w:r>
-        <w:rPr>
-          <w:color w:val="auto"/>
-          <w:lang w:eastAsia="es-PE"/>
-        </w:rPr>
-        <w:t>software</w:t>
-      </w:r>
-      <w:r>
-        <w:rPr>
-          <w:color w:val="auto"/>
-          <w:lang w:eastAsia="es-PE"/>
-        </w:rPr>
-        <w:t xml:space="preserve"> (</w:t>
-      </w:r>
-      <w:r>
-        <w:rPr>
-          <w:color w:val="auto"/>
-          <w:lang w:eastAsia="es-PE"/>
-        </w:rPr>
-        <w:t>paquetes</w:t>
-      </w:r>
-      <w:r>
-        <w:rPr>
-          <w:color w:val="auto"/>
-          <w:lang w:eastAsia="es-PE"/>
-        </w:rPr>
-        <w:t>)</w:t>
-      </w:r>
-      <w:bookmarkEnd w:id="31"/>
-    </w:p>
-    <w:p>
-      <w:pPr>
-        <w:pStyle w:val="Prrafodelista"/>
-        <w:ind w:left="792"/>
-        <w:rPr>
-          <w:lang w:eastAsia="es-PE"/>
-        </w:rPr>
-      </w:pPr>
+      <w:bookmarkEnd w:id="33"/>
     </w:p>
     <w:p>
       <w:pPr>
@@ -9027,78 +9382,6 @@
           <w:szCs w:val="20"/>
         </w:rPr>
       </w:pPr>
-      <w:r>
-        <w:rPr>
-          <w:rFonts w:ascii="TimesNewRoman,Italic" w:hAnsi="TimesNewRoman,Italic" w:cs="TimesNewRoman,Italic"/>
-          <w:i/>
-          <w:iCs/>
-          <w:color w:val="0000FF"/>
-          <w:sz w:val="20"/>
-          <w:szCs w:val="20"/>
-        </w:rPr>
-        <w:t>[Se detalla la manera como fue implementado el sistema propuesto, se describe visualmente las capas que tiene el sistema, como están distribuidas y sus principales funciones]</w:t>
-      </w:r>
-    </w:p>
-    <w:p>
-      <w:pPr>
-        <w:pStyle w:val="Prrafodelista"/>
-        <w:ind w:left="792"/>
-        <w:rPr>
-          <w:lang w:eastAsia="es-PE"/>
-        </w:rPr>
-      </w:pPr>
-    </w:p>
-    <w:p>
-      <w:pPr>
-        <w:pStyle w:val="Ttulo3"/>
-        <w:numPr>
-          <w:ilvl w:val="2"/>
-          <w:numId w:val="9"/>
-        </w:numPr>
-        <w:rPr>
-          <w:color w:val="auto"/>
-          <w:lang w:eastAsia="es-PE"/>
-        </w:rPr>
-      </w:pPr>
-      <w:bookmarkStart w:id="32" w:name="_Toc68679747"/>
-      <w:bookmarkStart w:id="33" w:name="_Toc190184991"/>
-      <w:r>
-        <w:rPr>
-          <w:color w:val="auto"/>
-          <w:lang w:eastAsia="es-PE"/>
-        </w:rPr>
-        <w:t>D</w:t>
-      </w:r>
-      <w:r>
-        <w:rPr>
-          <w:color w:val="auto"/>
-          <w:lang w:eastAsia="es-PE"/>
-        </w:rPr>
-        <w:t>iagrama de arquitectura del sistema</w:t>
-      </w:r>
-      <w:r>
-        <w:rPr>
-          <w:color w:val="auto"/>
-          <w:lang w:eastAsia="es-PE"/>
-        </w:rPr>
-        <w:t xml:space="preserve"> (</w:t>
-      </w:r>
-      <w:r>
-        <w:rPr>
-          <w:color w:val="auto"/>
-          <w:lang w:eastAsia="es-PE"/>
-        </w:rPr>
-        <w:t>Diagrama de componentes</w:t>
-      </w:r>
-      <w:bookmarkEnd w:id="32"/>
-      <w:r>
-        <w:rPr>
-          <w:color w:val="auto"/>
-          <w:lang w:eastAsia="es-PE"/>
-        </w:rPr>
-        <w:t>)</w:t>
-      </w:r>
-      <w:bookmarkEnd w:id="33"/>
     </w:p>
     <w:p>
       <w:pPr>
@@ -9118,10 +9401,575 @@
           <w:szCs w:val="20"/>
         </w:rPr>
       </w:pPr>
+      <w:r>
+        <w:rPr>
+          <w:rFonts w:ascii="TimesNewRoman,Italic" w:hAnsi="TimesNewRoman,Italic" w:cs="TimesNewRoman,Italic"/>
+          <w:i/>
+          <w:iCs/>
+          <w:color w:val="0000FF"/>
+          <w:sz w:val="20"/>
+          <w:szCs w:val="20"/>
+        </w:rPr>
+        <w:t>[Se detalla la manera como fue implementado el sistema propuesto, se describe visualmente las capas que tiene el sistema, como están distribuidas y sus principales funciones]</w:t>
+      </w:r>
+    </w:p>
+    <w:p>
+      <w:pPr>
+        <w:autoSpaceDE w:val="0"/>
+        <w:autoSpaceDN w:val="0"/>
+        <w:adjustRightInd w:val="0"/>
+        <w:spacing w:after="0" w:line="240" w:lineRule="auto"/>
+        <w:jc w:val="both"/>
+        <w:rPr>
+          <w:rFonts w:ascii="TimesNewRoman,Italic" w:hAnsi="TimesNewRoman,Italic" w:cs="TimesNewRoman,Italic"/>
+          <w:color w:val="0000FF"/>
+          <w:sz w:val="20"/>
+          <w:szCs w:val="20"/>
+        </w:rPr>
+      </w:pPr>
+    </w:p>
+    <w:p>
+      <w:pPr>
+        <w:pStyle w:val="TDC2"/>
+        <w:numPr>
+          <w:ilvl w:val="1"/>
+          <w:numId w:val="9"/>
+        </w:numPr>
+        <w:rPr>
+          <w:rStyle w:val="Ttulo2Car"/>
+          <w:b/>
+          <w:bCs/>
+          <w:color w:val="auto"/>
+        </w:rPr>
+      </w:pPr>
+      <w:bookmarkStart w:id="34" w:name="_Toc68679741"/>
+      <w:bookmarkStart w:id="35" w:name="_Toc69124251"/>
+      <w:bookmarkStart w:id="36" w:name="_Toc190184992"/>
+      <w:r>
+        <w:rPr>
+          <w:rStyle w:val="Ttulo2Car"/>
+          <w:color w:val="auto"/>
+        </w:rPr>
+        <w:t>Vista de procesos</w:t>
+      </w:r>
+      <w:bookmarkEnd w:id="34"/>
+      <w:bookmarkEnd w:id="35"/>
+      <w:bookmarkEnd w:id="36"/>
+    </w:p>
+    <w:p>
+      <w:pPr>
+        <w:autoSpaceDE w:val="0"/>
+        <w:autoSpaceDN w:val="0"/>
+        <w:adjustRightInd w:val="0"/>
+        <w:spacing w:after="0" w:line="240" w:lineRule="auto"/>
+        <w:ind w:left="708"/>
+        <w:jc w:val="both"/>
+        <w:rPr>
+          <w:rFonts w:ascii="TimesNewRoman,Italic" w:hAnsi="TimesNewRoman,Italic" w:cs="TimesNewRoman,Italic"/>
+          <w:i/>
+          <w:iCs/>
+          <w:color w:val="0000FF"/>
+          <w:sz w:val="20"/>
+          <w:szCs w:val="20"/>
+        </w:rPr>
+      </w:pPr>
+      <w:r>
+        <w:rPr>
+          <w:rFonts w:ascii="TimesNewRoman,Italic" w:hAnsi="TimesNewRoman,Italic" w:cs="TimesNewRoman,Italic"/>
+          <w:i/>
+          <w:iCs/>
+          <w:color w:val="0000FF"/>
+          <w:sz w:val="20"/>
+          <w:szCs w:val="20"/>
+        </w:rPr>
+        <w:t>[Describe la descomp</w:t>
+      </w:r>
+      <w:r>
+        <w:rPr>
+          <w:rFonts w:ascii="TimesNewRoman,Italic" w:hAnsi="TimesNewRoman,Italic" w:cs="TimesNewRoman,Italic"/>
+          <w:i/>
+          <w:iCs/>
+          <w:color w:val="0000FF"/>
+          <w:sz w:val="20"/>
+          <w:szCs w:val="20"/>
+        </w:rPr>
+        <w:t>osición del sistema</w:t>
+      </w:r>
+      <w:r>
+        <w:rPr>
+          <w:rFonts w:ascii="TimesNewRoman,Italic" w:hAnsi="TimesNewRoman,Italic" w:cs="TimesNewRoman,Italic"/>
+          <w:i/>
+          <w:iCs/>
+          <w:color w:val="0000FF"/>
+          <w:sz w:val="20"/>
+          <w:szCs w:val="20"/>
+        </w:rPr>
+        <w:t xml:space="preserve"> procesos pesados. Indica que procesos o grupos de procesos se comunican o interactúan entre sí y los modos en que estos se comunican.]</w:t>
+      </w:r>
+    </w:p>
+    <w:p>
+      <w:pPr>
+        <w:autoSpaceDE w:val="0"/>
+        <w:autoSpaceDN w:val="0"/>
+        <w:adjustRightInd w:val="0"/>
+        <w:spacing w:after="0" w:line="240" w:lineRule="auto"/>
+        <w:ind w:left="708"/>
+        <w:jc w:val="both"/>
+        <w:rPr>
+          <w:rFonts w:ascii="TimesNewRoman,Italic" w:hAnsi="TimesNewRoman,Italic" w:cs="TimesNewRoman,Italic"/>
+          <w:i/>
+          <w:iCs/>
+          <w:color w:val="0000FF"/>
+          <w:sz w:val="20"/>
+          <w:szCs w:val="20"/>
+        </w:rPr>
+      </w:pPr>
+    </w:p>
+    <w:p>
+      <w:pPr>
+        <w:pStyle w:val="Ttulo3"/>
+        <w:numPr>
+          <w:ilvl w:val="2"/>
+          <w:numId w:val="9"/>
+        </w:numPr>
+        <w:ind w:left="1225" w:hanging="505"/>
+        <w:rPr>
+          <w:color w:val="auto"/>
+        </w:rPr>
+      </w:pPr>
+      <w:bookmarkStart w:id="37" w:name="_Toc68679742"/>
+      <w:bookmarkStart w:id="38" w:name="_Toc69124252"/>
+      <w:bookmarkStart w:id="39" w:name="_Toc190184993"/>
+      <w:r>
+        <w:rPr>
+          <w:color w:val="auto"/>
+        </w:rPr>
+        <w:t>Diagrama de Proceso</w:t>
+      </w:r>
+      <w:bookmarkEnd w:id="37"/>
+      <w:bookmarkEnd w:id="38"/>
+      <w:r>
+        <w:rPr>
+          <w:color w:val="auto"/>
+        </w:rPr>
+        <w:t>s del sistema (diagrama de actividad)</w:t>
+      </w:r>
+      <w:bookmarkEnd w:id="39"/>
+    </w:p>
+    <w:p>
+      <w:pPr>
+        <w:ind w:left="1224"/>
+      </w:pPr>
+      <w:r>
+        <w:rPr>
+          <w:rFonts w:ascii="TimesNewRoman,Italic" w:hAnsi="TimesNewRoman,Italic" w:cs="TimesNewRoman,Italic"/>
+          <w:i/>
+          <w:iCs/>
+          <w:color w:val="0000FF"/>
+          <w:sz w:val="20"/>
+          <w:szCs w:val="20"/>
+        </w:rPr>
+        <w:t>[Se realizará un diagrama del</w:t>
+      </w:r>
+      <w:r>
+        <w:rPr>
+          <w:rFonts w:ascii="TimesNewRoman,Italic" w:hAnsi="TimesNewRoman,Italic" w:cs="TimesNewRoman,Italic"/>
+          <w:i/>
+          <w:iCs/>
+          <w:color w:val="0000FF"/>
+          <w:sz w:val="20"/>
+          <w:szCs w:val="20"/>
+        </w:rPr>
+        <w:t xml:space="preserve"> o los </w:t>
+      </w:r>
+      <w:r>
+        <w:rPr>
+          <w:rFonts w:ascii="TimesNewRoman,Italic" w:hAnsi="TimesNewRoman,Italic" w:cs="TimesNewRoman,Italic"/>
+          <w:i/>
+          <w:iCs/>
+          <w:color w:val="0000FF"/>
+          <w:sz w:val="20"/>
+          <w:szCs w:val="20"/>
+        </w:rPr>
+        <w:t>proceso</w:t>
+      </w:r>
+      <w:r>
+        <w:rPr>
+          <w:rFonts w:ascii="TimesNewRoman,Italic" w:hAnsi="TimesNewRoman,Italic" w:cs="TimesNewRoman,Italic"/>
+          <w:i/>
+          <w:iCs/>
+          <w:color w:val="0000FF"/>
+          <w:sz w:val="20"/>
+          <w:szCs w:val="20"/>
+        </w:rPr>
+        <w:t>s</w:t>
+      </w:r>
+      <w:r>
+        <w:rPr>
+          <w:rFonts w:ascii="TimesNewRoman,Italic" w:hAnsi="TimesNewRoman,Italic" w:cs="TimesNewRoman,Italic"/>
+          <w:i/>
+          <w:iCs/>
+          <w:color w:val="0000FF"/>
+          <w:sz w:val="20"/>
+          <w:szCs w:val="20"/>
+        </w:rPr>
+        <w:t xml:space="preserve"> </w:t>
+      </w:r>
+      <w:r>
+        <w:rPr>
+          <w:rFonts w:ascii="TimesNewRoman,Italic" w:hAnsi="TimesNewRoman,Italic" w:cs="TimesNewRoman,Italic"/>
+          <w:i/>
+          <w:iCs/>
+          <w:color w:val="0000FF"/>
+          <w:sz w:val="20"/>
+          <w:szCs w:val="20"/>
+        </w:rPr>
+        <w:t>del sistema</w:t>
+      </w:r>
+      <w:r>
+        <w:rPr>
+          <w:rFonts w:ascii="TimesNewRoman,Italic" w:hAnsi="TimesNewRoman,Italic" w:cs="TimesNewRoman,Italic"/>
+          <w:i/>
+          <w:iCs/>
+          <w:color w:val="0000FF"/>
+          <w:sz w:val="20"/>
+          <w:szCs w:val="20"/>
+        </w:rPr>
+        <w:t xml:space="preserve"> donde se exponga las actividades donde interviene el sistema propuesto, adicionando diagramas que definan el detalle la descomposición del sistema en procesos pesados. Indica que procesos o grupos de procesos se comunican o interactúan entre sí y los modos en que estos se comunican]</w:t>
+      </w:r>
+    </w:p>
+    <w:p>
+      <w:pPr>
+        <w:autoSpaceDE w:val="0"/>
+        <w:autoSpaceDN w:val="0"/>
+        <w:adjustRightInd w:val="0"/>
+        <w:spacing w:after="0" w:line="240" w:lineRule="auto"/>
+        <w:jc w:val="both"/>
+        <w:rPr>
+          <w:rFonts w:ascii="TimesNewRoman,Italic" w:hAnsi="TimesNewRoman,Italic" w:cs="TimesNewRoman,Italic"/>
+          <w:color w:val="0000FF"/>
+          <w:sz w:val="20"/>
+          <w:szCs w:val="20"/>
+        </w:rPr>
+      </w:pPr>
+    </w:p>
+    <w:p>
+      <w:pPr>
+        <w:autoSpaceDE w:val="0"/>
+        <w:autoSpaceDN w:val="0"/>
+        <w:adjustRightInd w:val="0"/>
+        <w:spacing w:after="0" w:line="240" w:lineRule="auto"/>
+        <w:jc w:val="both"/>
+        <w:rPr>
+          <w:rFonts w:ascii="TimesNewRoman,Italic" w:hAnsi="TimesNewRoman,Italic" w:cs="TimesNewRoman,Italic"/>
+          <w:color w:val="0000FF"/>
+          <w:sz w:val="20"/>
+          <w:szCs w:val="20"/>
+        </w:rPr>
+      </w:pPr>
+    </w:p>
+    <w:p>
+      <w:pPr>
+        <w:pStyle w:val="TDC2"/>
+        <w:numPr>
+          <w:ilvl w:val="1"/>
+          <w:numId w:val="9"/>
+        </w:numPr>
+        <w:rPr>
+          <w:rStyle w:val="Ttulo2Car"/>
+          <w:b/>
+          <w:bCs/>
+          <w:color w:val="auto"/>
+        </w:rPr>
+      </w:pPr>
+      <w:bookmarkStart w:id="40" w:name="_Toc68679744"/>
+      <w:bookmarkStart w:id="41" w:name="_Toc190184994"/>
+      <w:r>
+        <w:rPr>
+          <w:rStyle w:val="Ttulo2Car"/>
+          <w:color w:val="auto"/>
+        </w:rPr>
+        <w:t xml:space="preserve">Vista de </w:t>
+      </w:r>
+      <w:bookmarkEnd w:id="40"/>
+      <w:r>
+        <w:rPr>
+          <w:rStyle w:val="Ttulo2Car"/>
+          <w:color w:val="auto"/>
+        </w:rPr>
+        <w:t>Despliegue</w:t>
+      </w:r>
+      <w:r>
+        <w:rPr>
+          <w:rStyle w:val="Ttulo2Car"/>
+          <w:color w:val="auto"/>
+        </w:rPr>
+        <w:t xml:space="preserve"> (vista física</w:t>
+      </w:r>
+      <w:r>
+        <w:rPr>
+          <w:rStyle w:val="Ttulo2Car"/>
+          <w:color w:val="auto"/>
+        </w:rPr>
+        <w:t>)</w:t>
+      </w:r>
+      <w:bookmarkEnd w:id="41"/>
     </w:p>
     <w:p>
       <w:pPr>
         <w:pStyle w:val="Prrafodelista"/>
+        <w:ind w:left="792"/>
+        <w:jc w:val="both"/>
+        <w:rPr>
+          <w:rFonts w:ascii="TimesNewRoman,Italic" w:hAnsi="TimesNewRoman,Italic" w:cs="TimesNewRoman,Italic"/>
+          <w:i/>
+          <w:iCs/>
+          <w:color w:val="0000FF"/>
+          <w:sz w:val="20"/>
+          <w:szCs w:val="20"/>
+        </w:rPr>
+      </w:pPr>
+    </w:p>
+    <w:p>
+      <w:pPr>
+        <w:pStyle w:val="Prrafodelista"/>
+        <w:ind w:left="792"/>
+        <w:jc w:val="both"/>
+        <w:rPr>
+          <w:rFonts w:ascii="TimesNewRoman,Italic" w:hAnsi="TimesNewRoman,Italic" w:cs="TimesNewRoman,Italic"/>
+          <w:i/>
+          <w:iCs/>
+          <w:color w:val="0000FF"/>
+          <w:sz w:val="20"/>
+          <w:szCs w:val="20"/>
+        </w:rPr>
+      </w:pPr>
+      <w:r>
+        <w:rPr>
+          <w:rFonts w:ascii="TimesNewRoman,Italic" w:hAnsi="TimesNewRoman,Italic" w:cs="TimesNewRoman,Italic"/>
+          <w:i/>
+          <w:iCs/>
+          <w:color w:val="0000FF"/>
+          <w:sz w:val="20"/>
+          <w:szCs w:val="20"/>
+        </w:rPr>
+        <w:t>[Se despliega</w:t>
+      </w:r>
+      <w:r>
+        <w:rPr>
+          <w:rFonts w:ascii="TimesNewRoman,Italic" w:hAnsi="TimesNewRoman,Italic" w:cs="TimesNewRoman,Italic"/>
+          <w:i/>
+          <w:iCs/>
+          <w:color w:val="0000FF"/>
+          <w:sz w:val="20"/>
+          <w:szCs w:val="20"/>
+        </w:rPr>
+        <w:t xml:space="preserve"> uno o más escenarios de distribución física del sistema</w:t>
+      </w:r>
+      <w:r>
+        <w:rPr>
+          <w:rFonts w:ascii="TimesNewRoman,Italic" w:hAnsi="TimesNewRoman,Italic" w:cs="TimesNewRoman,Italic"/>
+          <w:i/>
+          <w:iCs/>
+          <w:color w:val="0000FF"/>
+          <w:sz w:val="20"/>
+          <w:szCs w:val="20"/>
+        </w:rPr>
+        <w:t xml:space="preserve"> </w:t>
+      </w:r>
+      <w:r>
+        <w:rPr>
+          <w:rFonts w:ascii="TimesNewRoman,Italic" w:hAnsi="TimesNewRoman,Italic" w:cs="TimesNewRoman,Italic"/>
+          <w:i/>
+          <w:iCs/>
+          <w:color w:val="0000FF"/>
+          <w:sz w:val="20"/>
+          <w:szCs w:val="20"/>
+        </w:rPr>
+        <w:t>sobre los cuales se ejecutará y hará el desp</w:t>
+      </w:r>
+      <w:r>
+        <w:rPr>
+          <w:rFonts w:ascii="TimesNewRoman,Italic" w:hAnsi="TimesNewRoman,Italic" w:cs="TimesNewRoman,Italic"/>
+          <w:i/>
+          <w:iCs/>
+          <w:color w:val="0000FF"/>
+          <w:sz w:val="20"/>
+          <w:szCs w:val="20"/>
+        </w:rPr>
+        <w:t>liegue</w:t>
+      </w:r>
+      <w:r>
+        <w:rPr>
+          <w:rFonts w:ascii="TimesNewRoman,Italic" w:hAnsi="TimesNewRoman,Italic" w:cs="TimesNewRoman,Italic"/>
+          <w:i/>
+          <w:iCs/>
+          <w:color w:val="0000FF"/>
+          <w:sz w:val="20"/>
+          <w:szCs w:val="20"/>
+        </w:rPr>
+        <w:t xml:space="preserve"> del mismo. Muestra la comunicación entre</w:t>
+      </w:r>
+      <w:r>
+        <w:rPr>
+          <w:rFonts w:ascii="TimesNewRoman,Italic" w:hAnsi="TimesNewRoman,Italic" w:cs="TimesNewRoman,Italic"/>
+          <w:i/>
+          <w:iCs/>
+          <w:color w:val="0000FF"/>
+          <w:sz w:val="20"/>
+          <w:szCs w:val="20"/>
+        </w:rPr>
+        <w:t xml:space="preserve"> </w:t>
+      </w:r>
+      <w:r>
+        <w:rPr>
+          <w:rFonts w:ascii="TimesNewRoman,Italic" w:hAnsi="TimesNewRoman,Italic" w:cs="TimesNewRoman,Italic"/>
+          <w:i/>
+          <w:iCs/>
+          <w:color w:val="0000FF"/>
+          <w:sz w:val="20"/>
+          <w:szCs w:val="20"/>
+        </w:rPr>
+        <w:t>los diferentes nodos que componen los escenarios antes mencionados, así como el</w:t>
+      </w:r>
+      <w:r>
+        <w:rPr>
+          <w:rFonts w:ascii="TimesNewRoman,Italic" w:hAnsi="TimesNewRoman,Italic" w:cs="TimesNewRoman,Italic"/>
+          <w:i/>
+          <w:iCs/>
+          <w:color w:val="0000FF"/>
+          <w:sz w:val="20"/>
+          <w:szCs w:val="20"/>
+        </w:rPr>
+        <w:t xml:space="preserve"> </w:t>
+      </w:r>
+      <w:r>
+        <w:rPr>
+          <w:rFonts w:ascii="TimesNewRoman,Italic" w:hAnsi="TimesNewRoman,Italic" w:cs="TimesNewRoman,Italic"/>
+          <w:i/>
+          <w:iCs/>
+          <w:color w:val="0000FF"/>
+          <w:sz w:val="20"/>
+          <w:szCs w:val="20"/>
+        </w:rPr>
+        <w:t>mapeo de los elementos de la Vista de Procesos en dichos nodos</w:t>
+      </w:r>
+      <w:r>
+        <w:rPr>
+          <w:rFonts w:ascii="TimesNewRoman,Italic" w:hAnsi="TimesNewRoman,Italic" w:cs="TimesNewRoman,Italic"/>
+          <w:i/>
+          <w:iCs/>
+          <w:color w:val="0000FF"/>
+          <w:sz w:val="20"/>
+          <w:szCs w:val="20"/>
+        </w:rPr>
+        <w:t>]</w:t>
+      </w:r>
+    </w:p>
+    <w:p>
+      <w:pPr>
+        <w:pStyle w:val="Ttulo3"/>
+        <w:numPr>
+          <w:ilvl w:val="2"/>
+          <w:numId w:val="9"/>
+        </w:numPr>
+        <w:rPr>
+          <w:color w:val="auto"/>
+          <w:lang w:eastAsia="es-PE"/>
+        </w:rPr>
+      </w:pPr>
+      <w:bookmarkStart w:id="42" w:name="_Toc68679745"/>
+      <w:bookmarkStart w:id="43" w:name="_Toc190184995"/>
+      <w:r>
+        <w:rPr>
+          <w:color w:val="auto"/>
+          <w:lang w:eastAsia="es-PE"/>
+        </w:rPr>
+        <w:t xml:space="preserve">Diagrama de </w:t>
+      </w:r>
+      <w:bookmarkEnd w:id="42"/>
+      <w:r>
+        <w:rPr>
+          <w:color w:val="auto"/>
+          <w:lang w:eastAsia="es-PE"/>
+        </w:rPr>
+        <w:t>despliegue</w:t>
+      </w:r>
+      <w:bookmarkEnd w:id="43"/>
+    </w:p>
+    <w:p>
+      <w:pPr>
+        <w:pStyle w:val="Prrafodelista"/>
+        <w:ind w:left="1224"/>
+        <w:rPr>
+          <w:lang w:eastAsia="es-PE"/>
+        </w:rPr>
+      </w:pPr>
+    </w:p>
+    <w:p>
+      <w:pPr>
+        <w:pStyle w:val="Prrafodelista"/>
+        <w:ind w:left="792"/>
+        <w:jc w:val="both"/>
+        <w:rPr>
+          <w:rFonts w:ascii="TimesNewRoman,Italic" w:hAnsi="TimesNewRoman,Italic" w:cs="TimesNewRoman,Italic"/>
+          <w:i/>
+          <w:iCs/>
+          <w:color w:val="0000FF"/>
+          <w:sz w:val="20"/>
+          <w:szCs w:val="20"/>
+        </w:rPr>
+      </w:pPr>
+      <w:r>
+        <w:rPr>
+          <w:rFonts w:ascii="TimesNewRoman,Italic" w:hAnsi="TimesNewRoman,Italic" w:cs="TimesNewRoman,Italic"/>
+          <w:i/>
+          <w:iCs/>
+          <w:color w:val="0000FF"/>
+          <w:sz w:val="20"/>
+          <w:szCs w:val="20"/>
+        </w:rPr>
+        <w:t xml:space="preserve">[un diagrama de </w:t>
+      </w:r>
+      <w:proofErr w:type="gramStart"/>
+      <w:r>
+        <w:rPr>
+          <w:rFonts w:ascii="TimesNewRoman,Italic" w:hAnsi="TimesNewRoman,Italic" w:cs="TimesNewRoman,Italic"/>
+          <w:i/>
+          <w:iCs/>
+          <w:color w:val="0000FF"/>
+          <w:sz w:val="20"/>
+          <w:szCs w:val="20"/>
+        </w:rPr>
+        <w:t>despliegue</w:t>
+      </w:r>
+      <w:r>
+        <w:rPr>
+          <w:rFonts w:ascii="TimesNewRoman,Italic" w:hAnsi="TimesNewRoman,Italic" w:cs="TimesNewRoman,Italic"/>
+          <w:i/>
+          <w:iCs/>
+          <w:color w:val="0000FF"/>
+          <w:sz w:val="20"/>
+          <w:szCs w:val="20"/>
+        </w:rPr>
+        <w:t>,</w:t>
+      </w:r>
+      <w:proofErr w:type="gramEnd"/>
+      <w:r>
+        <w:rPr>
+          <w:rFonts w:ascii="TimesNewRoman,Italic" w:hAnsi="TimesNewRoman,Italic" w:cs="TimesNewRoman,Italic"/>
+          <w:i/>
+          <w:iCs/>
+          <w:color w:val="0000FF"/>
+          <w:sz w:val="20"/>
+          <w:szCs w:val="20"/>
+        </w:rPr>
+        <w:t xml:space="preserve"> amplía el sistema de software y muestra los contenedores (aplicaciones, almacenamiento de datos, microservicios, etc.) que componen este sistema de software]</w:t>
+      </w:r>
+    </w:p>
+    <w:bookmarkEnd w:id="16"/>
+    <w:p>
+      <w:pPr>
         <w:autoSpaceDE w:val="0"/>
         <w:autoSpaceDN w:val="0"/>
         <w:adjustRightInd w:val="0"/>
@@ -9137,600 +9985,6 @@
           <w:szCs w:val="20"/>
         </w:rPr>
       </w:pPr>
-      <w:r>
-        <w:rPr>
-          <w:rFonts w:ascii="TimesNewRoman,Italic" w:hAnsi="TimesNewRoman,Italic" w:cs="TimesNewRoman,Italic"/>
-          <w:i/>
-          <w:iCs/>
-          <w:color w:val="0000FF"/>
-          <w:sz w:val="20"/>
-          <w:szCs w:val="20"/>
-        </w:rPr>
-        <w:t>[Se detalla la manera como fue implementado el sistema propuesto, se describe visualmente las capas que tiene el sistema, como están distribuidas y sus principales funciones]</w:t>
-      </w:r>
-    </w:p>
-    <w:p>
-      <w:pPr>
-        <w:autoSpaceDE w:val="0"/>
-        <w:autoSpaceDN w:val="0"/>
-        <w:adjustRightInd w:val="0"/>
-        <w:spacing w:after="0" w:line="240" w:lineRule="auto"/>
-        <w:jc w:val="both"/>
-        <w:rPr>
-          <w:rFonts w:ascii="TimesNewRoman,Italic" w:hAnsi="TimesNewRoman,Italic" w:cs="TimesNewRoman,Italic"/>
-          <w:color w:val="0000FF"/>
-          <w:sz w:val="20"/>
-          <w:szCs w:val="20"/>
-        </w:rPr>
-      </w:pPr>
-    </w:p>
-    <w:p>
-      <w:pPr>
-        <w:pStyle w:val="TDC2"/>
-        <w:numPr>
-          <w:ilvl w:val="1"/>
-          <w:numId w:val="9"/>
-        </w:numPr>
-        <w:rPr>
-          <w:rStyle w:val="Ttulo2Car"/>
-          <w:b w:val="0"/>
-          <w:bCs w:val="0"/>
-          <w:color w:val="auto"/>
-        </w:rPr>
-      </w:pPr>
-      <w:bookmarkStart w:id="34" w:name="_Toc68679741"/>
-      <w:bookmarkStart w:id="35" w:name="_Toc69124251"/>
-      <w:bookmarkStart w:id="36" w:name="_Toc190184992"/>
-      <w:r>
-        <w:rPr>
-          <w:rStyle w:val="Ttulo2Car"/>
-          <w:b w:val="0"/>
-          <w:bCs w:val="0"/>
-          <w:color w:val="auto"/>
-        </w:rPr>
-        <w:t>Vista de procesos</w:t>
-      </w:r>
-      <w:bookmarkEnd w:id="34"/>
-      <w:bookmarkEnd w:id="35"/>
-      <w:bookmarkEnd w:id="36"/>
-    </w:p>
-    <w:p>
-      <w:pPr>
-        <w:autoSpaceDE w:val="0"/>
-        <w:autoSpaceDN w:val="0"/>
-        <w:adjustRightInd w:val="0"/>
-        <w:spacing w:after="0" w:line="240" w:lineRule="auto"/>
-        <w:ind w:left="708"/>
-        <w:jc w:val="both"/>
-        <w:rPr>
-          <w:rFonts w:ascii="TimesNewRoman,Italic" w:hAnsi="TimesNewRoman,Italic" w:cs="TimesNewRoman,Italic"/>
-          <w:i/>
-          <w:iCs/>
-          <w:color w:val="0000FF"/>
-          <w:sz w:val="20"/>
-          <w:szCs w:val="20"/>
-        </w:rPr>
-      </w:pPr>
-      <w:r>
-        <w:rPr>
-          <w:rFonts w:ascii="TimesNewRoman,Italic" w:hAnsi="TimesNewRoman,Italic" w:cs="TimesNewRoman,Italic"/>
-          <w:i/>
-          <w:iCs/>
-          <w:color w:val="0000FF"/>
-          <w:sz w:val="20"/>
-          <w:szCs w:val="20"/>
-        </w:rPr>
-        <w:t>[Describe la descomp</w:t>
-      </w:r>
-      <w:r>
-        <w:rPr>
-          <w:rFonts w:ascii="TimesNewRoman,Italic" w:hAnsi="TimesNewRoman,Italic" w:cs="TimesNewRoman,Italic"/>
-          <w:i/>
-          <w:iCs/>
-          <w:color w:val="0000FF"/>
-          <w:sz w:val="20"/>
-          <w:szCs w:val="20"/>
-        </w:rPr>
-        <w:t>osición del sistema</w:t>
-      </w:r>
-      <w:r>
-        <w:rPr>
-          <w:rFonts w:ascii="TimesNewRoman,Italic" w:hAnsi="TimesNewRoman,Italic" w:cs="TimesNewRoman,Italic"/>
-          <w:i/>
-          <w:iCs/>
-          <w:color w:val="0000FF"/>
-          <w:sz w:val="20"/>
-          <w:szCs w:val="20"/>
-        </w:rPr>
-        <w:t xml:space="preserve"> procesos pesados. Indica que procesos o grupos de procesos se comunican o interactúan entre sí y los modos en que estos se comunican.]</w:t>
-      </w:r>
-    </w:p>
-    <w:p>
-      <w:pPr>
-        <w:autoSpaceDE w:val="0"/>
-        <w:autoSpaceDN w:val="0"/>
-        <w:adjustRightInd w:val="0"/>
-        <w:spacing w:after="0" w:line="240" w:lineRule="auto"/>
-        <w:ind w:left="708"/>
-        <w:jc w:val="both"/>
-        <w:rPr>
-          <w:rFonts w:ascii="TimesNewRoman,Italic" w:hAnsi="TimesNewRoman,Italic" w:cs="TimesNewRoman,Italic"/>
-          <w:i/>
-          <w:iCs/>
-          <w:color w:val="0000FF"/>
-          <w:sz w:val="20"/>
-          <w:szCs w:val="20"/>
-        </w:rPr>
-      </w:pPr>
-    </w:p>
-    <w:p>
-      <w:pPr>
-        <w:pStyle w:val="Ttulo3"/>
-        <w:numPr>
-          <w:ilvl w:val="2"/>
-          <w:numId w:val="9"/>
-        </w:numPr>
-        <w:ind w:left="1225" w:hanging="505"/>
-        <w:rPr>
-          <w:color w:val="auto"/>
-        </w:rPr>
-      </w:pPr>
-      <w:bookmarkStart w:id="37" w:name="_Toc68679742"/>
-      <w:bookmarkStart w:id="38" w:name="_Toc69124252"/>
-      <w:bookmarkStart w:id="39" w:name="_Toc190184993"/>
-      <w:r>
-        <w:rPr>
-          <w:color w:val="auto"/>
-        </w:rPr>
-        <w:t>Diagrama de Proceso</w:t>
-      </w:r>
-      <w:bookmarkEnd w:id="37"/>
-      <w:bookmarkEnd w:id="38"/>
-      <w:r>
-        <w:rPr>
-          <w:color w:val="auto"/>
-        </w:rPr>
-        <w:t>s del sistema (diagrama de actividad)</w:t>
-      </w:r>
-      <w:bookmarkEnd w:id="39"/>
-    </w:p>
-    <w:p>
-      <w:pPr>
-        <w:ind w:left="1224"/>
-      </w:pPr>
-      <w:r>
-        <w:rPr>
-          <w:rFonts w:ascii="TimesNewRoman,Italic" w:hAnsi="TimesNewRoman,Italic" w:cs="TimesNewRoman,Italic"/>
-          <w:i/>
-          <w:iCs/>
-          <w:color w:val="0000FF"/>
-          <w:sz w:val="20"/>
-          <w:szCs w:val="20"/>
-        </w:rPr>
-        <w:t>[Se realizará un diagrama del</w:t>
-      </w:r>
-      <w:r>
-        <w:rPr>
-          <w:rFonts w:ascii="TimesNewRoman,Italic" w:hAnsi="TimesNewRoman,Italic" w:cs="TimesNewRoman,Italic"/>
-          <w:i/>
-          <w:iCs/>
-          <w:color w:val="0000FF"/>
-          <w:sz w:val="20"/>
-          <w:szCs w:val="20"/>
-        </w:rPr>
-        <w:t xml:space="preserve"> o los </w:t>
-      </w:r>
-      <w:r>
-        <w:rPr>
-          <w:rFonts w:ascii="TimesNewRoman,Italic" w:hAnsi="TimesNewRoman,Italic" w:cs="TimesNewRoman,Italic"/>
-          <w:i/>
-          <w:iCs/>
-          <w:color w:val="0000FF"/>
-          <w:sz w:val="20"/>
-          <w:szCs w:val="20"/>
-        </w:rPr>
-        <w:t>proceso</w:t>
-      </w:r>
-      <w:r>
-        <w:rPr>
-          <w:rFonts w:ascii="TimesNewRoman,Italic" w:hAnsi="TimesNewRoman,Italic" w:cs="TimesNewRoman,Italic"/>
-          <w:i/>
-          <w:iCs/>
-          <w:color w:val="0000FF"/>
-          <w:sz w:val="20"/>
-          <w:szCs w:val="20"/>
-        </w:rPr>
-        <w:t>s</w:t>
-      </w:r>
-      <w:r>
-        <w:rPr>
-          <w:rFonts w:ascii="TimesNewRoman,Italic" w:hAnsi="TimesNewRoman,Italic" w:cs="TimesNewRoman,Italic"/>
-          <w:i/>
-          <w:iCs/>
-          <w:color w:val="0000FF"/>
-          <w:sz w:val="20"/>
-          <w:szCs w:val="20"/>
-        </w:rPr>
-        <w:t xml:space="preserve"> </w:t>
-      </w:r>
-      <w:r>
-        <w:rPr>
-          <w:rFonts w:ascii="TimesNewRoman,Italic" w:hAnsi="TimesNewRoman,Italic" w:cs="TimesNewRoman,Italic"/>
-          <w:i/>
-          <w:iCs/>
-          <w:color w:val="0000FF"/>
-          <w:sz w:val="20"/>
-          <w:szCs w:val="20"/>
-        </w:rPr>
-        <w:t>del sistema</w:t>
-      </w:r>
-      <w:r>
-        <w:rPr>
-          <w:rFonts w:ascii="TimesNewRoman,Italic" w:hAnsi="TimesNewRoman,Italic" w:cs="TimesNewRoman,Italic"/>
-          <w:i/>
-          <w:iCs/>
-          <w:color w:val="0000FF"/>
-          <w:sz w:val="20"/>
-          <w:szCs w:val="20"/>
-        </w:rPr>
-        <w:t xml:space="preserve"> donde se exponga las actividades donde interviene el sistema propuesto, adicionando diagramas que definan el detalle la descomposición del sistema en procesos pesados. Indica que procesos o grupos de procesos se comunican o interactúan entre sí y los modos en que estos se comunican]</w:t>
-      </w:r>
-    </w:p>
-    <w:p>
-      <w:pPr>
-        <w:autoSpaceDE w:val="0"/>
-        <w:autoSpaceDN w:val="0"/>
-        <w:adjustRightInd w:val="0"/>
-        <w:spacing w:after="0" w:line="240" w:lineRule="auto"/>
-        <w:jc w:val="both"/>
-        <w:rPr>
-          <w:rFonts w:ascii="TimesNewRoman,Italic" w:hAnsi="TimesNewRoman,Italic" w:cs="TimesNewRoman,Italic"/>
-          <w:color w:val="0000FF"/>
-          <w:sz w:val="20"/>
-          <w:szCs w:val="20"/>
-        </w:rPr>
-      </w:pPr>
-    </w:p>
-    <w:p>
-      <w:pPr>
-        <w:autoSpaceDE w:val="0"/>
-        <w:autoSpaceDN w:val="0"/>
-        <w:adjustRightInd w:val="0"/>
-        <w:spacing w:after="0" w:line="240" w:lineRule="auto"/>
-        <w:jc w:val="both"/>
-        <w:rPr>
-          <w:rFonts w:ascii="TimesNewRoman,Italic" w:hAnsi="TimesNewRoman,Italic" w:cs="TimesNewRoman,Italic"/>
-          <w:color w:val="0000FF"/>
-          <w:sz w:val="20"/>
-          <w:szCs w:val="20"/>
-        </w:rPr>
-      </w:pPr>
-    </w:p>
-    <w:p>
-      <w:pPr>
-        <w:pStyle w:val="TDC2"/>
-        <w:numPr>
-          <w:ilvl w:val="1"/>
-          <w:numId w:val="9"/>
-        </w:numPr>
-        <w:rPr>
-          <w:rStyle w:val="Ttulo2Car"/>
-          <w:b w:val="0"/>
-          <w:bCs w:val="0"/>
-          <w:color w:val="auto"/>
-        </w:rPr>
-      </w:pPr>
-      <w:bookmarkStart w:id="40" w:name="_Toc68679744"/>
-      <w:bookmarkStart w:id="41" w:name="_Toc190184994"/>
-      <w:r>
-        <w:rPr>
-          <w:rStyle w:val="Ttulo2Car"/>
-          <w:b w:val="0"/>
-          <w:bCs w:val="0"/>
-          <w:color w:val="auto"/>
-        </w:rPr>
-        <w:t xml:space="preserve">Vista de </w:t>
-      </w:r>
-      <w:bookmarkEnd w:id="40"/>
-      <w:r>
-        <w:rPr>
-          <w:rStyle w:val="Ttulo2Car"/>
-          <w:b w:val="0"/>
-          <w:bCs w:val="0"/>
-          <w:color w:val="auto"/>
-        </w:rPr>
-        <w:t>Despliegue</w:t>
-      </w:r>
-      <w:r>
-        <w:rPr>
-          <w:rStyle w:val="Ttulo2Car"/>
-          <w:b w:val="0"/>
-          <w:bCs w:val="0"/>
-          <w:color w:val="auto"/>
-        </w:rPr>
-        <w:t xml:space="preserve"> (vista física</w:t>
-      </w:r>
-      <w:r>
-        <w:rPr>
-          <w:rStyle w:val="Ttulo2Car"/>
-          <w:b w:val="0"/>
-          <w:bCs w:val="0"/>
-          <w:color w:val="auto"/>
-        </w:rPr>
-        <w:t>)</w:t>
-      </w:r>
-      <w:bookmarkEnd w:id="41"/>
-    </w:p>
-    <w:p>
-      <w:pPr>
-        <w:pStyle w:val="Prrafodelista"/>
-        <w:ind w:left="792"/>
-        <w:jc w:val="both"/>
-        <w:rPr>
-          <w:rFonts w:ascii="TimesNewRoman,Italic" w:hAnsi="TimesNewRoman,Italic" w:cs="TimesNewRoman,Italic"/>
-          <w:i/>
-          <w:iCs/>
-          <w:color w:val="0000FF"/>
-          <w:sz w:val="20"/>
-          <w:szCs w:val="20"/>
-        </w:rPr>
-      </w:pPr>
-    </w:p>
-    <w:p>
-      <w:pPr>
-        <w:pStyle w:val="Prrafodelista"/>
-        <w:ind w:left="792"/>
-        <w:jc w:val="both"/>
-        <w:rPr>
-          <w:rFonts w:ascii="TimesNewRoman,Italic" w:hAnsi="TimesNewRoman,Italic" w:cs="TimesNewRoman,Italic"/>
-          <w:i/>
-          <w:iCs/>
-          <w:color w:val="0000FF"/>
-          <w:sz w:val="20"/>
-          <w:szCs w:val="20"/>
-        </w:rPr>
-      </w:pPr>
-      <w:r>
-        <w:rPr>
-          <w:rFonts w:ascii="TimesNewRoman,Italic" w:hAnsi="TimesNewRoman,Italic" w:cs="TimesNewRoman,Italic"/>
-          <w:i/>
-          <w:iCs/>
-          <w:color w:val="0000FF"/>
-          <w:sz w:val="20"/>
-          <w:szCs w:val="20"/>
-        </w:rPr>
-        <w:t>[Se despliega</w:t>
-      </w:r>
-      <w:r>
-        <w:rPr>
-          <w:rFonts w:ascii="TimesNewRoman,Italic" w:hAnsi="TimesNewRoman,Italic" w:cs="TimesNewRoman,Italic"/>
-          <w:i/>
-          <w:iCs/>
-          <w:color w:val="0000FF"/>
-          <w:sz w:val="20"/>
-          <w:szCs w:val="20"/>
-        </w:rPr>
-        <w:t xml:space="preserve"> uno o más escenarios de distribución física del sistema</w:t>
-      </w:r>
-      <w:r>
-        <w:rPr>
-          <w:rFonts w:ascii="TimesNewRoman,Italic" w:hAnsi="TimesNewRoman,Italic" w:cs="TimesNewRoman,Italic"/>
-          <w:i/>
-          <w:iCs/>
-          <w:color w:val="0000FF"/>
-          <w:sz w:val="20"/>
-          <w:szCs w:val="20"/>
-        </w:rPr>
-        <w:t xml:space="preserve"> </w:t>
-      </w:r>
-      <w:r>
-        <w:rPr>
-          <w:rFonts w:ascii="TimesNewRoman,Italic" w:hAnsi="TimesNewRoman,Italic" w:cs="TimesNewRoman,Italic"/>
-          <w:i/>
-          <w:iCs/>
-          <w:color w:val="0000FF"/>
-          <w:sz w:val="20"/>
-          <w:szCs w:val="20"/>
-        </w:rPr>
-        <w:t>sobre los cuales se ejecutará y hará el desp</w:t>
-      </w:r>
-      <w:r>
-        <w:rPr>
-          <w:rFonts w:ascii="TimesNewRoman,Italic" w:hAnsi="TimesNewRoman,Italic" w:cs="TimesNewRoman,Italic"/>
-          <w:i/>
-          <w:iCs/>
-          <w:color w:val="0000FF"/>
-          <w:sz w:val="20"/>
-          <w:szCs w:val="20"/>
-        </w:rPr>
-        <w:t>liegue</w:t>
-      </w:r>
-      <w:r>
-        <w:rPr>
-          <w:rFonts w:ascii="TimesNewRoman,Italic" w:hAnsi="TimesNewRoman,Italic" w:cs="TimesNewRoman,Italic"/>
-          <w:i/>
-          <w:iCs/>
-          <w:color w:val="0000FF"/>
-          <w:sz w:val="20"/>
-          <w:szCs w:val="20"/>
-        </w:rPr>
-        <w:t xml:space="preserve"> del mismo. Muestra la comunicación entre</w:t>
-      </w:r>
-      <w:r>
-        <w:rPr>
-          <w:rFonts w:ascii="TimesNewRoman,Italic" w:hAnsi="TimesNewRoman,Italic" w:cs="TimesNewRoman,Italic"/>
-          <w:i/>
-          <w:iCs/>
-          <w:color w:val="0000FF"/>
-          <w:sz w:val="20"/>
-          <w:szCs w:val="20"/>
-        </w:rPr>
-        <w:t xml:space="preserve"> </w:t>
-      </w:r>
-      <w:r>
-        <w:rPr>
-          <w:rFonts w:ascii="TimesNewRoman,Italic" w:hAnsi="TimesNewRoman,Italic" w:cs="TimesNewRoman,Italic"/>
-          <w:i/>
-          <w:iCs/>
-          <w:color w:val="0000FF"/>
-          <w:sz w:val="20"/>
-          <w:szCs w:val="20"/>
-        </w:rPr>
-        <w:t>los diferentes nodos que componen los escenarios antes mencionados, así como el</w:t>
-      </w:r>
-      <w:r>
-        <w:rPr>
-          <w:rFonts w:ascii="TimesNewRoman,Italic" w:hAnsi="TimesNewRoman,Italic" w:cs="TimesNewRoman,Italic"/>
-          <w:i/>
-          <w:iCs/>
-          <w:color w:val="0000FF"/>
-          <w:sz w:val="20"/>
-          <w:szCs w:val="20"/>
-        </w:rPr>
-        <w:t xml:space="preserve"> </w:t>
-      </w:r>
-      <w:r>
-        <w:rPr>
-          <w:rFonts w:ascii="TimesNewRoman,Italic" w:hAnsi="TimesNewRoman,Italic" w:cs="TimesNewRoman,Italic"/>
-          <w:i/>
-          <w:iCs/>
-          <w:color w:val="0000FF"/>
-          <w:sz w:val="20"/>
-          <w:szCs w:val="20"/>
-        </w:rPr>
-        <w:t>mapeo de los elementos de la Vista de Procesos en dichos nodos</w:t>
-      </w:r>
-      <w:r>
-        <w:rPr>
-          <w:rFonts w:ascii="TimesNewRoman,Italic" w:hAnsi="TimesNewRoman,Italic" w:cs="TimesNewRoman,Italic"/>
-          <w:i/>
-          <w:iCs/>
-          <w:color w:val="0000FF"/>
-          <w:sz w:val="20"/>
-          <w:szCs w:val="20"/>
-        </w:rPr>
-        <w:t>]</w:t>
-      </w:r>
-    </w:p>
-    <w:p>
-      <w:pPr>
-        <w:pStyle w:val="Ttulo3"/>
-        <w:numPr>
-          <w:ilvl w:val="2"/>
-          <w:numId w:val="9"/>
-        </w:numPr>
-        <w:rPr>
-          <w:color w:val="auto"/>
-          <w:lang w:eastAsia="es-PE"/>
-        </w:rPr>
-      </w:pPr>
-      <w:bookmarkStart w:id="42" w:name="_Toc68679745"/>
-      <w:bookmarkStart w:id="43" w:name="_Toc190184995"/>
-      <w:r>
-        <w:rPr>
-          <w:color w:val="auto"/>
-          <w:lang w:eastAsia="es-PE"/>
-        </w:rPr>
-        <w:t xml:space="preserve">Diagrama de </w:t>
-      </w:r>
-      <w:bookmarkEnd w:id="42"/>
-      <w:r>
-        <w:rPr>
-          <w:color w:val="auto"/>
-          <w:lang w:eastAsia="es-PE"/>
-        </w:rPr>
-        <w:t>despliegue</w:t>
-      </w:r>
-      <w:bookmarkEnd w:id="43"/>
-    </w:p>
-    <w:p>
-      <w:pPr>
-        <w:pStyle w:val="Prrafodelista"/>
-        <w:ind w:left="1224"/>
-        <w:rPr>
-          <w:lang w:eastAsia="es-PE"/>
-        </w:rPr>
-      </w:pPr>
-    </w:p>
-    <w:p>
-      <w:pPr>
-        <w:pStyle w:val="Prrafodelista"/>
-        <w:ind w:left="792"/>
-        <w:jc w:val="both"/>
-        <w:rPr>
-          <w:rFonts w:ascii="TimesNewRoman,Italic" w:hAnsi="TimesNewRoman,Italic" w:cs="TimesNewRoman,Italic"/>
-          <w:i/>
-          <w:iCs/>
-          <w:color w:val="0000FF"/>
-          <w:sz w:val="20"/>
-          <w:szCs w:val="20"/>
-        </w:rPr>
-      </w:pPr>
-      <w:r>
-        <w:rPr>
-          <w:rFonts w:ascii="TimesNewRoman,Italic" w:hAnsi="TimesNewRoman,Italic" w:cs="TimesNewRoman,Italic"/>
-          <w:i/>
-          <w:iCs/>
-          <w:color w:val="0000FF"/>
-          <w:sz w:val="20"/>
-          <w:szCs w:val="20"/>
-        </w:rPr>
-        <w:t xml:space="preserve">[un diagrama de </w:t>
-      </w:r>
-      <w:proofErr w:type="gramStart"/>
-      <w:r>
-        <w:rPr>
-          <w:rFonts w:ascii="TimesNewRoman,Italic" w:hAnsi="TimesNewRoman,Italic" w:cs="TimesNewRoman,Italic"/>
-          <w:i/>
-          <w:iCs/>
-          <w:color w:val="0000FF"/>
-          <w:sz w:val="20"/>
-          <w:szCs w:val="20"/>
-        </w:rPr>
-        <w:t>despliegue</w:t>
-      </w:r>
-      <w:r>
-        <w:rPr>
-          <w:rFonts w:ascii="TimesNewRoman,Italic" w:hAnsi="TimesNewRoman,Italic" w:cs="TimesNewRoman,Italic"/>
-          <w:i/>
-          <w:iCs/>
-          <w:color w:val="0000FF"/>
-          <w:sz w:val="20"/>
-          <w:szCs w:val="20"/>
-        </w:rPr>
-        <w:t>,</w:t>
-      </w:r>
-      <w:proofErr w:type="gramEnd"/>
-      <w:r>
-        <w:rPr>
-          <w:rFonts w:ascii="TimesNewRoman,Italic" w:hAnsi="TimesNewRoman,Italic" w:cs="TimesNewRoman,Italic"/>
-          <w:i/>
-          <w:iCs/>
-          <w:color w:val="0000FF"/>
-          <w:sz w:val="20"/>
-          <w:szCs w:val="20"/>
-        </w:rPr>
-        <w:t xml:space="preserve"> amplía el sistema de software y muestra los contenedores (aplicaciones, almacenamiento de datos, microservicios, etc.) que componen este sistema de software]</w:t>
-      </w:r>
-    </w:p>
-    <w:bookmarkEnd w:id="16"/>
-    <w:p>
-      <w:pPr>
-        <w:autoSpaceDE w:val="0"/>
-        <w:autoSpaceDN w:val="0"/>
-        <w:adjustRightInd w:val="0"/>
-        <w:spacing w:after="0" w:line="240" w:lineRule="auto"/>
-        <w:ind w:left="1224"/>
-        <w:jc w:val="both"/>
-        <w:rPr>
-          <w:rFonts w:ascii="TimesNewRoman,Italic" w:hAnsi="TimesNewRoman,Italic" w:cs="TimesNewRoman,Italic"/>
-          <w:i/>
-          <w:iCs/>
-          <w:color w:val="0000FF"/>
-          <w:sz w:val="20"/>
-          <w:szCs w:val="20"/>
-        </w:rPr>
-      </w:pPr>
     </w:p>
     <w:p>
       <w:pPr>
@@ -9749,8 +10003,11 @@
           <w:numId w:val="9"/>
         </w:numPr>
         <w:rPr>
+          <w:rStyle w:val="Ttulo2Car"/>
           <w:b/>
           <w:color w:val="auto"/>
+          <w:sz w:val="32"/>
+          <w:szCs w:val="32"/>
           <w:lang w:eastAsia="es-PE"/>
         </w:rPr>
       </w:pPr>
@@ -9761,760 +10018,447 @@
           <w:color w:val="auto"/>
           <w:lang w:eastAsia="es-PE"/>
         </w:rPr>
-        <w:lastRenderedPageBreak/>
         <w:t>ATRIBUTOS DE CALIDAD DEL SOFTWARE</w:t>
       </w:r>
       <w:bookmarkEnd w:id="44"/>
-    </w:p>
-    <w:p>
-      <w:pPr>
-        <w:pStyle w:val="TDC2"/>
-        <w:rPr>
-          <w:rStyle w:val="Ttulo2Car"/>
-          <w:b w:val="0"/>
-          <w:bCs w:val="0"/>
-          <w:color w:val="auto"/>
-        </w:rPr>
-      </w:pPr>
-    </w:p>
-    <w:p>
-      <w:pPr>
-        <w:autoSpaceDE w:val="0"/>
-        <w:autoSpaceDN w:val="0"/>
-        <w:adjustRightInd w:val="0"/>
-        <w:spacing w:after="0" w:line="240" w:lineRule="auto"/>
-        <w:ind w:left="360"/>
-        <w:jc w:val="both"/>
-        <w:rPr>
-          <w:rFonts w:ascii="TimesNewRoman,Italic" w:hAnsi="TimesNewRoman,Italic" w:cs="TimesNewRoman,Italic"/>
-          <w:i/>
-          <w:iCs/>
-          <w:color w:val="0000FF"/>
-          <w:sz w:val="20"/>
-          <w:szCs w:val="20"/>
-        </w:rPr>
-      </w:pPr>
-      <w:r>
-        <w:rPr>
-          <w:rFonts w:ascii="TimesNewRoman,Italic" w:hAnsi="TimesNewRoman,Italic" w:cs="TimesNewRoman,Italic"/>
-          <w:i/>
-          <w:iCs/>
-          <w:color w:val="0000FF"/>
-          <w:sz w:val="20"/>
-          <w:szCs w:val="20"/>
-        </w:rPr>
-        <w:t>[</w:t>
-      </w:r>
-      <w:r>
-        <w:rPr>
-          <w:rFonts w:ascii="TimesNewRoman,Italic" w:hAnsi="TimesNewRoman,Italic" w:cs="TimesNewRoman,Italic"/>
-          <w:i/>
-          <w:iCs/>
-          <w:color w:val="0000FF"/>
-          <w:sz w:val="20"/>
-          <w:szCs w:val="20"/>
-        </w:rPr>
-        <w:t>Los Atributos de Calidad (</w:t>
-      </w:r>
-      <w:proofErr w:type="spellStart"/>
-      <w:r>
-        <w:rPr>
-          <w:rFonts w:ascii="TimesNewRoman,Italic" w:hAnsi="TimesNewRoman,Italic" w:cs="TimesNewRoman,Italic"/>
-          <w:i/>
-          <w:iCs/>
-          <w:color w:val="0000FF"/>
-          <w:sz w:val="20"/>
-          <w:szCs w:val="20"/>
-        </w:rPr>
-        <w:t>QAs</w:t>
-      </w:r>
-      <w:proofErr w:type="spellEnd"/>
-      <w:r>
-        <w:rPr>
-          <w:rFonts w:ascii="TimesNewRoman,Italic" w:hAnsi="TimesNewRoman,Italic" w:cs="TimesNewRoman,Italic"/>
-          <w:i/>
-          <w:iCs/>
-          <w:color w:val="0000FF"/>
-          <w:sz w:val="20"/>
-          <w:szCs w:val="20"/>
-        </w:rPr>
-        <w:t xml:space="preserve">) son propiedades medibles y evaluables de un sistema, estas propiedades son usadas para indicar el grado en que el sistema satisface las necesidades de los </w:t>
-      </w:r>
-      <w:proofErr w:type="spellStart"/>
-      <w:r>
-        <w:rPr>
-          <w:rFonts w:ascii="TimesNewRoman,Italic" w:hAnsi="TimesNewRoman,Italic" w:cs="TimesNewRoman,Italic"/>
-          <w:i/>
-          <w:iCs/>
-          <w:color w:val="0000FF"/>
-          <w:sz w:val="20"/>
-          <w:szCs w:val="20"/>
-        </w:rPr>
-        <w:t>stakeholders</w:t>
-      </w:r>
-      <w:proofErr w:type="spellEnd"/>
-      <w:r>
-        <w:rPr>
-          <w:rFonts w:ascii="TimesNewRoman,Italic" w:hAnsi="TimesNewRoman,Italic" w:cs="TimesNewRoman,Italic"/>
-          <w:i/>
-          <w:iCs/>
-          <w:color w:val="0000FF"/>
-          <w:sz w:val="20"/>
-          <w:szCs w:val="20"/>
-        </w:rPr>
-        <w:t xml:space="preserve">   [</w:t>
-      </w:r>
-      <w:proofErr w:type="spellStart"/>
-      <w:r>
-        <w:rPr>
-          <w:rFonts w:ascii="TimesNewRoman,Italic" w:hAnsi="TimesNewRoman,Italic" w:cs="TimesNewRoman,Italic"/>
-          <w:i/>
-          <w:iCs/>
-          <w:color w:val="0000FF"/>
-          <w:sz w:val="20"/>
-          <w:szCs w:val="20"/>
-        </w:rPr>
-        <w:t>Wojcik</w:t>
-      </w:r>
-      <w:proofErr w:type="spellEnd"/>
-      <w:r>
-        <w:rPr>
-          <w:rFonts w:ascii="TimesNewRoman,Italic" w:hAnsi="TimesNewRoman,Italic" w:cs="TimesNewRoman,Italic"/>
-          <w:i/>
-          <w:iCs/>
-          <w:color w:val="0000FF"/>
-          <w:sz w:val="20"/>
-          <w:szCs w:val="20"/>
-        </w:rPr>
-        <w:t xml:space="preserve">  2013].</w:t>
-      </w:r>
-    </w:p>
-    <w:p>
-      <w:pPr>
-        <w:autoSpaceDE w:val="0"/>
-        <w:autoSpaceDN w:val="0"/>
-        <w:adjustRightInd w:val="0"/>
-        <w:spacing w:after="0" w:line="240" w:lineRule="auto"/>
-        <w:ind w:left="360"/>
-        <w:jc w:val="both"/>
-        <w:rPr>
-          <w:rFonts w:ascii="TimesNewRoman,Italic" w:hAnsi="TimesNewRoman,Italic" w:cs="TimesNewRoman,Italic"/>
-          <w:i/>
-          <w:iCs/>
-          <w:color w:val="0000FF"/>
-          <w:sz w:val="20"/>
-          <w:szCs w:val="20"/>
-        </w:rPr>
-      </w:pPr>
-      <w:r>
-        <w:rPr>
-          <w:rFonts w:ascii="TimesNewRoman,Italic" w:hAnsi="TimesNewRoman,Italic" w:cs="TimesNewRoman,Italic"/>
-          <w:i/>
-          <w:iCs/>
-          <w:color w:val="0000FF"/>
-          <w:sz w:val="20"/>
-          <w:szCs w:val="20"/>
-        </w:rPr>
-        <w:t xml:space="preserve">Los </w:t>
-      </w:r>
-      <w:proofErr w:type="spellStart"/>
-      <w:r>
-        <w:rPr>
-          <w:rFonts w:ascii="TimesNewRoman,Italic" w:hAnsi="TimesNewRoman,Italic" w:cs="TimesNewRoman,Italic"/>
-          <w:i/>
-          <w:iCs/>
-          <w:color w:val="0000FF"/>
-          <w:sz w:val="20"/>
-          <w:szCs w:val="20"/>
-        </w:rPr>
-        <w:t>QAs</w:t>
-      </w:r>
-      <w:proofErr w:type="spellEnd"/>
-      <w:r>
-        <w:rPr>
-          <w:rFonts w:ascii="TimesNewRoman,Italic" w:hAnsi="TimesNewRoman,Italic" w:cs="TimesNewRoman,Italic"/>
-          <w:i/>
-          <w:iCs/>
-          <w:color w:val="0000FF"/>
-          <w:sz w:val="20"/>
-          <w:szCs w:val="20"/>
-        </w:rPr>
-        <w:t xml:space="preserve"> además son concebidos como aquellos requerimientos que no son funcionales. De hecho, la funcionalidad es mayormente ortogonal a los </w:t>
-      </w:r>
-      <w:proofErr w:type="spellStart"/>
-      <w:r>
-        <w:rPr>
-          <w:rFonts w:ascii="TimesNewRoman,Italic" w:hAnsi="TimesNewRoman,Italic" w:cs="TimesNewRoman,Italic"/>
-          <w:i/>
-          <w:iCs/>
-          <w:color w:val="0000FF"/>
-          <w:sz w:val="20"/>
-          <w:szCs w:val="20"/>
-        </w:rPr>
-        <w:t>QAs</w:t>
-      </w:r>
-      <w:proofErr w:type="spellEnd"/>
-      <w:r>
-        <w:rPr>
-          <w:rFonts w:ascii="TimesNewRoman,Italic" w:hAnsi="TimesNewRoman,Italic" w:cs="TimesNewRoman,Italic"/>
-          <w:i/>
-          <w:iCs/>
-          <w:color w:val="0000FF"/>
-          <w:sz w:val="20"/>
-          <w:szCs w:val="20"/>
-        </w:rPr>
-        <w:t xml:space="preserve">; un diseño puede cumplir con la funcionalidad deseada y fallar a la hora de satisfacer sus requerimientos de calidad. De esta manera, se entiende a la funcionalidad como la capacidad del sistema para hacer el trabajo para el cual fue pensado, independientemente de la estructura. Existen QAs mayormente usados que se suelen identificar en numerosos sistemas y se tienen que describir, aunque la lista no es fina ya que muy a menudo hay situaciones en que podrían identificarse y proponerse nuevas propiedades para las diversas necesidades de </w:t>
-      </w:r>
-      <w:proofErr w:type="spellStart"/>
-      <w:r>
-        <w:rPr>
-          <w:rFonts w:ascii="TimesNewRoman,Italic" w:hAnsi="TimesNewRoman,Italic" w:cs="TimesNewRoman,Italic"/>
-          <w:i/>
-          <w:iCs/>
-          <w:color w:val="0000FF"/>
-          <w:sz w:val="20"/>
-          <w:szCs w:val="20"/>
-        </w:rPr>
-        <w:t>stakeholders</w:t>
-      </w:r>
-      <w:proofErr w:type="spellEnd"/>
-      <w:r>
-        <w:rPr>
-          <w:rFonts w:ascii="TimesNewRoman,Italic" w:hAnsi="TimesNewRoman,Italic" w:cs="TimesNewRoman,Italic"/>
-          <w:i/>
-          <w:iCs/>
-          <w:color w:val="0000FF"/>
-          <w:sz w:val="20"/>
-          <w:szCs w:val="20"/>
-        </w:rPr>
-        <w:t xml:space="preserve">.] </w:t>
-      </w:r>
-    </w:p>
-    <w:p>
-      <w:pPr>
-        <w:pStyle w:val="Prrafodelista"/>
-        <w:autoSpaceDE w:val="0"/>
-        <w:autoSpaceDN w:val="0"/>
-        <w:adjustRightInd w:val="0"/>
-        <w:spacing w:after="0" w:line="240" w:lineRule="auto"/>
-        <w:ind w:left="708"/>
-        <w:jc w:val="both"/>
-        <w:rPr>
-          <w:rFonts w:ascii="TimesNewRoman,Italic" w:hAnsi="TimesNewRoman,Italic" w:cs="TimesNewRoman,Italic"/>
-          <w:i/>
-          <w:iCs/>
-          <w:color w:val="0000FF"/>
-          <w:sz w:val="20"/>
-          <w:szCs w:val="20"/>
-        </w:rPr>
-      </w:pPr>
-      <w:r>
-        <w:rPr>
-          <w:rFonts w:ascii="TimesNewRoman,Italic" w:hAnsi="TimesNewRoman,Italic" w:cs="TimesNewRoman,Italic"/>
-          <w:i/>
-          <w:iCs/>
-          <w:color w:val="0000FF"/>
-          <w:sz w:val="20"/>
-          <w:szCs w:val="20"/>
-        </w:rPr>
-        <w:t>.</w:t>
-      </w:r>
     </w:p>
     <w:p>
       <w:pPr>
         <w:pStyle w:val="Prrafodelista"/>
         <w:ind w:left="792"/>
         <w:rPr>
-          <w:lang w:eastAsia="es-PE"/>
-        </w:rPr>
-      </w:pPr>
-    </w:p>
-    <w:p>
-      <w:pPr>
-        <w:pStyle w:val="TDC2"/>
-        <w:rPr>
-          <w:rStyle w:val="Ttulo2Car"/>
-          <w:color w:val="auto"/>
-        </w:rPr>
-      </w:pPr>
-      <w:bookmarkStart w:id="45" w:name="_Toc190184997"/>
-      <w:r>
-        <w:rPr>
-          <w:rStyle w:val="Ttulo2Car"/>
-          <w:color w:val="auto"/>
-        </w:rPr>
-        <w:t>Escenario de Funcionalidad</w:t>
-      </w:r>
-      <w:bookmarkEnd w:id="45"/>
-    </w:p>
-    <w:p>
-      <w:pPr>
-        <w:autoSpaceDE w:val="0"/>
-        <w:autoSpaceDN w:val="0"/>
-        <w:adjustRightInd w:val="0"/>
-        <w:spacing w:after="0" w:line="240" w:lineRule="auto"/>
-        <w:ind w:left="708"/>
-        <w:jc w:val="both"/>
-        <w:rPr>
-          <w:rFonts w:ascii="TimesNewRoman,Italic" w:hAnsi="TimesNewRoman,Italic" w:cs="TimesNewRoman,Italic"/>
-          <w:i/>
-          <w:iCs/>
-          <w:color w:val="0000FF"/>
-          <w:sz w:val="20"/>
-          <w:szCs w:val="20"/>
-        </w:rPr>
-      </w:pPr>
-      <w:r>
-        <w:rPr>
-          <w:rFonts w:ascii="TimesNewRoman,Italic" w:hAnsi="TimesNewRoman,Italic" w:cs="TimesNewRoman,Italic"/>
-          <w:i/>
-          <w:iCs/>
-          <w:color w:val="0000FF"/>
-          <w:sz w:val="20"/>
-          <w:szCs w:val="20"/>
-        </w:rPr>
-        <w:t>[</w:t>
-      </w:r>
-      <w:r>
-        <w:rPr>
-          <w:rFonts w:ascii="TimesNewRoman,Italic" w:hAnsi="TimesNewRoman,Italic" w:cs="TimesNewRoman,Italic"/>
-          <w:i/>
-          <w:iCs/>
-          <w:color w:val="0000FF"/>
-          <w:sz w:val="20"/>
-          <w:szCs w:val="20"/>
-        </w:rPr>
-        <w:t>se califica de acuerdo con el conjunto de características y capacidades del programa, la generalidad de las funciones que se entregan y la seguridad general del sistema</w:t>
-      </w:r>
-      <w:r>
-        <w:rPr>
-          <w:rFonts w:ascii="TimesNewRoman,Italic" w:hAnsi="TimesNewRoman,Italic" w:cs="TimesNewRoman,Italic"/>
-          <w:i/>
-          <w:iCs/>
-          <w:color w:val="0000FF"/>
-          <w:sz w:val="20"/>
-          <w:szCs w:val="20"/>
-        </w:rPr>
-        <w:t>.]</w:t>
-      </w:r>
-    </w:p>
-    <w:p>
-      <w:pPr>
-        <w:pStyle w:val="TDC2"/>
-        <w:rPr>
-          <w:rStyle w:val="Ttulo2Car"/>
-        </w:rPr>
-      </w:pPr>
-    </w:p>
-    <w:p>
-      <w:pPr>
-        <w:pStyle w:val="TDC2"/>
-        <w:rPr>
-          <w:rStyle w:val="Ttulo2Car"/>
-          <w:color w:val="auto"/>
-        </w:rPr>
-      </w:pPr>
-      <w:bookmarkStart w:id="46" w:name="_Toc190184998"/>
-      <w:r>
-        <w:rPr>
-          <w:rStyle w:val="Ttulo2Car"/>
-          <w:color w:val="auto"/>
-        </w:rPr>
-        <w:t>Escenario de Usabilidad</w:t>
-      </w:r>
-      <w:bookmarkEnd w:id="46"/>
-    </w:p>
-    <w:p>
-      <w:pPr>
-        <w:autoSpaceDE w:val="0"/>
-        <w:autoSpaceDN w:val="0"/>
-        <w:adjustRightInd w:val="0"/>
-        <w:spacing w:after="0" w:line="240" w:lineRule="auto"/>
-        <w:ind w:left="792"/>
-        <w:jc w:val="both"/>
-        <w:rPr>
-          <w:rFonts w:ascii="TimesNewRoman,Italic" w:hAnsi="TimesNewRoman,Italic" w:cs="TimesNewRoman,Italic"/>
-          <w:i/>
-          <w:iCs/>
-          <w:color w:val="0000FF"/>
-          <w:sz w:val="20"/>
-          <w:szCs w:val="20"/>
-        </w:rPr>
-      </w:pPr>
-      <w:r>
-        <w:rPr>
-          <w:rFonts w:ascii="TimesNewRoman,Italic" w:hAnsi="TimesNewRoman,Italic" w:cs="TimesNewRoman,Italic"/>
-          <w:i/>
-          <w:iCs/>
-          <w:color w:val="0000FF"/>
-          <w:sz w:val="20"/>
-          <w:szCs w:val="20"/>
-        </w:rPr>
-        <w:t>[Este atributo de calidad se refiere a la facilidad con la que un usuario puede aprender a utilizar e interpretar los resultados producidos por un sistema [</w:t>
-      </w:r>
-      <w:proofErr w:type="spellStart"/>
-      <w:r>
-        <w:rPr>
-          <w:rFonts w:ascii="TimesNewRoman,Italic" w:hAnsi="TimesNewRoman,Italic" w:cs="TimesNewRoman,Italic"/>
-          <w:i/>
-          <w:iCs/>
-          <w:color w:val="0000FF"/>
-          <w:sz w:val="20"/>
-          <w:szCs w:val="20"/>
-        </w:rPr>
-        <w:t>Barbacci</w:t>
-      </w:r>
-      <w:proofErr w:type="spellEnd"/>
-      <w:r>
-        <w:rPr>
-          <w:rFonts w:ascii="TimesNewRoman,Italic" w:hAnsi="TimesNewRoman,Italic" w:cs="TimesNewRoman,Italic"/>
-          <w:i/>
-          <w:iCs/>
-          <w:color w:val="0000FF"/>
-          <w:sz w:val="20"/>
-          <w:szCs w:val="20"/>
-        </w:rPr>
-        <w:t xml:space="preserve"> 1995]. Para este atributo de calidad, se suelen considerar diversos aspectos de la interacción humano computadora, tales como: aprendizaje del sistema, utilización eficiente del sistema, minimización del impacto de errores, adaptación del sistema a las necesidades del usuario, confianza y satisfacción, entre otros.]</w:t>
-      </w:r>
+          <w:rFonts w:asciiTheme="majorHAnsi" w:hAnsiTheme="majorHAnsi" w:cstheme="majorHAnsi"/>
+          <w:lang w:eastAsia="es-PE"/>
+        </w:rPr>
+      </w:pPr>
     </w:p>
     <w:p>
       <w:pPr>
         <w:pStyle w:val="Prrafodelista"/>
         <w:ind w:left="792"/>
         <w:rPr>
-          <w:lang w:eastAsia="es-PE"/>
-        </w:rPr>
-      </w:pPr>
+          <w:rFonts w:asciiTheme="majorHAnsi" w:hAnsiTheme="majorHAnsi" w:cstheme="majorHAnsi"/>
+          <w:lang w:eastAsia="es-PE"/>
+        </w:rPr>
+      </w:pPr>
+      <w:r>
+        <w:rPr>
+          <w:rFonts w:asciiTheme="majorHAnsi" w:hAnsiTheme="majorHAnsi" w:cstheme="majorHAnsi"/>
+          <w:lang w:eastAsia="es-PE"/>
+        </w:rPr>
+        <w:t>Los atributos de calidad (</w:t>
+      </w:r>
+      <w:proofErr w:type="spellStart"/>
+      <w:r>
+        <w:rPr>
+          <w:rFonts w:asciiTheme="majorHAnsi" w:hAnsiTheme="majorHAnsi" w:cstheme="majorHAnsi"/>
+          <w:lang w:eastAsia="es-PE"/>
+        </w:rPr>
+        <w:t>QAs</w:t>
+      </w:r>
+      <w:proofErr w:type="spellEnd"/>
+      <w:r>
+        <w:rPr>
+          <w:rFonts w:asciiTheme="majorHAnsi" w:hAnsiTheme="majorHAnsi" w:cstheme="majorHAnsi"/>
+          <w:lang w:eastAsia="es-PE"/>
+        </w:rPr>
+        <w:t xml:space="preserve">) del sistema </w:t>
+      </w:r>
+      <w:proofErr w:type="spellStart"/>
+      <w:r>
+        <w:rPr>
+          <w:rFonts w:asciiTheme="majorHAnsi" w:hAnsiTheme="majorHAnsi" w:cstheme="majorHAnsi"/>
+          <w:lang w:eastAsia="es-PE"/>
+        </w:rPr>
+        <w:t>Loppify</w:t>
+      </w:r>
+      <w:proofErr w:type="spellEnd"/>
+      <w:r>
+        <w:rPr>
+          <w:rFonts w:asciiTheme="majorHAnsi" w:hAnsiTheme="majorHAnsi" w:cstheme="majorHAnsi"/>
+          <w:lang w:eastAsia="es-PE"/>
+        </w:rPr>
+        <w:t xml:space="preserve"> garantizan que la plataforma cumpla con los requisitos esperados por los </w:t>
+      </w:r>
+      <w:proofErr w:type="spellStart"/>
+      <w:r>
+        <w:rPr>
+          <w:rFonts w:asciiTheme="majorHAnsi" w:hAnsiTheme="majorHAnsi" w:cstheme="majorHAnsi"/>
+          <w:lang w:eastAsia="es-PE"/>
+        </w:rPr>
+        <w:t>stakeholders</w:t>
+      </w:r>
+      <w:proofErr w:type="spellEnd"/>
+      <w:r>
+        <w:rPr>
+          <w:rFonts w:asciiTheme="majorHAnsi" w:hAnsiTheme="majorHAnsi" w:cstheme="majorHAnsi"/>
+          <w:lang w:eastAsia="es-PE"/>
+        </w:rPr>
+        <w:t>, asegurando funcionalidad, usabilidad, confiabilidad, rendimiento y mantenibilidad.</w:t>
+      </w:r>
     </w:p>
     <w:p>
       <w:pPr>
         <w:pStyle w:val="TDC2"/>
         <w:rPr>
           <w:rStyle w:val="Ttulo2Car"/>
+          <w:rFonts w:cstheme="majorHAnsi"/>
           <w:color w:val="auto"/>
         </w:rPr>
       </w:pPr>
-      <w:bookmarkStart w:id="47" w:name="_Toc190184999"/>
+      <w:bookmarkStart w:id="45" w:name="_Toc190184997"/>
       <w:r>
         <w:rPr>
           <w:rStyle w:val="Ttulo2Car"/>
+          <w:rFonts w:cstheme="majorHAnsi"/>
           <w:color w:val="auto"/>
         </w:rPr>
-        <w:t xml:space="preserve">Escenario de </w:t>
-      </w:r>
-      <w:r>
+        <w:t>Escenario de Funcionalidad</w:t>
+      </w:r>
+      <w:bookmarkEnd w:id="45"/>
+    </w:p>
+    <w:p>
+      <w:pPr>
+        <w:rPr>
+          <w:rFonts w:asciiTheme="majorHAnsi" w:hAnsiTheme="majorHAnsi" w:cstheme="majorHAnsi"/>
+        </w:rPr>
+      </w:pPr>
+    </w:p>
+    <w:p>
+      <w:pPr>
+        <w:ind w:left="705"/>
+        <w:rPr>
+          <w:rFonts w:asciiTheme="majorHAnsi" w:hAnsiTheme="majorHAnsi" w:cstheme="majorHAnsi"/>
+        </w:rPr>
+      </w:pPr>
+      <w:proofErr w:type="spellStart"/>
+      <w:r>
+        <w:rPr>
+          <w:rFonts w:asciiTheme="majorHAnsi" w:hAnsiTheme="majorHAnsi" w:cstheme="majorHAnsi"/>
+        </w:rPr>
+        <w:t>Loppify</w:t>
+      </w:r>
+      <w:proofErr w:type="spellEnd"/>
+      <w:r>
+        <w:rPr>
+          <w:rFonts w:asciiTheme="majorHAnsi" w:hAnsiTheme="majorHAnsi" w:cstheme="majorHAnsi"/>
+        </w:rPr>
+        <w:t xml:space="preserve"> proporciona un conjunto de características esenciales para la gestión de alimentos excedentes, permitiendo la interacción entre consumidores y vendedores. Entre sus funcionalidades clave se encuentran el registro y autenticación de usuarios, gestión de negocios, visualización y compra de productos, procesamiento de pagos y notificaciones automáticas. Además, la plataforma implementa medidas de seguridad para proteger la información de los usuarios y las transacciones realizadas.</w:t>
+      </w:r>
+    </w:p>
+    <w:p>
+      <w:pPr>
+        <w:rPr>
+          <w:rFonts w:asciiTheme="majorHAnsi" w:hAnsiTheme="majorHAnsi" w:cstheme="majorHAnsi"/>
+        </w:rPr>
+      </w:pPr>
+    </w:p>
+    <w:p>
+      <w:pPr>
+        <w:pStyle w:val="TDC2"/>
         <w:rPr>
           <w:rStyle w:val="Ttulo2Car"/>
+          <w:rFonts w:cstheme="majorHAnsi"/>
           <w:color w:val="auto"/>
         </w:rPr>
-        <w:t>confiabilidad</w:t>
-      </w:r>
-      <w:bookmarkEnd w:id="47"/>
-    </w:p>
-    <w:p>
-      <w:pPr>
-        <w:autoSpaceDE w:val="0"/>
-        <w:autoSpaceDN w:val="0"/>
-        <w:adjustRightInd w:val="0"/>
-        <w:spacing w:after="0" w:line="240" w:lineRule="auto"/>
-        <w:ind w:left="708"/>
-        <w:jc w:val="both"/>
-        <w:rPr>
-          <w:rFonts w:ascii="TimesNewRoman,Italic" w:hAnsi="TimesNewRoman,Italic" w:cs="TimesNewRoman,Italic"/>
-          <w:i/>
-          <w:iCs/>
-          <w:color w:val="0000FF"/>
-          <w:sz w:val="20"/>
-          <w:szCs w:val="20"/>
-        </w:rPr>
-      </w:pPr>
-      <w:r>
-        <w:rPr>
-          <w:rFonts w:ascii="TimesNewRoman,Italic" w:hAnsi="TimesNewRoman,Italic" w:cs="TimesNewRoman,Italic"/>
-          <w:i/>
-          <w:iCs/>
-          <w:color w:val="0000FF"/>
-          <w:sz w:val="20"/>
-          <w:szCs w:val="20"/>
-        </w:rPr>
-        <w:t xml:space="preserve">[Es el equilibrio entre la confidencialidad, la integridad, la </w:t>
-      </w:r>
-      <w:proofErr w:type="spellStart"/>
-      <w:r>
-        <w:rPr>
-          <w:rFonts w:ascii="TimesNewRoman,Italic" w:hAnsi="TimesNewRoman,Italic" w:cs="TimesNewRoman,Italic"/>
-          <w:i/>
-          <w:iCs/>
-          <w:color w:val="0000FF"/>
-          <w:sz w:val="20"/>
-          <w:szCs w:val="20"/>
-        </w:rPr>
-        <w:t>irrefutabilidad</w:t>
-      </w:r>
-      <w:proofErr w:type="spellEnd"/>
-      <w:r>
-        <w:rPr>
-          <w:rFonts w:ascii="TimesNewRoman,Italic" w:hAnsi="TimesNewRoman,Italic" w:cs="TimesNewRoman,Italic"/>
-          <w:i/>
-          <w:iCs/>
-          <w:color w:val="0000FF"/>
-          <w:sz w:val="20"/>
-          <w:szCs w:val="20"/>
-        </w:rPr>
-        <w:t xml:space="preserve"> y la disponibilidad de la información y datos manipulados por el sistema. Se trata del estado de un sistema, el cual puede ser transitorio y volátil. La seguridad de un sistema se caracteriza por mecanismos y técnicas empleados para intentar reducir los más posible el impacto provocado por un ataque, y las amenazas (entendidas como los caminos mediante los cuales se pueden provocar un ataque).</w:t>
-      </w:r>
-    </w:p>
-    <w:p>
-      <w:pPr>
-        <w:autoSpaceDE w:val="0"/>
-        <w:autoSpaceDN w:val="0"/>
-        <w:adjustRightInd w:val="0"/>
-        <w:spacing w:after="0" w:line="240" w:lineRule="auto"/>
-        <w:ind w:left="708"/>
-        <w:jc w:val="both"/>
-        <w:rPr>
-          <w:rFonts w:ascii="TimesNewRoman,Italic" w:hAnsi="TimesNewRoman,Italic" w:cs="TimesNewRoman,Italic"/>
-          <w:i/>
-          <w:iCs/>
-          <w:color w:val="0000FF"/>
-          <w:sz w:val="20"/>
-          <w:szCs w:val="20"/>
-        </w:rPr>
-      </w:pPr>
-      <w:r>
-        <w:rPr>
-          <w:rFonts w:ascii="TimesNewRoman,Italic" w:hAnsi="TimesNewRoman,Italic" w:cs="TimesNewRoman,Italic"/>
-          <w:i/>
-          <w:iCs/>
-          <w:color w:val="0000FF"/>
-          <w:sz w:val="20"/>
-          <w:szCs w:val="20"/>
-        </w:rPr>
-        <w:t>Abarca los planos de observación físico, lógico y humanos. Posee tres tipos de enfoque: prevención, precaución y reacción.]</w:t>
-      </w:r>
+      </w:pPr>
+      <w:bookmarkStart w:id="46" w:name="_Toc190184998"/>
+      <w:r>
+        <w:rPr>
+          <w:rStyle w:val="Ttulo2Car"/>
+          <w:rFonts w:cstheme="majorHAnsi"/>
+          <w:color w:val="auto"/>
+        </w:rPr>
+        <w:t>Escenario de Usabilidad</w:t>
+      </w:r>
+      <w:bookmarkEnd w:id="46"/>
     </w:p>
     <w:p>
       <w:pPr>
         <w:pStyle w:val="Prrafodelista"/>
         <w:ind w:left="792"/>
         <w:rPr>
-          <w:lang w:eastAsia="es-PE"/>
-        </w:rPr>
-      </w:pPr>
-    </w:p>
-    <w:p>
-      <w:pPr>
-        <w:pStyle w:val="TDC2"/>
-        <w:rPr>
-          <w:rStyle w:val="Ttulo2Car"/>
-          <w:color w:val="auto"/>
-        </w:rPr>
-      </w:pPr>
-      <w:bookmarkStart w:id="48" w:name="_Toc190185000"/>
-      <w:r>
-        <w:rPr>
-          <w:rStyle w:val="Ttulo2Car"/>
-          <w:color w:val="auto"/>
-        </w:rPr>
-        <w:t xml:space="preserve">Escenario de </w:t>
-      </w:r>
-      <w:r>
-        <w:rPr>
-          <w:rStyle w:val="Ttulo2Car"/>
-          <w:color w:val="auto"/>
-        </w:rPr>
-        <w:t>rendimiento</w:t>
-      </w:r>
-      <w:bookmarkEnd w:id="48"/>
-    </w:p>
-    <w:p>
-      <w:pPr>
-        <w:autoSpaceDE w:val="0"/>
-        <w:autoSpaceDN w:val="0"/>
-        <w:adjustRightInd w:val="0"/>
-        <w:spacing w:after="0" w:line="240" w:lineRule="auto"/>
-        <w:ind w:left="708"/>
-        <w:jc w:val="both"/>
-        <w:rPr>
-          <w:rFonts w:ascii="TimesNewRoman,Italic" w:hAnsi="TimesNewRoman,Italic" w:cs="TimesNewRoman,Italic"/>
-          <w:i/>
-          <w:iCs/>
-          <w:color w:val="0000FF"/>
-          <w:sz w:val="20"/>
-          <w:szCs w:val="20"/>
-        </w:rPr>
-      </w:pPr>
-      <w:r>
-        <w:rPr>
-          <w:rFonts w:ascii="TimesNewRoman,Italic" w:hAnsi="TimesNewRoman,Italic" w:cs="TimesNewRoman,Italic"/>
-          <w:i/>
-          <w:iCs/>
-          <w:color w:val="0000FF"/>
-          <w:sz w:val="20"/>
-          <w:szCs w:val="20"/>
-        </w:rPr>
-        <w:t>[</w:t>
-      </w:r>
-      <w:r>
-        <w:rPr>
-          <w:rFonts w:ascii="TimesNewRoman,Italic" w:hAnsi="TimesNewRoman,Italic" w:cs="TimesNewRoman,Italic"/>
-          <w:i/>
-          <w:iCs/>
-          <w:color w:val="0000FF"/>
-          <w:sz w:val="20"/>
-          <w:szCs w:val="20"/>
-        </w:rPr>
-        <w:t>S</w:t>
-      </w:r>
-      <w:r>
-        <w:rPr>
-          <w:rFonts w:ascii="TimesNewRoman,Italic" w:hAnsi="TimesNewRoman,Italic" w:cs="TimesNewRoman,Italic"/>
-          <w:i/>
-          <w:iCs/>
-          <w:color w:val="0000FF"/>
-          <w:sz w:val="20"/>
-          <w:szCs w:val="20"/>
-        </w:rPr>
-        <w:t>e mide con base en la velocidad de procesamiento, el tiempo de respuesta, el uso de recursos, el conjunto y la eficiencia.</w:t>
-      </w:r>
-      <w:r>
-        <w:rPr>
-          <w:rFonts w:ascii="TimesNewRoman,Italic" w:hAnsi="TimesNewRoman,Italic" w:cs="TimesNewRoman,Italic"/>
-          <w:i/>
-          <w:iCs/>
-          <w:color w:val="0000FF"/>
-          <w:sz w:val="20"/>
-          <w:szCs w:val="20"/>
-        </w:rPr>
-        <w:t xml:space="preserve">] </w:t>
-      </w:r>
-      <w:r>
-        <w:rPr>
-          <w:rFonts w:ascii="TimesNewRoman,Italic" w:hAnsi="TimesNewRoman,Italic" w:cs="TimesNewRoman,Italic"/>
-          <w:i/>
-          <w:iCs/>
-          <w:color w:val="0000FF"/>
-          <w:sz w:val="20"/>
-          <w:szCs w:val="20"/>
-        </w:rPr>
-        <w:t>(Pressman 2010, pág. 187)</w:t>
-      </w:r>
+          <w:rFonts w:asciiTheme="majorHAnsi" w:hAnsiTheme="majorHAnsi" w:cstheme="majorHAnsi"/>
+          <w:lang w:eastAsia="es-PE"/>
+        </w:rPr>
+      </w:pPr>
     </w:p>
     <w:p>
       <w:pPr>
         <w:pStyle w:val="Prrafodelista"/>
         <w:ind w:left="792"/>
         <w:rPr>
-          <w:lang w:eastAsia="es-PE"/>
-        </w:rPr>
-      </w:pPr>
+          <w:rFonts w:asciiTheme="majorHAnsi" w:hAnsiTheme="majorHAnsi" w:cstheme="majorHAnsi"/>
+          <w:lang w:eastAsia="es-PE"/>
+        </w:rPr>
+      </w:pPr>
+      <w:r>
+        <w:rPr>
+          <w:rFonts w:asciiTheme="majorHAnsi" w:hAnsiTheme="majorHAnsi" w:cstheme="majorHAnsi"/>
+          <w:lang w:eastAsia="es-PE"/>
+        </w:rPr>
+        <w:t xml:space="preserve">El sistema está diseñado para ofrecer una interfaz intuitiva y amigable, accesible desde dispositivos móviles y computadoras. </w:t>
+      </w:r>
+      <w:proofErr w:type="spellStart"/>
+      <w:r>
+        <w:rPr>
+          <w:rFonts w:asciiTheme="majorHAnsi" w:hAnsiTheme="majorHAnsi" w:cstheme="majorHAnsi"/>
+          <w:lang w:eastAsia="es-PE"/>
+        </w:rPr>
+        <w:t>Loppify</w:t>
+      </w:r>
+      <w:proofErr w:type="spellEnd"/>
+      <w:r>
+        <w:rPr>
+          <w:rFonts w:asciiTheme="majorHAnsi" w:hAnsiTheme="majorHAnsi" w:cstheme="majorHAnsi"/>
+          <w:lang w:eastAsia="es-PE"/>
+        </w:rPr>
+        <w:t xml:space="preserve"> permite a los usuarios registrarse y comenzar a utilizar la plataforma de manera sencilla, minimizando la curva de aprendizaje. Se han implementado principios de diseño UX/UI para mejorar la experiencia de usuario, incluyendo navegación clara, mensajes de error comprensibles y opciones de personalización según el rol del usuario (Administrador, Vendedor o Cliente).</w:t>
+      </w:r>
+    </w:p>
+    <w:p>
+      <w:pPr>
+        <w:pStyle w:val="TDC2"/>
+        <w:rPr>
+          <w:rStyle w:val="Ttulo2Car"/>
+          <w:rFonts w:cstheme="majorHAnsi"/>
+          <w:color w:val="auto"/>
+        </w:rPr>
+      </w:pPr>
+      <w:bookmarkStart w:id="47" w:name="_Toc190184999"/>
+      <w:r>
+        <w:rPr>
+          <w:rStyle w:val="Ttulo2Car"/>
+          <w:rFonts w:cstheme="majorHAnsi"/>
+          <w:color w:val="auto"/>
+        </w:rPr>
+        <w:t>Escenario de confiabilidad</w:t>
+      </w:r>
+      <w:bookmarkEnd w:id="47"/>
     </w:p>
     <w:p>
       <w:pPr>
         <w:pStyle w:val="Prrafodelista"/>
         <w:ind w:left="792"/>
         <w:rPr>
-          <w:lang w:eastAsia="es-PE"/>
-        </w:rPr>
-      </w:pPr>
-    </w:p>
-    <w:p>
-      <w:pPr>
-        <w:pStyle w:val="TDC2"/>
-        <w:rPr>
-          <w:rStyle w:val="Ttulo2Car"/>
-          <w:color w:val="auto"/>
-        </w:rPr>
-      </w:pPr>
-      <w:bookmarkStart w:id="49" w:name="_Toc190185001"/>
-      <w:r>
-        <w:rPr>
-          <w:rStyle w:val="Ttulo2Car"/>
-          <w:color w:val="auto"/>
-        </w:rPr>
-        <w:t xml:space="preserve">Escenario de </w:t>
-      </w:r>
-      <w:r>
-        <w:rPr>
-          <w:rStyle w:val="Ttulo2Car"/>
-          <w:color w:val="auto"/>
-        </w:rPr>
-        <w:t>mantenibilidad</w:t>
-      </w:r>
-      <w:bookmarkEnd w:id="49"/>
-    </w:p>
-    <w:p>
-      <w:pPr>
-        <w:autoSpaceDE w:val="0"/>
-        <w:autoSpaceDN w:val="0"/>
-        <w:adjustRightInd w:val="0"/>
-        <w:spacing w:after="0" w:line="240" w:lineRule="auto"/>
-        <w:ind w:left="708"/>
-        <w:jc w:val="both"/>
-        <w:rPr>
-          <w:rFonts w:ascii="TimesNewRoman,Italic" w:hAnsi="TimesNewRoman,Italic" w:cs="TimesNewRoman,Italic"/>
-          <w:i/>
-          <w:iCs/>
-          <w:color w:val="0000FF"/>
-          <w:sz w:val="20"/>
-          <w:szCs w:val="20"/>
-        </w:rPr>
-      </w:pPr>
-      <w:r>
-        <w:rPr>
-          <w:rFonts w:ascii="TimesNewRoman,Italic" w:hAnsi="TimesNewRoman,Italic" w:cs="TimesNewRoman,Italic"/>
-          <w:i/>
-          <w:iCs/>
-          <w:color w:val="0000FF"/>
-          <w:sz w:val="20"/>
-          <w:szCs w:val="20"/>
-        </w:rPr>
-        <w:t>[</w:t>
-      </w:r>
-      <w:r>
-        <w:rPr>
-          <w:rFonts w:ascii="TimesNewRoman,Italic" w:hAnsi="TimesNewRoman,Italic" w:cs="TimesNewRoman,Italic"/>
-          <w:i/>
-          <w:iCs/>
-          <w:color w:val="0000FF"/>
-          <w:sz w:val="20"/>
-          <w:szCs w:val="20"/>
-        </w:rPr>
-        <w:t>C</w:t>
-      </w:r>
-      <w:r>
-        <w:rPr>
-          <w:rFonts w:ascii="TimesNewRoman,Italic" w:hAnsi="TimesNewRoman,Italic" w:cs="TimesNewRoman,Italic"/>
-          <w:i/>
-          <w:iCs/>
-          <w:color w:val="0000FF"/>
-          <w:sz w:val="20"/>
-          <w:szCs w:val="20"/>
-        </w:rPr>
-        <w:t>ombina la capacidad del programa para ser ampliable (extensibilidad), adaptable y servicial. (Pressman 2010, pág. 187)</w:t>
-      </w:r>
+          <w:rFonts w:asciiTheme="majorHAnsi" w:hAnsiTheme="majorHAnsi" w:cstheme="majorHAnsi"/>
+          <w:lang w:eastAsia="es-PE"/>
+        </w:rPr>
+      </w:pPr>
     </w:p>
     <w:p>
       <w:pPr>
         <w:pStyle w:val="Prrafodelista"/>
         <w:ind w:left="792"/>
         <w:rPr>
-          <w:lang w:eastAsia="es-PE"/>
-        </w:rPr>
-      </w:pPr>
+          <w:rFonts w:asciiTheme="majorHAnsi" w:hAnsiTheme="majorHAnsi" w:cstheme="majorHAnsi"/>
+          <w:lang w:eastAsia="es-PE"/>
+        </w:rPr>
+      </w:pPr>
+      <w:proofErr w:type="spellStart"/>
+      <w:r>
+        <w:rPr>
+          <w:rFonts w:asciiTheme="majorHAnsi" w:hAnsiTheme="majorHAnsi" w:cstheme="majorHAnsi"/>
+          <w:lang w:eastAsia="es-PE"/>
+        </w:rPr>
+        <w:t>Loppify</w:t>
+      </w:r>
+      <w:proofErr w:type="spellEnd"/>
+      <w:r>
+        <w:rPr>
+          <w:rFonts w:asciiTheme="majorHAnsi" w:hAnsiTheme="majorHAnsi" w:cstheme="majorHAnsi"/>
+          <w:lang w:eastAsia="es-PE"/>
+        </w:rPr>
+        <w:t xml:space="preserve"> garantiza la integridad y seguridad de los datos mediante cifrado en la autenticación y almacenamiento seguro en PostgreSQL. Se implementan técnicas de mitigación de ataques como SQL </w:t>
+      </w:r>
+      <w:proofErr w:type="spellStart"/>
+      <w:r>
+        <w:rPr>
+          <w:rFonts w:asciiTheme="majorHAnsi" w:hAnsiTheme="majorHAnsi" w:cstheme="majorHAnsi"/>
+          <w:lang w:eastAsia="es-PE"/>
+        </w:rPr>
+        <w:t>Injection</w:t>
+      </w:r>
+      <w:proofErr w:type="spellEnd"/>
+      <w:r>
+        <w:rPr>
+          <w:rFonts w:asciiTheme="majorHAnsi" w:hAnsiTheme="majorHAnsi" w:cstheme="majorHAnsi"/>
+          <w:lang w:eastAsia="es-PE"/>
+        </w:rPr>
+        <w:t xml:space="preserve"> y Cross-Site Scripting (XSS). La disponibilidad del sistema es prioritaria, asegurando un tiempo de actividad del 99.9% y respaldos automáticos en la nube cada 24 horas para evitar pérdida de datos.</w:t>
+      </w:r>
     </w:p>
     <w:p>
       <w:pPr>
         <w:pStyle w:val="TDC2"/>
         <w:rPr>
           <w:rStyle w:val="Ttulo2Car"/>
+          <w:rFonts w:cstheme="majorHAnsi"/>
           <w:color w:val="auto"/>
         </w:rPr>
       </w:pPr>
+      <w:bookmarkStart w:id="48" w:name="_Toc190185000"/>
+      <w:r>
+        <w:rPr>
+          <w:rStyle w:val="Ttulo2Car"/>
+          <w:rFonts w:cstheme="majorHAnsi"/>
+          <w:color w:val="auto"/>
+        </w:rPr>
+        <w:t>Escenario de rendimiento</w:t>
+      </w:r>
+      <w:bookmarkEnd w:id="48"/>
+    </w:p>
+    <w:p>
+      <w:pPr>
+        <w:pStyle w:val="Prrafodelista"/>
+        <w:ind w:left="792"/>
+        <w:rPr>
+          <w:rFonts w:asciiTheme="majorHAnsi" w:hAnsiTheme="majorHAnsi" w:cstheme="majorHAnsi"/>
+          <w:lang w:eastAsia="es-PE"/>
+        </w:rPr>
+      </w:pPr>
+    </w:p>
+    <w:p>
+      <w:pPr>
+        <w:ind w:left="708"/>
+        <w:rPr>
+          <w:rFonts w:asciiTheme="majorHAnsi" w:hAnsiTheme="majorHAnsi" w:cstheme="majorHAnsi"/>
+          <w:lang w:eastAsia="es-PE"/>
+        </w:rPr>
+      </w:pPr>
+      <w:r>
+        <w:rPr>
+          <w:rFonts w:asciiTheme="majorHAnsi" w:hAnsiTheme="majorHAnsi" w:cstheme="majorHAnsi"/>
+          <w:lang w:eastAsia="es-PE"/>
+        </w:rPr>
+        <w:t xml:space="preserve">La plataforma está optimizada para responder en menos de 2 segundos a cualquier consulta dentro del sistema. Se emplea </w:t>
+      </w:r>
+      <w:proofErr w:type="spellStart"/>
+      <w:r>
+        <w:rPr>
+          <w:rFonts w:asciiTheme="majorHAnsi" w:hAnsiTheme="majorHAnsi" w:cstheme="majorHAnsi"/>
+          <w:lang w:eastAsia="es-PE"/>
+        </w:rPr>
+        <w:t>caching</w:t>
+      </w:r>
+      <w:proofErr w:type="spellEnd"/>
+      <w:r>
+        <w:rPr>
+          <w:rFonts w:asciiTheme="majorHAnsi" w:hAnsiTheme="majorHAnsi" w:cstheme="majorHAnsi"/>
+          <w:lang w:eastAsia="es-PE"/>
+        </w:rPr>
+        <w:t xml:space="preserve"> para mejorar la velocidad de carga y reducir la carga en el servidor. Además, </w:t>
+      </w:r>
+      <w:proofErr w:type="spellStart"/>
+      <w:r>
+        <w:rPr>
+          <w:rFonts w:asciiTheme="majorHAnsi" w:hAnsiTheme="majorHAnsi" w:cstheme="majorHAnsi"/>
+          <w:lang w:eastAsia="es-PE"/>
+        </w:rPr>
+        <w:t>Loppify</w:t>
+      </w:r>
+      <w:proofErr w:type="spellEnd"/>
+      <w:r>
+        <w:rPr>
+          <w:rFonts w:asciiTheme="majorHAnsi" w:hAnsiTheme="majorHAnsi" w:cstheme="majorHAnsi"/>
+          <w:lang w:eastAsia="es-PE"/>
+        </w:rPr>
+        <w:t xml:space="preserve"> soporta hasta 1,000 usuarios concurrentes sin degradación en la experiencia de uso. La base de datos está optimizada para garantizar tiempos de respuesta eficientes en la búsqueda de productos y procesamiento de pedidos.</w:t>
+      </w:r>
+    </w:p>
+    <w:p>
+      <w:pPr>
+        <w:rPr>
+          <w:rFonts w:asciiTheme="majorHAnsi" w:hAnsiTheme="majorHAnsi" w:cstheme="majorHAnsi"/>
+          <w:lang w:eastAsia="es-PE"/>
+        </w:rPr>
+      </w:pPr>
+    </w:p>
+    <w:p>
+      <w:pPr>
+        <w:rPr>
+          <w:rFonts w:asciiTheme="majorHAnsi" w:hAnsiTheme="majorHAnsi" w:cstheme="majorHAnsi"/>
+          <w:lang w:eastAsia="es-PE"/>
+        </w:rPr>
+      </w:pPr>
+    </w:p>
+    <w:p>
+      <w:pPr>
+        <w:pStyle w:val="TDC2"/>
+        <w:rPr>
+          <w:rStyle w:val="Ttulo2Car"/>
+          <w:rFonts w:cstheme="majorHAnsi"/>
+          <w:color w:val="auto"/>
+        </w:rPr>
+      </w:pPr>
+      <w:bookmarkStart w:id="49" w:name="_Toc190185001"/>
+      <w:r>
+        <w:rPr>
+          <w:rStyle w:val="Ttulo2Car"/>
+          <w:rFonts w:cstheme="majorHAnsi"/>
+          <w:color w:val="auto"/>
+        </w:rPr>
+        <w:t>Escenario de mantenibilidad</w:t>
+      </w:r>
+      <w:bookmarkEnd w:id="49"/>
+    </w:p>
+    <w:p>
+      <w:pPr>
+        <w:pStyle w:val="Prrafodelista"/>
+        <w:ind w:left="792"/>
+        <w:rPr>
+          <w:rFonts w:asciiTheme="majorHAnsi" w:hAnsiTheme="majorHAnsi" w:cstheme="majorHAnsi"/>
+          <w:lang w:eastAsia="es-PE"/>
+        </w:rPr>
+      </w:pPr>
+    </w:p>
+    <w:p>
+      <w:pPr>
+        <w:pStyle w:val="Prrafodelista"/>
+        <w:ind w:left="792"/>
+        <w:rPr>
+          <w:rFonts w:asciiTheme="majorHAnsi" w:hAnsiTheme="majorHAnsi" w:cstheme="majorHAnsi"/>
+          <w:lang w:eastAsia="es-PE"/>
+        </w:rPr>
+      </w:pPr>
+      <w:r>
+        <w:rPr>
+          <w:rFonts w:asciiTheme="majorHAnsi" w:hAnsiTheme="majorHAnsi" w:cstheme="majorHAnsi"/>
+          <w:lang w:eastAsia="es-PE"/>
+        </w:rPr>
+        <w:t xml:space="preserve">El código de </w:t>
+      </w:r>
+      <w:proofErr w:type="spellStart"/>
+      <w:r>
+        <w:rPr>
+          <w:rFonts w:asciiTheme="majorHAnsi" w:hAnsiTheme="majorHAnsi" w:cstheme="majorHAnsi"/>
+          <w:lang w:eastAsia="es-PE"/>
+        </w:rPr>
+        <w:t>Loppify</w:t>
+      </w:r>
+      <w:proofErr w:type="spellEnd"/>
+      <w:r>
+        <w:rPr>
+          <w:rFonts w:asciiTheme="majorHAnsi" w:hAnsiTheme="majorHAnsi" w:cstheme="majorHAnsi"/>
+          <w:lang w:eastAsia="es-PE"/>
+        </w:rPr>
+        <w:t xml:space="preserve"> sigue principios de desarrollo limpio y modular, facilitando futuras actualizaciones y mejoras. Se emplean buenas prácticas en ASP.NET Core y Angular para garantizar una arquitectura escalable y mantenible. El sistema está diseñado para ser extensible, permitiendo la integración de nuevas funciones sin afectar la estabilidad del software.</w:t>
+      </w:r>
+    </w:p>
+    <w:p>
+      <w:pPr>
+        <w:pStyle w:val="TDC2"/>
+        <w:rPr>
+          <w:rStyle w:val="Ttulo2Car"/>
+          <w:rFonts w:cstheme="majorHAnsi"/>
+          <w:color w:val="auto"/>
+        </w:rPr>
+      </w:pPr>
       <w:bookmarkStart w:id="50" w:name="_Toc190185002"/>
       <w:r>
         <w:rPr>
           <w:rStyle w:val="Ttulo2Car"/>
+          <w:rFonts w:cstheme="majorHAnsi"/>
           <w:color w:val="auto"/>
         </w:rPr>
         <w:t>Otros Escenarios</w:t>
@@ -10523,91 +10467,64 @@
     </w:p>
     <w:p>
       <w:pPr>
-        <w:autoSpaceDE w:val="0"/>
-        <w:autoSpaceDN w:val="0"/>
-        <w:adjustRightInd w:val="0"/>
-        <w:spacing w:after="0" w:line="240" w:lineRule="auto"/>
+        <w:rPr>
+          <w:rFonts w:asciiTheme="majorHAnsi" w:hAnsiTheme="majorHAnsi" w:cstheme="majorHAnsi"/>
+        </w:rPr>
+      </w:pPr>
+    </w:p>
+    <w:p>
+      <w:pPr>
+        <w:rPr>
+          <w:rFonts w:asciiTheme="majorHAnsi" w:hAnsiTheme="majorHAnsi" w:cstheme="majorHAnsi"/>
+        </w:rPr>
+      </w:pPr>
+      <w:r>
+        <w:rPr>
+          <w:rFonts w:asciiTheme="majorHAnsi" w:hAnsiTheme="majorHAnsi" w:cstheme="majorHAnsi"/>
+        </w:rPr>
+        <w:tab/>
+      </w:r>
+      <w:r>
+        <w:rPr>
+          <w:rFonts w:asciiTheme="majorHAnsi" w:hAnsiTheme="majorHAnsi" w:cstheme="majorHAnsi"/>
+        </w:rPr>
+        <w:t>Performance:</w:t>
+      </w:r>
+    </w:p>
+    <w:p>
+      <w:pPr>
         <w:ind w:left="708"/>
-        <w:jc w:val="both"/>
-        <w:rPr>
-          <w:rFonts w:ascii="TimesNewRoman,Italic" w:hAnsi="TimesNewRoman,Italic" w:cs="TimesNewRoman,Italic"/>
-          <w:i/>
-          <w:iCs/>
-          <w:color w:val="0000FF"/>
-          <w:sz w:val="20"/>
-          <w:szCs w:val="20"/>
-        </w:rPr>
-      </w:pPr>
-      <w:r>
-        <w:rPr>
-          <w:rFonts w:ascii="TimesNewRoman,Italic" w:hAnsi="TimesNewRoman,Italic" w:cs="TimesNewRoman,Italic"/>
-          <w:i/>
-          <w:iCs/>
-          <w:color w:val="0000FF"/>
-          <w:sz w:val="20"/>
-          <w:szCs w:val="20"/>
-        </w:rPr>
-        <w:t>[“Otros escenarios como por ejemplo: Performance”</w:t>
-      </w:r>
-    </w:p>
-    <w:p>
-      <w:pPr>
-        <w:autoSpaceDE w:val="0"/>
-        <w:autoSpaceDN w:val="0"/>
-        <w:adjustRightInd w:val="0"/>
-        <w:spacing w:after="0" w:line="240" w:lineRule="auto"/>
-        <w:ind w:left="708"/>
-        <w:jc w:val="both"/>
-        <w:rPr>
-          <w:rFonts w:ascii="TimesNewRoman,Italic" w:hAnsi="TimesNewRoman,Italic" w:cs="TimesNewRoman,Italic"/>
-          <w:i/>
-          <w:iCs/>
-          <w:color w:val="0000FF"/>
-          <w:sz w:val="20"/>
-          <w:szCs w:val="20"/>
-        </w:rPr>
-      </w:pPr>
-      <w:r>
-        <w:rPr>
-          <w:rFonts w:ascii="TimesNewRoman,Italic" w:hAnsi="TimesNewRoman,Italic" w:cs="TimesNewRoman,Italic"/>
-          <w:b/>
-          <w:i/>
-          <w:iCs/>
-          <w:color w:val="0000FF"/>
-          <w:sz w:val="20"/>
-          <w:szCs w:val="20"/>
-        </w:rPr>
-        <w:t>Performance</w:t>
-      </w:r>
-      <w:r>
-        <w:rPr>
-          <w:rFonts w:ascii="TimesNewRoman,Italic" w:hAnsi="TimesNewRoman,Italic" w:cs="TimesNewRoman,Italic"/>
-          <w:i/>
-          <w:iCs/>
-          <w:color w:val="0000FF"/>
-          <w:sz w:val="20"/>
-          <w:szCs w:val="20"/>
-        </w:rPr>
-        <w:t xml:space="preserve">: El atributo de calidad Performance se refiere a la capacidad de responder, ya sea el tiempo requerido para responder a eventos determinados, o bien, la cantidad de eventos </w:t>
-      </w:r>
-      <w:r>
-        <w:rPr>
-          <w:rFonts w:ascii="TimesNewRoman,Italic" w:hAnsi="TimesNewRoman,Italic" w:cs="TimesNewRoman,Italic"/>
-          <w:i/>
-          <w:iCs/>
-          <w:color w:val="0000FF"/>
-          <w:sz w:val="20"/>
-          <w:szCs w:val="20"/>
-        </w:rPr>
-        <w:lastRenderedPageBreak/>
-        <w:t>procesados en un intervalo de tiempo dado. La Performance caracteriza la proyección en el tiempo de los servicios entregados por el sistema.]</w:t>
-      </w:r>
-    </w:p>
-    <w:p/>
+        <w:rPr>
+          <w:rFonts w:asciiTheme="majorHAnsi" w:hAnsiTheme="majorHAnsi" w:cstheme="majorHAnsi"/>
+          <w:sz w:val="24"/>
+          <w:szCs w:val="24"/>
+        </w:rPr>
+      </w:pPr>
+      <w:r>
+        <w:rPr>
+          <w:rFonts w:asciiTheme="majorHAnsi" w:hAnsiTheme="majorHAnsi" w:cstheme="majorHAnsi"/>
+        </w:rPr>
+        <w:t xml:space="preserve">El sistema de </w:t>
+      </w:r>
+      <w:proofErr w:type="spellStart"/>
+      <w:r>
+        <w:rPr>
+          <w:rFonts w:asciiTheme="majorHAnsi" w:hAnsiTheme="majorHAnsi" w:cstheme="majorHAnsi"/>
+        </w:rPr>
+        <w:t>Loppify</w:t>
+      </w:r>
+      <w:proofErr w:type="spellEnd"/>
+      <w:r>
+        <w:rPr>
+          <w:rFonts w:asciiTheme="majorHAnsi" w:hAnsiTheme="majorHAnsi" w:cstheme="majorHAnsi"/>
+        </w:rPr>
+        <w:t xml:space="preserve"> ha sido diseñado para responder eficientemente a los eventos generados por los usuarios, asegurando tiempos de carga mínimos y procesamiento optimizado de las operaciones clave. Se monitorean métricas de rendimiento en Azure para detectar y corregir posibles cuellos de botella, asegurando una experiencia fluida para los usuarios.</w:t>
+      </w:r>
+    </w:p>
     <w:p/>
     <w:sectPr>
-      <w:headerReference w:type="default" r:id="rId9"/>
-      <w:footerReference w:type="default" r:id="rId10"/>
+      <w:headerReference w:type="default" r:id="rId19"/>
+      <w:footerReference w:type="default" r:id="rId20"/>
       <w:pgSz w:w="11906" w:h="16838"/>
       <w:pgMar w:top="1417" w:right="1701" w:bottom="1417" w:left="1701" w:header="708" w:footer="708" w:gutter="0"/>
       <w:cols w:space="708"/>
@@ -13960,15 +13877,11 @@
     <w:uiPriority w:val="39"/>
     <w:unhideWhenUsed/>
     <w:qFormat/>
-    <w:rsid w:val="00D7069C"/>
+    <w:rsid w:val="00DB6969"/>
     <w:pPr>
       <w:spacing w:before="120" w:after="0"/>
       <w:ind w:left="220"/>
     </w:pPr>
-    <w:rPr>
-      <w:b/>
-      <w:bCs/>
-    </w:rPr>
   </w:style>
   <w:style w:type="character" w:styleId="Hipervnculo">
     <w:name w:val="Hyperlink"/>
